--- a/3_Documentazione/Documentazione.docx
+++ b/3_Documentazione/Documentazione.docx
@@ -19,7 +19,7 @@
         <w:pStyle w:val="TitoloPagina1"/>
       </w:pPr>
       <w:r>
-        <w:t>Esempio di documentazione</w:t>
+        <w:t>documentazione</w:t>
       </w:r>
     </w:p>
     <w:p>
@@ -102,7 +102,6 @@
           <w:noProof/>
           <w:lang w:val="it-IT"/>
         </w:rPr>
-        <w:lastRenderedPageBreak/>
         <w:t>1</w:t>
       </w:r>
       <w:r>
@@ -2912,7 +2911,6 @@
         <w:rPr>
           <w:lang w:val="it-IT"/>
         </w:rPr>
-        <w:lastRenderedPageBreak/>
         <w:t>Analisi</w:t>
       </w:r>
       <w:bookmarkEnd w:id="3"/>
@@ -3406,90 +3404,6 @@
                 <w:szCs w:val="16"/>
               </w:rPr>
               <w:t xml:space="preserve">Invio e ricezione di messaggi in tempo reale </w:t>
-            </w:r>
-          </w:p>
-        </w:tc>
-      </w:tr>
-      <w:tr>
-        <w:trPr>
-          <w:tblCellSpacing w:w="0" w:type="dxa"/>
-        </w:trPr>
-        <w:tc>
-          <w:tcPr>
-            <w:tcW w:w="1895" w:type="dxa"/>
-            <w:tcBorders>
-              <w:top w:val="outset" w:sz="6" w:space="0" w:color="000000"/>
-              <w:bottom w:val="outset" w:sz="6" w:space="0" w:color="000000"/>
-              <w:right w:val="outset" w:sz="6" w:space="0" w:color="000000"/>
-            </w:tcBorders>
-          </w:tcPr>
-          <w:p>
-            <w:pPr>
-              <w:spacing w:before="100" w:beforeAutospacing="1"/>
-              <w:rPr>
-                <w:b/>
-                <w:bCs/>
-                <w:sz w:val="16"/>
-                <w:szCs w:val="16"/>
-              </w:rPr>
-            </w:pPr>
-            <w:r>
-              <w:rPr>
-                <w:b/>
-                <w:bCs/>
-                <w:sz w:val="16"/>
-                <w:szCs w:val="16"/>
-              </w:rPr>
-              <w:t>003</w:t>
-            </w:r>
-          </w:p>
-        </w:tc>
-        <w:tc>
-          <w:tcPr>
-            <w:tcW w:w="7685" w:type="dxa"/>
-            <w:tcBorders>
-              <w:top w:val="outset" w:sz="6" w:space="0" w:color="000000"/>
-              <w:left w:val="outset" w:sz="6" w:space="0" w:color="000000"/>
-              <w:bottom w:val="outset" w:sz="6" w:space="0" w:color="000000"/>
-            </w:tcBorders>
-          </w:tcPr>
-          <w:p>
-            <w:pPr>
-              <w:spacing w:before="100" w:beforeAutospacing="1"/>
-              <w:rPr>
-                <w:sz w:val="16"/>
-                <w:szCs w:val="16"/>
-              </w:rPr>
-            </w:pPr>
-            <w:r>
-              <w:rPr>
-                <w:sz w:val="16"/>
-                <w:szCs w:val="16"/>
-              </w:rPr>
-              <w:t>Invio broadcast</w:t>
-            </w:r>
-            <w:r>
-              <w:rPr>
-                <w:sz w:val="16"/>
-                <w:szCs w:val="16"/>
-              </w:rPr>
-              <w:t xml:space="preserve"> di </w:t>
-            </w:r>
-            <w:proofErr w:type="spellStart"/>
-            <w:r>
-              <w:rPr>
-                <w:sz w:val="16"/>
-                <w:szCs w:val="16"/>
-              </w:rPr>
-              <w:t>ip</w:t>
-            </w:r>
-            <w:proofErr w:type="spellEnd"/>
-            <w:r>
-              <w:rPr>
-                <w:sz w:val="16"/>
-                <w:szCs w:val="16"/>
-              </w:rPr>
-              <w:t xml:space="preserve"> </w:t>
             </w:r>
           </w:p>
         </w:tc>
@@ -3564,15 +3478,7 @@
                 <w:sz w:val="16"/>
                 <w:szCs w:val="16"/>
               </w:rPr>
-              <w:t>0</w:t>
-            </w:r>
-            <w:r>
-              <w:rPr>
-                <w:b/>
-                <w:sz w:val="16"/>
-                <w:szCs w:val="16"/>
-              </w:rPr>
-              <w:t>2</w:t>
+              <w:t>02</w:t>
             </w:r>
           </w:p>
         </w:tc>
@@ -4759,15 +4665,7 @@
                 <w:sz w:val="16"/>
                 <w:szCs w:val="16"/>
               </w:rPr>
-              <w:t>0</w:t>
-            </w:r>
-            <w:r>
-              <w:rPr>
-                <w:b/>
-                <w:sz w:val="16"/>
-                <w:szCs w:val="16"/>
-              </w:rPr>
-              <w:t>4</w:t>
+              <w:t>04</w:t>
             </w:r>
           </w:p>
         </w:tc>
@@ -5129,14 +5027,7 @@
                 <w:sz w:val="16"/>
                 <w:szCs w:val="16"/>
               </w:rPr>
-              <w:t>Visualizzazione utenti online</w:t>
-            </w:r>
-            <w:r>
-              <w:rPr>
-                <w:sz w:val="16"/>
-                <w:szCs w:val="16"/>
-              </w:rPr>
-              <w:t xml:space="preserve"> </w:t>
+              <w:t xml:space="preserve">Visualizzazione utenti online </w:t>
             </w:r>
           </w:p>
         </w:tc>
@@ -5334,15 +5225,7 @@
                 <w:sz w:val="16"/>
                 <w:szCs w:val="16"/>
               </w:rPr>
-              <w:t>0</w:t>
-            </w:r>
-            <w:r>
-              <w:rPr>
-                <w:b/>
-                <w:sz w:val="16"/>
-                <w:szCs w:val="16"/>
-              </w:rPr>
-              <w:t>5</w:t>
+              <w:t>05</w:t>
             </w:r>
           </w:p>
         </w:tc>
@@ -5401,7 +5284,7 @@
                 <w:sz w:val="16"/>
                 <w:szCs w:val="16"/>
               </w:rPr>
-              <w:t>Stato</w:t>
+              <w:t>Routing</w:t>
             </w:r>
           </w:p>
         </w:tc>
@@ -5578,7 +5461,35 @@
                 <w:sz w:val="16"/>
                 <w:szCs w:val="16"/>
               </w:rPr>
-              <w:t>Necessita che il punto 001 e 002 sia funzionanti</w:t>
+              <w:t xml:space="preserve">Necessita che il punto 001 </w:t>
+            </w:r>
+            <w:r>
+              <w:rPr>
+                <w:sz w:val="16"/>
+                <w:szCs w:val="16"/>
+              </w:rPr>
+              <w:t xml:space="preserve">, </w:t>
+            </w:r>
+            <w:r>
+              <w:rPr>
+                <w:sz w:val="16"/>
+                <w:szCs w:val="16"/>
+              </w:rPr>
+              <w:t>002</w:t>
+            </w:r>
+            <w:r>
+              <w:rPr>
+                <w:sz w:val="16"/>
+                <w:szCs w:val="16"/>
+              </w:rPr>
+              <w:t xml:space="preserve"> e 003</w:t>
+            </w:r>
+            <w:r>
+              <w:rPr>
+                <w:sz w:val="16"/>
+                <w:szCs w:val="16"/>
+              </w:rPr>
+              <w:t xml:space="preserve"> sia funzionanti</w:t>
             </w:r>
           </w:p>
         </w:tc>
@@ -5675,7 +5586,6 @@
               <w:t xml:space="preserve">Gli utenti </w:t>
             </w:r>
             <w:proofErr w:type="spellStart"/>
-            <w:proofErr w:type="gramStart"/>
             <w:r>
               <w:rPr>
                 <w:sz w:val="16"/>
@@ -5689,15 +5599,7 @@
                 <w:sz w:val="16"/>
                 <w:szCs w:val="16"/>
               </w:rPr>
-              <w:t xml:space="preserve"> avvio</w:t>
-            </w:r>
-            <w:proofErr w:type="gramEnd"/>
-            <w:r>
-              <w:rPr>
-                <w:sz w:val="16"/>
-                <w:szCs w:val="16"/>
-              </w:rPr>
-              <w:t xml:space="preserve"> iniziano a mandare </w:t>
+              <w:t xml:space="preserve"> avvio iniziano a mandare </w:t>
             </w:r>
             <w:proofErr w:type="spellStart"/>
             <w:r>
@@ -5804,7 +5706,6 @@
       </w:pPr>
       <w:bookmarkStart w:id="6" w:name="_Toc94790448"/>
       <w:r>
-        <w:lastRenderedPageBreak/>
         <w:t>Spiegazione elementi tabella dei requisiti:</w:t>
       </w:r>
       <w:bookmarkEnd w:id="6"/>
@@ -6018,7 +5919,21 @@
         <w:rPr>
           <w:lang w:val="it-IT"/>
         </w:rPr>
-        <w:t>La pianificazione può essere rappresentata mediante un diagramma di Gantt:</w:t>
+        <w:t xml:space="preserve">La pianificazione può essere rappresentata mediante un diagramma di </w:t>
+      </w:r>
+      <w:proofErr w:type="spellStart"/>
+      <w:r>
+        <w:rPr>
+          <w:lang w:val="it-IT"/>
+        </w:rPr>
+        <w:t>Gantt</w:t>
+      </w:r>
+      <w:proofErr w:type="spellEnd"/>
+      <w:r>
+        <w:rPr>
+          <w:lang w:val="it-IT"/>
+        </w:rPr>
+        <w:t>:</w:t>
       </w:r>
     </w:p>
     <w:p>
@@ -6143,7 +6058,15 @@
               <w:fldChar w:fldCharType="end"/>
             </w:r>
             <w:r>
-              <w:t>: Esempio di diagramma di Gantt.</w:t>
+              <w:t xml:space="preserve">: Esempio di diagramma di </w:t>
+            </w:r>
+            <w:proofErr w:type="spellStart"/>
+            <w:r>
+              <w:t>Gantt</w:t>
+            </w:r>
+            <w:proofErr w:type="spellEnd"/>
+            <w:r>
+              <w:t>.</w:t>
             </w:r>
           </w:p>
         </w:tc>
@@ -6261,7 +6184,6 @@
       <w:bookmarkStart w:id="10" w:name="_Toc413411419"/>
       <w:bookmarkStart w:id="11" w:name="_Toc94790452"/>
       <w:r>
-        <w:lastRenderedPageBreak/>
         <w:t>Software</w:t>
       </w:r>
       <w:bookmarkEnd w:id="10"/>
@@ -8040,7 +7962,14 @@
         <w:rPr>
           <w:lang w:val="it-IT"/>
         </w:rPr>
-        <w:t xml:space="preserve"> 1.7) (ad esempio Gan</w:t>
+        <w:t xml:space="preserve"> 1.7) (ad esempio </w:t>
+      </w:r>
+      <w:proofErr w:type="spellStart"/>
+      <w:r>
+        <w:rPr>
+          <w:lang w:val="it-IT"/>
+        </w:rPr>
+        <w:t>Gan</w:t>
       </w:r>
       <w:r>
         <w:rPr>
@@ -8052,7 +7981,14 @@
         <w:rPr>
           <w:lang w:val="it-IT"/>
         </w:rPr>
-        <w:t>t consuntivo).</w:t>
+        <w:t>t</w:t>
+      </w:r>
+      <w:proofErr w:type="spellEnd"/>
+      <w:r>
+        <w:rPr>
+          <w:lang w:val="it-IT"/>
+        </w:rPr>
+        <w:t xml:space="preserve"> consuntivo).</w:t>
       </w:r>
     </w:p>
     <w:p>
@@ -9218,7 +9154,7 @@
             <w:rPr>
               <w:lang w:val="it-IT"/>
             </w:rPr>
-            <w:t>Esempio di documentazione</w:t>
+            <w:t>documentazione</w:t>
           </w:r>
         </w:p>
       </w:tc>
@@ -9260,7 +9196,7 @@
             <w:rPr>
               <w:lang w:val="it-IT"/>
             </w:rPr>
-            <w:t>Pinco Pallino</w:t>
+            <w:t>Nicola Cappelli</w:t>
           </w:r>
         </w:p>
       </w:tc>
@@ -9302,7 +9238,7 @@
             <w:rPr>
               <w:lang w:val="it-IT"/>
             </w:rPr>
-            <w:t>Info X</w:t>
+            <w:t>I3AC</w:t>
           </w:r>
         </w:p>
       </w:tc>
@@ -9350,19 +9286,13 @@
             <w:rPr>
               <w:lang w:val="it-IT"/>
             </w:rPr>
-            <w:t>20</w:t>
+            <w:t>2</w:t>
           </w:r>
           <w:r>
             <w:rPr>
               <w:lang w:val="it-IT"/>
             </w:rPr>
-            <w:t>/20</w:t>
-          </w:r>
-          <w:r>
-            <w:rPr>
-              <w:lang w:val="it-IT"/>
-            </w:rPr>
-            <w:t>21</w:t>
+            <w:t>5/2026</w:t>
           </w:r>
         </w:p>
       </w:tc>
@@ -9400,12 +9330,6 @@
               <w:lang w:val="it-IT"/>
             </w:rPr>
           </w:pPr>
-          <w:r>
-            <w:rPr>
-              <w:lang w:val="it-IT"/>
-            </w:rPr>
-            <w:t>Alfonzo Alberini</w:t>
-          </w:r>
         </w:p>
       </w:tc>
     </w:tr>

--- a/3_Documentazione/Documentazione.docx
+++ b/3_Documentazione/Documentazione.docx
@@ -102,6 +102,7 @@
           <w:noProof/>
           <w:lang w:val="it-IT"/>
         </w:rPr>
+        <w:lastRenderedPageBreak/>
         <w:t>1</w:t>
       </w:r>
       <w:r>
@@ -2911,6 +2912,7 @@
         <w:rPr>
           <w:lang w:val="it-IT"/>
         </w:rPr>
+        <w:lastRenderedPageBreak/>
         <w:t>Analisi</w:t>
       </w:r>
       <w:bookmarkEnd w:id="3"/>
@@ -3930,17 +3932,8 @@
                 <w:sz w:val="16"/>
                 <w:szCs w:val="16"/>
               </w:rPr>
-              <w:t xml:space="preserve">Decriptazione di </w:t>
-            </w:r>
-            <w:proofErr w:type="spellStart"/>
-            <w:r>
-              <w:rPr>
-                <w:sz w:val="16"/>
-                <w:szCs w:val="16"/>
-              </w:rPr>
-              <w:t>messagio</w:t>
-            </w:r>
-            <w:proofErr w:type="spellEnd"/>
+              <w:t>Decriptazione di messagio</w:t>
+            </w:r>
           </w:p>
         </w:tc>
       </w:tr>
@@ -4014,33 +4007,8 @@
                 <w:sz w:val="16"/>
                 <w:szCs w:val="16"/>
               </w:rPr>
-              <w:t xml:space="preserve">oltre </w:t>
-            </w:r>
-            <w:proofErr w:type="spellStart"/>
-            <w:r>
-              <w:rPr>
-                <w:sz w:val="16"/>
-                <w:szCs w:val="16"/>
-              </w:rPr>
-              <w:t>all</w:t>
-            </w:r>
-            <w:proofErr w:type="spellEnd"/>
-            <w:r>
-              <w:rPr>
-                <w:sz w:val="16"/>
-                <w:szCs w:val="16"/>
-              </w:rPr>
-              <w:t xml:space="preserve"> </w:t>
-            </w:r>
-            <w:proofErr w:type="spellStart"/>
-            <w:r>
-              <w:rPr>
-                <w:sz w:val="16"/>
-                <w:szCs w:val="16"/>
-              </w:rPr>
-              <w:t>ip</w:t>
-            </w:r>
-            <w:proofErr w:type="spellEnd"/>
+              <w:t>oltre all ip</w:t>
+            </w:r>
           </w:p>
         </w:tc>
       </w:tr>
@@ -4100,6 +4068,7 @@
                 <w:sz w:val="16"/>
                 <w:szCs w:val="16"/>
               </w:rPr>
+              <w:lastRenderedPageBreak/>
               <w:t xml:space="preserve">ID: </w:t>
             </w:r>
             <w:r>
@@ -4901,39 +4870,7 @@
                 <w:sz w:val="16"/>
                 <w:szCs w:val="16"/>
               </w:rPr>
-              <w:t xml:space="preserve">Lo scheletro potrebbe essere creato </w:t>
-            </w:r>
-            <w:proofErr w:type="spellStart"/>
-            <w:r>
-              <w:rPr>
-                <w:sz w:val="16"/>
-                <w:szCs w:val="16"/>
-              </w:rPr>
-              <w:t>seza</w:t>
-            </w:r>
-            <w:proofErr w:type="spellEnd"/>
-            <w:r>
-              <w:rPr>
-                <w:sz w:val="16"/>
-                <w:szCs w:val="16"/>
-              </w:rPr>
-              <w:t xml:space="preserve"> necessita di altro per la aggiunta di dati serve il </w:t>
-            </w:r>
-            <w:proofErr w:type="spellStart"/>
-            <w:r>
-              <w:rPr>
-                <w:sz w:val="16"/>
-                <w:szCs w:val="16"/>
-              </w:rPr>
-              <w:t>funionamento</w:t>
-            </w:r>
-            <w:proofErr w:type="spellEnd"/>
-            <w:r>
-              <w:rPr>
-                <w:sz w:val="16"/>
-                <w:szCs w:val="16"/>
-              </w:rPr>
-              <w:t xml:space="preserve"> del punto 3</w:t>
+              <w:t>Lo scheletro potrebbe essere creato seza necessita di altro per la aggiunta di dati serve il funionamento del punto 3</w:t>
             </w:r>
           </w:p>
         </w:tc>
@@ -5461,14 +5398,30 @@
                 <w:sz w:val="16"/>
                 <w:szCs w:val="16"/>
               </w:rPr>
-              <w:t xml:space="preserve">Necessita che il punto 001 </w:t>
-            </w:r>
-            <w:r>
-              <w:rPr>
-                <w:sz w:val="16"/>
-                <w:szCs w:val="16"/>
-              </w:rPr>
-              <w:t xml:space="preserve">, </w:t>
+              <w:t xml:space="preserve">Necessita che il punto </w:t>
+            </w:r>
+            <w:proofErr w:type="gramStart"/>
+            <w:r>
+              <w:rPr>
+                <w:sz w:val="16"/>
+                <w:szCs w:val="16"/>
+              </w:rPr>
+              <w:t xml:space="preserve">001 </w:t>
+            </w:r>
+            <w:r>
+              <w:rPr>
+                <w:sz w:val="16"/>
+                <w:szCs w:val="16"/>
+              </w:rPr>
+              <w:t>,</w:t>
+            </w:r>
+            <w:proofErr w:type="gramEnd"/>
+            <w:r>
+              <w:rPr>
+                <w:sz w:val="16"/>
+                <w:szCs w:val="16"/>
+              </w:rPr>
+              <w:t xml:space="preserve"> </w:t>
             </w:r>
             <w:r>
               <w:rPr>
@@ -5585,37 +5538,21 @@
               </w:rPr>
               <w:t xml:space="preserve">Gli utenti </w:t>
             </w:r>
-            <w:proofErr w:type="spellStart"/>
-            <w:r>
-              <w:rPr>
-                <w:sz w:val="16"/>
-                <w:szCs w:val="16"/>
-              </w:rPr>
-              <w:t>all</w:t>
-            </w:r>
-            <w:proofErr w:type="spellEnd"/>
-            <w:r>
-              <w:rPr>
-                <w:sz w:val="16"/>
-                <w:szCs w:val="16"/>
-              </w:rPr>
-              <w:t xml:space="preserve"> avvio iniziano a mandare </w:t>
-            </w:r>
-            <w:proofErr w:type="spellStart"/>
-            <w:r>
-              <w:rPr>
-                <w:sz w:val="16"/>
-                <w:szCs w:val="16"/>
-              </w:rPr>
-              <w:t>ip</w:t>
-            </w:r>
-            <w:proofErr w:type="spellEnd"/>
-            <w:r>
-              <w:rPr>
-                <w:sz w:val="16"/>
-                <w:szCs w:val="16"/>
-              </w:rPr>
-              <w:t xml:space="preserve"> e nome e chiave ogni 10 secondi</w:t>
+            <w:proofErr w:type="gramStart"/>
+            <w:r>
+              <w:rPr>
+                <w:sz w:val="16"/>
+                <w:szCs w:val="16"/>
+              </w:rPr>
+              <w:t>all avvio</w:t>
+            </w:r>
+            <w:proofErr w:type="gramEnd"/>
+            <w:r>
+              <w:rPr>
+                <w:sz w:val="16"/>
+                <w:szCs w:val="16"/>
+              </w:rPr>
+              <w:t xml:space="preserve"> iniziano a mandare ip e nome e chiave ogni 10 secondi</w:t>
             </w:r>
           </w:p>
         </w:tc>
@@ -5677,23 +5614,7 @@
                 <w:sz w:val="16"/>
                 <w:szCs w:val="16"/>
               </w:rPr>
-              <w:t xml:space="preserve">Lo stato viene segnato su off se non si riceve il messaggio per </w:t>
-            </w:r>
-            <w:proofErr w:type="spellStart"/>
-            <w:r>
-              <w:rPr>
-                <w:sz w:val="16"/>
-                <w:szCs w:val="16"/>
-              </w:rPr>
-              <w:t>piu</w:t>
-            </w:r>
-            <w:proofErr w:type="spellEnd"/>
-            <w:r>
-              <w:rPr>
-                <w:sz w:val="16"/>
-                <w:szCs w:val="16"/>
-              </w:rPr>
-              <w:t xml:space="preserve"> di 10 secondi</w:t>
+              <w:t>Lo stato viene segnato su off se non si riceve il messaggio per piu di 10 secondi</w:t>
             </w:r>
           </w:p>
         </w:tc>
@@ -5726,6 +5647,7 @@
         <w:rPr>
           <w:b/>
         </w:rPr>
+        <w:lastRenderedPageBreak/>
         <w:t>Nome</w:t>
       </w:r>
       <w:r>
@@ -5873,6 +5795,67 @@
       </w:pPr>
       <w:bookmarkStart w:id="8" w:name="_Toc94790450"/>
       <w:r>
+        <w:rPr>
+          <w:b w:val="0"/>
+          <w:noProof/>
+        </w:rPr>
+        <w:drawing>
+          <wp:anchor distT="0" distB="0" distL="114300" distR="114300" simplePos="0" relativeHeight="251658240" behindDoc="0" locked="0" layoutInCell="1" allowOverlap="1" wp14:anchorId="53972A8E" wp14:editId="53123C86">
+            <wp:simplePos x="0" y="0"/>
+            <wp:positionH relativeFrom="margin">
+              <wp:align>left</wp:align>
+            </wp:positionH>
+            <wp:positionV relativeFrom="paragraph">
+              <wp:posOffset>638784</wp:posOffset>
+            </wp:positionV>
+            <wp:extent cx="5835015" cy="1916430"/>
+            <wp:effectExtent l="0" t="0" r="0" b="7620"/>
+            <wp:wrapSquare wrapText="bothSides"/>
+            <wp:docPr id="1" name="Immagine 1"/>
+            <wp:cNvGraphicFramePr>
+              <a:graphicFrameLocks xmlns:a="http://schemas.openxmlformats.org/drawingml/2006/main" noChangeAspect="1"/>
+            </wp:cNvGraphicFramePr>
+            <a:graphic xmlns:a="http://schemas.openxmlformats.org/drawingml/2006/main">
+              <a:graphicData uri="http://schemas.openxmlformats.org/drawingml/2006/picture">
+                <pic:pic xmlns:pic="http://schemas.openxmlformats.org/drawingml/2006/picture">
+                  <pic:nvPicPr>
+                    <pic:cNvPr id="1" name=""/>
+                    <pic:cNvPicPr/>
+                  </pic:nvPicPr>
+                  <pic:blipFill>
+                    <a:blip r:embed="rId9" cstate="print">
+                      <a:extLst>
+                        <a:ext uri="{28A0092B-C50C-407E-A947-70E740481C1C}">
+                          <a14:useLocalDpi xmlns:a14="http://schemas.microsoft.com/office/drawing/2010/main" val="0"/>
+                        </a:ext>
+                      </a:extLst>
+                    </a:blip>
+                    <a:stretch>
+                      <a:fillRect/>
+                    </a:stretch>
+                  </pic:blipFill>
+                  <pic:spPr>
+                    <a:xfrm>
+                      <a:off x="0" y="0"/>
+                      <a:ext cx="5835015" cy="1916430"/>
+                    </a:xfrm>
+                    <a:prstGeom prst="rect">
+                      <a:avLst/>
+                    </a:prstGeom>
+                  </pic:spPr>
+                </pic:pic>
+              </a:graphicData>
+            </a:graphic>
+            <wp14:sizeRelH relativeFrom="margin">
+              <wp14:pctWidth>0</wp14:pctWidth>
+            </wp14:sizeRelH>
+            <wp14:sizeRelV relativeFrom="margin">
+              <wp14:pctHeight>0</wp14:pctHeight>
+            </wp14:sizeRelV>
+          </wp:anchor>
+        </w:drawing>
+      </w:r>
+      <w:r>
         <w:t>Pianificazione</w:t>
       </w:r>
       <w:bookmarkEnd w:id="8"/>
@@ -5883,258 +5866,22 @@
           <w:lang w:val="it-IT"/>
         </w:rPr>
       </w:pPr>
-      <w:r>
-        <w:rPr>
-          <w:lang w:val="it-IT"/>
-        </w:rPr>
-        <w:t xml:space="preserve">Prima di stabilire una pianificazione bisogna avere almeno una vaga idea del modello di sviluppo che si intende adottare. </w:t>
-      </w:r>
-      <w:r>
-        <w:rPr>
-          <w:lang w:val="it-IT"/>
-        </w:rPr>
-        <w:t xml:space="preserve">In questa sezione bisognerà inserire il modello concettuale di sviluppo che si seguirà durante il progetto. </w:t>
-      </w:r>
-      <w:r>
-        <w:rPr>
-          <w:lang w:val="it-IT"/>
-        </w:rPr>
-        <w:t>Gli elementi di riferimento per una buona pianificazione derivano da una scomposizione top-down della problematica del progetto.</w:t>
-      </w:r>
-    </w:p>
-    <w:p>
-      <w:pPr>
-        <w:rPr>
-          <w:lang w:val="it-IT"/>
-        </w:rPr>
-      </w:pPr>
-    </w:p>
-    <w:p>
-      <w:pPr>
-        <w:rPr>
-          <w:lang w:val="it-IT"/>
-        </w:rPr>
-      </w:pPr>
-      <w:r>
-        <w:rPr>
-          <w:lang w:val="it-IT"/>
-        </w:rPr>
-        <w:t xml:space="preserve">La pianificazione può essere rappresentata mediante un diagramma di </w:t>
-      </w:r>
-      <w:proofErr w:type="spellStart"/>
-      <w:r>
-        <w:rPr>
-          <w:lang w:val="it-IT"/>
-        </w:rPr>
-        <w:t>Gantt</w:t>
-      </w:r>
-      <w:proofErr w:type="spellEnd"/>
-      <w:r>
-        <w:rPr>
-          <w:lang w:val="it-IT"/>
-        </w:rPr>
-        <w:t>:</w:t>
-      </w:r>
-    </w:p>
-    <w:p>
-      <w:pPr>
-        <w:rPr>
-          <w:lang w:val="it-IT"/>
-        </w:rPr>
-      </w:pPr>
-    </w:p>
-    <w:tbl>
-      <w:tblPr>
-        <w:tblW w:w="0" w:type="auto"/>
-        <w:tblBorders>
-          <w:top w:val="single" w:sz="4" w:space="0" w:color="auto"/>
-          <w:left w:val="single" w:sz="4" w:space="0" w:color="auto"/>
-          <w:bottom w:val="single" w:sz="4" w:space="0" w:color="auto"/>
-          <w:right w:val="single" w:sz="4" w:space="0" w:color="auto"/>
-          <w:insideH w:val="single" w:sz="4" w:space="0" w:color="auto"/>
-          <w:insideV w:val="single" w:sz="4" w:space="0" w:color="auto"/>
-        </w:tblBorders>
-        <w:tblLook w:val="00A0" w:firstRow="1" w:lastRow="0" w:firstColumn="1" w:lastColumn="0" w:noHBand="0" w:noVBand="0"/>
-      </w:tblPr>
-      <w:tblGrid>
-        <w:gridCol w:w="9628"/>
-      </w:tblGrid>
-      <w:tr>
-        <w:tc>
-          <w:tcPr>
-            <w:tcW w:w="9628" w:type="dxa"/>
-            <w:shd w:val="clear" w:color="auto" w:fill="auto"/>
-          </w:tcPr>
-          <w:p>
-            <w:pPr>
-              <w:rPr>
-                <w:lang w:val="it-IT"/>
-              </w:rPr>
-            </w:pPr>
-            <w:r>
-              <w:rPr>
-                <w:noProof/>
-                <w:lang w:val="it-IT"/>
-              </w:rPr>
-              <w:drawing>
-                <wp:inline distT="0" distB="0" distL="0" distR="0" wp14:anchorId="3C988473" wp14:editId="421E0D4A">
-                  <wp:extent cx="5972175" cy="2876550"/>
-                  <wp:effectExtent l="0" t="0" r="0" b="0"/>
-                  <wp:docPr id="1" name="Immagine 1"/>
-                  <wp:cNvGraphicFramePr>
-                    <a:graphicFrameLocks xmlns:a="http://schemas.openxmlformats.org/drawingml/2006/main" noChangeAspect="1"/>
-                  </wp:cNvGraphicFramePr>
-                  <a:graphic xmlns:a="http://schemas.openxmlformats.org/drawingml/2006/main">
-                    <a:graphicData uri="http://schemas.openxmlformats.org/drawingml/2006/picture">
-                      <pic:pic xmlns:pic="http://schemas.openxmlformats.org/drawingml/2006/picture">
-                        <pic:nvPicPr>
-                          <pic:cNvPr id="0" name="Picture 1"/>
-                          <pic:cNvPicPr>
-                            <a:picLocks noChangeAspect="1" noChangeArrowheads="1"/>
-                          </pic:cNvPicPr>
-                        </pic:nvPicPr>
-                        <pic:blipFill>
-                          <a:blip r:embed="rId9">
-                            <a:extLst>
-                              <a:ext uri="{28A0092B-C50C-407E-A947-70E740481C1C}">
-                                <a14:useLocalDpi xmlns:a14="http://schemas.microsoft.com/office/drawing/2010/main" val="0"/>
-                              </a:ext>
-                            </a:extLst>
-                          </a:blip>
-                          <a:srcRect r="6310"/>
-                          <a:stretch>
-                            <a:fillRect/>
-                          </a:stretch>
-                        </pic:blipFill>
-                        <pic:spPr bwMode="auto">
-                          <a:xfrm>
-                            <a:off x="0" y="0"/>
-                            <a:ext cx="5972175" cy="2876550"/>
-                          </a:xfrm>
-                          <a:prstGeom prst="rect">
-                            <a:avLst/>
-                          </a:prstGeom>
-                          <a:noFill/>
-                          <a:ln>
-                            <a:noFill/>
-                          </a:ln>
-                        </pic:spPr>
-                      </pic:pic>
-                    </a:graphicData>
-                  </a:graphic>
-                </wp:inline>
-              </w:drawing>
-            </w:r>
-          </w:p>
-          <w:p>
-            <w:pPr>
-              <w:pStyle w:val="Didascalia"/>
-              <w:rPr>
-                <w:lang w:val="it-IT"/>
-              </w:rPr>
-            </w:pPr>
-            <w:r>
-              <w:t xml:space="preserve">Figura </w:t>
-            </w:r>
-            <w:r>
-              <w:fldChar w:fldCharType="begin"/>
-            </w:r>
-            <w:r>
-              <w:instrText xml:space="preserve"> SEQ Figura \* ARABIC </w:instrText>
-            </w:r>
-            <w:r>
-              <w:fldChar w:fldCharType="separate"/>
-            </w:r>
-            <w:r>
-              <w:rPr>
-                <w:noProof/>
-              </w:rPr>
-              <w:t>1</w:t>
-            </w:r>
-            <w:r>
-              <w:rPr>
-                <w:noProof/>
-              </w:rPr>
-              <w:fldChar w:fldCharType="end"/>
-            </w:r>
-            <w:r>
-              <w:t xml:space="preserve">: Esempio di diagramma di </w:t>
-            </w:r>
-            <w:proofErr w:type="spellStart"/>
-            <w:r>
-              <w:t>Gantt</w:t>
-            </w:r>
-            <w:proofErr w:type="spellEnd"/>
-            <w:r>
-              <w:t>.</w:t>
-            </w:r>
-          </w:p>
-        </w:tc>
-      </w:tr>
-    </w:tbl>
-    <w:p>
-      <w:pPr>
-        <w:rPr>
-          <w:lang w:val="it-IT"/>
-        </w:rPr>
-      </w:pPr>
-    </w:p>
-    <w:p>
-      <w:pPr>
-        <w:rPr>
-          <w:lang w:val="it-IT"/>
-        </w:rPr>
-      </w:pPr>
-      <w:r>
-        <w:rPr>
-          <w:lang w:val="it-IT"/>
-        </w:rPr>
-        <w:t>Se si usano altri metodi di pianificazione (</w:t>
-      </w:r>
-      <w:r>
-        <w:rPr>
-          <w:lang w:val="it-IT"/>
-        </w:rPr>
-        <w:t>p.</w:t>
-      </w:r>
-      <w:r>
-        <w:rPr>
-          <w:lang w:val="it-IT"/>
-        </w:rPr>
-        <w:t>es</w:t>
-      </w:r>
-      <w:r>
-        <w:rPr>
-          <w:lang w:val="it-IT"/>
-        </w:rPr>
-        <w:t>.</w:t>
-      </w:r>
-      <w:r>
-        <w:rPr>
-          <w:lang w:val="it-IT"/>
-        </w:rPr>
-        <w:t xml:space="preserve"> </w:t>
-      </w:r>
-      <w:proofErr w:type="spellStart"/>
-      <w:r>
-        <w:rPr>
-          <w:lang w:val="it-IT"/>
-        </w:rPr>
-        <w:t>scrum</w:t>
-      </w:r>
-      <w:proofErr w:type="spellEnd"/>
-      <w:r>
-        <w:rPr>
-          <w:lang w:val="it-IT"/>
-        </w:rPr>
-        <w:t>), dovranno apparire in questo capitolo.</w:t>
-      </w:r>
     </w:p>
     <w:p>
       <w:pPr>
         <w:pStyle w:val="Titolo2"/>
+        <w:numPr>
+          <w:ilvl w:val="0"/>
+          <w:numId w:val="0"/>
+        </w:numPr>
+        <w:ind w:left="860"/>
       </w:pPr>
       <w:bookmarkStart w:id="9" w:name="_Toc94790451"/>
+    </w:p>
+    <w:p>
+      <w:pPr>
+        <w:pStyle w:val="Titolo2"/>
+      </w:pPr>
       <w:r>
         <w:t>Analisi dei mezzi</w:t>
       </w:r>
@@ -6318,134 +6065,42 @@
         <w:rPr>
           <w:lang w:val="it-IT"/>
         </w:rPr>
-        <w:t>Descrive:</w:t>
-      </w:r>
-    </w:p>
-    <w:p>
-      <w:pPr>
-        <w:numPr>
-          <w:ilvl w:val="0"/>
-          <w:numId w:val="10"/>
-        </w:numPr>
-        <w:rPr>
-          <w:lang w:val="it-IT"/>
-        </w:rPr>
-      </w:pPr>
-      <w:r>
-        <w:rPr>
-          <w:lang w:val="it-IT"/>
-        </w:rPr>
-        <w:t>La struttura del programma/sistema lo schema di rete...</w:t>
-      </w:r>
-    </w:p>
-    <w:p>
-      <w:pPr>
-        <w:numPr>
-          <w:ilvl w:val="0"/>
-          <w:numId w:val="10"/>
-        </w:numPr>
-        <w:rPr>
-          <w:lang w:val="it-IT"/>
-        </w:rPr>
-      </w:pPr>
-      <w:r>
-        <w:rPr>
-          <w:lang w:val="it-IT"/>
-        </w:rPr>
-        <w:t>G</w:t>
-      </w:r>
-      <w:r>
-        <w:rPr>
-          <w:lang w:val="it-IT"/>
-        </w:rPr>
-        <w:t>li o</w:t>
-      </w:r>
-      <w:r>
-        <w:rPr>
-          <w:lang w:val="it-IT"/>
-        </w:rPr>
-        <w:t>ggetti/moduli/componenti che lo compongono.</w:t>
-      </w:r>
-    </w:p>
-    <w:p>
-      <w:pPr>
-        <w:numPr>
-          <w:ilvl w:val="0"/>
-          <w:numId w:val="10"/>
-        </w:numPr>
-        <w:rPr>
-          <w:lang w:val="it-IT"/>
-        </w:rPr>
-      </w:pPr>
-      <w:r>
-        <w:rPr>
-          <w:lang w:val="it-IT"/>
-        </w:rPr>
-        <w:t>I</w:t>
-      </w:r>
-      <w:r>
-        <w:rPr>
-          <w:lang w:val="it-IT"/>
-        </w:rPr>
-        <w:t xml:space="preserve"> flussi di informazione in ingresso ed in uscita e le relative elaborazioni. Pu</w:t>
-      </w:r>
-      <w:r>
-        <w:rPr>
-          <w:lang w:val="it-IT"/>
-        </w:rPr>
-        <w:t>ò</w:t>
-      </w:r>
-      <w:r>
-        <w:rPr>
-          <w:lang w:val="it-IT"/>
-        </w:rPr>
-        <w:t xml:space="preserve"> utilizzare </w:t>
-      </w:r>
-      <w:r>
-        <w:rPr>
-          <w:i/>
-          <w:lang w:val="it-IT"/>
-        </w:rPr>
-        <w:t>diagrammi di flusso dei dati</w:t>
-      </w:r>
-      <w:r>
-        <w:rPr>
-          <w:lang w:val="it-IT"/>
-        </w:rPr>
-        <w:t xml:space="preserve"> (DFD).</w:t>
-      </w:r>
-    </w:p>
-    <w:p>
-      <w:pPr>
-        <w:numPr>
-          <w:ilvl w:val="0"/>
-          <w:numId w:val="10"/>
-        </w:numPr>
-        <w:rPr>
-          <w:lang w:val="it-IT"/>
-        </w:rPr>
-      </w:pPr>
-      <w:r>
-        <w:rPr>
-          <w:lang w:val="it-IT"/>
-        </w:rPr>
-        <w:t xml:space="preserve">Eventuale </w:t>
-      </w:r>
-      <w:proofErr w:type="spellStart"/>
-      <w:r>
-        <w:rPr>
-          <w:lang w:val="it-IT"/>
-        </w:rPr>
-        <w:t>sitemap</w:t>
-      </w:r>
-      <w:proofErr w:type="spellEnd"/>
-    </w:p>
-    <w:p>
-      <w:pPr>
-        <w:rPr>
-          <w:lang w:val="it-IT"/>
-        </w:rPr>
-      </w:pPr>
+        <w:drawing>
+          <wp:inline distT="0" distB="0" distL="0" distR="0" wp14:anchorId="6BA425F6" wp14:editId="05A331FE">
+            <wp:extent cx="5149900" cy="3971696"/>
+            <wp:effectExtent l="0" t="0" r="0" b="0"/>
+            <wp:docPr id="5" name="Immagine 5"/>
+            <wp:cNvGraphicFramePr>
+              <a:graphicFrameLocks xmlns:a="http://schemas.openxmlformats.org/drawingml/2006/main" noChangeAspect="1"/>
+            </wp:cNvGraphicFramePr>
+            <a:graphic xmlns:a="http://schemas.openxmlformats.org/drawingml/2006/main">
+              <a:graphicData uri="http://schemas.openxmlformats.org/drawingml/2006/picture">
+                <pic:pic xmlns:pic="http://schemas.openxmlformats.org/drawingml/2006/picture">
+                  <pic:nvPicPr>
+                    <pic:cNvPr id="1" name=""/>
+                    <pic:cNvPicPr/>
+                  </pic:nvPicPr>
+                  <pic:blipFill>
+                    <a:blip r:embed="rId10"/>
+                    <a:stretch>
+                      <a:fillRect/>
+                    </a:stretch>
+                  </pic:blipFill>
+                  <pic:spPr>
+                    <a:xfrm>
+                      <a:off x="0" y="0"/>
+                      <a:ext cx="5159530" cy="3979123"/>
+                    </a:xfrm>
+                    <a:prstGeom prst="rect">
+                      <a:avLst/>
+                    </a:prstGeom>
+                  </pic:spPr>
+                </pic:pic>
+              </a:graphicData>
+            </a:graphic>
+          </wp:inline>
+        </w:drawing>
+      </w:r>
     </w:p>
     <w:p>
       <w:pPr>
@@ -6454,6 +6109,7 @@
       <w:bookmarkStart w:id="18" w:name="_Toc429059810"/>
       <w:bookmarkStart w:id="19" w:name="_Toc94790456"/>
       <w:r>
+        <w:lastRenderedPageBreak/>
         <w:t>Design dei dati</w:t>
       </w:r>
       <w:r>
@@ -6535,21 +6191,7 @@
         <w:rPr>
           <w:lang w:val="it-IT"/>
         </w:rPr>
-        <w:t xml:space="preserve">vate durante la fase di analisi e realizzata tramite </w:t>
-      </w:r>
-      <w:proofErr w:type="spellStart"/>
-      <w:r>
-        <w:rPr>
-          <w:lang w:val="it-IT"/>
-        </w:rPr>
-        <w:t>mockups</w:t>
-      </w:r>
-      <w:proofErr w:type="spellEnd"/>
-      <w:r>
-        <w:rPr>
-          <w:lang w:val="it-IT"/>
-        </w:rPr>
-        <w:t>.</w:t>
+        <w:t>vate durante la fase di analisi e realizzata tramite mockups.</w:t>
       </w:r>
     </w:p>
     <w:p>
@@ -6654,16 +6296,8 @@
         <w:rPr>
           <w:lang w:val="it-IT"/>
         </w:rPr>
-        <w:t xml:space="preserve">Tabelle di </w:t>
-      </w:r>
-      <w:proofErr w:type="spellStart"/>
-      <w:r>
-        <w:rPr>
-          <w:lang w:val="it-IT"/>
-        </w:rPr>
-        <w:t>routing</w:t>
-      </w:r>
-      <w:proofErr w:type="spellEnd"/>
+        <w:t>Tabelle di routing</w:t>
+      </w:r>
     </w:p>
     <w:p>
       <w:pPr>
@@ -6741,6 +6375,7 @@
       <w:bookmarkStart w:id="24" w:name="_Toc461179222"/>
       <w:bookmarkStart w:id="25" w:name="_Toc94790459"/>
       <w:r>
+        <w:lastRenderedPageBreak/>
         <w:t>Implementazione</w:t>
       </w:r>
       <w:bookmarkEnd w:id="24"/>
@@ -6907,7 +6542,6 @@
                 <w:lang w:val="en-GB" w:eastAsia="en-US"/>
               </w:rPr>
             </w:pPr>
-            <w:proofErr w:type="spellStart"/>
             <w:r>
               <w:rPr>
                 <w:b/>
@@ -6917,7 +6551,6 @@
               </w:rPr>
               <w:t>Riferimento</w:t>
             </w:r>
-            <w:proofErr w:type="spellEnd"/>
             <w:r>
               <w:rPr>
                 <w:sz w:val="18"/>
@@ -7049,7 +6682,6 @@
                 <w:szCs w:val="18"/>
               </w:rPr>
             </w:pPr>
-            <w:proofErr w:type="spellStart"/>
             <w:r>
               <w:rPr>
                 <w:b/>
@@ -7058,7 +6690,6 @@
               </w:rPr>
               <w:t>Descrizione</w:t>
             </w:r>
-            <w:proofErr w:type="spellEnd"/>
             <w:r>
               <w:rPr>
                 <w:b/>
@@ -7113,7 +6744,6 @@
                 <w:szCs w:val="18"/>
               </w:rPr>
             </w:pPr>
-            <w:proofErr w:type="spellStart"/>
             <w:r>
               <w:rPr>
                 <w:b/>
@@ -7122,7 +6752,6 @@
               </w:rPr>
               <w:t>Prerequisiti</w:t>
             </w:r>
-            <w:proofErr w:type="spellEnd"/>
             <w:r>
               <w:rPr>
                 <w:b/>
@@ -7156,7 +6785,6 @@
               </w:rPr>
               <w:t xml:space="preserve">Store on local PC: Profile_1.2.001.xml (appendix </w:t>
             </w:r>
-            <w:proofErr w:type="spellStart"/>
             <w:r>
               <w:rPr>
                 <w:sz w:val="18"/>
@@ -7165,7 +6793,6 @@
               </w:rPr>
               <w:t>n_n</w:t>
             </w:r>
-            <w:proofErr w:type="spellEnd"/>
             <w:r>
               <w:rPr>
                 <w:sz w:val="18"/>
@@ -7173,7 +6800,6 @@
               </w:rPr>
               <w:t xml:space="preserve">) and Cards_1.2.001.txt (appendix </w:t>
             </w:r>
-            <w:proofErr w:type="spellStart"/>
             <w:r>
               <w:rPr>
                 <w:sz w:val="18"/>
@@ -7182,7 +6808,6 @@
               </w:rPr>
               <w:t>n_n</w:t>
             </w:r>
-            <w:proofErr w:type="spellEnd"/>
             <w:r>
               <w:rPr>
                 <w:sz w:val="18"/>
@@ -7227,7 +6852,6 @@
                 <w:szCs w:val="18"/>
               </w:rPr>
             </w:pPr>
-            <w:proofErr w:type="spellStart"/>
             <w:r>
               <w:rPr>
                 <w:b/>
@@ -7236,7 +6860,6 @@
               </w:rPr>
               <w:t>Procedura</w:t>
             </w:r>
-            <w:proofErr w:type="spellEnd"/>
             <w:r>
               <w:rPr>
                 <w:b/>
@@ -7403,23 +7026,7 @@
                 <w:szCs w:val="18"/>
               </w:rPr>
               <w:br/>
-              <w:t xml:space="preserve">Click the </w:t>
-            </w:r>
-            <w:proofErr w:type="spellStart"/>
-            <w:r>
-              <w:rPr>
-                <w:sz w:val="18"/>
-                <w:szCs w:val="18"/>
-              </w:rPr>
-              <w:t>imsi</w:t>
-            </w:r>
-            <w:proofErr w:type="spellEnd"/>
-            <w:r>
-              <w:rPr>
-                <w:sz w:val="18"/>
-                <w:szCs w:val="18"/>
-              </w:rPr>
-              <w:t xml:space="preserve"> card link</w:t>
+              <w:t>Click the imsi card link</w:t>
             </w:r>
             <w:r>
               <w:rPr>
@@ -7467,287 +7074,7 @@
                 <w:szCs w:val="16"/>
                 <w:lang w:eastAsia="ja-JP"/>
               </w:rPr>
-              <w:t xml:space="preserve">SELECT </w:t>
-            </w:r>
-            <w:proofErr w:type="spellStart"/>
-            <w:r>
-              <w:rPr>
-                <w:rFonts w:ascii="Courier New" w:eastAsia="MS Mincho" w:hAnsi="Courier New" w:cs="Courier New"/>
-                <w:sz w:val="16"/>
-                <w:szCs w:val="16"/>
-                <w:lang w:eastAsia="ja-JP"/>
-              </w:rPr>
-              <w:t>imsi</w:t>
-            </w:r>
-            <w:proofErr w:type="spellEnd"/>
-            <w:r>
-              <w:rPr>
-                <w:rFonts w:ascii="Courier New" w:eastAsia="MS Mincho" w:hAnsi="Courier New" w:cs="Courier New"/>
-                <w:sz w:val="16"/>
-                <w:szCs w:val="16"/>
-                <w:lang w:eastAsia="ja-JP"/>
-              </w:rPr>
-              <w:t xml:space="preserve">, </w:t>
-            </w:r>
-            <w:proofErr w:type="spellStart"/>
-            <w:r>
-              <w:rPr>
-                <w:rFonts w:ascii="Courier New" w:eastAsia="MS Mincho" w:hAnsi="Courier New" w:cs="Courier New"/>
-                <w:sz w:val="16"/>
-                <w:szCs w:val="16"/>
-                <w:lang w:eastAsia="ja-JP"/>
-              </w:rPr>
-              <w:t>dir</w:t>
-            </w:r>
-            <w:proofErr w:type="spellEnd"/>
-            <w:r>
-              <w:rPr>
-                <w:rFonts w:ascii="Courier New" w:eastAsia="MS Mincho" w:hAnsi="Courier New" w:cs="Courier New"/>
-                <w:sz w:val="16"/>
-                <w:szCs w:val="16"/>
-                <w:lang w:eastAsia="ja-JP"/>
-              </w:rPr>
-              <w:t xml:space="preserve">, keyset, </w:t>
-            </w:r>
-            <w:proofErr w:type="spellStart"/>
-            <w:r>
-              <w:rPr>
-                <w:rFonts w:ascii="Courier New" w:eastAsia="MS Mincho" w:hAnsi="Courier New" w:cs="Courier New"/>
-                <w:sz w:val="16"/>
-                <w:szCs w:val="16"/>
-                <w:lang w:eastAsia="ja-JP"/>
-              </w:rPr>
-              <w:t>cntr</w:t>
-            </w:r>
-            <w:proofErr w:type="spellEnd"/>
-            <w:r>
-              <w:rPr>
-                <w:rFonts w:ascii="Courier New" w:eastAsia="MS Mincho" w:hAnsi="Courier New" w:cs="Courier New"/>
-                <w:sz w:val="16"/>
-                <w:szCs w:val="16"/>
-                <w:lang w:eastAsia="ja-JP"/>
-              </w:rPr>
-              <w:t xml:space="preserve">, </w:t>
-            </w:r>
-            <w:proofErr w:type="spellStart"/>
-            <w:r>
-              <w:rPr>
-                <w:rFonts w:ascii="Courier New" w:eastAsia="MS Mincho" w:hAnsi="Courier New" w:cs="Courier New"/>
-                <w:sz w:val="16"/>
-                <w:szCs w:val="16"/>
-                <w:lang w:eastAsia="ja-JP"/>
-              </w:rPr>
-              <w:t>rawtohex</w:t>
-            </w:r>
-            <w:proofErr w:type="spellEnd"/>
-            <w:r>
-              <w:rPr>
-                <w:rFonts w:ascii="Courier New" w:eastAsia="MS Mincho" w:hAnsi="Courier New" w:cs="Courier New"/>
-                <w:sz w:val="16"/>
-                <w:szCs w:val="16"/>
-                <w:lang w:eastAsia="ja-JP"/>
-              </w:rPr>
-              <w:t>(</w:t>
-            </w:r>
-            <w:proofErr w:type="spellStart"/>
-            <w:r>
-              <w:rPr>
-                <w:rFonts w:ascii="Courier New" w:eastAsia="MS Mincho" w:hAnsi="Courier New" w:cs="Courier New"/>
-                <w:sz w:val="16"/>
-                <w:szCs w:val="16"/>
-                <w:lang w:eastAsia="ja-JP"/>
-              </w:rPr>
-              <w:t>kickey</w:t>
-            </w:r>
-            <w:proofErr w:type="spellEnd"/>
-            <w:r>
-              <w:rPr>
-                <w:rFonts w:ascii="Courier New" w:eastAsia="MS Mincho" w:hAnsi="Courier New" w:cs="Courier New"/>
-                <w:sz w:val="16"/>
-                <w:szCs w:val="16"/>
-                <w:lang w:eastAsia="ja-JP"/>
-              </w:rPr>
-              <w:t xml:space="preserve">), </w:t>
-            </w:r>
-            <w:proofErr w:type="spellStart"/>
-            <w:r>
-              <w:rPr>
-                <w:rFonts w:ascii="Courier New" w:eastAsia="MS Mincho" w:hAnsi="Courier New" w:cs="Courier New"/>
-                <w:sz w:val="16"/>
-                <w:szCs w:val="16"/>
-                <w:lang w:eastAsia="ja-JP"/>
-              </w:rPr>
-              <w:t>rawtohex</w:t>
-            </w:r>
-            <w:proofErr w:type="spellEnd"/>
-            <w:r>
-              <w:rPr>
-                <w:rFonts w:ascii="Courier New" w:eastAsia="MS Mincho" w:hAnsi="Courier New" w:cs="Courier New"/>
-                <w:sz w:val="16"/>
-                <w:szCs w:val="16"/>
-                <w:lang w:eastAsia="ja-JP"/>
-              </w:rPr>
-              <w:t>(</w:t>
-            </w:r>
-            <w:proofErr w:type="spellStart"/>
-            <w:r>
-              <w:rPr>
-                <w:rFonts w:ascii="Courier New" w:eastAsia="MS Mincho" w:hAnsi="Courier New" w:cs="Courier New"/>
-                <w:sz w:val="16"/>
-                <w:szCs w:val="16"/>
-                <w:lang w:eastAsia="ja-JP"/>
-              </w:rPr>
-              <w:t>kidkey</w:t>
-            </w:r>
-            <w:proofErr w:type="spellEnd"/>
-            <w:r>
-              <w:rPr>
-                <w:rFonts w:ascii="Courier New" w:eastAsia="MS Mincho" w:hAnsi="Courier New" w:cs="Courier New"/>
-                <w:sz w:val="16"/>
-                <w:szCs w:val="16"/>
-                <w:lang w:eastAsia="ja-JP"/>
-              </w:rPr>
-              <w:t xml:space="preserve">), </w:t>
-            </w:r>
-            <w:proofErr w:type="spellStart"/>
-            <w:r>
-              <w:rPr>
-                <w:rFonts w:ascii="Courier New" w:eastAsia="MS Mincho" w:hAnsi="Courier New" w:cs="Courier New"/>
-                <w:sz w:val="16"/>
-                <w:szCs w:val="16"/>
-                <w:lang w:eastAsia="ja-JP"/>
-              </w:rPr>
-              <w:t>rawtohex</w:t>
-            </w:r>
-            <w:proofErr w:type="spellEnd"/>
-            <w:r>
-              <w:rPr>
-                <w:rFonts w:ascii="Courier New" w:eastAsia="MS Mincho" w:hAnsi="Courier New" w:cs="Courier New"/>
-                <w:sz w:val="16"/>
-                <w:szCs w:val="16"/>
-                <w:lang w:eastAsia="ja-JP"/>
-              </w:rPr>
-              <w:t>(</w:t>
-            </w:r>
-            <w:proofErr w:type="spellStart"/>
-            <w:r>
-              <w:rPr>
-                <w:rFonts w:ascii="Courier New" w:eastAsia="MS Mincho" w:hAnsi="Courier New" w:cs="Courier New"/>
-                <w:sz w:val="16"/>
-                <w:szCs w:val="16"/>
-                <w:lang w:eastAsia="ja-JP"/>
-              </w:rPr>
-              <w:t>kikkey</w:t>
-            </w:r>
-            <w:proofErr w:type="spellEnd"/>
-            <w:r>
-              <w:rPr>
-                <w:rFonts w:ascii="Courier New" w:eastAsia="MS Mincho" w:hAnsi="Courier New" w:cs="Courier New"/>
-                <w:sz w:val="16"/>
-                <w:szCs w:val="16"/>
-                <w:lang w:eastAsia="ja-JP"/>
-              </w:rPr>
-              <w:t xml:space="preserve">), </w:t>
-            </w:r>
-            <w:proofErr w:type="spellStart"/>
-            <w:r>
-              <w:rPr>
-                <w:rFonts w:ascii="Courier New" w:eastAsia="MS Mincho" w:hAnsi="Courier New" w:cs="Courier New"/>
-                <w:sz w:val="16"/>
-                <w:szCs w:val="16"/>
-                <w:lang w:eastAsia="ja-JP"/>
-              </w:rPr>
-              <w:t>rawtohex</w:t>
-            </w:r>
-            <w:proofErr w:type="spellEnd"/>
-            <w:r>
-              <w:rPr>
-                <w:rFonts w:ascii="Courier New" w:eastAsia="MS Mincho" w:hAnsi="Courier New" w:cs="Courier New"/>
-                <w:sz w:val="16"/>
-                <w:szCs w:val="16"/>
-                <w:lang w:eastAsia="ja-JP"/>
-              </w:rPr>
-              <w:t>(</w:t>
-            </w:r>
-            <w:proofErr w:type="spellStart"/>
-            <w:r>
-              <w:rPr>
-                <w:rFonts w:ascii="Courier New" w:eastAsia="MS Mincho" w:hAnsi="Courier New" w:cs="Courier New"/>
-                <w:sz w:val="16"/>
-                <w:szCs w:val="16"/>
-                <w:lang w:eastAsia="ja-JP"/>
-              </w:rPr>
-              <w:t>chv</w:t>
-            </w:r>
-            <w:proofErr w:type="spellEnd"/>
-            <w:r>
-              <w:rPr>
-                <w:rFonts w:ascii="Courier New" w:eastAsia="MS Mincho" w:hAnsi="Courier New" w:cs="Courier New"/>
-                <w:sz w:val="16"/>
-                <w:szCs w:val="16"/>
-                <w:lang w:eastAsia="ja-JP"/>
-              </w:rPr>
-              <w:t xml:space="preserve">), </w:t>
-            </w:r>
-            <w:proofErr w:type="spellStart"/>
-            <w:r>
-              <w:rPr>
-                <w:rFonts w:ascii="Courier New" w:eastAsia="MS Mincho" w:hAnsi="Courier New" w:cs="Courier New"/>
-                <w:sz w:val="16"/>
-                <w:szCs w:val="16"/>
-                <w:lang w:eastAsia="ja-JP"/>
-              </w:rPr>
-              <w:t>rawtohex</w:t>
-            </w:r>
-            <w:proofErr w:type="spellEnd"/>
-            <w:r>
-              <w:rPr>
-                <w:rFonts w:ascii="Courier New" w:eastAsia="MS Mincho" w:hAnsi="Courier New" w:cs="Courier New"/>
-                <w:sz w:val="16"/>
-                <w:szCs w:val="16"/>
-                <w:lang w:eastAsia="ja-JP"/>
-              </w:rPr>
-              <w:t xml:space="preserve">(dap)FROM </w:t>
-            </w:r>
-            <w:proofErr w:type="spellStart"/>
-            <w:r>
-              <w:rPr>
-                <w:rFonts w:ascii="Courier New" w:eastAsia="MS Mincho" w:hAnsi="Courier New" w:cs="Courier New"/>
-                <w:sz w:val="16"/>
-                <w:szCs w:val="16"/>
-                <w:lang w:eastAsia="ja-JP"/>
-              </w:rPr>
-              <w:t>otacardkey</w:t>
-            </w:r>
-            <w:proofErr w:type="spellEnd"/>
-            <w:r>
-              <w:rPr>
-                <w:rFonts w:ascii="Courier New" w:eastAsia="MS Mincho" w:hAnsi="Courier New" w:cs="Courier New"/>
-                <w:sz w:val="16"/>
-                <w:szCs w:val="16"/>
-                <w:lang w:eastAsia="ja-JP"/>
-              </w:rPr>
-              <w:t xml:space="preserve"> a where </w:t>
-            </w:r>
-            <w:proofErr w:type="spellStart"/>
-            <w:r>
-              <w:rPr>
-                <w:rFonts w:ascii="Courier New" w:eastAsia="MS Mincho" w:hAnsi="Courier New" w:cs="Courier New"/>
-                <w:sz w:val="16"/>
-                <w:szCs w:val="16"/>
-                <w:lang w:eastAsia="ja-JP"/>
-              </w:rPr>
-              <w:t>imsi</w:t>
-            </w:r>
-            <w:proofErr w:type="spellEnd"/>
-            <w:r>
-              <w:rPr>
-                <w:rFonts w:ascii="Courier New" w:eastAsia="MS Mincho" w:hAnsi="Courier New" w:cs="Courier New"/>
-                <w:sz w:val="16"/>
-                <w:szCs w:val="16"/>
-                <w:lang w:eastAsia="ja-JP"/>
-              </w:rPr>
-              <w:t>='340041795924770' ORDER BY keyset;</w:t>
+              <w:t>SELECT imsi, dir, keyset, cntr, rawtohex(kickey), rawtohex(kidkey), rawtohex(kikkey), rawtohex(chv), rawtohex(dap)FROM otacardkey a where imsi='340041795924770' ORDER BY keyset;</w:t>
             </w:r>
           </w:p>
         </w:tc>
@@ -7770,34 +7097,14 @@
                 <w:szCs w:val="18"/>
               </w:rPr>
             </w:pPr>
-            <w:proofErr w:type="spellStart"/>
             <w:r>
               <w:rPr>
                 <w:b/>
                 <w:sz w:val="18"/>
                 <w:szCs w:val="18"/>
               </w:rPr>
-              <w:t>Risultati</w:t>
-            </w:r>
-            <w:proofErr w:type="spellEnd"/>
-            <w:r>
-              <w:rPr>
-                <w:b/>
-                <w:sz w:val="18"/>
-                <w:szCs w:val="18"/>
-              </w:rPr>
-              <w:t xml:space="preserve"> </w:t>
-            </w:r>
-            <w:proofErr w:type="spellStart"/>
-            <w:r>
-              <w:rPr>
-                <w:b/>
-                <w:sz w:val="18"/>
-                <w:szCs w:val="18"/>
-              </w:rPr>
-              <w:t>attesi</w:t>
-            </w:r>
-            <w:proofErr w:type="spellEnd"/>
+              <w:t>Risultati attesi</w:t>
+            </w:r>
             <w:r>
               <w:rPr>
                 <w:b/>
@@ -7829,23 +7136,7 @@
                 <w:sz w:val="18"/>
                 <w:szCs w:val="18"/>
               </w:rPr>
-              <w:t>Keys visible in the DB (</w:t>
-            </w:r>
-            <w:proofErr w:type="spellStart"/>
-            <w:r>
-              <w:rPr>
-                <w:sz w:val="18"/>
-                <w:szCs w:val="18"/>
-              </w:rPr>
-              <w:t>OtaCardKey</w:t>
-            </w:r>
-            <w:proofErr w:type="spellEnd"/>
-            <w:r>
-              <w:rPr>
-                <w:sz w:val="18"/>
-                <w:szCs w:val="18"/>
-              </w:rPr>
-              <w:t>) but not visible in the GUI (Card details)</w:t>
+              <w:t>Keys visible in the DB (OtaCardKey) but not visible in the GUI (Card details)</w:t>
             </w:r>
           </w:p>
         </w:tc>
@@ -7876,6 +7167,7 @@
       </w:pPr>
       <w:bookmarkStart w:id="31" w:name="_Toc94790462"/>
       <w:r>
+        <w:lastRenderedPageBreak/>
         <w:t>Risultati test</w:t>
       </w:r>
       <w:bookmarkEnd w:id="30"/>
@@ -7962,14 +7254,7 @@
         <w:rPr>
           <w:lang w:val="it-IT"/>
         </w:rPr>
-        <w:t xml:space="preserve"> 1.7) (ad esempio </w:t>
-      </w:r>
-      <w:proofErr w:type="spellStart"/>
-      <w:r>
-        <w:rPr>
-          <w:lang w:val="it-IT"/>
-        </w:rPr>
-        <w:t>Gan</w:t>
+        <w:t xml:space="preserve"> 1.7) (ad esempio Gan</w:t>
       </w:r>
       <w:r>
         <w:rPr>
@@ -7981,14 +7266,7 @@
         <w:rPr>
           <w:lang w:val="it-IT"/>
         </w:rPr>
-        <w:t>t</w:t>
-      </w:r>
-      <w:proofErr w:type="spellEnd"/>
-      <w:r>
-        <w:rPr>
-          <w:lang w:val="it-IT"/>
-        </w:rPr>
-        <w:t xml:space="preserve"> consuntivo).</w:t>
+        <w:t>t consuntivo).</w:t>
       </w:r>
     </w:p>
     <w:p>
@@ -8285,7 +7563,6 @@
             <w:pPr>
               <w:jc w:val="both"/>
             </w:pPr>
-            <w:proofErr w:type="spellStart"/>
             <w:r>
               <w:rPr>
                 <w:b/>
@@ -8293,7 +7570,6 @@
               </w:rPr>
               <w:t>Asynchronous</w:t>
             </w:r>
-            <w:proofErr w:type="spellEnd"/>
             <w:r>
               <w:rPr>
                 <w:b/>
@@ -8339,31 +7615,13 @@
                 <w:bCs/>
               </w:rPr>
             </w:pPr>
-            <w:proofErr w:type="spellStart"/>
             <w:r>
               <w:rPr>
                 <w:b/>
                 <w:bCs/>
               </w:rPr>
-              <w:t>Cascading</w:t>
-            </w:r>
-            <w:proofErr w:type="spellEnd"/>
-            <w:r>
-              <w:rPr>
-                <w:b/>
-                <w:bCs/>
-              </w:rPr>
-              <w:t xml:space="preserve"> Style </w:t>
-            </w:r>
-            <w:proofErr w:type="spellStart"/>
-            <w:r>
-              <w:rPr>
-                <w:b/>
-                <w:bCs/>
-              </w:rPr>
-              <w:t>Sheets</w:t>
-            </w:r>
-            <w:proofErr w:type="spellEnd"/>
+              <w:t>Cascading Style Sheets</w:t>
+            </w:r>
             <w:r>
               <w:t>: linguaggio che per</w:t>
             </w:r>
@@ -8410,6 +7668,7 @@
         <w:rPr>
           <w:lang w:val="it-IT"/>
         </w:rPr>
+        <w:lastRenderedPageBreak/>
         <w:t>Bibliografia</w:t>
       </w:r>
       <w:bookmarkEnd w:id="44"/>
@@ -8584,19 +7843,11 @@
           <w:lang w:val="it-IT"/>
         </w:rPr>
       </w:pPr>
-      <w:proofErr w:type="spellStart"/>
-      <w:r>
-        <w:rPr>
-          <w:lang w:val="it-IT"/>
-        </w:rPr>
-        <w:t>ev</w:t>
-      </w:r>
-      <w:proofErr w:type="spellEnd"/>
-      <w:r>
-        <w:rPr>
-          <w:lang w:val="it-IT"/>
-        </w:rPr>
-        <w:t>. Numero di edizione,</w:t>
+      <w:r>
+        <w:rPr>
+          <w:lang w:val="it-IT"/>
+        </w:rPr>
+        <w:t>ev. Numero di edizione,</w:t>
       </w:r>
     </w:p>
     <w:p>
@@ -8696,21 +7947,7 @@
         <w:rPr>
           <w:lang w:val="it-IT"/>
         </w:rPr>
-        <w:t xml:space="preserve"> (se troppo lungo solo dominio, </w:t>
-      </w:r>
-      <w:proofErr w:type="spellStart"/>
-      <w:r>
-        <w:rPr>
-          <w:lang w:val="it-IT"/>
-        </w:rPr>
-        <w:t>evt</w:t>
-      </w:r>
-      <w:proofErr w:type="spellEnd"/>
-      <w:r>
-        <w:rPr>
-          <w:lang w:val="it-IT"/>
-        </w:rPr>
-        <w:t xml:space="preserve"> completo nel diario)</w:t>
+        <w:t xml:space="preserve"> (se troppo lungo solo dominio, evt completo nel diario)</w:t>
       </w:r>
       <w:r>
         <w:rPr>
@@ -9014,10 +8251,10 @@
       </w:pPr>
     </w:p>
     <w:sectPr>
-      <w:headerReference w:type="default" r:id="rId10"/>
-      <w:footerReference w:type="default" r:id="rId11"/>
-      <w:headerReference w:type="first" r:id="rId12"/>
-      <w:footerReference w:type="first" r:id="rId13"/>
+      <w:headerReference w:type="default" r:id="rId11"/>
+      <w:footerReference w:type="default" r:id="rId12"/>
+      <w:headerReference w:type="first" r:id="rId13"/>
+      <w:footerReference w:type="first" r:id="rId14"/>
       <w:pgSz w:w="11906" w:h="16838"/>
       <w:pgMar w:top="1985" w:right="1134" w:bottom="1418" w:left="1134" w:header="567" w:footer="567" w:gutter="0"/>
       <w:pgNumType w:start="1"/>

--- a/3_Documentazione/Documentazione.docx
+++ b/3_Documentazione/Documentazione.docx
@@ -2771,19 +2771,6 @@
     </w:p>
     <w:p>
       <w:pPr>
-        <w:rPr>
-          <w:lang w:val="it-IT"/>
-        </w:rPr>
-      </w:pPr>
-      <w:r>
-        <w:rPr>
-          <w:lang w:val="it-IT"/>
-        </w:rPr>
-        <w:t xml:space="preserve">In questo capitolo raccogliere le informazioni relative al progetto, ad esempio: </w:t>
-      </w:r>
-    </w:p>
-    <w:p>
-      <w:pPr>
         <w:numPr>
           <w:ilvl w:val="0"/>
           <w:numId w:val="2"/>
@@ -2796,19 +2783,7 @@
         <w:rPr>
           <w:lang w:val="it-IT"/>
         </w:rPr>
-        <w:t>Allievo/i e</w:t>
-      </w:r>
-      <w:r>
-        <w:rPr>
-          <w:lang w:val="it-IT"/>
-        </w:rPr>
-        <w:t xml:space="preserve"> </w:t>
-      </w:r>
-      <w:r>
-        <w:rPr>
-          <w:lang w:val="it-IT"/>
-        </w:rPr>
-        <w:t>docente/i coinvolti nel progetto e rispettivi ruoli,</w:t>
+        <w:t xml:space="preserve">Allievo: Nicola cappelli </w:t>
       </w:r>
     </w:p>
     <w:p>
@@ -2825,19 +2800,10 @@
         <w:rPr>
           <w:lang w:val="it-IT"/>
         </w:rPr>
-        <w:t>scuola,</w:t>
-      </w:r>
-      <w:r>
-        <w:rPr>
-          <w:lang w:val="it-IT"/>
-        </w:rPr>
-        <w:t xml:space="preserve"> </w:t>
-      </w:r>
-      <w:r>
-        <w:rPr>
-          <w:lang w:val="it-IT"/>
-        </w:rPr>
-        <w:t>sezione, materia/e,</w:t>
+        <w:t xml:space="preserve">Docente: </w:t>
+      </w:r>
+      <w:r>
+        <w:t>Ingrid Cereda</w:t>
       </w:r>
     </w:p>
     <w:p>
@@ -2854,7 +2820,21 @@
         <w:rPr>
           <w:lang w:val="it-IT"/>
         </w:rPr>
-        <w:t>date di inizio e termine di consegna,</w:t>
+        <w:t xml:space="preserve">Scuola: Scuola d’arti e mestieri di </w:t>
+      </w:r>
+      <w:proofErr w:type="spellStart"/>
+      <w:r>
+        <w:rPr>
+          <w:lang w:val="it-IT"/>
+        </w:rPr>
+        <w:t>trevano</w:t>
+      </w:r>
+      <w:proofErr w:type="spellEnd"/>
+      <w:r>
+        <w:rPr>
+          <w:lang w:val="it-IT"/>
+        </w:rPr>
+        <w:t>.</w:t>
       </w:r>
     </w:p>
     <w:p>
@@ -2871,7 +2851,82 @@
         <w:rPr>
           <w:lang w:val="it-IT"/>
         </w:rPr>
-        <w:t>…</w:t>
+        <w:t>Sezione: informatica</w:t>
+      </w:r>
+    </w:p>
+    <w:p>
+      <w:pPr>
+        <w:numPr>
+          <w:ilvl w:val="0"/>
+          <w:numId w:val="2"/>
+        </w:numPr>
+        <w:rPr>
+          <w:lang w:val="it-IT"/>
+        </w:rPr>
+      </w:pPr>
+      <w:r>
+        <w:rPr>
+          <w:lang w:val="it-IT"/>
+        </w:rPr>
+        <w:t>Anno: 2025/2026</w:t>
+      </w:r>
+    </w:p>
+    <w:p>
+      <w:pPr>
+        <w:numPr>
+          <w:ilvl w:val="0"/>
+          <w:numId w:val="2"/>
+        </w:numPr>
+        <w:rPr>
+          <w:lang w:val="it-IT"/>
+        </w:rPr>
+      </w:pPr>
+      <w:r>
+        <w:rPr>
+          <w:lang w:val="it-IT"/>
+        </w:rPr>
+        <w:t>D</w:t>
+      </w:r>
+      <w:r>
+        <w:rPr>
+          <w:lang w:val="it-IT"/>
+        </w:rPr>
+        <w:t>at</w:t>
+      </w:r>
+      <w:r>
+        <w:rPr>
+          <w:lang w:val="it-IT"/>
+        </w:rPr>
+        <w:t>a</w:t>
+      </w:r>
+      <w:r>
+        <w:rPr>
+          <w:lang w:val="it-IT"/>
+        </w:rPr>
+        <w:t xml:space="preserve"> di inizio</w:t>
+      </w:r>
+      <w:r>
+        <w:rPr>
+          <w:lang w:val="it-IT"/>
+        </w:rPr>
+        <w:t>: 19.09.2025</w:t>
+      </w:r>
+    </w:p>
+    <w:p>
+      <w:pPr>
+        <w:numPr>
+          <w:ilvl w:val="0"/>
+          <w:numId w:val="2"/>
+        </w:numPr>
+        <w:rPr>
+          <w:lang w:val="it-IT"/>
+        </w:rPr>
+      </w:pPr>
+      <w:r>
+        <w:rPr>
+          <w:lang w:val="it-IT"/>
+        </w:rPr>
+        <w:t>Data di consegna: 19.12.2025</w:t>
       </w:r>
     </w:p>
     <w:p>
@@ -2894,7 +2949,25 @@
         <w:rPr>
           <w:lang w:val="it-IT"/>
         </w:rPr>
-        <w:t>Lo scopo del progetto e trovare il modo di mettere in comunicazione più computer senza l’utilizzo di un server centrare, cercare di mandare messaggi senza autenticazione ufficiale e in modo anonimo e sicuro</w:t>
+        <w:t>Lo scopo del progetto è quello di sviluppare un sistema di connessione peer-to-peer che permetta di scambiare tra pi</w:t>
+      </w:r>
+      <w:r>
+        <w:rPr>
+          <w:lang w:val="it-IT"/>
+        </w:rPr>
+        <w:t>ù</w:t>
+      </w:r>
+      <w:r>
+        <w:rPr>
+          <w:lang w:val="it-IT"/>
+        </w:rPr>
+        <w:t xml:space="preserve"> computer messaggi ed informazioni in modo completamente </w:t>
+      </w:r>
+      <w:r>
+        <w:rPr>
+          <w:lang w:val="it-IT"/>
+        </w:rPr>
+        <w:t>sicuro anonimo e decentralizzato senza l’utilizzo di un server centrare.</w:t>
       </w:r>
     </w:p>
     <w:p>
@@ -3932,8 +4005,17 @@
                 <w:sz w:val="16"/>
                 <w:szCs w:val="16"/>
               </w:rPr>
-              <w:t>Decriptazione di messagio</w:t>
-            </w:r>
+              <w:t xml:space="preserve">Decriptazione di </w:t>
+            </w:r>
+            <w:proofErr w:type="spellStart"/>
+            <w:r>
+              <w:rPr>
+                <w:sz w:val="16"/>
+                <w:szCs w:val="16"/>
+              </w:rPr>
+              <w:t>messagio</w:t>
+            </w:r>
+            <w:proofErr w:type="spellEnd"/>
           </w:p>
         </w:tc>
       </w:tr>
@@ -4007,8 +4089,33 @@
                 <w:sz w:val="16"/>
                 <w:szCs w:val="16"/>
               </w:rPr>
-              <w:t>oltre all ip</w:t>
-            </w:r>
+              <w:t xml:space="preserve">oltre </w:t>
+            </w:r>
+            <w:proofErr w:type="spellStart"/>
+            <w:r>
+              <w:rPr>
+                <w:sz w:val="16"/>
+                <w:szCs w:val="16"/>
+              </w:rPr>
+              <w:t>all</w:t>
+            </w:r>
+            <w:proofErr w:type="spellEnd"/>
+            <w:r>
+              <w:rPr>
+                <w:sz w:val="16"/>
+                <w:szCs w:val="16"/>
+              </w:rPr>
+              <w:t xml:space="preserve"> </w:t>
+            </w:r>
+            <w:proofErr w:type="spellStart"/>
+            <w:r>
+              <w:rPr>
+                <w:sz w:val="16"/>
+                <w:szCs w:val="16"/>
+              </w:rPr>
+              <w:t>ip</w:t>
+            </w:r>
+            <w:proofErr w:type="spellEnd"/>
           </w:p>
         </w:tc>
       </w:tr>
@@ -4870,7 +4977,39 @@
                 <w:sz w:val="16"/>
                 <w:szCs w:val="16"/>
               </w:rPr>
-              <w:t>Lo scheletro potrebbe essere creato seza necessita di altro per la aggiunta di dati serve il funionamento del punto 3</w:t>
+              <w:t xml:space="preserve">Lo scheletro potrebbe essere creato </w:t>
+            </w:r>
+            <w:proofErr w:type="spellStart"/>
+            <w:r>
+              <w:rPr>
+                <w:sz w:val="16"/>
+                <w:szCs w:val="16"/>
+              </w:rPr>
+              <w:t>seza</w:t>
+            </w:r>
+            <w:proofErr w:type="spellEnd"/>
+            <w:r>
+              <w:rPr>
+                <w:sz w:val="16"/>
+                <w:szCs w:val="16"/>
+              </w:rPr>
+              <w:t xml:space="preserve"> necessita di altro per la aggiunta di dati serve il </w:t>
+            </w:r>
+            <w:proofErr w:type="spellStart"/>
+            <w:r>
+              <w:rPr>
+                <w:sz w:val="16"/>
+                <w:szCs w:val="16"/>
+              </w:rPr>
+              <w:t>funionamento</w:t>
+            </w:r>
+            <w:proofErr w:type="spellEnd"/>
+            <w:r>
+              <w:rPr>
+                <w:sz w:val="16"/>
+                <w:szCs w:val="16"/>
+              </w:rPr>
+              <w:t xml:space="preserve"> del punto 3</w:t>
             </w:r>
           </w:p>
         </w:tc>
@@ -5538,13 +5677,22 @@
               </w:rPr>
               <w:t xml:space="preserve">Gli utenti </w:t>
             </w:r>
+            <w:proofErr w:type="spellStart"/>
             <w:proofErr w:type="gramStart"/>
             <w:r>
               <w:rPr>
                 <w:sz w:val="16"/>
                 <w:szCs w:val="16"/>
               </w:rPr>
-              <w:t>all avvio</w:t>
+              <w:t>all</w:t>
+            </w:r>
+            <w:proofErr w:type="spellEnd"/>
+            <w:r>
+              <w:rPr>
+                <w:sz w:val="16"/>
+                <w:szCs w:val="16"/>
+              </w:rPr>
+              <w:t xml:space="preserve"> avvio</w:t>
             </w:r>
             <w:proofErr w:type="gramEnd"/>
             <w:r>
@@ -5552,7 +5700,23 @@
                 <w:sz w:val="16"/>
                 <w:szCs w:val="16"/>
               </w:rPr>
-              <w:t xml:space="preserve"> iniziano a mandare ip e nome e chiave ogni 10 secondi</w:t>
+              <w:t xml:space="preserve"> iniziano a mandare </w:t>
+            </w:r>
+            <w:proofErr w:type="spellStart"/>
+            <w:r>
+              <w:rPr>
+                <w:sz w:val="16"/>
+                <w:szCs w:val="16"/>
+              </w:rPr>
+              <w:t>ip</w:t>
+            </w:r>
+            <w:proofErr w:type="spellEnd"/>
+            <w:r>
+              <w:rPr>
+                <w:sz w:val="16"/>
+                <w:szCs w:val="16"/>
+              </w:rPr>
+              <w:t xml:space="preserve"> e nome e chiave ogni 10 secondi</w:t>
             </w:r>
           </w:p>
         </w:tc>
@@ -5614,7 +5778,23 @@
                 <w:sz w:val="16"/>
                 <w:szCs w:val="16"/>
               </w:rPr>
-              <w:t>Lo stato viene segnato su off se non si riceve il messaggio per piu di 10 secondi</w:t>
+              <w:t xml:space="preserve">Lo stato viene segnato su off se non si riceve il messaggio per </w:t>
+            </w:r>
+            <w:proofErr w:type="spellStart"/>
+            <w:r>
+              <w:rPr>
+                <w:sz w:val="16"/>
+                <w:szCs w:val="16"/>
+              </w:rPr>
+              <w:t>piu</w:t>
+            </w:r>
+            <w:proofErr w:type="spellEnd"/>
+            <w:r>
+              <w:rPr>
+                <w:sz w:val="16"/>
+                <w:szCs w:val="16"/>
+              </w:rPr>
+              <w:t xml:space="preserve"> di 10 secondi</w:t>
             </w:r>
           </w:p>
         </w:tc>
@@ -5800,7 +5980,7 @@
           <w:noProof/>
         </w:rPr>
         <w:drawing>
-          <wp:anchor distT="0" distB="0" distL="114300" distR="114300" simplePos="0" relativeHeight="251658240" behindDoc="0" locked="0" layoutInCell="1" allowOverlap="1" wp14:anchorId="53972A8E" wp14:editId="53123C86">
+          <wp:anchor distT="0" distB="0" distL="114300" distR="114300" simplePos="0" relativeHeight="251658240" behindDoc="0" locked="0" layoutInCell="1" allowOverlap="1" wp14:anchorId="53972A8E" wp14:editId="52B819A9">
             <wp:simplePos x="0" y="0"/>
             <wp:positionH relativeFrom="margin">
               <wp:align>left</wp:align>
@@ -5889,39 +6069,38 @@
     </w:p>
     <w:p>
       <w:pPr>
-        <w:rPr>
-          <w:lang w:val="it-IT"/>
-        </w:rPr>
-      </w:pPr>
-      <w:r>
-        <w:rPr>
-          <w:lang w:val="it-IT"/>
-        </w:rPr>
-        <w:t xml:space="preserve">Elencare e </w:t>
-      </w:r>
-      <w:r>
-        <w:rPr>
-          <w:lang w:val="it-IT"/>
-        </w:rPr>
-        <w:t>descrivere</w:t>
-      </w:r>
-      <w:r>
-        <w:rPr>
-          <w:lang w:val="it-IT"/>
-        </w:rPr>
-        <w:t xml:space="preserve"> i </w:t>
-      </w:r>
-      <w:r>
-        <w:rPr>
-          <w:lang w:val="it-IT"/>
-        </w:rPr>
-        <w:t>mezzi disponibili pe</w:t>
-      </w:r>
-      <w:r>
-        <w:rPr>
-          <w:lang w:val="it-IT"/>
-        </w:rPr>
-        <w:t>r la realizzazione del progetto. Ricordarsi di sempre descrivere nel dettaglio le versioni e il modello di riferimento.</w:t>
+        <w:pStyle w:val="Paragrafoelenco"/>
+        <w:numPr>
+          <w:ilvl w:val="0"/>
+          <w:numId w:val="26"/>
+        </w:numPr>
+        <w:rPr>
+          <w:lang w:val="it-IT"/>
+        </w:rPr>
+      </w:pPr>
+      <w:r>
+        <w:rPr>
+          <w:lang w:val="it-IT"/>
+        </w:rPr>
+        <w:t>3 computer DELL</w:t>
+      </w:r>
+    </w:p>
+    <w:p>
+      <w:pPr>
+        <w:pStyle w:val="Paragrafoelenco"/>
+        <w:numPr>
+          <w:ilvl w:val="0"/>
+          <w:numId w:val="26"/>
+        </w:numPr>
+        <w:rPr>
+          <w:lang w:val="it-IT"/>
+        </w:rPr>
+      </w:pPr>
+      <w:r>
+        <w:rPr>
+          <w:lang w:val="it-IT"/>
+        </w:rPr>
+        <w:t>Rete LAN nera scolastica</w:t>
       </w:r>
     </w:p>
     <w:p>
@@ -5938,33 +6117,232 @@
     </w:p>
     <w:p>
       <w:pPr>
-        <w:rPr>
-          <w:lang w:val="it-IT"/>
-        </w:rPr>
-      </w:pPr>
-      <w:r>
-        <w:rPr>
-          <w:lang w:val="it-IT"/>
-        </w:rPr>
-        <w:t>SDK, librerie, tools utilizzati pe</w:t>
-      </w:r>
-      <w:r>
-        <w:rPr>
-          <w:lang w:val="it-IT"/>
-        </w:rPr>
-        <w:t>r la realizzazione del progetto</w:t>
-      </w:r>
-      <w:r>
-        <w:rPr>
-          <w:lang w:val="it-IT"/>
-        </w:rPr>
-        <w:t xml:space="preserve"> e eventuali dipendenze</w:t>
+        <w:pStyle w:val="Paragrafoelenco"/>
+        <w:numPr>
+          <w:ilvl w:val="0"/>
+          <w:numId w:val="27"/>
+        </w:numPr>
+        <w:rPr>
+          <w:lang w:val="it-IT"/>
+        </w:rPr>
+      </w:pPr>
+      <w:proofErr w:type="spellStart"/>
+      <w:r>
+        <w:rPr>
+          <w:lang w:val="it-IT"/>
+        </w:rPr>
+        <w:t>Node</w:t>
+      </w:r>
+      <w:proofErr w:type="spellEnd"/>
+      <w:r>
+        <w:rPr>
+          <w:lang w:val="it-IT"/>
+        </w:rPr>
+        <w:t xml:space="preserve"> </w:t>
+      </w:r>
+      <w:proofErr w:type="spellStart"/>
+      <w:r>
+        <w:rPr>
+          <w:lang w:val="it-IT"/>
+        </w:rPr>
+        <w:t>js</w:t>
+      </w:r>
+      <w:proofErr w:type="spellEnd"/>
+      <w:r>
+        <w:rPr>
+          <w:lang w:val="it-IT"/>
+        </w:rPr>
+        <w:t xml:space="preserve"> </w:t>
+      </w:r>
+    </w:p>
+    <w:p>
+      <w:pPr>
+        <w:pStyle w:val="Paragrafoelenco"/>
+        <w:rPr>
+          <w:lang w:val="it-IT"/>
+        </w:rPr>
+      </w:pPr>
+      <w:r>
+        <w:rPr>
+          <w:lang w:val="it-IT"/>
+        </w:rPr>
+        <w:t>Librerie</w:t>
+      </w:r>
+    </w:p>
+    <w:p>
+      <w:pPr>
+        <w:pStyle w:val="Paragrafoelenco"/>
+        <w:numPr>
+          <w:ilvl w:val="1"/>
+          <w:numId w:val="27"/>
+        </w:numPr>
+        <w:rPr>
+          <w:lang w:val="it-IT"/>
+        </w:rPr>
+      </w:pPr>
+      <w:proofErr w:type="spellStart"/>
+      <w:r>
+        <w:rPr>
+          <w:lang w:val="it-IT"/>
+        </w:rPr>
+        <w:t>C</w:t>
+      </w:r>
+      <w:r>
+        <w:rPr>
+          <w:lang w:val="it-IT"/>
+        </w:rPr>
+        <w:t>rypto</w:t>
+      </w:r>
+      <w:proofErr w:type="spellEnd"/>
+    </w:p>
+    <w:p>
+      <w:pPr>
+        <w:pStyle w:val="Paragrafoelenco"/>
+        <w:numPr>
+          <w:ilvl w:val="1"/>
+          <w:numId w:val="27"/>
+        </w:numPr>
+        <w:rPr>
+          <w:lang w:val="it-IT"/>
+        </w:rPr>
+      </w:pPr>
+      <w:proofErr w:type="spellStart"/>
+      <w:r>
+        <w:rPr>
+          <w:lang w:val="it-IT"/>
+        </w:rPr>
+        <w:t>Ejs</w:t>
+      </w:r>
+      <w:proofErr w:type="spellEnd"/>
+    </w:p>
+    <w:p>
+      <w:pPr>
+        <w:pStyle w:val="Paragrafoelenco"/>
+        <w:numPr>
+          <w:ilvl w:val="1"/>
+          <w:numId w:val="27"/>
+        </w:numPr>
+        <w:rPr>
+          <w:lang w:val="it-IT"/>
+        </w:rPr>
+      </w:pPr>
+      <w:r>
+        <w:rPr>
+          <w:lang w:val="it-IT"/>
+        </w:rPr>
+        <w:t>Express</w:t>
+      </w:r>
+    </w:p>
+    <w:p>
+      <w:pPr>
+        <w:pStyle w:val="Paragrafoelenco"/>
+        <w:numPr>
+          <w:ilvl w:val="1"/>
+          <w:numId w:val="27"/>
+        </w:numPr>
+        <w:rPr>
+          <w:lang w:val="it-IT"/>
+        </w:rPr>
+      </w:pPr>
+      <w:r>
+        <w:rPr>
+          <w:lang w:val="it-IT"/>
+        </w:rPr>
+        <w:t>Fs</w:t>
+      </w:r>
+    </w:p>
+    <w:p>
+      <w:pPr>
+        <w:pStyle w:val="Paragrafoelenco"/>
+        <w:numPr>
+          <w:ilvl w:val="1"/>
+          <w:numId w:val="27"/>
+        </w:numPr>
+        <w:rPr>
+          <w:lang w:val="it-IT"/>
+        </w:rPr>
+      </w:pPr>
+      <w:r>
+        <w:rPr>
+          <w:lang w:val="it-IT"/>
+        </w:rPr>
+        <w:t>Net</w:t>
+      </w:r>
+    </w:p>
+    <w:p>
+      <w:pPr>
+        <w:pStyle w:val="Paragrafoelenco"/>
+        <w:numPr>
+          <w:ilvl w:val="1"/>
+          <w:numId w:val="27"/>
+        </w:numPr>
+        <w:rPr>
+          <w:lang w:val="it-IT"/>
+        </w:rPr>
+      </w:pPr>
+      <w:proofErr w:type="spellStart"/>
+      <w:r>
+        <w:rPr>
+          <w:lang w:val="it-IT"/>
+        </w:rPr>
+        <w:t>Readline</w:t>
+      </w:r>
+      <w:proofErr w:type="spellEnd"/>
+    </w:p>
+    <w:p>
+      <w:pPr>
+        <w:pStyle w:val="Paragrafoelenco"/>
+        <w:numPr>
+          <w:ilvl w:val="1"/>
+          <w:numId w:val="27"/>
+        </w:numPr>
+        <w:rPr>
+          <w:lang w:val="it-IT"/>
+        </w:rPr>
+      </w:pPr>
+      <w:proofErr w:type="spellStart"/>
+      <w:r>
+        <w:rPr>
+          <w:lang w:val="it-IT"/>
+        </w:rPr>
+        <w:t>S</w:t>
+      </w:r>
+      <w:r>
+        <w:rPr>
+          <w:lang w:val="it-IT"/>
+        </w:rPr>
+        <w:t>ocket</w:t>
       </w:r>
       <w:r>
         <w:rPr>
           <w:lang w:val="it-IT"/>
         </w:rPr>
         <w:t>.</w:t>
+      </w:r>
+      <w:r>
+        <w:rPr>
+          <w:lang w:val="it-IT"/>
+        </w:rPr>
+        <w:t>Io</w:t>
+      </w:r>
+      <w:proofErr w:type="spellEnd"/>
+    </w:p>
+    <w:p>
+      <w:pPr>
+        <w:pStyle w:val="Paragrafoelenco"/>
+        <w:numPr>
+          <w:ilvl w:val="1"/>
+          <w:numId w:val="27"/>
+        </w:numPr>
+        <w:rPr>
+          <w:lang w:val="it-IT"/>
+        </w:rPr>
+      </w:pPr>
+      <w:r>
+        <w:rPr>
+          <w:lang w:val="it-IT"/>
+        </w:rPr>
+        <w:t xml:space="preserve">Sqlite3 </w:t>
       </w:r>
     </w:p>
     <w:p>
@@ -5982,33 +6360,63 @@
     <w:p>
       <w:pPr>
         <w:rPr>
-          <w:lang w:val="it-IT"/>
-        </w:rPr>
-      </w:pPr>
-    </w:p>
-    <w:p>
-      <w:pPr>
-        <w:rPr>
-          <w:lang w:val="it-IT"/>
-        </w:rPr>
-      </w:pPr>
-      <w:r>
-        <w:rPr>
-          <w:lang w:val="it-IT"/>
-        </w:rPr>
-        <w:t xml:space="preserve">Su quale piattaforma dovrà essere eseguito il prodotto? Che hardware particolare è coinvolto nel progetto? Che particolarità e limitazioni presenta? Che </w:t>
-      </w:r>
-      <w:r>
-        <w:rPr>
-          <w:lang w:val="it-IT"/>
-        </w:rPr>
-        <w:t>HW</w:t>
-      </w:r>
-      <w:r>
-        <w:rPr>
-          <w:lang w:val="it-IT"/>
-        </w:rPr>
-        <w:t xml:space="preserve"> sarà disponibile durante lo sviluppo?</w:t>
+          <w:u w:val="single"/>
+          <w:lang w:val="it-IT"/>
+        </w:rPr>
+      </w:pPr>
+      <w:r>
+        <w:rPr>
+          <w:lang w:val="it-IT"/>
+        </w:rPr>
+        <w:t xml:space="preserve">Il progetto potrà essere eseguito su un qualsiasi pc con scaricato </w:t>
+      </w:r>
+      <w:proofErr w:type="spellStart"/>
+      <w:r>
+        <w:rPr>
+          <w:lang w:val="it-IT"/>
+        </w:rPr>
+        <w:t>node</w:t>
+      </w:r>
+      <w:proofErr w:type="spellEnd"/>
+      <w:r>
+        <w:rPr>
+          <w:lang w:val="it-IT"/>
+        </w:rPr>
+        <w:t xml:space="preserve"> </w:t>
+      </w:r>
+      <w:proofErr w:type="spellStart"/>
+      <w:r>
+        <w:rPr>
+          <w:lang w:val="it-IT"/>
+        </w:rPr>
+        <w:t>js</w:t>
+      </w:r>
+      <w:proofErr w:type="spellEnd"/>
+      <w:r>
+        <w:rPr>
+          <w:lang w:val="it-IT"/>
+        </w:rPr>
+        <w:t>,</w:t>
+      </w:r>
+      <w:r>
+        <w:rPr>
+          <w:lang w:val="it-IT"/>
+        </w:rPr>
+        <w:t xml:space="preserve"> come requisito </w:t>
+      </w:r>
+      <w:proofErr w:type="spellStart"/>
+      <w:r>
+        <w:rPr>
+          <w:lang w:val="it-IT"/>
+        </w:rPr>
+        <w:t>sara</w:t>
+      </w:r>
+      <w:proofErr w:type="spellEnd"/>
+      <w:r>
+        <w:rPr>
+          <w:lang w:val="it-IT"/>
+        </w:rPr>
+        <w:t xml:space="preserve"> il fatto di avere determinate porte del router aperte</w:t>
       </w:r>
     </w:p>
     <w:p>
@@ -6018,6 +6426,7 @@
       <w:bookmarkStart w:id="14" w:name="_Toc429059808"/>
       <w:bookmarkStart w:id="15" w:name="_Toc94790454"/>
       <w:r>
+        <w:lastRenderedPageBreak/>
         <w:t>Progettazione</w:t>
       </w:r>
       <w:bookmarkEnd w:id="14"/>
@@ -6025,26 +6434,6 @@
     </w:p>
     <w:p>
       <w:pPr>
-        <w:rPr>
-          <w:lang w:val="it-IT"/>
-        </w:rPr>
-      </w:pPr>
-      <w:r>
-        <w:rPr>
-          <w:lang w:val="it-IT"/>
-        </w:rPr>
-        <w:t>Questo capitolo descrive esaustivamente come deve essere realizzato il prodotto fin nei suoi dettagli. Una buona progettazione permette all’esecutore di evitare fraintendimenti e imprecisioni nell’implementazione del prodotto.</w:t>
-      </w:r>
-    </w:p>
-    <w:p>
-      <w:pPr>
-        <w:rPr>
-          <w:lang w:val="it-IT"/>
-        </w:rPr>
-      </w:pPr>
-    </w:p>
-    <w:p>
-      <w:pPr>
         <w:pStyle w:val="Titolo2"/>
       </w:pPr>
       <w:bookmarkStart w:id="16" w:name="_Toc429059809"/>
@@ -6063,6 +6452,7 @@
       </w:pPr>
       <w:r>
         <w:rPr>
+          <w:noProof/>
           <w:lang w:val="it-IT"/>
         </w:rPr>
         <w:drawing>
@@ -6109,7 +6499,6 @@
       <w:bookmarkStart w:id="18" w:name="_Toc429059810"/>
       <w:bookmarkStart w:id="19" w:name="_Toc94790456"/>
       <w:r>
-        <w:lastRenderedPageBreak/>
         <w:t>Design dei dati</w:t>
       </w:r>
       <w:r>
@@ -6191,7 +6580,21 @@
         <w:rPr>
           <w:lang w:val="it-IT"/>
         </w:rPr>
-        <w:t>vate durante la fase di analisi e realizzata tramite mockups.</w:t>
+        <w:t xml:space="preserve">vate durante la fase di analisi e realizzata tramite </w:t>
+      </w:r>
+      <w:proofErr w:type="spellStart"/>
+      <w:r>
+        <w:rPr>
+          <w:lang w:val="it-IT"/>
+        </w:rPr>
+        <w:t>mockups</w:t>
+      </w:r>
+      <w:proofErr w:type="spellEnd"/>
+      <w:r>
+        <w:rPr>
+          <w:lang w:val="it-IT"/>
+        </w:rPr>
+        <w:t>.</w:t>
       </w:r>
     </w:p>
     <w:p>
@@ -6296,8 +6699,16 @@
         <w:rPr>
           <w:lang w:val="it-IT"/>
         </w:rPr>
-        <w:t>Tabelle di routing</w:t>
-      </w:r>
+        <w:t xml:space="preserve">Tabelle di </w:t>
+      </w:r>
+      <w:proofErr w:type="spellStart"/>
+      <w:r>
+        <w:rPr>
+          <w:lang w:val="it-IT"/>
+        </w:rPr>
+        <w:t>routing</w:t>
+      </w:r>
+      <w:proofErr w:type="spellEnd"/>
     </w:p>
     <w:p>
       <w:pPr>
@@ -6357,16 +6768,6 @@
     </w:p>
     <w:p>
       <w:pPr>
-        <w:rPr>
-          <w:lang w:val="it-IT"/>
-        </w:rPr>
-      </w:pPr>
-      <w:r>
-        <w:br w:type="page"/>
-      </w:r>
-    </w:p>
-    <w:p>
-      <w:pPr>
         <w:pStyle w:val="Titolo1"/>
         <w:pBdr>
           <w:bottom w:val="single" w:sz="4" w:space="1" w:color="auto"/>
@@ -6436,6 +6837,12 @@
       </w:r>
     </w:p>
     <w:p>
+      <w:r>
+        <w:br w:type="page"/>
+      </w:r>
+    </w:p>
+    <w:p/>
+    <w:p>
       <w:pPr>
         <w:pStyle w:val="Titolo1"/>
         <w:rPr>
@@ -6464,26 +6871,6 @@
       </w:r>
       <w:bookmarkEnd w:id="28"/>
       <w:bookmarkEnd w:id="29"/>
-    </w:p>
-    <w:p>
-      <w:pPr>
-        <w:rPr>
-          <w:lang w:val="it-IT"/>
-        </w:rPr>
-      </w:pPr>
-      <w:r>
-        <w:rPr>
-          <w:lang w:val="it-IT"/>
-        </w:rPr>
-        <w:t>Definire in modo accurato tutti i test che devono essere realizzati per garantire l’adempimento delle richieste formulate nei requisiti. I test fungono da garanzia di qualità del prodotto. Ogni test deve essere ripetibile alle stesse condizioni.</w:t>
-      </w:r>
-    </w:p>
-    <w:p>
-      <w:pPr>
-        <w:rPr>
-          <w:lang w:val="it-IT"/>
-        </w:rPr>
-      </w:pPr>
     </w:p>
     <w:tbl>
       <w:tblPr>
@@ -6542,6 +6929,7 @@
                 <w:lang w:val="en-GB" w:eastAsia="en-US"/>
               </w:rPr>
             </w:pPr>
+            <w:proofErr w:type="spellStart"/>
             <w:r>
               <w:rPr>
                 <w:b/>
@@ -6551,6 +6939,7 @@
               </w:rPr>
               <w:t>Riferimento</w:t>
             </w:r>
+            <w:proofErr w:type="spellEnd"/>
             <w:r>
               <w:rPr>
                 <w:sz w:val="18"/>
@@ -6583,7 +6972,14 @@
                 <w:sz w:val="18"/>
                 <w:szCs w:val="18"/>
               </w:rPr>
-              <w:t>TC-001</w:t>
+              <w:t>TC-00</w:t>
+            </w:r>
+            <w:r>
+              <w:rPr>
+                <w:sz w:val="18"/>
+                <w:szCs w:val="18"/>
+              </w:rPr>
+              <w:t>1</w:t>
             </w:r>
           </w:p>
           <w:p>
@@ -6597,7 +6993,14 @@
                 <w:sz w:val="18"/>
                 <w:szCs w:val="18"/>
               </w:rPr>
-              <w:t>REQ-012</w:t>
+              <w:t>REQ-00</w:t>
+            </w:r>
+            <w:r>
+              <w:rPr>
+                <w:sz w:val="18"/>
+                <w:szCs w:val="18"/>
+              </w:rPr>
+              <w:t>1</w:t>
             </w:r>
           </w:p>
         </w:tc>
@@ -6659,7 +7062,39 @@
                 <w:sz w:val="18"/>
                 <w:szCs w:val="18"/>
               </w:rPr>
-              <w:t>Import a card with KIC, KID and KIK keys, but not shown with the GUI</w:t>
+              <w:t xml:space="preserve">Test </w:t>
+            </w:r>
+            <w:proofErr w:type="spellStart"/>
+            <w:r>
+              <w:rPr>
+                <w:sz w:val="18"/>
+                <w:szCs w:val="18"/>
+              </w:rPr>
+              <w:t>connessione</w:t>
+            </w:r>
+            <w:proofErr w:type="spellEnd"/>
+            <w:r>
+              <w:rPr>
+                <w:sz w:val="18"/>
+                <w:szCs w:val="18"/>
+              </w:rPr>
+              <w:t xml:space="preserve"> </w:t>
+            </w:r>
+            <w:proofErr w:type="spellStart"/>
+            <w:r>
+              <w:rPr>
+                <w:sz w:val="18"/>
+                <w:szCs w:val="18"/>
+              </w:rPr>
+              <w:t>tra</w:t>
+            </w:r>
+            <w:proofErr w:type="spellEnd"/>
+            <w:r>
+              <w:rPr>
+                <w:sz w:val="18"/>
+                <w:szCs w:val="18"/>
+              </w:rPr>
+              <w:t xml:space="preserve"> 2 pc</w:t>
             </w:r>
           </w:p>
         </w:tc>
@@ -6682,6 +7117,7 @@
                 <w:szCs w:val="18"/>
               </w:rPr>
             </w:pPr>
+            <w:proofErr w:type="spellStart"/>
             <w:r>
               <w:rPr>
                 <w:b/>
@@ -6690,6 +7126,7 @@
               </w:rPr>
               <w:t>Descrizione</w:t>
             </w:r>
+            <w:proofErr w:type="spellEnd"/>
             <w:r>
               <w:rPr>
                 <w:b/>
@@ -6716,13 +7153,63 @@
                 <w:szCs w:val="18"/>
               </w:rPr>
             </w:pPr>
-            <w:r>
-              <w:rPr>
-                <w:sz w:val="18"/>
-                <w:szCs w:val="18"/>
-              </w:rPr>
-              <w:t>Import a card with KIC, KID and KIK keys with no obfuscation, but not shown with the GUI</w:t>
-            </w:r>
+            <w:proofErr w:type="spellStart"/>
+            <w:r>
+              <w:rPr>
+                <w:sz w:val="18"/>
+                <w:szCs w:val="18"/>
+              </w:rPr>
+              <w:t>Questo</w:t>
+            </w:r>
+            <w:proofErr w:type="spellEnd"/>
+            <w:r>
+              <w:rPr>
+                <w:sz w:val="18"/>
+                <w:szCs w:val="18"/>
+              </w:rPr>
+              <w:t xml:space="preserve"> test serve per Vedere se la </w:t>
+            </w:r>
+            <w:proofErr w:type="spellStart"/>
+            <w:r>
+              <w:rPr>
+                <w:sz w:val="18"/>
+                <w:szCs w:val="18"/>
+              </w:rPr>
+              <w:t>connessione</w:t>
+            </w:r>
+            <w:proofErr w:type="spellEnd"/>
+            <w:r>
+              <w:rPr>
+                <w:sz w:val="18"/>
+                <w:szCs w:val="18"/>
+              </w:rPr>
+              <w:t xml:space="preserve"> </w:t>
+            </w:r>
+            <w:proofErr w:type="spellStart"/>
+            <w:r>
+              <w:rPr>
+                <w:sz w:val="18"/>
+                <w:szCs w:val="18"/>
+              </w:rPr>
+              <w:t>tra</w:t>
+            </w:r>
+            <w:proofErr w:type="spellEnd"/>
+            <w:r>
+              <w:rPr>
+                <w:sz w:val="18"/>
+                <w:szCs w:val="18"/>
+              </w:rPr>
+              <w:t xml:space="preserve"> 2 pc </w:t>
+            </w:r>
+            <w:proofErr w:type="spellStart"/>
+            <w:r>
+              <w:rPr>
+                <w:sz w:val="18"/>
+                <w:szCs w:val="18"/>
+              </w:rPr>
+              <w:t>funziona</w:t>
+            </w:r>
+            <w:proofErr w:type="spellEnd"/>
           </w:p>
         </w:tc>
       </w:tr>
@@ -6744,6 +7231,7 @@
                 <w:szCs w:val="18"/>
               </w:rPr>
             </w:pPr>
+            <w:proofErr w:type="spellStart"/>
             <w:r>
               <w:rPr>
                 <w:b/>
@@ -6752,6 +7240,7 @@
               </w:rPr>
               <w:t>Prerequisiti</w:t>
             </w:r>
+            <w:proofErr w:type="spellEnd"/>
             <w:r>
               <w:rPr>
                 <w:b/>
@@ -6778,59 +7267,47 @@
                 <w:szCs w:val="18"/>
               </w:rPr>
             </w:pPr>
-            <w:r>
-              <w:rPr>
-                <w:sz w:val="18"/>
-                <w:szCs w:val="18"/>
-              </w:rPr>
-              <w:t xml:space="preserve">Store on local PC: Profile_1.2.001.xml (appendix </w:t>
-            </w:r>
-            <w:r>
-              <w:rPr>
-                <w:sz w:val="18"/>
-                <w:szCs w:val="18"/>
-                <w:highlight w:val="red"/>
-              </w:rPr>
-              <w:t>n_n</w:t>
-            </w:r>
-            <w:r>
-              <w:rPr>
-                <w:sz w:val="18"/>
-                <w:szCs w:val="18"/>
-              </w:rPr>
-              <w:t xml:space="preserve">) and Cards_1.2.001.txt (appendix </w:t>
-            </w:r>
-            <w:r>
-              <w:rPr>
-                <w:sz w:val="18"/>
-                <w:szCs w:val="18"/>
-                <w:highlight w:val="red"/>
-              </w:rPr>
-              <w:t>n_n</w:t>
-            </w:r>
-            <w:r>
-              <w:rPr>
-                <w:sz w:val="18"/>
-                <w:szCs w:val="18"/>
-              </w:rPr>
-              <w:t>).</w:t>
-            </w:r>
-          </w:p>
-          <w:p>
-            <w:pPr>
-              <w:pStyle w:val="BodyTextChar"/>
-              <w:rPr>
-                <w:sz w:val="18"/>
-                <w:szCs w:val="18"/>
-              </w:rPr>
-            </w:pPr>
-            <w:r>
-              <w:rPr>
-                <w:sz w:val="18"/>
-                <w:szCs w:val="18"/>
-              </w:rPr>
-              <w:t>PIN (OTA_VIEW_PIN_PUK_KEY) and ADM (OTA_VIEW_ADM_KEY) user right not set.</w:t>
-            </w:r>
+            <w:proofErr w:type="spellStart"/>
+            <w:r>
+              <w:rPr>
+                <w:sz w:val="18"/>
+                <w:szCs w:val="18"/>
+              </w:rPr>
+              <w:t>Avere</w:t>
+            </w:r>
+            <w:proofErr w:type="spellEnd"/>
+            <w:r>
+              <w:rPr>
+                <w:sz w:val="18"/>
+                <w:szCs w:val="18"/>
+              </w:rPr>
+              <w:t xml:space="preserve"> </w:t>
+            </w:r>
+            <w:proofErr w:type="spellStart"/>
+            <w:r>
+              <w:rPr>
+                <w:sz w:val="18"/>
+                <w:szCs w:val="18"/>
+              </w:rPr>
+              <w:t>creato</w:t>
+            </w:r>
+            <w:proofErr w:type="spellEnd"/>
+            <w:r>
+              <w:rPr>
+                <w:sz w:val="18"/>
+                <w:szCs w:val="18"/>
+              </w:rPr>
+              <w:t xml:space="preserve"> il </w:t>
+            </w:r>
+            <w:proofErr w:type="spellStart"/>
+            <w:r>
+              <w:rPr>
+                <w:sz w:val="18"/>
+                <w:szCs w:val="18"/>
+              </w:rPr>
+              <w:t>websocket</w:t>
+            </w:r>
+            <w:proofErr w:type="spellEnd"/>
           </w:p>
         </w:tc>
       </w:tr>
@@ -6852,6 +7329,7 @@
                 <w:szCs w:val="18"/>
               </w:rPr>
             </w:pPr>
+            <w:proofErr w:type="spellStart"/>
             <w:r>
               <w:rPr>
                 <w:b/>
@@ -6860,6 +7338,7 @@
               </w:rPr>
               <w:t>Procedura</w:t>
             </w:r>
+            <w:proofErr w:type="spellEnd"/>
             <w:r>
               <w:rPr>
                 <w:b/>
@@ -6883,199 +7362,130 @@
               <w:pStyle w:val="BodyTextChar"/>
               <w:numPr>
                 <w:ilvl w:val="0"/>
-                <w:numId w:val="17"/>
+                <w:numId w:val="28"/>
               </w:numPr>
-              <w:ind w:left="357" w:hanging="357"/>
-              <w:rPr>
-                <w:sz w:val="18"/>
-                <w:szCs w:val="18"/>
-              </w:rPr>
-            </w:pPr>
-            <w:r>
-              <w:rPr>
-                <w:sz w:val="18"/>
-                <w:szCs w:val="18"/>
-              </w:rPr>
-              <w:t xml:space="preserve">Go to “Cards manager” menu, </w:t>
-            </w:r>
-            <w:r>
-              <w:rPr>
-                <w:sz w:val="18"/>
-                <w:szCs w:val="18"/>
-              </w:rPr>
-              <w:br/>
-              <w:t>in main page click “Import Profiles” link,</w:t>
-            </w:r>
-            <w:r>
-              <w:rPr>
-                <w:sz w:val="18"/>
-                <w:szCs w:val="18"/>
-              </w:rPr>
-              <w:br/>
-              <w:t>Select the “1.2.001.xml” file,</w:t>
-            </w:r>
-            <w:r>
-              <w:rPr>
-                <w:sz w:val="18"/>
-                <w:szCs w:val="18"/>
-              </w:rPr>
-              <w:br/>
-              <w:t>Import the Profile</w:t>
-            </w:r>
-          </w:p>
-          <w:p>
-            <w:pPr>
-              <w:pStyle w:val="BodyTextChar"/>
+            </w:pPr>
+            <w:proofErr w:type="spellStart"/>
+            <w:r>
+              <w:rPr>
+                <w:sz w:val="18"/>
+                <w:szCs w:val="18"/>
+              </w:rPr>
+              <w:t>Avv</w:t>
+            </w:r>
+            <w:r>
+              <w:rPr>
+                <w:sz w:val="18"/>
+                <w:szCs w:val="18"/>
+              </w:rPr>
+              <w:t>iare</w:t>
+            </w:r>
+            <w:proofErr w:type="spellEnd"/>
+            <w:r>
+              <w:rPr>
+                <w:sz w:val="18"/>
+                <w:szCs w:val="18"/>
+              </w:rPr>
+              <w:t xml:space="preserve"> il file .</w:t>
+            </w:r>
+            <w:proofErr w:type="spellStart"/>
+            <w:r>
+              <w:rPr>
+                <w:sz w:val="18"/>
+                <w:szCs w:val="18"/>
+              </w:rPr>
+              <w:t>js</w:t>
+            </w:r>
+            <w:proofErr w:type="spellEnd"/>
+            <w:r>
+              <w:rPr>
+                <w:sz w:val="18"/>
+                <w:szCs w:val="18"/>
+              </w:rPr>
+              <w:t xml:space="preserve"> </w:t>
+            </w:r>
+          </w:p>
+          <w:p>
+            <w:pPr>
+              <w:pStyle w:val="Corpotesto"/>
               <w:numPr>
                 <w:ilvl w:val="0"/>
-                <w:numId w:val="17"/>
+                <w:numId w:val="28"/>
               </w:numPr>
-              <w:ind w:left="357" w:hanging="357"/>
-              <w:rPr>
-                <w:sz w:val="18"/>
-                <w:szCs w:val="18"/>
-              </w:rPr>
-            </w:pPr>
-            <w:r>
-              <w:rPr>
-                <w:sz w:val="18"/>
-                <w:szCs w:val="18"/>
-              </w:rPr>
-              <w:t xml:space="preserve">Go to “Cards manager” menu, </w:t>
-            </w:r>
-            <w:r>
-              <w:rPr>
-                <w:sz w:val="18"/>
-                <w:szCs w:val="18"/>
-              </w:rPr>
-              <w:br/>
-              <w:t>in main page click “Import Cards” link,</w:t>
-            </w:r>
-            <w:r>
-              <w:rPr>
-                <w:sz w:val="18"/>
-                <w:szCs w:val="18"/>
-              </w:rPr>
-              <w:br/>
-              <w:t>Select the “1.2.001.txt” file,</w:t>
-            </w:r>
-            <w:r>
-              <w:rPr>
-                <w:sz w:val="18"/>
-                <w:szCs w:val="18"/>
-              </w:rPr>
-              <w:br/>
-              <w:t xml:space="preserve">Delete the cards, </w:t>
-            </w:r>
-            <w:r>
-              <w:rPr>
-                <w:sz w:val="18"/>
-                <w:szCs w:val="18"/>
-              </w:rPr>
-              <w:br/>
-              <w:t>Select the “1.2.001.txt” file,</w:t>
-            </w:r>
-            <w:r>
-              <w:rPr>
-                <w:sz w:val="18"/>
-                <w:szCs w:val="18"/>
-              </w:rPr>
-              <w:br/>
-              <w:t>Import the cards</w:t>
-            </w:r>
-          </w:p>
-          <w:p>
-            <w:pPr>
-              <w:pStyle w:val="BodyTextChar"/>
+              <w:rPr>
+                <w:lang w:val="en-GB" w:eastAsia="en-US"/>
+              </w:rPr>
+            </w:pPr>
+            <w:proofErr w:type="spellStart"/>
+            <w:r>
+              <w:rPr>
+                <w:lang w:val="en-GB" w:eastAsia="en-US"/>
+              </w:rPr>
+              <w:t>Inserire</w:t>
+            </w:r>
+            <w:proofErr w:type="spellEnd"/>
+            <w:r>
+              <w:rPr>
+                <w:lang w:val="en-GB" w:eastAsia="en-US"/>
+              </w:rPr>
+              <w:t xml:space="preserve"> </w:t>
+            </w:r>
+            <w:proofErr w:type="spellStart"/>
+            <w:r>
+              <w:rPr>
+                <w:lang w:val="en-GB" w:eastAsia="en-US"/>
+              </w:rPr>
+              <w:t>l’ip</w:t>
+            </w:r>
+            <w:proofErr w:type="spellEnd"/>
+            <w:r>
+              <w:rPr>
+                <w:lang w:val="en-GB" w:eastAsia="en-US"/>
+              </w:rPr>
+              <w:t xml:space="preserve"> del </w:t>
+            </w:r>
+            <w:proofErr w:type="spellStart"/>
+            <w:r>
+              <w:rPr>
+                <w:lang w:val="en-GB" w:eastAsia="en-US"/>
+              </w:rPr>
+              <w:t>destinatario</w:t>
+            </w:r>
+            <w:proofErr w:type="spellEnd"/>
+          </w:p>
+          <w:p>
+            <w:pPr>
+              <w:pStyle w:val="Corpotesto"/>
               <w:numPr>
                 <w:ilvl w:val="0"/>
-                <w:numId w:val="17"/>
+                <w:numId w:val="28"/>
               </w:numPr>
               <w:rPr>
-                <w:sz w:val="18"/>
-                <w:szCs w:val="18"/>
-              </w:rPr>
-            </w:pPr>
-            <w:r>
-              <w:rPr>
-                <w:sz w:val="18"/>
-                <w:szCs w:val="18"/>
-              </w:rPr>
-              <w:t>Research the “</w:t>
-            </w:r>
-            <w:r>
-              <w:rPr>
-                <w:rFonts w:eastAsia="MS Mincho" w:cs="Arial"/>
-                <w:color w:val="000000"/>
-                <w:sz w:val="18"/>
-                <w:szCs w:val="18"/>
-                <w:lang w:eastAsia="ja-JP"/>
-              </w:rPr>
-              <w:t>41795924770</w:t>
-            </w:r>
-            <w:r>
-              <w:rPr>
-                <w:sz w:val="18"/>
-                <w:szCs w:val="18"/>
-              </w:rPr>
-              <w:t>” Card,</w:t>
-            </w:r>
-            <w:r>
-              <w:rPr>
-                <w:sz w:val="18"/>
-                <w:szCs w:val="18"/>
-              </w:rPr>
-              <w:br/>
-              <w:t>Click the imsi card link</w:t>
-            </w:r>
-            <w:r>
-              <w:rPr>
-                <w:sz w:val="18"/>
-                <w:szCs w:val="18"/>
-              </w:rPr>
-              <w:br/>
-              <w:t>Check the card details</w:t>
-            </w:r>
-          </w:p>
-          <w:p>
-            <w:pPr>
-              <w:pStyle w:val="BodyTextChar"/>
-              <w:numPr>
-                <w:ilvl w:val="0"/>
-                <w:numId w:val="17"/>
-              </w:numPr>
-              <w:rPr>
-                <w:sz w:val="18"/>
-                <w:szCs w:val="18"/>
-              </w:rPr>
-            </w:pPr>
-            <w:r>
-              <w:rPr>
-                <w:rFonts w:eastAsia="MS Mincho" w:cs="Arial"/>
-                <w:sz w:val="18"/>
-                <w:szCs w:val="18"/>
-                <w:lang w:eastAsia="ja-JP"/>
-              </w:rPr>
-              <w:t>Execute the SQL:</w:t>
-            </w:r>
-            <w:r>
-              <w:rPr>
-                <w:rFonts w:eastAsia="MS Mincho" w:cs="Arial"/>
-                <w:sz w:val="18"/>
-                <w:szCs w:val="18"/>
-                <w:lang w:eastAsia="ja-JP"/>
-              </w:rPr>
-              <w:br/>
-            </w:r>
-            <w:r>
-              <w:rPr>
-                <w:rFonts w:ascii="Courier New" w:eastAsia="MS Mincho" w:hAnsi="Courier New" w:cs="Courier New"/>
-                <w:sz w:val="16"/>
-                <w:szCs w:val="16"/>
-                <w:lang w:eastAsia="ja-JP"/>
-              </w:rPr>
-              <w:t>SELECT imsi, dir, keyset, cntr, rawtohex(kickey), rawtohex(kidkey), rawtohex(kikkey), rawtohex(chv), rawtohex(dap)FROM otacardkey a where imsi='340041795924770' ORDER BY keyset;</w:t>
-            </w:r>
+                <w:lang w:val="en-GB" w:eastAsia="en-US"/>
+              </w:rPr>
+            </w:pPr>
+            <w:proofErr w:type="spellStart"/>
+            <w:r>
+              <w:rPr>
+                <w:lang w:val="en-GB" w:eastAsia="en-US"/>
+              </w:rPr>
+              <w:t>Inviare</w:t>
+            </w:r>
+            <w:proofErr w:type="spellEnd"/>
+            <w:r>
+              <w:rPr>
+                <w:lang w:val="en-GB" w:eastAsia="en-US"/>
+              </w:rPr>
+              <w:t xml:space="preserve"> un </w:t>
+            </w:r>
+            <w:proofErr w:type="spellStart"/>
+            <w:r>
+              <w:rPr>
+                <w:lang w:val="en-GB" w:eastAsia="en-US"/>
+              </w:rPr>
+              <w:t>messaggio</w:t>
+            </w:r>
+            <w:proofErr w:type="spellEnd"/>
           </w:p>
         </w:tc>
       </w:tr>
@@ -7097,14 +7507,34 @@
                 <w:szCs w:val="18"/>
               </w:rPr>
             </w:pPr>
-            <w:r>
-              <w:rPr>
-                <w:b/>
-                <w:sz w:val="18"/>
-                <w:szCs w:val="18"/>
-              </w:rPr>
-              <w:t>Risultati attesi</w:t>
-            </w:r>
+            <w:proofErr w:type="spellStart"/>
+            <w:r>
+              <w:rPr>
+                <w:b/>
+                <w:sz w:val="18"/>
+                <w:szCs w:val="18"/>
+              </w:rPr>
+              <w:t>Risultati</w:t>
+            </w:r>
+            <w:proofErr w:type="spellEnd"/>
+            <w:r>
+              <w:rPr>
+                <w:b/>
+                <w:sz w:val="18"/>
+                <w:szCs w:val="18"/>
+              </w:rPr>
+              <w:t xml:space="preserve"> </w:t>
+            </w:r>
+            <w:proofErr w:type="spellStart"/>
+            <w:r>
+              <w:rPr>
+                <w:b/>
+                <w:sz w:val="18"/>
+                <w:szCs w:val="18"/>
+              </w:rPr>
+              <w:t>attesi</w:t>
+            </w:r>
+            <w:proofErr w:type="spellEnd"/>
             <w:r>
               <w:rPr>
                 <w:b/>
@@ -7136,8 +7566,33 @@
                 <w:sz w:val="18"/>
                 <w:szCs w:val="18"/>
               </w:rPr>
-              <w:t>Keys visible in the DB (OtaCardKey) but not visible in the GUI (Card details)</w:t>
-            </w:r>
+              <w:t xml:space="preserve">Che I pc </w:t>
+            </w:r>
+            <w:proofErr w:type="spellStart"/>
+            <w:r>
+              <w:rPr>
+                <w:sz w:val="18"/>
+                <w:szCs w:val="18"/>
+              </w:rPr>
+              <w:t>effetuino</w:t>
+            </w:r>
+            <w:proofErr w:type="spellEnd"/>
+            <w:r>
+              <w:rPr>
+                <w:sz w:val="18"/>
+                <w:szCs w:val="18"/>
+              </w:rPr>
+              <w:t xml:space="preserve"> la </w:t>
+            </w:r>
+            <w:proofErr w:type="spellStart"/>
+            <w:r>
+              <w:rPr>
+                <w:sz w:val="18"/>
+                <w:szCs w:val="18"/>
+              </w:rPr>
+              <w:t>connessione</w:t>
+            </w:r>
+            <w:proofErr w:type="spellEnd"/>
           </w:p>
         </w:tc>
       </w:tr>
@@ -7145,21 +7600,3827 @@
     <w:p>
       <w:pPr>
         <w:rPr>
+          <w:lang w:val="en-GB"/>
+        </w:rPr>
+      </w:pPr>
+    </w:p>
+    <w:tbl>
+      <w:tblPr>
+        <w:tblW w:w="9521" w:type="dxa"/>
+        <w:tblInd w:w="113" w:type="dxa"/>
+        <w:tblBorders>
+          <w:top w:val="single" w:sz="4" w:space="0" w:color="auto"/>
+          <w:left w:val="single" w:sz="4" w:space="0" w:color="auto"/>
+          <w:bottom w:val="single" w:sz="4" w:space="0" w:color="auto"/>
+          <w:right w:val="single" w:sz="4" w:space="0" w:color="auto"/>
+          <w:insideH w:val="single" w:sz="4" w:space="0" w:color="auto"/>
+          <w:insideV w:val="single" w:sz="4" w:space="0" w:color="auto"/>
+        </w:tblBorders>
+        <w:tblLook w:val="01E0" w:firstRow="1" w:lastRow="1" w:firstColumn="1" w:lastColumn="1" w:noHBand="0" w:noVBand="0"/>
+      </w:tblPr>
+      <w:tblGrid>
+        <w:gridCol w:w="2050"/>
+        <w:gridCol w:w="1562"/>
+        <w:gridCol w:w="1267"/>
+        <w:gridCol w:w="4642"/>
+      </w:tblGrid>
+      <w:tr>
+        <w:tc>
+          <w:tcPr>
+            <w:tcW w:w="2050" w:type="dxa"/>
+            <w:tcBorders>
+              <w:bottom w:val="single" w:sz="4" w:space="0" w:color="auto"/>
+              <w:right w:val="single" w:sz="4" w:space="0" w:color="auto"/>
+            </w:tcBorders>
+            <w:shd w:val="pct25" w:color="auto" w:fill="auto"/>
+          </w:tcPr>
+          <w:p>
+            <w:pPr>
+              <w:pStyle w:val="BodyTextChar"/>
+              <w:rPr>
+                <w:b/>
+                <w:sz w:val="18"/>
+                <w:szCs w:val="18"/>
+              </w:rPr>
+            </w:pPr>
+            <w:r>
+              <w:rPr>
+                <w:b/>
+                <w:sz w:val="18"/>
+                <w:szCs w:val="18"/>
+              </w:rPr>
+              <w:t>Test Case:</w:t>
+            </w:r>
+          </w:p>
+          <w:p>
+            <w:pPr>
+              <w:pStyle w:val="Corpotesto"/>
+              <w:rPr>
+                <w:sz w:val="18"/>
+                <w:szCs w:val="18"/>
+                <w:lang w:val="en-GB" w:eastAsia="en-US"/>
+              </w:rPr>
+            </w:pPr>
+            <w:proofErr w:type="spellStart"/>
+            <w:r>
+              <w:rPr>
+                <w:b/>
+                <w:sz w:val="18"/>
+                <w:szCs w:val="18"/>
+                <w:lang w:val="en-GB" w:eastAsia="en-US"/>
+              </w:rPr>
+              <w:t>Riferimento</w:t>
+            </w:r>
+            <w:proofErr w:type="spellEnd"/>
+            <w:r>
+              <w:rPr>
+                <w:sz w:val="18"/>
+                <w:szCs w:val="18"/>
+                <w:lang w:val="en-GB" w:eastAsia="en-US"/>
+              </w:rPr>
+              <w:t xml:space="preserve">: </w:t>
+            </w:r>
+          </w:p>
+        </w:tc>
+        <w:tc>
+          <w:tcPr>
+            <w:tcW w:w="1562" w:type="dxa"/>
+            <w:tcBorders>
+              <w:left w:val="single" w:sz="4" w:space="0" w:color="auto"/>
+              <w:bottom w:val="single" w:sz="4" w:space="0" w:color="auto"/>
+              <w:right w:val="single" w:sz="4" w:space="0" w:color="auto"/>
+            </w:tcBorders>
+          </w:tcPr>
+          <w:p>
+            <w:pPr>
+              <w:pStyle w:val="BodyTextChar"/>
+              <w:rPr>
+                <w:sz w:val="18"/>
+                <w:szCs w:val="18"/>
+              </w:rPr>
+            </w:pPr>
+            <w:r>
+              <w:rPr>
+                <w:sz w:val="18"/>
+                <w:szCs w:val="18"/>
+              </w:rPr>
+              <w:t>TC-00</w:t>
+            </w:r>
+            <w:r>
+              <w:rPr>
+                <w:sz w:val="18"/>
+                <w:szCs w:val="18"/>
+              </w:rPr>
+              <w:t>2</w:t>
+            </w:r>
+          </w:p>
+          <w:p>
+            <w:pPr>
+              <w:rPr>
+                <w:lang w:val="en-GB" w:eastAsia="en-US"/>
+              </w:rPr>
+            </w:pPr>
+            <w:r>
+              <w:rPr>
+                <w:sz w:val="18"/>
+                <w:szCs w:val="18"/>
+              </w:rPr>
+              <w:t>REQ-00</w:t>
+            </w:r>
+            <w:r>
+              <w:rPr>
+                <w:sz w:val="18"/>
+                <w:szCs w:val="18"/>
+              </w:rPr>
+              <w:t>2</w:t>
+            </w:r>
+          </w:p>
+        </w:tc>
+        <w:tc>
+          <w:tcPr>
+            <w:tcW w:w="1267" w:type="dxa"/>
+            <w:tcBorders>
+              <w:left w:val="single" w:sz="4" w:space="0" w:color="auto"/>
+              <w:bottom w:val="single" w:sz="4" w:space="0" w:color="auto"/>
+              <w:right w:val="single" w:sz="4" w:space="0" w:color="auto"/>
+            </w:tcBorders>
+            <w:shd w:val="pct25" w:color="auto" w:fill="auto"/>
+          </w:tcPr>
+          <w:p>
+            <w:pPr>
+              <w:pStyle w:val="BodyTextChar"/>
+              <w:rPr>
+                <w:b/>
+                <w:sz w:val="18"/>
+                <w:szCs w:val="18"/>
+              </w:rPr>
+            </w:pPr>
+            <w:r>
+              <w:rPr>
+                <w:b/>
+                <w:sz w:val="18"/>
+                <w:szCs w:val="18"/>
+              </w:rPr>
+              <w:t>No</w:t>
+            </w:r>
+            <w:r>
+              <w:rPr>
+                <w:b/>
+                <w:sz w:val="18"/>
+                <w:szCs w:val="18"/>
+              </w:rPr>
+              <w:t>me:</w:t>
+            </w:r>
+          </w:p>
+        </w:tc>
+        <w:tc>
+          <w:tcPr>
+            <w:tcW w:w="4642" w:type="dxa"/>
+            <w:tcBorders>
+              <w:left w:val="single" w:sz="4" w:space="0" w:color="auto"/>
+              <w:bottom w:val="single" w:sz="4" w:space="0" w:color="auto"/>
+            </w:tcBorders>
+          </w:tcPr>
+          <w:p>
+            <w:pPr>
+              <w:pStyle w:val="BodyTextChar"/>
+              <w:rPr>
+                <w:sz w:val="18"/>
+                <w:szCs w:val="18"/>
+              </w:rPr>
+            </w:pPr>
+            <w:r>
+              <w:rPr>
+                <w:sz w:val="18"/>
+                <w:szCs w:val="18"/>
+              </w:rPr>
+              <w:t xml:space="preserve">Test </w:t>
+            </w:r>
+            <w:proofErr w:type="spellStart"/>
+            <w:r>
+              <w:rPr>
+                <w:sz w:val="18"/>
+                <w:szCs w:val="18"/>
+              </w:rPr>
+              <w:t>criptaggio</w:t>
+            </w:r>
+            <w:proofErr w:type="spellEnd"/>
+          </w:p>
+        </w:tc>
+      </w:tr>
+      <w:tr>
+        <w:tc>
+          <w:tcPr>
+            <w:tcW w:w="2050" w:type="dxa"/>
+            <w:tcBorders>
+              <w:right w:val="single" w:sz="4" w:space="0" w:color="auto"/>
+            </w:tcBorders>
+            <w:shd w:val="pct25" w:color="auto" w:fill="auto"/>
+          </w:tcPr>
+          <w:p>
+            <w:pPr>
+              <w:pStyle w:val="BodyTextChar"/>
+              <w:rPr>
+                <w:b/>
+                <w:sz w:val="18"/>
+                <w:szCs w:val="18"/>
+              </w:rPr>
+            </w:pPr>
+            <w:proofErr w:type="spellStart"/>
+            <w:r>
+              <w:rPr>
+                <w:b/>
+                <w:sz w:val="18"/>
+                <w:szCs w:val="18"/>
+              </w:rPr>
+              <w:t>Descrizione</w:t>
+            </w:r>
+            <w:proofErr w:type="spellEnd"/>
+            <w:r>
+              <w:rPr>
+                <w:b/>
+                <w:sz w:val="18"/>
+                <w:szCs w:val="18"/>
+              </w:rPr>
+              <w:t>:</w:t>
+            </w:r>
+          </w:p>
+        </w:tc>
+        <w:tc>
+          <w:tcPr>
+            <w:tcW w:w="7471" w:type="dxa"/>
+            <w:gridSpan w:val="3"/>
+            <w:tcBorders>
+              <w:left w:val="single" w:sz="4" w:space="0" w:color="auto"/>
+            </w:tcBorders>
+          </w:tcPr>
+          <w:p>
+            <w:pPr>
+              <w:pStyle w:val="BodyTextChar"/>
+              <w:rPr>
+                <w:sz w:val="18"/>
+                <w:szCs w:val="18"/>
+              </w:rPr>
+            </w:pPr>
+            <w:proofErr w:type="spellStart"/>
+            <w:r>
+              <w:rPr>
+                <w:sz w:val="18"/>
+                <w:szCs w:val="18"/>
+              </w:rPr>
+              <w:t>Questo</w:t>
+            </w:r>
+            <w:proofErr w:type="spellEnd"/>
+            <w:r>
+              <w:rPr>
+                <w:sz w:val="18"/>
+                <w:szCs w:val="18"/>
+              </w:rPr>
+              <w:t xml:space="preserve"> test serve a </w:t>
+            </w:r>
+            <w:proofErr w:type="spellStart"/>
+            <w:r>
+              <w:rPr>
+                <w:sz w:val="18"/>
+                <w:szCs w:val="18"/>
+              </w:rPr>
+              <w:t>verificare</w:t>
+            </w:r>
+            <w:proofErr w:type="spellEnd"/>
+            <w:r>
+              <w:rPr>
+                <w:sz w:val="18"/>
+                <w:szCs w:val="18"/>
+              </w:rPr>
+              <w:t xml:space="preserve"> se I </w:t>
+            </w:r>
+            <w:proofErr w:type="spellStart"/>
+            <w:r>
+              <w:rPr>
+                <w:sz w:val="18"/>
+                <w:szCs w:val="18"/>
+              </w:rPr>
+              <w:t>messaggi</w:t>
+            </w:r>
+            <w:proofErr w:type="spellEnd"/>
+            <w:r>
+              <w:rPr>
+                <w:sz w:val="18"/>
+                <w:szCs w:val="18"/>
+              </w:rPr>
+              <w:t xml:space="preserve"> </w:t>
+            </w:r>
+            <w:proofErr w:type="spellStart"/>
+            <w:r>
+              <w:rPr>
+                <w:sz w:val="18"/>
+                <w:szCs w:val="18"/>
+              </w:rPr>
+              <w:t>sono</w:t>
+            </w:r>
+            <w:proofErr w:type="spellEnd"/>
+            <w:r>
+              <w:rPr>
+                <w:sz w:val="18"/>
+                <w:szCs w:val="18"/>
+              </w:rPr>
+              <w:t xml:space="preserve"> </w:t>
+            </w:r>
+            <w:proofErr w:type="spellStart"/>
+            <w:r>
+              <w:rPr>
+                <w:sz w:val="18"/>
+                <w:szCs w:val="18"/>
+              </w:rPr>
+              <w:t>correttamente</w:t>
+            </w:r>
+            <w:proofErr w:type="spellEnd"/>
+            <w:r>
+              <w:rPr>
+                <w:sz w:val="18"/>
+                <w:szCs w:val="18"/>
+              </w:rPr>
+              <w:t xml:space="preserve"> </w:t>
+            </w:r>
+            <w:proofErr w:type="spellStart"/>
+            <w:r>
+              <w:rPr>
+                <w:sz w:val="18"/>
+                <w:szCs w:val="18"/>
+              </w:rPr>
+              <w:t>cripati</w:t>
+            </w:r>
+            <w:proofErr w:type="spellEnd"/>
+          </w:p>
+        </w:tc>
+      </w:tr>
+      <w:tr>
+        <w:tc>
+          <w:tcPr>
+            <w:tcW w:w="2050" w:type="dxa"/>
+            <w:tcBorders>
+              <w:right w:val="single" w:sz="4" w:space="0" w:color="auto"/>
+            </w:tcBorders>
+            <w:shd w:val="pct25" w:color="auto" w:fill="auto"/>
+          </w:tcPr>
+          <w:p>
+            <w:pPr>
+              <w:pStyle w:val="BodyTextChar"/>
+              <w:rPr>
+                <w:b/>
+                <w:sz w:val="18"/>
+                <w:szCs w:val="18"/>
+              </w:rPr>
+            </w:pPr>
+            <w:proofErr w:type="spellStart"/>
+            <w:r>
+              <w:rPr>
+                <w:b/>
+                <w:sz w:val="18"/>
+                <w:szCs w:val="18"/>
+              </w:rPr>
+              <w:t>Prerequisiti</w:t>
+            </w:r>
+            <w:proofErr w:type="spellEnd"/>
+            <w:r>
+              <w:rPr>
+                <w:b/>
+                <w:sz w:val="18"/>
+                <w:szCs w:val="18"/>
+              </w:rPr>
+              <w:t>:</w:t>
+            </w:r>
+          </w:p>
+        </w:tc>
+        <w:tc>
+          <w:tcPr>
+            <w:tcW w:w="7471" w:type="dxa"/>
+            <w:gridSpan w:val="3"/>
+            <w:tcBorders>
+              <w:left w:val="single" w:sz="4" w:space="0" w:color="auto"/>
+            </w:tcBorders>
+          </w:tcPr>
+          <w:p>
+            <w:pPr>
+              <w:pStyle w:val="BodyTextChar"/>
+              <w:rPr>
+                <w:sz w:val="18"/>
+                <w:szCs w:val="18"/>
+              </w:rPr>
+            </w:pPr>
+            <w:r>
+              <w:rPr>
+                <w:sz w:val="18"/>
+                <w:szCs w:val="18"/>
+              </w:rPr>
+              <w:t xml:space="preserve">Porta </w:t>
+            </w:r>
+            <w:proofErr w:type="spellStart"/>
+            <w:r>
+              <w:rPr>
+                <w:sz w:val="18"/>
+                <w:szCs w:val="18"/>
+              </w:rPr>
+              <w:t>aperta</w:t>
+            </w:r>
+            <w:proofErr w:type="spellEnd"/>
+            <w:r>
+              <w:rPr>
+                <w:sz w:val="18"/>
+                <w:szCs w:val="18"/>
+              </w:rPr>
+              <w:t xml:space="preserve"> e </w:t>
+            </w:r>
+            <w:proofErr w:type="spellStart"/>
+            <w:r>
+              <w:rPr>
+                <w:sz w:val="18"/>
+                <w:szCs w:val="18"/>
+              </w:rPr>
+              <w:t>connessione</w:t>
+            </w:r>
+            <w:proofErr w:type="spellEnd"/>
+            <w:r>
+              <w:rPr>
+                <w:sz w:val="18"/>
+                <w:szCs w:val="18"/>
+              </w:rPr>
+              <w:t xml:space="preserve"> </w:t>
+            </w:r>
+            <w:proofErr w:type="spellStart"/>
+            <w:r>
+              <w:rPr>
+                <w:sz w:val="18"/>
+                <w:szCs w:val="18"/>
+              </w:rPr>
+              <w:t>funzionante</w:t>
+            </w:r>
+            <w:proofErr w:type="spellEnd"/>
+            <w:r>
+              <w:rPr>
+                <w:sz w:val="18"/>
+                <w:szCs w:val="18"/>
+              </w:rPr>
+              <w:t xml:space="preserve">, </w:t>
+            </w:r>
+            <w:proofErr w:type="spellStart"/>
+            <w:r>
+              <w:rPr>
+                <w:sz w:val="18"/>
+                <w:szCs w:val="18"/>
+              </w:rPr>
+              <w:t>avere</w:t>
+            </w:r>
+            <w:proofErr w:type="spellEnd"/>
+            <w:r>
+              <w:rPr>
+                <w:sz w:val="18"/>
+                <w:szCs w:val="18"/>
+              </w:rPr>
+              <w:t xml:space="preserve"> </w:t>
+            </w:r>
+            <w:proofErr w:type="spellStart"/>
+            <w:r>
+              <w:rPr>
+                <w:sz w:val="18"/>
+                <w:szCs w:val="18"/>
+              </w:rPr>
+              <w:t>wiresharck</w:t>
+            </w:r>
+            <w:proofErr w:type="spellEnd"/>
+            <w:r>
+              <w:rPr>
+                <w:sz w:val="18"/>
+                <w:szCs w:val="18"/>
+              </w:rPr>
+              <w:t xml:space="preserve"> </w:t>
+            </w:r>
+            <w:proofErr w:type="spellStart"/>
+            <w:r>
+              <w:rPr>
+                <w:sz w:val="18"/>
+                <w:szCs w:val="18"/>
+              </w:rPr>
+              <w:t>scaricato</w:t>
+            </w:r>
+            <w:proofErr w:type="spellEnd"/>
+          </w:p>
+        </w:tc>
+      </w:tr>
+      <w:tr>
+        <w:tc>
+          <w:tcPr>
+            <w:tcW w:w="2050" w:type="dxa"/>
+            <w:tcBorders>
+              <w:right w:val="single" w:sz="4" w:space="0" w:color="auto"/>
+            </w:tcBorders>
+            <w:shd w:val="pct25" w:color="auto" w:fill="auto"/>
+          </w:tcPr>
+          <w:p>
+            <w:pPr>
+              <w:pStyle w:val="BodyTextChar"/>
+              <w:rPr>
+                <w:b/>
+                <w:sz w:val="18"/>
+                <w:szCs w:val="18"/>
+              </w:rPr>
+            </w:pPr>
+            <w:proofErr w:type="spellStart"/>
+            <w:r>
+              <w:rPr>
+                <w:b/>
+                <w:sz w:val="18"/>
+                <w:szCs w:val="18"/>
+              </w:rPr>
+              <w:t>Procedura</w:t>
+            </w:r>
+            <w:proofErr w:type="spellEnd"/>
+            <w:r>
+              <w:rPr>
+                <w:b/>
+                <w:sz w:val="18"/>
+                <w:szCs w:val="18"/>
+              </w:rPr>
+              <w:t>:</w:t>
+            </w:r>
+          </w:p>
+        </w:tc>
+        <w:tc>
+          <w:tcPr>
+            <w:tcW w:w="7471" w:type="dxa"/>
+            <w:gridSpan w:val="3"/>
+            <w:tcBorders>
+              <w:left w:val="single" w:sz="4" w:space="0" w:color="auto"/>
+            </w:tcBorders>
+          </w:tcPr>
+          <w:p>
+            <w:pPr>
+              <w:pStyle w:val="Corpotesto"/>
+              <w:numPr>
+                <w:ilvl w:val="0"/>
+                <w:numId w:val="30"/>
+              </w:numPr>
+              <w:rPr>
+                <w:lang w:val="en-GB" w:eastAsia="en-US"/>
+              </w:rPr>
+            </w:pPr>
+            <w:proofErr w:type="spellStart"/>
+            <w:r>
+              <w:rPr>
+                <w:lang w:val="en-GB" w:eastAsia="en-US"/>
+              </w:rPr>
+              <w:t>Accendere</w:t>
+            </w:r>
+            <w:proofErr w:type="spellEnd"/>
+            <w:r>
+              <w:rPr>
+                <w:lang w:val="en-GB" w:eastAsia="en-US"/>
+              </w:rPr>
+              <w:t xml:space="preserve"> </w:t>
+            </w:r>
+            <w:proofErr w:type="spellStart"/>
+            <w:r>
+              <w:rPr>
+                <w:lang w:val="en-GB" w:eastAsia="en-US"/>
+              </w:rPr>
+              <w:t>wireshark</w:t>
+            </w:r>
+            <w:proofErr w:type="spellEnd"/>
+            <w:r>
+              <w:rPr>
+                <w:lang w:val="en-GB" w:eastAsia="en-US"/>
+              </w:rPr>
+              <w:t xml:space="preserve"> </w:t>
+            </w:r>
+          </w:p>
+          <w:p>
+            <w:pPr>
+              <w:pStyle w:val="Corpotesto"/>
+              <w:numPr>
+                <w:ilvl w:val="0"/>
+                <w:numId w:val="30"/>
+              </w:numPr>
+              <w:rPr>
+                <w:lang w:val="en-GB" w:eastAsia="en-US"/>
+              </w:rPr>
+            </w:pPr>
+            <w:proofErr w:type="spellStart"/>
+            <w:r>
+              <w:rPr>
+                <w:lang w:val="en-GB" w:eastAsia="en-US"/>
+              </w:rPr>
+              <w:t>Attivare</w:t>
+            </w:r>
+            <w:proofErr w:type="spellEnd"/>
+            <w:r>
+              <w:rPr>
+                <w:lang w:val="en-GB" w:eastAsia="en-US"/>
+              </w:rPr>
+              <w:t xml:space="preserve"> la </w:t>
+            </w:r>
+            <w:proofErr w:type="spellStart"/>
+            <w:r>
+              <w:rPr>
+                <w:lang w:val="en-GB" w:eastAsia="en-US"/>
+              </w:rPr>
+              <w:t>modalita</w:t>
+            </w:r>
+            <w:proofErr w:type="spellEnd"/>
+            <w:r>
+              <w:rPr>
+                <w:lang w:val="en-GB" w:eastAsia="en-US"/>
+              </w:rPr>
+              <w:t xml:space="preserve"> di </w:t>
+            </w:r>
+            <w:proofErr w:type="spellStart"/>
+            <w:r>
+              <w:rPr>
+                <w:lang w:val="en-GB" w:eastAsia="en-US"/>
+              </w:rPr>
+              <w:t>controllo</w:t>
+            </w:r>
+            <w:proofErr w:type="spellEnd"/>
+            <w:r>
+              <w:rPr>
+                <w:lang w:val="en-GB" w:eastAsia="en-US"/>
+              </w:rPr>
+              <w:t xml:space="preserve"> </w:t>
+            </w:r>
+            <w:proofErr w:type="spellStart"/>
+            <w:r>
+              <w:rPr>
+                <w:lang w:val="en-GB" w:eastAsia="en-US"/>
+              </w:rPr>
+              <w:t>dati</w:t>
+            </w:r>
+            <w:proofErr w:type="spellEnd"/>
+          </w:p>
+          <w:p>
+            <w:pPr>
+              <w:pStyle w:val="Corpotesto"/>
+              <w:numPr>
+                <w:ilvl w:val="0"/>
+                <w:numId w:val="30"/>
+              </w:numPr>
+              <w:rPr>
+                <w:lang w:val="en-GB" w:eastAsia="en-US"/>
+              </w:rPr>
+            </w:pPr>
+            <w:proofErr w:type="spellStart"/>
+            <w:r>
+              <w:rPr>
+                <w:lang w:val="en-GB" w:eastAsia="en-US"/>
+              </w:rPr>
+              <w:t>Inviare</w:t>
+            </w:r>
+            <w:proofErr w:type="spellEnd"/>
+            <w:r>
+              <w:rPr>
+                <w:lang w:val="en-GB" w:eastAsia="en-US"/>
+              </w:rPr>
+              <w:t xml:space="preserve"> un </w:t>
+            </w:r>
+            <w:proofErr w:type="spellStart"/>
+            <w:r>
+              <w:rPr>
+                <w:lang w:val="en-GB" w:eastAsia="en-US"/>
+              </w:rPr>
+              <w:t>messaggio</w:t>
+            </w:r>
+            <w:proofErr w:type="spellEnd"/>
+            <w:r>
+              <w:rPr>
+                <w:lang w:val="en-GB" w:eastAsia="en-US"/>
+              </w:rPr>
+              <w:t xml:space="preserve"> </w:t>
+            </w:r>
+            <w:proofErr w:type="spellStart"/>
+            <w:r>
+              <w:rPr>
+                <w:lang w:val="en-GB" w:eastAsia="en-US"/>
+              </w:rPr>
+              <w:t>dallo</w:t>
+            </w:r>
+            <w:proofErr w:type="spellEnd"/>
+            <w:r>
+              <w:rPr>
+                <w:lang w:val="en-GB" w:eastAsia="en-US"/>
+              </w:rPr>
+              <w:t xml:space="preserve"> script</w:t>
+            </w:r>
+          </w:p>
+          <w:p>
+            <w:pPr>
+              <w:pStyle w:val="Corpotesto"/>
+              <w:numPr>
+                <w:ilvl w:val="0"/>
+                <w:numId w:val="30"/>
+              </w:numPr>
+              <w:rPr>
+                <w:lang w:val="en-GB" w:eastAsia="en-US"/>
+              </w:rPr>
+            </w:pPr>
+            <w:proofErr w:type="spellStart"/>
+            <w:r>
+              <w:rPr>
+                <w:lang w:val="en-GB" w:eastAsia="en-US"/>
+              </w:rPr>
+              <w:t>Controllare</w:t>
+            </w:r>
+            <w:proofErr w:type="spellEnd"/>
+            <w:r>
+              <w:rPr>
+                <w:lang w:val="en-GB" w:eastAsia="en-US"/>
+              </w:rPr>
+              <w:t xml:space="preserve"> se </w:t>
+            </w:r>
+            <w:proofErr w:type="spellStart"/>
+            <w:r>
+              <w:rPr>
+                <w:lang w:val="en-GB" w:eastAsia="en-US"/>
+              </w:rPr>
+              <w:t>su</w:t>
+            </w:r>
+            <w:proofErr w:type="spellEnd"/>
+            <w:r>
+              <w:rPr>
+                <w:lang w:val="en-GB" w:eastAsia="en-US"/>
+              </w:rPr>
+              <w:t xml:space="preserve"> </w:t>
+            </w:r>
+            <w:proofErr w:type="spellStart"/>
+            <w:r>
+              <w:rPr>
+                <w:lang w:val="en-GB" w:eastAsia="en-US"/>
+              </w:rPr>
+              <w:t>wireshark</w:t>
+            </w:r>
+            <w:proofErr w:type="spellEnd"/>
+            <w:r>
+              <w:rPr>
+                <w:lang w:val="en-GB" w:eastAsia="en-US"/>
+              </w:rPr>
+              <w:t xml:space="preserve"> </w:t>
+            </w:r>
+            <w:proofErr w:type="spellStart"/>
+            <w:r>
+              <w:rPr>
+                <w:lang w:val="en-GB" w:eastAsia="en-US"/>
+              </w:rPr>
+              <w:t>escono</w:t>
+            </w:r>
+            <w:proofErr w:type="spellEnd"/>
+            <w:r>
+              <w:rPr>
+                <w:lang w:val="en-GB" w:eastAsia="en-US"/>
+              </w:rPr>
+              <w:t xml:space="preserve"> in </w:t>
+            </w:r>
+            <w:proofErr w:type="spellStart"/>
+            <w:r>
+              <w:rPr>
+                <w:lang w:val="en-GB" w:eastAsia="en-US"/>
+              </w:rPr>
+              <w:t>chiaro</w:t>
+            </w:r>
+            <w:proofErr w:type="spellEnd"/>
+            <w:r>
+              <w:rPr>
+                <w:lang w:val="en-GB" w:eastAsia="en-US"/>
+              </w:rPr>
+              <w:t xml:space="preserve"> o no</w:t>
+            </w:r>
+          </w:p>
+        </w:tc>
+      </w:tr>
+      <w:tr>
+        <w:tc>
+          <w:tcPr>
+            <w:tcW w:w="2050" w:type="dxa"/>
+            <w:tcBorders>
+              <w:right w:val="single" w:sz="4" w:space="0" w:color="auto"/>
+            </w:tcBorders>
+            <w:shd w:val="pct25" w:color="auto" w:fill="auto"/>
+          </w:tcPr>
+          <w:p>
+            <w:pPr>
+              <w:pStyle w:val="BodyTextChar"/>
+              <w:rPr>
+                <w:b/>
+                <w:sz w:val="18"/>
+                <w:szCs w:val="18"/>
+              </w:rPr>
+            </w:pPr>
+            <w:proofErr w:type="spellStart"/>
+            <w:r>
+              <w:rPr>
+                <w:b/>
+                <w:sz w:val="18"/>
+                <w:szCs w:val="18"/>
+              </w:rPr>
+              <w:t>Risultati</w:t>
+            </w:r>
+            <w:proofErr w:type="spellEnd"/>
+            <w:r>
+              <w:rPr>
+                <w:b/>
+                <w:sz w:val="18"/>
+                <w:szCs w:val="18"/>
+              </w:rPr>
+              <w:t xml:space="preserve"> </w:t>
+            </w:r>
+            <w:proofErr w:type="spellStart"/>
+            <w:r>
+              <w:rPr>
+                <w:b/>
+                <w:sz w:val="18"/>
+                <w:szCs w:val="18"/>
+              </w:rPr>
+              <w:t>attesi</w:t>
+            </w:r>
+            <w:proofErr w:type="spellEnd"/>
+            <w:r>
+              <w:rPr>
+                <w:b/>
+                <w:sz w:val="18"/>
+                <w:szCs w:val="18"/>
+              </w:rPr>
+              <w:t>:</w:t>
+            </w:r>
+          </w:p>
+        </w:tc>
+        <w:tc>
+          <w:tcPr>
+            <w:tcW w:w="7471" w:type="dxa"/>
+            <w:gridSpan w:val="3"/>
+            <w:tcBorders>
+              <w:left w:val="single" w:sz="4" w:space="0" w:color="auto"/>
+            </w:tcBorders>
+          </w:tcPr>
+          <w:p>
+            <w:pPr>
+              <w:pStyle w:val="BodyTextChar"/>
+              <w:rPr>
+                <w:sz w:val="18"/>
+                <w:szCs w:val="18"/>
+              </w:rPr>
+            </w:pPr>
+            <w:r>
+              <w:rPr>
+                <w:sz w:val="18"/>
+                <w:szCs w:val="18"/>
+              </w:rPr>
+              <w:t xml:space="preserve">Su </w:t>
+            </w:r>
+            <w:proofErr w:type="spellStart"/>
+            <w:r>
+              <w:rPr>
+                <w:sz w:val="18"/>
+                <w:szCs w:val="18"/>
+              </w:rPr>
+              <w:t>wireshark</w:t>
+            </w:r>
+            <w:proofErr w:type="spellEnd"/>
+            <w:r>
+              <w:rPr>
+                <w:sz w:val="18"/>
+                <w:szCs w:val="18"/>
+              </w:rPr>
+              <w:t xml:space="preserve"> I </w:t>
+            </w:r>
+            <w:proofErr w:type="spellStart"/>
+            <w:r>
+              <w:rPr>
+                <w:sz w:val="18"/>
+                <w:szCs w:val="18"/>
+              </w:rPr>
+              <w:t>messaggi</w:t>
+            </w:r>
+            <w:proofErr w:type="spellEnd"/>
+            <w:r>
+              <w:rPr>
+                <w:sz w:val="18"/>
+                <w:szCs w:val="18"/>
+              </w:rPr>
+              <w:t xml:space="preserve"> </w:t>
+            </w:r>
+            <w:proofErr w:type="spellStart"/>
+            <w:r>
+              <w:rPr>
+                <w:sz w:val="18"/>
+                <w:szCs w:val="18"/>
+              </w:rPr>
+              <w:t>escono</w:t>
+            </w:r>
+            <w:proofErr w:type="spellEnd"/>
+            <w:r>
+              <w:rPr>
+                <w:sz w:val="18"/>
+                <w:szCs w:val="18"/>
+              </w:rPr>
+              <w:t xml:space="preserve"> </w:t>
+            </w:r>
+            <w:proofErr w:type="spellStart"/>
+            <w:r>
+              <w:rPr>
+                <w:sz w:val="18"/>
+                <w:szCs w:val="18"/>
+              </w:rPr>
+              <w:t>inriconocibili</w:t>
+            </w:r>
+            <w:proofErr w:type="spellEnd"/>
+          </w:p>
+        </w:tc>
+      </w:tr>
+    </w:tbl>
+    <w:p/>
+    <w:p>
+      <w:pPr>
+        <w:rPr>
+          <w:lang w:val="it-IT"/>
+        </w:rPr>
+      </w:pPr>
+    </w:p>
+    <w:tbl>
+      <w:tblPr>
+        <w:tblW w:w="9521" w:type="dxa"/>
+        <w:tblInd w:w="113" w:type="dxa"/>
+        <w:tblBorders>
+          <w:top w:val="single" w:sz="4" w:space="0" w:color="auto"/>
+          <w:left w:val="single" w:sz="4" w:space="0" w:color="auto"/>
+          <w:bottom w:val="single" w:sz="4" w:space="0" w:color="auto"/>
+          <w:right w:val="single" w:sz="4" w:space="0" w:color="auto"/>
+          <w:insideH w:val="single" w:sz="4" w:space="0" w:color="auto"/>
+          <w:insideV w:val="single" w:sz="4" w:space="0" w:color="auto"/>
+        </w:tblBorders>
+        <w:tblLook w:val="01E0" w:firstRow="1" w:lastRow="1" w:firstColumn="1" w:lastColumn="1" w:noHBand="0" w:noVBand="0"/>
+      </w:tblPr>
+      <w:tblGrid>
+        <w:gridCol w:w="2050"/>
+        <w:gridCol w:w="1562"/>
+        <w:gridCol w:w="1267"/>
+        <w:gridCol w:w="4642"/>
+      </w:tblGrid>
+      <w:tr>
+        <w:tc>
+          <w:tcPr>
+            <w:tcW w:w="2050" w:type="dxa"/>
+            <w:tcBorders>
+              <w:bottom w:val="single" w:sz="4" w:space="0" w:color="auto"/>
+              <w:right w:val="single" w:sz="4" w:space="0" w:color="auto"/>
+            </w:tcBorders>
+            <w:shd w:val="pct25" w:color="auto" w:fill="auto"/>
+          </w:tcPr>
+          <w:p>
+            <w:pPr>
+              <w:pStyle w:val="BodyTextChar"/>
+              <w:rPr>
+                <w:b/>
+                <w:sz w:val="18"/>
+                <w:szCs w:val="18"/>
+              </w:rPr>
+            </w:pPr>
+            <w:r>
+              <w:rPr>
+                <w:b/>
+                <w:sz w:val="18"/>
+                <w:szCs w:val="18"/>
+              </w:rPr>
+              <w:t>Test Case:</w:t>
+            </w:r>
+          </w:p>
+          <w:p>
+            <w:pPr>
+              <w:pStyle w:val="Corpotesto"/>
+              <w:rPr>
+                <w:sz w:val="18"/>
+                <w:szCs w:val="18"/>
+                <w:lang w:val="en-GB" w:eastAsia="en-US"/>
+              </w:rPr>
+            </w:pPr>
+            <w:proofErr w:type="spellStart"/>
+            <w:r>
+              <w:rPr>
+                <w:b/>
+                <w:sz w:val="18"/>
+                <w:szCs w:val="18"/>
+                <w:lang w:val="en-GB" w:eastAsia="en-US"/>
+              </w:rPr>
+              <w:t>Riferimento</w:t>
+            </w:r>
+            <w:proofErr w:type="spellEnd"/>
+            <w:r>
+              <w:rPr>
+                <w:sz w:val="18"/>
+                <w:szCs w:val="18"/>
+                <w:lang w:val="en-GB" w:eastAsia="en-US"/>
+              </w:rPr>
+              <w:t xml:space="preserve">: </w:t>
+            </w:r>
+          </w:p>
+        </w:tc>
+        <w:tc>
+          <w:tcPr>
+            <w:tcW w:w="1562" w:type="dxa"/>
+            <w:tcBorders>
+              <w:left w:val="single" w:sz="4" w:space="0" w:color="auto"/>
+              <w:bottom w:val="single" w:sz="4" w:space="0" w:color="auto"/>
+              <w:right w:val="single" w:sz="4" w:space="0" w:color="auto"/>
+            </w:tcBorders>
+          </w:tcPr>
+          <w:p>
+            <w:pPr>
+              <w:pStyle w:val="BodyTextChar"/>
+              <w:rPr>
+                <w:sz w:val="18"/>
+                <w:szCs w:val="18"/>
+              </w:rPr>
+            </w:pPr>
+            <w:r>
+              <w:rPr>
+                <w:sz w:val="18"/>
+                <w:szCs w:val="18"/>
+              </w:rPr>
+              <w:t>TC-00</w:t>
+            </w:r>
+            <w:r>
+              <w:rPr>
+                <w:sz w:val="18"/>
+                <w:szCs w:val="18"/>
+              </w:rPr>
+              <w:t>3</w:t>
+            </w:r>
+          </w:p>
+          <w:p>
+            <w:pPr>
+              <w:rPr>
+                <w:lang w:val="en-GB" w:eastAsia="en-US"/>
+              </w:rPr>
+            </w:pPr>
+            <w:r>
+              <w:rPr>
+                <w:sz w:val="18"/>
+                <w:szCs w:val="18"/>
+              </w:rPr>
+              <w:t>REQ-00</w:t>
+            </w:r>
+            <w:r>
+              <w:rPr>
+                <w:sz w:val="18"/>
+                <w:szCs w:val="18"/>
+              </w:rPr>
+              <w:t>5</w:t>
+            </w:r>
+          </w:p>
+        </w:tc>
+        <w:tc>
+          <w:tcPr>
+            <w:tcW w:w="1267" w:type="dxa"/>
+            <w:tcBorders>
+              <w:left w:val="single" w:sz="4" w:space="0" w:color="auto"/>
+              <w:bottom w:val="single" w:sz="4" w:space="0" w:color="auto"/>
+              <w:right w:val="single" w:sz="4" w:space="0" w:color="auto"/>
+            </w:tcBorders>
+            <w:shd w:val="pct25" w:color="auto" w:fill="auto"/>
+          </w:tcPr>
+          <w:p>
+            <w:pPr>
+              <w:pStyle w:val="BodyTextChar"/>
+              <w:rPr>
+                <w:b/>
+                <w:sz w:val="18"/>
+                <w:szCs w:val="18"/>
+              </w:rPr>
+            </w:pPr>
+            <w:r>
+              <w:rPr>
+                <w:b/>
+                <w:sz w:val="18"/>
+                <w:szCs w:val="18"/>
+              </w:rPr>
+              <w:t>No</w:t>
+            </w:r>
+            <w:r>
+              <w:rPr>
+                <w:b/>
+                <w:sz w:val="18"/>
+                <w:szCs w:val="18"/>
+              </w:rPr>
+              <w:t>me:</w:t>
+            </w:r>
+          </w:p>
+        </w:tc>
+        <w:tc>
+          <w:tcPr>
+            <w:tcW w:w="4642" w:type="dxa"/>
+            <w:tcBorders>
+              <w:left w:val="single" w:sz="4" w:space="0" w:color="auto"/>
+              <w:bottom w:val="single" w:sz="4" w:space="0" w:color="auto"/>
+            </w:tcBorders>
+          </w:tcPr>
+          <w:p>
+            <w:pPr>
+              <w:pStyle w:val="BodyTextChar"/>
+              <w:rPr>
+                <w:sz w:val="18"/>
+                <w:szCs w:val="18"/>
+              </w:rPr>
+            </w:pPr>
+            <w:r>
+              <w:rPr>
+                <w:sz w:val="18"/>
+                <w:szCs w:val="18"/>
+              </w:rPr>
+              <w:t xml:space="preserve">Test </w:t>
+            </w:r>
+            <w:proofErr w:type="spellStart"/>
+            <w:r>
+              <w:rPr>
+                <w:sz w:val="18"/>
+                <w:szCs w:val="18"/>
+              </w:rPr>
+              <w:t>Scoperta</w:t>
+            </w:r>
+            <w:proofErr w:type="spellEnd"/>
+            <w:r>
+              <w:rPr>
+                <w:sz w:val="18"/>
+                <w:szCs w:val="18"/>
+              </w:rPr>
+              <w:t xml:space="preserve"> </w:t>
+            </w:r>
+            <w:proofErr w:type="spellStart"/>
+            <w:r>
+              <w:rPr>
+                <w:sz w:val="18"/>
+                <w:szCs w:val="18"/>
+              </w:rPr>
+              <w:t>della</w:t>
+            </w:r>
+            <w:proofErr w:type="spellEnd"/>
+            <w:r>
+              <w:rPr>
+                <w:sz w:val="18"/>
+                <w:szCs w:val="18"/>
+              </w:rPr>
+              <w:t xml:space="preserve"> rete</w:t>
+            </w:r>
+          </w:p>
+        </w:tc>
+      </w:tr>
+      <w:tr>
+        <w:tc>
+          <w:tcPr>
+            <w:tcW w:w="2050" w:type="dxa"/>
+            <w:tcBorders>
+              <w:right w:val="single" w:sz="4" w:space="0" w:color="auto"/>
+            </w:tcBorders>
+            <w:shd w:val="pct25" w:color="auto" w:fill="auto"/>
+          </w:tcPr>
+          <w:p>
+            <w:pPr>
+              <w:pStyle w:val="BodyTextChar"/>
+              <w:rPr>
+                <w:b/>
+                <w:sz w:val="18"/>
+                <w:szCs w:val="18"/>
+              </w:rPr>
+            </w:pPr>
+            <w:proofErr w:type="spellStart"/>
+            <w:r>
+              <w:rPr>
+                <w:b/>
+                <w:sz w:val="18"/>
+                <w:szCs w:val="18"/>
+              </w:rPr>
+              <w:t>Descrizione</w:t>
+            </w:r>
+            <w:proofErr w:type="spellEnd"/>
+            <w:r>
+              <w:rPr>
+                <w:b/>
+                <w:sz w:val="18"/>
+                <w:szCs w:val="18"/>
+              </w:rPr>
+              <w:t>:</w:t>
+            </w:r>
+          </w:p>
+        </w:tc>
+        <w:tc>
+          <w:tcPr>
+            <w:tcW w:w="7471" w:type="dxa"/>
+            <w:gridSpan w:val="3"/>
+            <w:tcBorders>
+              <w:left w:val="single" w:sz="4" w:space="0" w:color="auto"/>
+            </w:tcBorders>
+          </w:tcPr>
+          <w:p>
+            <w:pPr>
+              <w:pStyle w:val="BodyTextChar"/>
+              <w:rPr>
+                <w:sz w:val="18"/>
+                <w:szCs w:val="18"/>
+              </w:rPr>
+            </w:pPr>
+            <w:proofErr w:type="spellStart"/>
+            <w:r>
+              <w:rPr>
+                <w:sz w:val="18"/>
+                <w:szCs w:val="18"/>
+              </w:rPr>
+              <w:t>Questo</w:t>
+            </w:r>
+            <w:proofErr w:type="spellEnd"/>
+            <w:r>
+              <w:rPr>
+                <w:sz w:val="18"/>
+                <w:szCs w:val="18"/>
+              </w:rPr>
+              <w:t xml:space="preserve"> test serve per </w:t>
+            </w:r>
+            <w:proofErr w:type="spellStart"/>
+            <w:r>
+              <w:rPr>
+                <w:sz w:val="18"/>
+                <w:szCs w:val="18"/>
+              </w:rPr>
+              <w:t>verificare</w:t>
+            </w:r>
+            <w:proofErr w:type="spellEnd"/>
+            <w:r>
+              <w:rPr>
+                <w:sz w:val="18"/>
+                <w:szCs w:val="18"/>
+              </w:rPr>
+              <w:t xml:space="preserve"> </w:t>
+            </w:r>
+            <w:proofErr w:type="spellStart"/>
+            <w:r>
+              <w:rPr>
+                <w:sz w:val="18"/>
+                <w:szCs w:val="18"/>
+              </w:rPr>
+              <w:t>che</w:t>
+            </w:r>
+            <w:proofErr w:type="spellEnd"/>
+            <w:r>
+              <w:rPr>
+                <w:sz w:val="18"/>
+                <w:szCs w:val="18"/>
+              </w:rPr>
+              <w:t xml:space="preserve"> il software </w:t>
+            </w:r>
+            <w:proofErr w:type="spellStart"/>
+            <w:r>
+              <w:rPr>
+                <w:sz w:val="18"/>
+                <w:szCs w:val="18"/>
+              </w:rPr>
+              <w:t>riessca</w:t>
+            </w:r>
+            <w:proofErr w:type="spellEnd"/>
+            <w:r>
+              <w:rPr>
+                <w:sz w:val="18"/>
+                <w:szCs w:val="18"/>
+              </w:rPr>
+              <w:t xml:space="preserve"> </w:t>
+            </w:r>
+            <w:proofErr w:type="gramStart"/>
+            <w:r>
+              <w:rPr>
+                <w:sz w:val="18"/>
+                <w:szCs w:val="18"/>
+              </w:rPr>
+              <w:t xml:space="preserve">a </w:t>
+            </w:r>
+            <w:r>
+              <w:rPr>
+                <w:sz w:val="18"/>
+                <w:szCs w:val="18"/>
+              </w:rPr>
+              <w:t xml:space="preserve"> </w:t>
+            </w:r>
+            <w:proofErr w:type="spellStart"/>
+            <w:r>
+              <w:rPr>
+                <w:sz w:val="18"/>
+                <w:szCs w:val="18"/>
+              </w:rPr>
+              <w:t>trovare</w:t>
+            </w:r>
+            <w:proofErr w:type="spellEnd"/>
+            <w:proofErr w:type="gramEnd"/>
+            <w:r>
+              <w:rPr>
+                <w:sz w:val="18"/>
+                <w:szCs w:val="18"/>
+              </w:rPr>
+              <w:t xml:space="preserve"> I </w:t>
+            </w:r>
+            <w:proofErr w:type="spellStart"/>
+            <w:r>
+              <w:rPr>
+                <w:sz w:val="18"/>
+                <w:szCs w:val="18"/>
+              </w:rPr>
+              <w:t>vari</w:t>
+            </w:r>
+            <w:proofErr w:type="spellEnd"/>
+            <w:r>
+              <w:rPr>
+                <w:sz w:val="18"/>
+                <w:szCs w:val="18"/>
+              </w:rPr>
+              <w:t xml:space="preserve"> pc </w:t>
+            </w:r>
+            <w:proofErr w:type="spellStart"/>
+            <w:r>
+              <w:rPr>
+                <w:sz w:val="18"/>
+                <w:szCs w:val="18"/>
+              </w:rPr>
+              <w:t>che</w:t>
+            </w:r>
+            <w:proofErr w:type="spellEnd"/>
+            <w:r>
+              <w:rPr>
+                <w:sz w:val="18"/>
+                <w:szCs w:val="18"/>
+              </w:rPr>
+              <w:t xml:space="preserve"> </w:t>
+            </w:r>
+            <w:proofErr w:type="spellStart"/>
+            <w:r>
+              <w:rPr>
+                <w:sz w:val="18"/>
+                <w:szCs w:val="18"/>
+              </w:rPr>
+              <w:t>sono</w:t>
+            </w:r>
+            <w:proofErr w:type="spellEnd"/>
+            <w:r>
+              <w:rPr>
+                <w:sz w:val="18"/>
+                <w:szCs w:val="18"/>
+              </w:rPr>
+              <w:t xml:space="preserve"> </w:t>
+            </w:r>
+            <w:proofErr w:type="spellStart"/>
+            <w:r>
+              <w:rPr>
+                <w:sz w:val="18"/>
+                <w:szCs w:val="18"/>
+              </w:rPr>
+              <w:t>connessi</w:t>
+            </w:r>
+            <w:proofErr w:type="spellEnd"/>
+          </w:p>
+        </w:tc>
+      </w:tr>
+      <w:tr>
+        <w:tc>
+          <w:tcPr>
+            <w:tcW w:w="2050" w:type="dxa"/>
+            <w:tcBorders>
+              <w:right w:val="single" w:sz="4" w:space="0" w:color="auto"/>
+            </w:tcBorders>
+            <w:shd w:val="pct25" w:color="auto" w:fill="auto"/>
+          </w:tcPr>
+          <w:p>
+            <w:pPr>
+              <w:pStyle w:val="BodyTextChar"/>
+              <w:rPr>
+                <w:b/>
+                <w:sz w:val="18"/>
+                <w:szCs w:val="18"/>
+              </w:rPr>
+            </w:pPr>
+            <w:proofErr w:type="spellStart"/>
+            <w:r>
+              <w:rPr>
+                <w:b/>
+                <w:sz w:val="18"/>
+                <w:szCs w:val="18"/>
+              </w:rPr>
+              <w:t>Prerequisiti</w:t>
+            </w:r>
+            <w:proofErr w:type="spellEnd"/>
+            <w:r>
+              <w:rPr>
+                <w:b/>
+                <w:sz w:val="18"/>
+                <w:szCs w:val="18"/>
+              </w:rPr>
+              <w:t>:</w:t>
+            </w:r>
+          </w:p>
+        </w:tc>
+        <w:tc>
+          <w:tcPr>
+            <w:tcW w:w="7471" w:type="dxa"/>
+            <w:gridSpan w:val="3"/>
+            <w:tcBorders>
+              <w:left w:val="single" w:sz="4" w:space="0" w:color="auto"/>
+            </w:tcBorders>
+          </w:tcPr>
+          <w:p>
+            <w:pPr>
+              <w:pStyle w:val="BodyTextChar"/>
+              <w:rPr>
+                <w:sz w:val="18"/>
+                <w:szCs w:val="18"/>
+              </w:rPr>
+            </w:pPr>
+            <w:proofErr w:type="spellStart"/>
+            <w:r>
+              <w:rPr>
+                <w:sz w:val="18"/>
+                <w:szCs w:val="18"/>
+              </w:rPr>
+              <w:t>Aprire</w:t>
+            </w:r>
+            <w:proofErr w:type="spellEnd"/>
+            <w:r>
+              <w:rPr>
+                <w:sz w:val="18"/>
+                <w:szCs w:val="18"/>
+              </w:rPr>
+              <w:t xml:space="preserve"> le 2 </w:t>
+            </w:r>
+            <w:proofErr w:type="spellStart"/>
+            <w:r>
+              <w:rPr>
+                <w:sz w:val="18"/>
+                <w:szCs w:val="18"/>
+              </w:rPr>
+              <w:t>porte</w:t>
+            </w:r>
+            <w:proofErr w:type="spellEnd"/>
+            <w:r>
+              <w:rPr>
+                <w:sz w:val="18"/>
+                <w:szCs w:val="18"/>
+              </w:rPr>
+              <w:t xml:space="preserve"> del firewall di windows, </w:t>
+            </w:r>
+            <w:proofErr w:type="spellStart"/>
+            <w:r>
+              <w:rPr>
+                <w:sz w:val="18"/>
+                <w:szCs w:val="18"/>
+              </w:rPr>
+              <w:t>avere</w:t>
+            </w:r>
+            <w:proofErr w:type="spellEnd"/>
+            <w:r>
+              <w:rPr>
+                <w:sz w:val="18"/>
+                <w:szCs w:val="18"/>
+              </w:rPr>
+              <w:t xml:space="preserve"> </w:t>
+            </w:r>
+            <w:proofErr w:type="spellStart"/>
+            <w:r>
+              <w:rPr>
+                <w:sz w:val="18"/>
+                <w:szCs w:val="18"/>
+              </w:rPr>
+              <w:t>installate</w:t>
+            </w:r>
+            <w:proofErr w:type="spellEnd"/>
+            <w:r>
+              <w:rPr>
+                <w:sz w:val="18"/>
+                <w:szCs w:val="18"/>
+              </w:rPr>
+              <w:t xml:space="preserve"> tutte le </w:t>
+            </w:r>
+            <w:proofErr w:type="spellStart"/>
+            <w:r>
+              <w:rPr>
+                <w:sz w:val="18"/>
+                <w:szCs w:val="18"/>
+              </w:rPr>
+              <w:t>librerie</w:t>
+            </w:r>
+            <w:proofErr w:type="spellEnd"/>
+          </w:p>
+        </w:tc>
+      </w:tr>
+      <w:tr>
+        <w:tc>
+          <w:tcPr>
+            <w:tcW w:w="2050" w:type="dxa"/>
+            <w:tcBorders>
+              <w:right w:val="single" w:sz="4" w:space="0" w:color="auto"/>
+            </w:tcBorders>
+            <w:shd w:val="pct25" w:color="auto" w:fill="auto"/>
+          </w:tcPr>
+          <w:p>
+            <w:pPr>
+              <w:pStyle w:val="BodyTextChar"/>
+              <w:rPr>
+                <w:b/>
+                <w:sz w:val="18"/>
+                <w:szCs w:val="18"/>
+              </w:rPr>
+            </w:pPr>
+            <w:proofErr w:type="spellStart"/>
+            <w:r>
+              <w:rPr>
+                <w:b/>
+                <w:sz w:val="18"/>
+                <w:szCs w:val="18"/>
+              </w:rPr>
+              <w:t>Procedura</w:t>
+            </w:r>
+            <w:proofErr w:type="spellEnd"/>
+            <w:r>
+              <w:rPr>
+                <w:b/>
+                <w:sz w:val="18"/>
+                <w:szCs w:val="18"/>
+              </w:rPr>
+              <w:t>:</w:t>
+            </w:r>
+          </w:p>
+        </w:tc>
+        <w:tc>
+          <w:tcPr>
+            <w:tcW w:w="7471" w:type="dxa"/>
+            <w:gridSpan w:val="3"/>
+            <w:tcBorders>
+              <w:left w:val="single" w:sz="4" w:space="0" w:color="auto"/>
+            </w:tcBorders>
+          </w:tcPr>
+          <w:p>
+            <w:pPr>
+              <w:pStyle w:val="BodyTextChar"/>
+              <w:numPr>
+                <w:ilvl w:val="0"/>
+                <w:numId w:val="29"/>
+              </w:numPr>
+              <w:rPr>
+                <w:sz w:val="18"/>
+                <w:szCs w:val="18"/>
+              </w:rPr>
+            </w:pPr>
+            <w:proofErr w:type="spellStart"/>
+            <w:r>
+              <w:rPr>
+                <w:sz w:val="18"/>
+                <w:szCs w:val="18"/>
+              </w:rPr>
+              <w:t>Avviare</w:t>
+            </w:r>
+            <w:proofErr w:type="spellEnd"/>
+            <w:r>
+              <w:rPr>
+                <w:sz w:val="18"/>
+                <w:szCs w:val="18"/>
+              </w:rPr>
+              <w:t xml:space="preserve"> il Progetto con </w:t>
+            </w:r>
+            <w:proofErr w:type="spellStart"/>
+            <w:r>
+              <w:rPr>
+                <w:sz w:val="18"/>
+                <w:szCs w:val="18"/>
+              </w:rPr>
+              <w:t>npm</w:t>
+            </w:r>
+            <w:proofErr w:type="spellEnd"/>
+            <w:r>
+              <w:rPr>
+                <w:sz w:val="18"/>
+                <w:szCs w:val="18"/>
+              </w:rPr>
+              <w:t xml:space="preserve"> start </w:t>
+            </w:r>
+            <w:proofErr w:type="spellStart"/>
+            <w:r>
+              <w:rPr>
+                <w:sz w:val="18"/>
+                <w:szCs w:val="18"/>
+              </w:rPr>
+              <w:t>dalla</w:t>
+            </w:r>
+            <w:proofErr w:type="spellEnd"/>
+            <w:r>
+              <w:rPr>
+                <w:sz w:val="18"/>
+                <w:szCs w:val="18"/>
+              </w:rPr>
+              <w:t xml:space="preserve"> root del Progetto </w:t>
+            </w:r>
+            <w:proofErr w:type="spellStart"/>
+            <w:r>
+              <w:rPr>
+                <w:sz w:val="18"/>
+                <w:szCs w:val="18"/>
+              </w:rPr>
+              <w:t>su</w:t>
+            </w:r>
+            <w:proofErr w:type="spellEnd"/>
+            <w:r>
+              <w:rPr>
+                <w:sz w:val="18"/>
+                <w:szCs w:val="18"/>
+              </w:rPr>
+              <w:t xml:space="preserve"> I 2 pc</w:t>
+            </w:r>
+          </w:p>
+          <w:p>
+            <w:pPr>
+              <w:pStyle w:val="Corpotesto"/>
+              <w:numPr>
+                <w:ilvl w:val="0"/>
+                <w:numId w:val="29"/>
+              </w:numPr>
+              <w:rPr>
+                <w:lang w:val="en-GB" w:eastAsia="en-US"/>
+              </w:rPr>
+            </w:pPr>
+            <w:proofErr w:type="spellStart"/>
+            <w:r>
+              <w:rPr>
+                <w:lang w:val="en-GB" w:eastAsia="en-US"/>
+              </w:rPr>
+              <w:t>Scrivere</w:t>
+            </w:r>
+            <w:proofErr w:type="spellEnd"/>
+            <w:r>
+              <w:rPr>
+                <w:lang w:val="en-GB" w:eastAsia="en-US"/>
+              </w:rPr>
+              <w:t xml:space="preserve"> il proprio </w:t>
+            </w:r>
+            <w:proofErr w:type="spellStart"/>
+            <w:r>
+              <w:rPr>
+                <w:lang w:val="en-GB" w:eastAsia="en-US"/>
+              </w:rPr>
+              <w:t>nome</w:t>
+            </w:r>
+            <w:proofErr w:type="spellEnd"/>
+            <w:r>
+              <w:rPr>
+                <w:lang w:val="en-GB" w:eastAsia="en-US"/>
+              </w:rPr>
+              <w:t xml:space="preserve"> </w:t>
+            </w:r>
+            <w:proofErr w:type="spellStart"/>
+            <w:r>
+              <w:rPr>
+                <w:lang w:val="en-GB" w:eastAsia="en-US"/>
+              </w:rPr>
+              <w:t>utente</w:t>
+            </w:r>
+            <w:proofErr w:type="spellEnd"/>
+            <w:r>
+              <w:rPr>
+                <w:lang w:val="en-GB" w:eastAsia="en-US"/>
+              </w:rPr>
+              <w:t xml:space="preserve"> </w:t>
+            </w:r>
+            <w:proofErr w:type="spellStart"/>
+            <w:r>
+              <w:rPr>
+                <w:lang w:val="en-GB" w:eastAsia="en-US"/>
+              </w:rPr>
+              <w:t>nella</w:t>
+            </w:r>
+            <w:proofErr w:type="spellEnd"/>
+            <w:r>
+              <w:rPr>
+                <w:lang w:val="en-GB" w:eastAsia="en-US"/>
+              </w:rPr>
+              <w:t xml:space="preserve"> </w:t>
+            </w:r>
+            <w:proofErr w:type="spellStart"/>
+            <w:r>
+              <w:rPr>
+                <w:lang w:val="en-GB" w:eastAsia="en-US"/>
+              </w:rPr>
+              <w:t>fase</w:t>
+            </w:r>
+            <w:proofErr w:type="spellEnd"/>
+            <w:r>
+              <w:rPr>
+                <w:lang w:val="en-GB" w:eastAsia="en-US"/>
+              </w:rPr>
+              <w:t xml:space="preserve"> di login</w:t>
+            </w:r>
+          </w:p>
+          <w:p>
+            <w:pPr>
+              <w:pStyle w:val="Corpotesto"/>
+              <w:numPr>
+                <w:ilvl w:val="0"/>
+                <w:numId w:val="29"/>
+              </w:numPr>
+              <w:rPr>
+                <w:lang w:val="en-GB" w:eastAsia="en-US"/>
+              </w:rPr>
+            </w:pPr>
+            <w:proofErr w:type="spellStart"/>
+            <w:r>
+              <w:rPr>
+                <w:lang w:val="en-GB" w:eastAsia="en-US"/>
+              </w:rPr>
+              <w:t>Schiacciare</w:t>
+            </w:r>
+            <w:proofErr w:type="spellEnd"/>
+            <w:r>
+              <w:rPr>
+                <w:lang w:val="en-GB" w:eastAsia="en-US"/>
+              </w:rPr>
+              <w:t xml:space="preserve"> il </w:t>
+            </w:r>
+            <w:proofErr w:type="spellStart"/>
+            <w:r>
+              <w:rPr>
+                <w:lang w:val="en-GB" w:eastAsia="en-US"/>
+              </w:rPr>
+              <w:t>bottone</w:t>
+            </w:r>
+            <w:proofErr w:type="spellEnd"/>
+            <w:r>
+              <w:rPr>
+                <w:lang w:val="en-GB" w:eastAsia="en-US"/>
+              </w:rPr>
+              <w:t xml:space="preserve"> di ricercar per la rete</w:t>
+            </w:r>
+          </w:p>
+        </w:tc>
+      </w:tr>
+      <w:tr>
+        <w:tc>
+          <w:tcPr>
+            <w:tcW w:w="2050" w:type="dxa"/>
+            <w:tcBorders>
+              <w:right w:val="single" w:sz="4" w:space="0" w:color="auto"/>
+            </w:tcBorders>
+            <w:shd w:val="pct25" w:color="auto" w:fill="auto"/>
+          </w:tcPr>
+          <w:p>
+            <w:pPr>
+              <w:pStyle w:val="BodyTextChar"/>
+              <w:rPr>
+                <w:b/>
+                <w:sz w:val="18"/>
+                <w:szCs w:val="18"/>
+              </w:rPr>
+            </w:pPr>
+            <w:proofErr w:type="spellStart"/>
+            <w:r>
+              <w:rPr>
+                <w:b/>
+                <w:sz w:val="18"/>
+                <w:szCs w:val="18"/>
+              </w:rPr>
+              <w:t>Risultati</w:t>
+            </w:r>
+            <w:proofErr w:type="spellEnd"/>
+            <w:r>
+              <w:rPr>
+                <w:b/>
+                <w:sz w:val="18"/>
+                <w:szCs w:val="18"/>
+              </w:rPr>
+              <w:t xml:space="preserve"> </w:t>
+            </w:r>
+            <w:proofErr w:type="spellStart"/>
+            <w:r>
+              <w:rPr>
+                <w:b/>
+                <w:sz w:val="18"/>
+                <w:szCs w:val="18"/>
+              </w:rPr>
+              <w:t>attesi</w:t>
+            </w:r>
+            <w:proofErr w:type="spellEnd"/>
+            <w:r>
+              <w:rPr>
+                <w:b/>
+                <w:sz w:val="18"/>
+                <w:szCs w:val="18"/>
+              </w:rPr>
+              <w:t>:</w:t>
+            </w:r>
+          </w:p>
+        </w:tc>
+        <w:tc>
+          <w:tcPr>
+            <w:tcW w:w="7471" w:type="dxa"/>
+            <w:gridSpan w:val="3"/>
+            <w:tcBorders>
+              <w:left w:val="single" w:sz="4" w:space="0" w:color="auto"/>
+            </w:tcBorders>
+          </w:tcPr>
+          <w:p>
+            <w:pPr>
+              <w:pStyle w:val="BodyTextChar"/>
+              <w:rPr>
+                <w:sz w:val="18"/>
+                <w:szCs w:val="18"/>
+              </w:rPr>
+            </w:pPr>
+            <w:r>
+              <w:rPr>
+                <w:sz w:val="18"/>
+                <w:szCs w:val="18"/>
+              </w:rPr>
+              <w:t>Che</w:t>
+            </w:r>
+            <w:r>
+              <w:rPr>
+                <w:sz w:val="18"/>
+                <w:szCs w:val="18"/>
+              </w:rPr>
+              <w:t xml:space="preserve"> il pc </w:t>
+            </w:r>
+            <w:proofErr w:type="spellStart"/>
+            <w:r>
+              <w:rPr>
+                <w:sz w:val="18"/>
+                <w:szCs w:val="18"/>
+              </w:rPr>
+              <w:t>riesca</w:t>
+            </w:r>
+            <w:proofErr w:type="spellEnd"/>
+            <w:r>
+              <w:rPr>
+                <w:sz w:val="18"/>
+                <w:szCs w:val="18"/>
+              </w:rPr>
+              <w:t xml:space="preserve"> </w:t>
+            </w:r>
+            <w:proofErr w:type="spellStart"/>
+            <w:r>
+              <w:rPr>
+                <w:sz w:val="18"/>
+                <w:szCs w:val="18"/>
+              </w:rPr>
+              <w:t>ad</w:t>
+            </w:r>
+            <w:proofErr w:type="spellEnd"/>
+            <w:r>
+              <w:rPr>
+                <w:sz w:val="18"/>
+                <w:szCs w:val="18"/>
+              </w:rPr>
+              <w:t xml:space="preserve"> </w:t>
+            </w:r>
+            <w:proofErr w:type="spellStart"/>
+            <w:r>
+              <w:rPr>
+                <w:sz w:val="18"/>
+                <w:szCs w:val="18"/>
+              </w:rPr>
+              <w:t>individuare</w:t>
+            </w:r>
+            <w:proofErr w:type="spellEnd"/>
+            <w:r>
+              <w:rPr>
+                <w:sz w:val="18"/>
+                <w:szCs w:val="18"/>
+              </w:rPr>
+              <w:t xml:space="preserve"> in </w:t>
+            </w:r>
+            <w:proofErr w:type="spellStart"/>
+            <w:r>
+              <w:rPr>
+                <w:sz w:val="18"/>
+                <w:szCs w:val="18"/>
+              </w:rPr>
+              <w:t>automatico</w:t>
+            </w:r>
+            <w:proofErr w:type="spellEnd"/>
+            <w:r>
+              <w:rPr>
+                <w:sz w:val="18"/>
+                <w:szCs w:val="18"/>
+              </w:rPr>
+              <w:t xml:space="preserve"> I pc </w:t>
+            </w:r>
+            <w:proofErr w:type="spellStart"/>
+            <w:r>
+              <w:rPr>
+                <w:sz w:val="18"/>
+                <w:szCs w:val="18"/>
+              </w:rPr>
+              <w:t>che</w:t>
+            </w:r>
+            <w:proofErr w:type="spellEnd"/>
+            <w:r>
+              <w:rPr>
+                <w:sz w:val="18"/>
+                <w:szCs w:val="18"/>
+              </w:rPr>
+              <w:t xml:space="preserve"> </w:t>
+            </w:r>
+            <w:proofErr w:type="spellStart"/>
+            <w:r>
+              <w:rPr>
+                <w:sz w:val="18"/>
+                <w:szCs w:val="18"/>
+              </w:rPr>
+              <w:t>hanno</w:t>
+            </w:r>
+            <w:proofErr w:type="spellEnd"/>
+            <w:r>
+              <w:rPr>
+                <w:sz w:val="18"/>
+                <w:szCs w:val="18"/>
+              </w:rPr>
+              <w:t xml:space="preserve"> il software </w:t>
+            </w:r>
+            <w:proofErr w:type="spellStart"/>
+            <w:r>
+              <w:rPr>
+                <w:sz w:val="18"/>
+                <w:szCs w:val="18"/>
+              </w:rPr>
+              <w:t>attivo</w:t>
+            </w:r>
+            <w:proofErr w:type="spellEnd"/>
+          </w:p>
+        </w:tc>
+      </w:tr>
+    </w:tbl>
+    <w:p>
+      <w:pPr>
+        <w:rPr>
+          <w:lang w:val="it-IT"/>
+        </w:rPr>
+      </w:pPr>
+    </w:p>
+    <w:p>
+      <w:pPr>
+        <w:rPr>
+          <w:lang w:val="it-IT"/>
+        </w:rPr>
+      </w:pPr>
+    </w:p>
+    <w:p>
+      <w:pPr>
+        <w:rPr>
+          <w:lang w:val="it-IT"/>
+        </w:rPr>
+      </w:pPr>
+    </w:p>
+    <w:p>
+      <w:pPr>
+        <w:rPr>
+          <w:lang w:val="it-IT"/>
+        </w:rPr>
+      </w:pPr>
+    </w:p>
+    <w:p>
+      <w:pPr>
+        <w:rPr>
+          <w:lang w:val="it-IT"/>
+        </w:rPr>
+      </w:pPr>
+    </w:p>
+    <w:p>
+      <w:pPr>
+        <w:rPr>
+          <w:lang w:val="it-IT"/>
+        </w:rPr>
+      </w:pPr>
+    </w:p>
+    <w:p>
+      <w:pPr>
+        <w:rPr>
+          <w:lang w:val="it-IT"/>
+        </w:rPr>
+      </w:pPr>
+    </w:p>
+    <w:p>
+      <w:pPr>
+        <w:rPr>
+          <w:lang w:val="it-IT"/>
+        </w:rPr>
+      </w:pPr>
+    </w:p>
+    <w:tbl>
+      <w:tblPr>
+        <w:tblW w:w="9521" w:type="dxa"/>
+        <w:tblInd w:w="113" w:type="dxa"/>
+        <w:tblBorders>
+          <w:top w:val="single" w:sz="4" w:space="0" w:color="auto"/>
+          <w:left w:val="single" w:sz="4" w:space="0" w:color="auto"/>
+          <w:bottom w:val="single" w:sz="4" w:space="0" w:color="auto"/>
+          <w:right w:val="single" w:sz="4" w:space="0" w:color="auto"/>
+          <w:insideH w:val="single" w:sz="4" w:space="0" w:color="auto"/>
+          <w:insideV w:val="single" w:sz="4" w:space="0" w:color="auto"/>
+        </w:tblBorders>
+        <w:tblLook w:val="01E0" w:firstRow="1" w:lastRow="1" w:firstColumn="1" w:lastColumn="1" w:noHBand="0" w:noVBand="0"/>
+      </w:tblPr>
+      <w:tblGrid>
+        <w:gridCol w:w="2050"/>
+        <w:gridCol w:w="1562"/>
+        <w:gridCol w:w="1267"/>
+        <w:gridCol w:w="4642"/>
+      </w:tblGrid>
+      <w:tr>
+        <w:tc>
+          <w:tcPr>
+            <w:tcW w:w="2050" w:type="dxa"/>
+            <w:tcBorders>
+              <w:bottom w:val="single" w:sz="4" w:space="0" w:color="auto"/>
+              <w:right w:val="single" w:sz="4" w:space="0" w:color="auto"/>
+            </w:tcBorders>
+            <w:shd w:val="pct25" w:color="auto" w:fill="auto"/>
+          </w:tcPr>
+          <w:p>
+            <w:pPr>
+              <w:pStyle w:val="BodyTextChar"/>
+              <w:rPr>
+                <w:b/>
+                <w:sz w:val="18"/>
+                <w:szCs w:val="18"/>
+              </w:rPr>
+            </w:pPr>
+            <w:r>
+              <w:rPr>
+                <w:b/>
+                <w:sz w:val="18"/>
+                <w:szCs w:val="18"/>
+              </w:rPr>
+              <w:t>Test Case:</w:t>
+            </w:r>
+          </w:p>
+          <w:p>
+            <w:pPr>
+              <w:pStyle w:val="Corpotesto"/>
+              <w:rPr>
+                <w:sz w:val="18"/>
+                <w:szCs w:val="18"/>
+                <w:lang w:val="en-GB" w:eastAsia="en-US"/>
+              </w:rPr>
+            </w:pPr>
+            <w:proofErr w:type="spellStart"/>
+            <w:r>
+              <w:rPr>
+                <w:b/>
+                <w:sz w:val="18"/>
+                <w:szCs w:val="18"/>
+                <w:lang w:val="en-GB" w:eastAsia="en-US"/>
+              </w:rPr>
+              <w:t>Riferimento</w:t>
+            </w:r>
+            <w:proofErr w:type="spellEnd"/>
+            <w:r>
+              <w:rPr>
+                <w:sz w:val="18"/>
+                <w:szCs w:val="18"/>
+                <w:lang w:val="en-GB" w:eastAsia="en-US"/>
+              </w:rPr>
+              <w:t xml:space="preserve">: </w:t>
+            </w:r>
+          </w:p>
+        </w:tc>
+        <w:tc>
+          <w:tcPr>
+            <w:tcW w:w="1562" w:type="dxa"/>
+            <w:tcBorders>
+              <w:left w:val="single" w:sz="4" w:space="0" w:color="auto"/>
+              <w:bottom w:val="single" w:sz="4" w:space="0" w:color="auto"/>
+              <w:right w:val="single" w:sz="4" w:space="0" w:color="auto"/>
+            </w:tcBorders>
+          </w:tcPr>
+          <w:p>
+            <w:pPr>
+              <w:pStyle w:val="BodyTextChar"/>
+              <w:rPr>
+                <w:sz w:val="18"/>
+                <w:szCs w:val="18"/>
+              </w:rPr>
+            </w:pPr>
+            <w:r>
+              <w:rPr>
+                <w:sz w:val="18"/>
+                <w:szCs w:val="18"/>
+              </w:rPr>
+              <w:t>TC-00</w:t>
+            </w:r>
+            <w:r>
+              <w:rPr>
+                <w:sz w:val="18"/>
+                <w:szCs w:val="18"/>
+              </w:rPr>
+              <w:t>4</w:t>
+            </w:r>
+          </w:p>
+          <w:p>
+            <w:pPr>
+              <w:rPr>
+                <w:lang w:val="en-GB" w:eastAsia="en-US"/>
+              </w:rPr>
+            </w:pPr>
+            <w:r>
+              <w:rPr>
+                <w:sz w:val="18"/>
+                <w:szCs w:val="18"/>
+              </w:rPr>
+              <w:t>REQ-0</w:t>
+            </w:r>
+            <w:r>
+              <w:rPr>
+                <w:sz w:val="18"/>
+                <w:szCs w:val="18"/>
+              </w:rPr>
+              <w:t>04/005</w:t>
+            </w:r>
+          </w:p>
+        </w:tc>
+        <w:tc>
+          <w:tcPr>
+            <w:tcW w:w="1267" w:type="dxa"/>
+            <w:tcBorders>
+              <w:left w:val="single" w:sz="4" w:space="0" w:color="auto"/>
+              <w:bottom w:val="single" w:sz="4" w:space="0" w:color="auto"/>
+              <w:right w:val="single" w:sz="4" w:space="0" w:color="auto"/>
+            </w:tcBorders>
+            <w:shd w:val="pct25" w:color="auto" w:fill="auto"/>
+          </w:tcPr>
+          <w:p>
+            <w:pPr>
+              <w:pStyle w:val="BodyTextChar"/>
+              <w:rPr>
+                <w:b/>
+                <w:sz w:val="18"/>
+                <w:szCs w:val="18"/>
+              </w:rPr>
+            </w:pPr>
+            <w:r>
+              <w:rPr>
+                <w:b/>
+                <w:sz w:val="18"/>
+                <w:szCs w:val="18"/>
+              </w:rPr>
+              <w:t>No</w:t>
+            </w:r>
+            <w:r>
+              <w:rPr>
+                <w:b/>
+                <w:sz w:val="18"/>
+                <w:szCs w:val="18"/>
+              </w:rPr>
+              <w:t>me:</w:t>
+            </w:r>
+          </w:p>
+        </w:tc>
+        <w:tc>
+          <w:tcPr>
+            <w:tcW w:w="4642" w:type="dxa"/>
+            <w:tcBorders>
+              <w:left w:val="single" w:sz="4" w:space="0" w:color="auto"/>
+              <w:bottom w:val="single" w:sz="4" w:space="0" w:color="auto"/>
+            </w:tcBorders>
+          </w:tcPr>
+          <w:p>
+            <w:pPr>
+              <w:pStyle w:val="BodyTextChar"/>
+              <w:rPr>
+                <w:sz w:val="18"/>
+                <w:szCs w:val="18"/>
+              </w:rPr>
+            </w:pPr>
+            <w:r>
+              <w:rPr>
+                <w:sz w:val="18"/>
+                <w:szCs w:val="18"/>
+              </w:rPr>
+              <w:t xml:space="preserve">Test </w:t>
+            </w:r>
+            <w:proofErr w:type="spellStart"/>
+            <w:r>
+              <w:rPr>
+                <w:sz w:val="18"/>
+                <w:szCs w:val="18"/>
+              </w:rPr>
+              <w:t>messaggicon</w:t>
+            </w:r>
+            <w:proofErr w:type="spellEnd"/>
+            <w:r>
+              <w:rPr>
+                <w:sz w:val="18"/>
+                <w:szCs w:val="18"/>
+              </w:rPr>
+              <w:t xml:space="preserve"> </w:t>
+            </w:r>
+            <w:proofErr w:type="spellStart"/>
+            <w:r>
+              <w:rPr>
+                <w:sz w:val="18"/>
+                <w:szCs w:val="18"/>
+              </w:rPr>
+              <w:t>grafica</w:t>
+            </w:r>
+            <w:proofErr w:type="spellEnd"/>
+          </w:p>
+        </w:tc>
+      </w:tr>
+      <w:tr>
+        <w:tc>
+          <w:tcPr>
+            <w:tcW w:w="2050" w:type="dxa"/>
+            <w:tcBorders>
+              <w:right w:val="single" w:sz="4" w:space="0" w:color="auto"/>
+            </w:tcBorders>
+            <w:shd w:val="pct25" w:color="auto" w:fill="auto"/>
+          </w:tcPr>
+          <w:p>
+            <w:pPr>
+              <w:pStyle w:val="BodyTextChar"/>
+              <w:rPr>
+                <w:b/>
+                <w:sz w:val="18"/>
+                <w:szCs w:val="18"/>
+              </w:rPr>
+            </w:pPr>
+            <w:proofErr w:type="spellStart"/>
+            <w:r>
+              <w:rPr>
+                <w:b/>
+                <w:sz w:val="18"/>
+                <w:szCs w:val="18"/>
+              </w:rPr>
+              <w:t>Descrizione</w:t>
+            </w:r>
+            <w:proofErr w:type="spellEnd"/>
+            <w:r>
+              <w:rPr>
+                <w:b/>
+                <w:sz w:val="18"/>
+                <w:szCs w:val="18"/>
+              </w:rPr>
+              <w:t>:</w:t>
+            </w:r>
+          </w:p>
+        </w:tc>
+        <w:tc>
+          <w:tcPr>
+            <w:tcW w:w="7471" w:type="dxa"/>
+            <w:gridSpan w:val="3"/>
+            <w:tcBorders>
+              <w:left w:val="single" w:sz="4" w:space="0" w:color="auto"/>
+            </w:tcBorders>
+          </w:tcPr>
+          <w:p>
+            <w:pPr>
+              <w:pStyle w:val="BodyTextChar"/>
+              <w:rPr>
+                <w:sz w:val="18"/>
+                <w:szCs w:val="18"/>
+              </w:rPr>
+            </w:pPr>
+            <w:r>
+              <w:rPr>
+                <w:sz w:val="18"/>
+                <w:szCs w:val="18"/>
+              </w:rPr>
+              <w:t xml:space="preserve">Test </w:t>
+            </w:r>
+            <w:proofErr w:type="spellStart"/>
+            <w:r>
+              <w:rPr>
+                <w:sz w:val="18"/>
+                <w:szCs w:val="18"/>
+              </w:rPr>
+              <w:t>interfaccia</w:t>
+            </w:r>
+            <w:proofErr w:type="spellEnd"/>
+            <w:r>
+              <w:rPr>
+                <w:sz w:val="18"/>
+                <w:szCs w:val="18"/>
+              </w:rPr>
+              <w:t xml:space="preserve"> </w:t>
+            </w:r>
+            <w:proofErr w:type="spellStart"/>
+            <w:r>
+              <w:rPr>
+                <w:sz w:val="18"/>
+                <w:szCs w:val="18"/>
+              </w:rPr>
+              <w:t>grafica</w:t>
+            </w:r>
+            <w:proofErr w:type="spellEnd"/>
+            <w:r>
+              <w:rPr>
+                <w:sz w:val="18"/>
+                <w:szCs w:val="18"/>
+              </w:rPr>
+              <w:t xml:space="preserve"> e </w:t>
+            </w:r>
+            <w:proofErr w:type="spellStart"/>
+            <w:r>
+              <w:rPr>
+                <w:sz w:val="18"/>
+                <w:szCs w:val="18"/>
+              </w:rPr>
+              <w:t>conenssione</w:t>
+            </w:r>
+            <w:proofErr w:type="spellEnd"/>
+            <w:r>
+              <w:rPr>
+                <w:sz w:val="18"/>
+                <w:szCs w:val="18"/>
+              </w:rPr>
+              <w:t xml:space="preserve"> </w:t>
+            </w:r>
+            <w:proofErr w:type="spellStart"/>
+            <w:r>
+              <w:rPr>
+                <w:sz w:val="18"/>
+                <w:szCs w:val="18"/>
+              </w:rPr>
+              <w:t>tra</w:t>
+            </w:r>
+            <w:proofErr w:type="spellEnd"/>
+            <w:r>
+              <w:rPr>
+                <w:sz w:val="18"/>
+                <w:szCs w:val="18"/>
+              </w:rPr>
+              <w:t xml:space="preserve"> pc, in </w:t>
+            </w:r>
+            <w:proofErr w:type="spellStart"/>
+            <w:r>
+              <w:rPr>
+                <w:sz w:val="18"/>
+                <w:szCs w:val="18"/>
+              </w:rPr>
+              <w:t>questo</w:t>
+            </w:r>
+            <w:proofErr w:type="spellEnd"/>
+            <w:r>
+              <w:rPr>
+                <w:sz w:val="18"/>
+                <w:szCs w:val="18"/>
+              </w:rPr>
+              <w:t xml:space="preserve"> test controller </w:t>
+            </w:r>
+            <w:proofErr w:type="spellStart"/>
+            <w:r>
+              <w:rPr>
+                <w:sz w:val="18"/>
+                <w:szCs w:val="18"/>
+              </w:rPr>
+              <w:t>linvio</w:t>
+            </w:r>
+            <w:proofErr w:type="spellEnd"/>
+            <w:r>
+              <w:rPr>
+                <w:sz w:val="18"/>
+                <w:szCs w:val="18"/>
+              </w:rPr>
+              <w:t xml:space="preserve"> </w:t>
+            </w:r>
+            <w:proofErr w:type="spellStart"/>
+            <w:r>
+              <w:rPr>
+                <w:sz w:val="18"/>
+                <w:szCs w:val="18"/>
+              </w:rPr>
+              <w:t>dei</w:t>
+            </w:r>
+            <w:proofErr w:type="spellEnd"/>
+            <w:r>
+              <w:rPr>
+                <w:sz w:val="18"/>
+                <w:szCs w:val="18"/>
+              </w:rPr>
+              <w:t xml:space="preserve"> </w:t>
+            </w:r>
+            <w:proofErr w:type="spellStart"/>
+            <w:r>
+              <w:rPr>
+                <w:sz w:val="18"/>
+                <w:szCs w:val="18"/>
+              </w:rPr>
+              <w:t>messaggi</w:t>
+            </w:r>
+            <w:proofErr w:type="spellEnd"/>
+            <w:r>
+              <w:rPr>
+                <w:sz w:val="18"/>
+                <w:szCs w:val="18"/>
+              </w:rPr>
+              <w:t xml:space="preserve"> in stile </w:t>
+            </w:r>
+            <w:proofErr w:type="spellStart"/>
+            <w:r>
+              <w:rPr>
+                <w:sz w:val="18"/>
+                <w:szCs w:val="18"/>
+              </w:rPr>
+              <w:t>grafico</w:t>
+            </w:r>
+            <w:proofErr w:type="spellEnd"/>
+            <w:r>
+              <w:rPr>
+                <w:sz w:val="18"/>
+                <w:szCs w:val="18"/>
+              </w:rPr>
+              <w:t xml:space="preserve"> e il </w:t>
+            </w:r>
+            <w:proofErr w:type="spellStart"/>
+            <w:r>
+              <w:rPr>
+                <w:sz w:val="18"/>
+                <w:szCs w:val="18"/>
+              </w:rPr>
+              <w:t>funzionamento</w:t>
+            </w:r>
+            <w:proofErr w:type="spellEnd"/>
+            <w:r>
+              <w:rPr>
+                <w:sz w:val="18"/>
+                <w:szCs w:val="18"/>
+              </w:rPr>
+              <w:t xml:space="preserve"> </w:t>
+            </w:r>
+          </w:p>
+        </w:tc>
+      </w:tr>
+      <w:tr>
+        <w:tc>
+          <w:tcPr>
+            <w:tcW w:w="2050" w:type="dxa"/>
+            <w:tcBorders>
+              <w:right w:val="single" w:sz="4" w:space="0" w:color="auto"/>
+            </w:tcBorders>
+            <w:shd w:val="pct25" w:color="auto" w:fill="auto"/>
+          </w:tcPr>
+          <w:p>
+            <w:pPr>
+              <w:pStyle w:val="BodyTextChar"/>
+              <w:rPr>
+                <w:b/>
+                <w:sz w:val="18"/>
+                <w:szCs w:val="18"/>
+              </w:rPr>
+            </w:pPr>
+            <w:proofErr w:type="spellStart"/>
+            <w:r>
+              <w:rPr>
+                <w:b/>
+                <w:sz w:val="18"/>
+                <w:szCs w:val="18"/>
+              </w:rPr>
+              <w:t>Prerequisiti</w:t>
+            </w:r>
+            <w:proofErr w:type="spellEnd"/>
+            <w:r>
+              <w:rPr>
+                <w:b/>
+                <w:sz w:val="18"/>
+                <w:szCs w:val="18"/>
+              </w:rPr>
+              <w:t>:</w:t>
+            </w:r>
+          </w:p>
+        </w:tc>
+        <w:tc>
+          <w:tcPr>
+            <w:tcW w:w="7471" w:type="dxa"/>
+            <w:gridSpan w:val="3"/>
+            <w:tcBorders>
+              <w:left w:val="single" w:sz="4" w:space="0" w:color="auto"/>
+            </w:tcBorders>
+          </w:tcPr>
+          <w:p>
+            <w:pPr>
+              <w:pStyle w:val="BodyTextChar"/>
+              <w:rPr>
+                <w:sz w:val="18"/>
+                <w:szCs w:val="18"/>
+              </w:rPr>
+            </w:pPr>
+            <w:proofErr w:type="spellStart"/>
+            <w:r>
+              <w:rPr>
+                <w:sz w:val="18"/>
+                <w:szCs w:val="18"/>
+              </w:rPr>
+              <w:t>Aprire</w:t>
+            </w:r>
+            <w:proofErr w:type="spellEnd"/>
+            <w:r>
+              <w:rPr>
+                <w:sz w:val="18"/>
+                <w:szCs w:val="18"/>
+              </w:rPr>
+              <w:t xml:space="preserve"> le 2 </w:t>
+            </w:r>
+            <w:proofErr w:type="spellStart"/>
+            <w:r>
+              <w:rPr>
+                <w:sz w:val="18"/>
+                <w:szCs w:val="18"/>
+              </w:rPr>
+              <w:t>porte</w:t>
+            </w:r>
+            <w:proofErr w:type="spellEnd"/>
+            <w:r>
+              <w:rPr>
+                <w:sz w:val="18"/>
+                <w:szCs w:val="18"/>
+              </w:rPr>
+              <w:t xml:space="preserve"> del firewall di windows, </w:t>
+            </w:r>
+            <w:proofErr w:type="spellStart"/>
+            <w:r>
+              <w:rPr>
+                <w:sz w:val="18"/>
+                <w:szCs w:val="18"/>
+              </w:rPr>
+              <w:t>avere</w:t>
+            </w:r>
+            <w:proofErr w:type="spellEnd"/>
+            <w:r>
+              <w:rPr>
+                <w:sz w:val="18"/>
+                <w:szCs w:val="18"/>
+              </w:rPr>
+              <w:t xml:space="preserve"> </w:t>
+            </w:r>
+            <w:proofErr w:type="spellStart"/>
+            <w:r>
+              <w:rPr>
+                <w:sz w:val="18"/>
+                <w:szCs w:val="18"/>
+              </w:rPr>
+              <w:t>installate</w:t>
+            </w:r>
+            <w:proofErr w:type="spellEnd"/>
+            <w:r>
+              <w:rPr>
+                <w:sz w:val="18"/>
+                <w:szCs w:val="18"/>
+              </w:rPr>
+              <w:t xml:space="preserve"> tutte le </w:t>
+            </w:r>
+            <w:proofErr w:type="spellStart"/>
+            <w:r>
+              <w:rPr>
+                <w:sz w:val="18"/>
+                <w:szCs w:val="18"/>
+              </w:rPr>
+              <w:t>librerie</w:t>
+            </w:r>
+            <w:proofErr w:type="spellEnd"/>
+          </w:p>
+        </w:tc>
+      </w:tr>
+      <w:tr>
+        <w:tc>
+          <w:tcPr>
+            <w:tcW w:w="2050" w:type="dxa"/>
+            <w:tcBorders>
+              <w:right w:val="single" w:sz="4" w:space="0" w:color="auto"/>
+            </w:tcBorders>
+            <w:shd w:val="pct25" w:color="auto" w:fill="auto"/>
+          </w:tcPr>
+          <w:p>
+            <w:pPr>
+              <w:pStyle w:val="BodyTextChar"/>
+              <w:rPr>
+                <w:b/>
+                <w:sz w:val="18"/>
+                <w:szCs w:val="18"/>
+                <w:lang w:val="it-CH"/>
+              </w:rPr>
+            </w:pPr>
+            <w:r>
+              <w:rPr>
+                <w:b/>
+                <w:sz w:val="18"/>
+                <w:szCs w:val="18"/>
+                <w:lang w:val="it-CH"/>
+              </w:rPr>
+              <w:t>Procedura:</w:t>
+            </w:r>
+          </w:p>
+        </w:tc>
+        <w:tc>
+          <w:tcPr>
+            <w:tcW w:w="7471" w:type="dxa"/>
+            <w:gridSpan w:val="3"/>
+            <w:tcBorders>
+              <w:left w:val="single" w:sz="4" w:space="0" w:color="auto"/>
+            </w:tcBorders>
+          </w:tcPr>
+          <w:p>
+            <w:pPr>
+              <w:pStyle w:val="BodyTextChar"/>
+              <w:numPr>
+                <w:ilvl w:val="0"/>
+                <w:numId w:val="17"/>
+              </w:numPr>
+              <w:rPr>
+                <w:sz w:val="18"/>
+                <w:szCs w:val="18"/>
+                <w:lang w:val="it-CH"/>
+              </w:rPr>
+            </w:pPr>
+            <w:r>
+              <w:rPr>
+                <w:sz w:val="18"/>
+                <w:szCs w:val="18"/>
+                <w:lang w:val="it-CH"/>
+              </w:rPr>
+              <w:t xml:space="preserve">Avviare il Progetto con </w:t>
+            </w:r>
+            <w:proofErr w:type="spellStart"/>
+            <w:r>
+              <w:rPr>
+                <w:sz w:val="18"/>
+                <w:szCs w:val="18"/>
+                <w:lang w:val="it-CH"/>
+              </w:rPr>
+              <w:t>npm</w:t>
+            </w:r>
+            <w:proofErr w:type="spellEnd"/>
+            <w:r>
+              <w:rPr>
+                <w:sz w:val="18"/>
+                <w:szCs w:val="18"/>
+                <w:lang w:val="it-CH"/>
+              </w:rPr>
+              <w:t xml:space="preserve"> start </w:t>
+            </w:r>
+            <w:proofErr w:type="gramStart"/>
+            <w:r>
+              <w:rPr>
+                <w:sz w:val="18"/>
+                <w:szCs w:val="18"/>
+                <w:lang w:val="it-CH"/>
+              </w:rPr>
+              <w:t>dalla root</w:t>
+            </w:r>
+            <w:proofErr w:type="gramEnd"/>
+            <w:r>
+              <w:rPr>
+                <w:sz w:val="18"/>
+                <w:szCs w:val="18"/>
+                <w:lang w:val="it-CH"/>
+              </w:rPr>
+              <w:t xml:space="preserve"> del Progetto su I 2 pc</w:t>
+            </w:r>
+          </w:p>
+          <w:p>
+            <w:pPr>
+              <w:pStyle w:val="Corpotesto"/>
+              <w:numPr>
+                <w:ilvl w:val="0"/>
+                <w:numId w:val="17"/>
+              </w:numPr>
+              <w:rPr>
+                <w:lang w:eastAsia="en-US"/>
+              </w:rPr>
+            </w:pPr>
+            <w:r>
+              <w:rPr>
+                <w:lang w:eastAsia="en-US"/>
+              </w:rPr>
+              <w:t>Scrivere il proprio nome utente nella fase di login</w:t>
+            </w:r>
+          </w:p>
+          <w:p>
+            <w:pPr>
+              <w:pStyle w:val="Corpotesto"/>
+              <w:numPr>
+                <w:ilvl w:val="0"/>
+                <w:numId w:val="17"/>
+              </w:numPr>
+              <w:rPr>
+                <w:lang w:eastAsia="en-US"/>
+              </w:rPr>
+            </w:pPr>
+            <w:r>
+              <w:rPr>
+                <w:lang w:eastAsia="en-US"/>
+              </w:rPr>
+              <w:t>Aspettare che la rete venga scoperta e il pc venga trovato</w:t>
+            </w:r>
+          </w:p>
+          <w:p>
+            <w:pPr>
+              <w:pStyle w:val="Corpotesto"/>
+              <w:numPr>
+                <w:ilvl w:val="0"/>
+                <w:numId w:val="17"/>
+              </w:numPr>
+              <w:rPr>
+                <w:lang w:eastAsia="en-US"/>
+              </w:rPr>
+            </w:pPr>
+            <w:r>
+              <w:rPr>
+                <w:lang w:eastAsia="en-US"/>
+              </w:rPr>
+              <w:t xml:space="preserve">Inviare un messaggio e controllare la </w:t>
+            </w:r>
+            <w:proofErr w:type="spellStart"/>
+            <w:r>
+              <w:rPr>
+                <w:lang w:eastAsia="en-US"/>
+              </w:rPr>
+              <w:t>ricezzione</w:t>
+            </w:r>
+            <w:proofErr w:type="spellEnd"/>
+          </w:p>
+        </w:tc>
+      </w:tr>
+      <w:tr>
+        <w:tc>
+          <w:tcPr>
+            <w:tcW w:w="2050" w:type="dxa"/>
+            <w:tcBorders>
+              <w:right w:val="single" w:sz="4" w:space="0" w:color="auto"/>
+            </w:tcBorders>
+            <w:shd w:val="pct25" w:color="auto" w:fill="auto"/>
+          </w:tcPr>
+          <w:p>
+            <w:pPr>
+              <w:pStyle w:val="BodyTextChar"/>
+              <w:rPr>
+                <w:b/>
+                <w:sz w:val="18"/>
+                <w:szCs w:val="18"/>
+              </w:rPr>
+            </w:pPr>
+            <w:proofErr w:type="spellStart"/>
+            <w:r>
+              <w:rPr>
+                <w:b/>
+                <w:sz w:val="18"/>
+                <w:szCs w:val="18"/>
+              </w:rPr>
+              <w:t>Risultati</w:t>
+            </w:r>
+            <w:proofErr w:type="spellEnd"/>
+            <w:r>
+              <w:rPr>
+                <w:b/>
+                <w:sz w:val="18"/>
+                <w:szCs w:val="18"/>
+              </w:rPr>
+              <w:t xml:space="preserve"> </w:t>
+            </w:r>
+            <w:proofErr w:type="spellStart"/>
+            <w:r>
+              <w:rPr>
+                <w:b/>
+                <w:sz w:val="18"/>
+                <w:szCs w:val="18"/>
+              </w:rPr>
+              <w:t>attesi</w:t>
+            </w:r>
+            <w:proofErr w:type="spellEnd"/>
+            <w:r>
+              <w:rPr>
+                <w:b/>
+                <w:sz w:val="18"/>
+                <w:szCs w:val="18"/>
+              </w:rPr>
+              <w:t>:</w:t>
+            </w:r>
+          </w:p>
+        </w:tc>
+        <w:tc>
+          <w:tcPr>
+            <w:tcW w:w="7471" w:type="dxa"/>
+            <w:gridSpan w:val="3"/>
+            <w:tcBorders>
+              <w:left w:val="single" w:sz="4" w:space="0" w:color="auto"/>
+            </w:tcBorders>
+          </w:tcPr>
+          <w:p>
+            <w:pPr>
+              <w:pStyle w:val="BodyTextChar"/>
+              <w:rPr>
+                <w:sz w:val="18"/>
+                <w:szCs w:val="18"/>
+              </w:rPr>
+            </w:pPr>
+            <w:r>
+              <w:rPr>
+                <w:sz w:val="18"/>
+                <w:szCs w:val="18"/>
+              </w:rPr>
+              <w:t xml:space="preserve">Che il </w:t>
+            </w:r>
+            <w:proofErr w:type="spellStart"/>
+            <w:r>
+              <w:rPr>
+                <w:sz w:val="18"/>
+                <w:szCs w:val="18"/>
+              </w:rPr>
+              <w:t>messaggio</w:t>
+            </w:r>
+            <w:proofErr w:type="spellEnd"/>
+            <w:r>
+              <w:rPr>
+                <w:sz w:val="18"/>
+                <w:szCs w:val="18"/>
+              </w:rPr>
+              <w:t xml:space="preserve"> </w:t>
+            </w:r>
+            <w:proofErr w:type="spellStart"/>
+            <w:r>
+              <w:rPr>
+                <w:sz w:val="18"/>
+                <w:szCs w:val="18"/>
+              </w:rPr>
+              <w:t>venga</w:t>
+            </w:r>
+            <w:proofErr w:type="spellEnd"/>
+            <w:r>
+              <w:rPr>
+                <w:sz w:val="18"/>
+                <w:szCs w:val="18"/>
+              </w:rPr>
+              <w:t xml:space="preserve"> </w:t>
+            </w:r>
+            <w:proofErr w:type="spellStart"/>
+            <w:r>
+              <w:rPr>
+                <w:sz w:val="18"/>
+                <w:szCs w:val="18"/>
+              </w:rPr>
+              <w:t>visualizzato</w:t>
+            </w:r>
+            <w:proofErr w:type="spellEnd"/>
+            <w:r>
+              <w:rPr>
+                <w:sz w:val="18"/>
+                <w:szCs w:val="18"/>
+              </w:rPr>
+              <w:t xml:space="preserve"> </w:t>
+            </w:r>
+            <w:proofErr w:type="spellStart"/>
+            <w:r>
+              <w:rPr>
+                <w:sz w:val="18"/>
+                <w:szCs w:val="18"/>
+              </w:rPr>
+              <w:t>sul</w:t>
+            </w:r>
+            <w:proofErr w:type="spellEnd"/>
+            <w:r>
+              <w:rPr>
+                <w:sz w:val="18"/>
+                <w:szCs w:val="18"/>
+              </w:rPr>
+              <w:t xml:space="preserve"> pc di </w:t>
+            </w:r>
+            <w:proofErr w:type="spellStart"/>
+            <w:r>
+              <w:rPr>
+                <w:sz w:val="18"/>
+                <w:szCs w:val="18"/>
+              </w:rPr>
+              <w:t>destinazione</w:t>
+            </w:r>
+            <w:proofErr w:type="spellEnd"/>
+          </w:p>
+        </w:tc>
+      </w:tr>
+    </w:tbl>
+    <w:p>
+      <w:pPr>
+        <w:rPr>
           <w:lang w:val="en-US"/>
         </w:rPr>
       </w:pPr>
     </w:p>
     <w:p>
+      <w:bookmarkStart w:id="30" w:name="_Toc461179225"/>
+    </w:p>
+    <w:tbl>
+      <w:tblPr>
+        <w:tblW w:w="9521" w:type="dxa"/>
+        <w:tblInd w:w="113" w:type="dxa"/>
+        <w:tblBorders>
+          <w:top w:val="single" w:sz="4" w:space="0" w:color="auto"/>
+          <w:left w:val="single" w:sz="4" w:space="0" w:color="auto"/>
+          <w:bottom w:val="single" w:sz="4" w:space="0" w:color="auto"/>
+          <w:right w:val="single" w:sz="4" w:space="0" w:color="auto"/>
+          <w:insideH w:val="single" w:sz="4" w:space="0" w:color="auto"/>
+          <w:insideV w:val="single" w:sz="4" w:space="0" w:color="auto"/>
+        </w:tblBorders>
+        <w:tblLook w:val="01E0" w:firstRow="1" w:lastRow="1" w:firstColumn="1" w:lastColumn="1" w:noHBand="0" w:noVBand="0"/>
+      </w:tblPr>
+      <w:tblGrid>
+        <w:gridCol w:w="2050"/>
+        <w:gridCol w:w="1562"/>
+        <w:gridCol w:w="1267"/>
+        <w:gridCol w:w="4642"/>
+      </w:tblGrid>
+      <w:tr>
+        <w:tc>
+          <w:tcPr>
+            <w:tcW w:w="2050" w:type="dxa"/>
+            <w:tcBorders>
+              <w:bottom w:val="single" w:sz="4" w:space="0" w:color="auto"/>
+              <w:right w:val="single" w:sz="4" w:space="0" w:color="auto"/>
+            </w:tcBorders>
+            <w:shd w:val="pct25" w:color="auto" w:fill="auto"/>
+          </w:tcPr>
+          <w:p>
+            <w:pPr>
+              <w:pStyle w:val="BodyTextChar"/>
+              <w:rPr>
+                <w:b/>
+                <w:sz w:val="18"/>
+                <w:szCs w:val="18"/>
+              </w:rPr>
+            </w:pPr>
+            <w:r>
+              <w:rPr>
+                <w:b/>
+                <w:sz w:val="18"/>
+                <w:szCs w:val="18"/>
+              </w:rPr>
+              <w:t>Test Case:</w:t>
+            </w:r>
+          </w:p>
+          <w:p>
+            <w:pPr>
+              <w:pStyle w:val="Corpotesto"/>
+              <w:rPr>
+                <w:sz w:val="18"/>
+                <w:szCs w:val="18"/>
+                <w:lang w:val="en-GB" w:eastAsia="en-US"/>
+              </w:rPr>
+            </w:pPr>
+            <w:proofErr w:type="spellStart"/>
+            <w:r>
+              <w:rPr>
+                <w:b/>
+                <w:sz w:val="18"/>
+                <w:szCs w:val="18"/>
+                <w:lang w:val="en-GB" w:eastAsia="en-US"/>
+              </w:rPr>
+              <w:t>Riferimento</w:t>
+            </w:r>
+            <w:proofErr w:type="spellEnd"/>
+            <w:r>
+              <w:rPr>
+                <w:sz w:val="18"/>
+                <w:szCs w:val="18"/>
+                <w:lang w:val="en-GB" w:eastAsia="en-US"/>
+              </w:rPr>
+              <w:t xml:space="preserve">: </w:t>
+            </w:r>
+          </w:p>
+        </w:tc>
+        <w:tc>
+          <w:tcPr>
+            <w:tcW w:w="1562" w:type="dxa"/>
+            <w:tcBorders>
+              <w:left w:val="single" w:sz="4" w:space="0" w:color="auto"/>
+              <w:bottom w:val="single" w:sz="4" w:space="0" w:color="auto"/>
+              <w:right w:val="single" w:sz="4" w:space="0" w:color="auto"/>
+            </w:tcBorders>
+          </w:tcPr>
+          <w:p>
+            <w:pPr>
+              <w:pStyle w:val="BodyTextChar"/>
+              <w:rPr>
+                <w:sz w:val="18"/>
+                <w:szCs w:val="18"/>
+              </w:rPr>
+            </w:pPr>
+            <w:r>
+              <w:rPr>
+                <w:sz w:val="18"/>
+                <w:szCs w:val="18"/>
+              </w:rPr>
+              <w:t>TC-00</w:t>
+            </w:r>
+            <w:r>
+              <w:rPr>
+                <w:sz w:val="18"/>
+                <w:szCs w:val="18"/>
+              </w:rPr>
+              <w:t>5</w:t>
+            </w:r>
+          </w:p>
+          <w:p>
+            <w:pPr>
+              <w:rPr>
+                <w:lang w:val="en-GB" w:eastAsia="en-US"/>
+              </w:rPr>
+            </w:pPr>
+            <w:r>
+              <w:rPr>
+                <w:sz w:val="18"/>
+                <w:szCs w:val="18"/>
+              </w:rPr>
+              <w:t>REQ-004/005</w:t>
+            </w:r>
+          </w:p>
+        </w:tc>
+        <w:tc>
+          <w:tcPr>
+            <w:tcW w:w="1267" w:type="dxa"/>
+            <w:tcBorders>
+              <w:left w:val="single" w:sz="4" w:space="0" w:color="auto"/>
+              <w:bottom w:val="single" w:sz="4" w:space="0" w:color="auto"/>
+              <w:right w:val="single" w:sz="4" w:space="0" w:color="auto"/>
+            </w:tcBorders>
+            <w:shd w:val="pct25" w:color="auto" w:fill="auto"/>
+          </w:tcPr>
+          <w:p>
+            <w:pPr>
+              <w:pStyle w:val="BodyTextChar"/>
+              <w:rPr>
+                <w:b/>
+                <w:sz w:val="18"/>
+                <w:szCs w:val="18"/>
+              </w:rPr>
+            </w:pPr>
+            <w:r>
+              <w:rPr>
+                <w:b/>
+                <w:sz w:val="18"/>
+                <w:szCs w:val="18"/>
+              </w:rPr>
+              <w:t>No</w:t>
+            </w:r>
+            <w:r>
+              <w:rPr>
+                <w:b/>
+                <w:sz w:val="18"/>
+                <w:szCs w:val="18"/>
+              </w:rPr>
+              <w:t>me:</w:t>
+            </w:r>
+          </w:p>
+        </w:tc>
+        <w:tc>
+          <w:tcPr>
+            <w:tcW w:w="4642" w:type="dxa"/>
+            <w:tcBorders>
+              <w:left w:val="single" w:sz="4" w:space="0" w:color="auto"/>
+              <w:bottom w:val="single" w:sz="4" w:space="0" w:color="auto"/>
+            </w:tcBorders>
+          </w:tcPr>
+          <w:p>
+            <w:pPr>
+              <w:pStyle w:val="BodyTextChar"/>
+              <w:rPr>
+                <w:sz w:val="18"/>
+                <w:szCs w:val="18"/>
+              </w:rPr>
+            </w:pPr>
+            <w:r>
+              <w:rPr>
+                <w:sz w:val="18"/>
+                <w:szCs w:val="18"/>
+              </w:rPr>
+              <w:t xml:space="preserve">Test </w:t>
+            </w:r>
+            <w:proofErr w:type="spellStart"/>
+            <w:r>
+              <w:rPr>
+                <w:sz w:val="18"/>
+                <w:szCs w:val="18"/>
+              </w:rPr>
+              <w:t>messaggicon</w:t>
+            </w:r>
+            <w:proofErr w:type="spellEnd"/>
+            <w:r>
+              <w:rPr>
+                <w:sz w:val="18"/>
+                <w:szCs w:val="18"/>
+              </w:rPr>
+              <w:t xml:space="preserve"> </w:t>
+            </w:r>
+            <w:proofErr w:type="spellStart"/>
+            <w:r>
+              <w:rPr>
+                <w:sz w:val="18"/>
+                <w:szCs w:val="18"/>
+              </w:rPr>
+              <w:t>grafica</w:t>
+            </w:r>
+            <w:proofErr w:type="spellEnd"/>
+          </w:p>
+        </w:tc>
+      </w:tr>
+      <w:tr>
+        <w:tc>
+          <w:tcPr>
+            <w:tcW w:w="2050" w:type="dxa"/>
+            <w:tcBorders>
+              <w:right w:val="single" w:sz="4" w:space="0" w:color="auto"/>
+            </w:tcBorders>
+            <w:shd w:val="pct25" w:color="auto" w:fill="auto"/>
+          </w:tcPr>
+          <w:p>
+            <w:pPr>
+              <w:pStyle w:val="BodyTextChar"/>
+              <w:rPr>
+                <w:b/>
+                <w:sz w:val="18"/>
+                <w:szCs w:val="18"/>
+              </w:rPr>
+            </w:pPr>
+            <w:proofErr w:type="spellStart"/>
+            <w:r>
+              <w:rPr>
+                <w:b/>
+                <w:sz w:val="18"/>
+                <w:szCs w:val="18"/>
+              </w:rPr>
+              <w:t>Descrizione</w:t>
+            </w:r>
+            <w:proofErr w:type="spellEnd"/>
+            <w:r>
+              <w:rPr>
+                <w:b/>
+                <w:sz w:val="18"/>
+                <w:szCs w:val="18"/>
+              </w:rPr>
+              <w:t>:</w:t>
+            </w:r>
+          </w:p>
+        </w:tc>
+        <w:tc>
+          <w:tcPr>
+            <w:tcW w:w="7471" w:type="dxa"/>
+            <w:gridSpan w:val="3"/>
+            <w:tcBorders>
+              <w:left w:val="single" w:sz="4" w:space="0" w:color="auto"/>
+            </w:tcBorders>
+          </w:tcPr>
+          <w:p>
+            <w:pPr>
+              <w:pStyle w:val="BodyTextChar"/>
+              <w:rPr>
+                <w:sz w:val="18"/>
+                <w:szCs w:val="18"/>
+              </w:rPr>
+            </w:pPr>
+            <w:r>
+              <w:rPr>
+                <w:sz w:val="18"/>
+                <w:szCs w:val="18"/>
+              </w:rPr>
+              <w:t xml:space="preserve">Test </w:t>
+            </w:r>
+            <w:proofErr w:type="spellStart"/>
+            <w:r>
+              <w:rPr>
+                <w:sz w:val="18"/>
+                <w:szCs w:val="18"/>
+              </w:rPr>
+              <w:t>interfaccia</w:t>
+            </w:r>
+            <w:proofErr w:type="spellEnd"/>
+            <w:r>
+              <w:rPr>
+                <w:sz w:val="18"/>
+                <w:szCs w:val="18"/>
+              </w:rPr>
+              <w:t xml:space="preserve"> </w:t>
+            </w:r>
+            <w:proofErr w:type="spellStart"/>
+            <w:r>
+              <w:rPr>
+                <w:sz w:val="18"/>
+                <w:szCs w:val="18"/>
+              </w:rPr>
+              <w:t>grafica</w:t>
+            </w:r>
+            <w:proofErr w:type="spellEnd"/>
+            <w:r>
+              <w:rPr>
+                <w:sz w:val="18"/>
+                <w:szCs w:val="18"/>
+              </w:rPr>
+              <w:t xml:space="preserve"> e </w:t>
+            </w:r>
+            <w:proofErr w:type="spellStart"/>
+            <w:r>
+              <w:rPr>
+                <w:sz w:val="18"/>
+                <w:szCs w:val="18"/>
+              </w:rPr>
+              <w:t>conenssione</w:t>
+            </w:r>
+            <w:proofErr w:type="spellEnd"/>
+            <w:r>
+              <w:rPr>
+                <w:sz w:val="18"/>
+                <w:szCs w:val="18"/>
+              </w:rPr>
+              <w:t xml:space="preserve"> </w:t>
+            </w:r>
+            <w:proofErr w:type="spellStart"/>
+            <w:r>
+              <w:rPr>
+                <w:sz w:val="18"/>
+                <w:szCs w:val="18"/>
+              </w:rPr>
+              <w:t>tra</w:t>
+            </w:r>
+            <w:proofErr w:type="spellEnd"/>
+            <w:r>
+              <w:rPr>
+                <w:sz w:val="18"/>
+                <w:szCs w:val="18"/>
+              </w:rPr>
+              <w:t xml:space="preserve"> pc, in </w:t>
+            </w:r>
+            <w:proofErr w:type="spellStart"/>
+            <w:r>
+              <w:rPr>
+                <w:sz w:val="18"/>
+                <w:szCs w:val="18"/>
+              </w:rPr>
+              <w:t>questo</w:t>
+            </w:r>
+            <w:proofErr w:type="spellEnd"/>
+            <w:r>
+              <w:rPr>
+                <w:sz w:val="18"/>
+                <w:szCs w:val="18"/>
+              </w:rPr>
+              <w:t xml:space="preserve"> test controller </w:t>
+            </w:r>
+            <w:proofErr w:type="spellStart"/>
+            <w:r>
+              <w:rPr>
+                <w:sz w:val="18"/>
+                <w:szCs w:val="18"/>
+              </w:rPr>
+              <w:t>linvio</w:t>
+            </w:r>
+            <w:proofErr w:type="spellEnd"/>
+            <w:r>
+              <w:rPr>
+                <w:sz w:val="18"/>
+                <w:szCs w:val="18"/>
+              </w:rPr>
+              <w:t xml:space="preserve"> </w:t>
+            </w:r>
+            <w:proofErr w:type="spellStart"/>
+            <w:r>
+              <w:rPr>
+                <w:sz w:val="18"/>
+                <w:szCs w:val="18"/>
+              </w:rPr>
+              <w:t>dei</w:t>
+            </w:r>
+            <w:proofErr w:type="spellEnd"/>
+            <w:r>
+              <w:rPr>
+                <w:sz w:val="18"/>
+                <w:szCs w:val="18"/>
+              </w:rPr>
+              <w:t xml:space="preserve"> </w:t>
+            </w:r>
+            <w:proofErr w:type="spellStart"/>
+            <w:r>
+              <w:rPr>
+                <w:sz w:val="18"/>
+                <w:szCs w:val="18"/>
+              </w:rPr>
+              <w:t>messaggi</w:t>
+            </w:r>
+            <w:proofErr w:type="spellEnd"/>
+            <w:r>
+              <w:rPr>
+                <w:sz w:val="18"/>
+                <w:szCs w:val="18"/>
+              </w:rPr>
+              <w:t xml:space="preserve"> in stile </w:t>
+            </w:r>
+            <w:proofErr w:type="spellStart"/>
+            <w:r>
+              <w:rPr>
+                <w:sz w:val="18"/>
+                <w:szCs w:val="18"/>
+              </w:rPr>
+              <w:t>grafico</w:t>
+            </w:r>
+            <w:proofErr w:type="spellEnd"/>
+            <w:r>
+              <w:rPr>
+                <w:sz w:val="18"/>
+                <w:szCs w:val="18"/>
+              </w:rPr>
+              <w:t xml:space="preserve"> e il </w:t>
+            </w:r>
+            <w:proofErr w:type="spellStart"/>
+            <w:r>
+              <w:rPr>
+                <w:sz w:val="18"/>
+                <w:szCs w:val="18"/>
+              </w:rPr>
+              <w:t>funzionamento</w:t>
+            </w:r>
+            <w:proofErr w:type="spellEnd"/>
+            <w:r>
+              <w:rPr>
+                <w:sz w:val="18"/>
+                <w:szCs w:val="18"/>
+              </w:rPr>
+              <w:t xml:space="preserve"> </w:t>
+            </w:r>
+          </w:p>
+        </w:tc>
+      </w:tr>
+      <w:tr>
+        <w:tc>
+          <w:tcPr>
+            <w:tcW w:w="2050" w:type="dxa"/>
+            <w:tcBorders>
+              <w:right w:val="single" w:sz="4" w:space="0" w:color="auto"/>
+            </w:tcBorders>
+            <w:shd w:val="pct25" w:color="auto" w:fill="auto"/>
+          </w:tcPr>
+          <w:p>
+            <w:pPr>
+              <w:pStyle w:val="BodyTextChar"/>
+              <w:rPr>
+                <w:b/>
+                <w:sz w:val="18"/>
+                <w:szCs w:val="18"/>
+              </w:rPr>
+            </w:pPr>
+            <w:proofErr w:type="spellStart"/>
+            <w:r>
+              <w:rPr>
+                <w:b/>
+                <w:sz w:val="18"/>
+                <w:szCs w:val="18"/>
+              </w:rPr>
+              <w:t>Prerequisiti</w:t>
+            </w:r>
+            <w:proofErr w:type="spellEnd"/>
+            <w:r>
+              <w:rPr>
+                <w:b/>
+                <w:sz w:val="18"/>
+                <w:szCs w:val="18"/>
+              </w:rPr>
+              <w:t>:</w:t>
+            </w:r>
+          </w:p>
+        </w:tc>
+        <w:tc>
+          <w:tcPr>
+            <w:tcW w:w="7471" w:type="dxa"/>
+            <w:gridSpan w:val="3"/>
+            <w:tcBorders>
+              <w:left w:val="single" w:sz="4" w:space="0" w:color="auto"/>
+            </w:tcBorders>
+          </w:tcPr>
+          <w:p>
+            <w:pPr>
+              <w:pStyle w:val="BodyTextChar"/>
+              <w:rPr>
+                <w:sz w:val="18"/>
+                <w:szCs w:val="18"/>
+              </w:rPr>
+            </w:pPr>
+            <w:proofErr w:type="spellStart"/>
+            <w:r>
+              <w:rPr>
+                <w:sz w:val="18"/>
+                <w:szCs w:val="18"/>
+              </w:rPr>
+              <w:t>Aprire</w:t>
+            </w:r>
+            <w:proofErr w:type="spellEnd"/>
+            <w:r>
+              <w:rPr>
+                <w:sz w:val="18"/>
+                <w:szCs w:val="18"/>
+              </w:rPr>
+              <w:t xml:space="preserve"> le 2 </w:t>
+            </w:r>
+            <w:proofErr w:type="spellStart"/>
+            <w:r>
+              <w:rPr>
+                <w:sz w:val="18"/>
+                <w:szCs w:val="18"/>
+              </w:rPr>
+              <w:t>porte</w:t>
+            </w:r>
+            <w:proofErr w:type="spellEnd"/>
+            <w:r>
+              <w:rPr>
+                <w:sz w:val="18"/>
+                <w:szCs w:val="18"/>
+              </w:rPr>
+              <w:t xml:space="preserve"> del firewall di windows, </w:t>
+            </w:r>
+            <w:proofErr w:type="spellStart"/>
+            <w:r>
+              <w:rPr>
+                <w:sz w:val="18"/>
+                <w:szCs w:val="18"/>
+              </w:rPr>
+              <w:t>avere</w:t>
+            </w:r>
+            <w:proofErr w:type="spellEnd"/>
+            <w:r>
+              <w:rPr>
+                <w:sz w:val="18"/>
+                <w:szCs w:val="18"/>
+              </w:rPr>
+              <w:t xml:space="preserve"> </w:t>
+            </w:r>
+            <w:proofErr w:type="spellStart"/>
+            <w:r>
+              <w:rPr>
+                <w:sz w:val="18"/>
+                <w:szCs w:val="18"/>
+              </w:rPr>
+              <w:t>installate</w:t>
+            </w:r>
+            <w:proofErr w:type="spellEnd"/>
+            <w:r>
+              <w:rPr>
+                <w:sz w:val="18"/>
+                <w:szCs w:val="18"/>
+              </w:rPr>
+              <w:t xml:space="preserve"> tutte le </w:t>
+            </w:r>
+            <w:proofErr w:type="spellStart"/>
+            <w:r>
+              <w:rPr>
+                <w:sz w:val="18"/>
+                <w:szCs w:val="18"/>
+              </w:rPr>
+              <w:t>librerie</w:t>
+            </w:r>
+            <w:proofErr w:type="spellEnd"/>
+          </w:p>
+        </w:tc>
+      </w:tr>
+      <w:tr>
+        <w:tc>
+          <w:tcPr>
+            <w:tcW w:w="2050" w:type="dxa"/>
+            <w:tcBorders>
+              <w:right w:val="single" w:sz="4" w:space="0" w:color="auto"/>
+            </w:tcBorders>
+            <w:shd w:val="pct25" w:color="auto" w:fill="auto"/>
+          </w:tcPr>
+          <w:p>
+            <w:pPr>
+              <w:pStyle w:val="BodyTextChar"/>
+              <w:rPr>
+                <w:b/>
+                <w:sz w:val="18"/>
+                <w:szCs w:val="18"/>
+                <w:lang w:val="it-CH"/>
+              </w:rPr>
+            </w:pPr>
+            <w:r>
+              <w:rPr>
+                <w:b/>
+                <w:sz w:val="18"/>
+                <w:szCs w:val="18"/>
+                <w:lang w:val="it-CH"/>
+              </w:rPr>
+              <w:t>Procedura:</w:t>
+            </w:r>
+          </w:p>
+        </w:tc>
+        <w:tc>
+          <w:tcPr>
+            <w:tcW w:w="7471" w:type="dxa"/>
+            <w:gridSpan w:val="3"/>
+            <w:tcBorders>
+              <w:left w:val="single" w:sz="4" w:space="0" w:color="auto"/>
+            </w:tcBorders>
+          </w:tcPr>
+          <w:p>
+            <w:pPr>
+              <w:pStyle w:val="BodyTextChar"/>
+              <w:numPr>
+                <w:ilvl w:val="0"/>
+                <w:numId w:val="31"/>
+              </w:numPr>
+              <w:rPr>
+                <w:sz w:val="18"/>
+                <w:szCs w:val="18"/>
+                <w:lang w:val="it-CH"/>
+              </w:rPr>
+            </w:pPr>
+            <w:r>
+              <w:rPr>
+                <w:sz w:val="18"/>
+                <w:szCs w:val="18"/>
+                <w:lang w:val="it-CH"/>
+              </w:rPr>
+              <w:t xml:space="preserve">Avviare il Progetto con </w:t>
+            </w:r>
+            <w:proofErr w:type="spellStart"/>
+            <w:r>
+              <w:rPr>
+                <w:sz w:val="18"/>
+                <w:szCs w:val="18"/>
+                <w:lang w:val="it-CH"/>
+              </w:rPr>
+              <w:t>npm</w:t>
+            </w:r>
+            <w:proofErr w:type="spellEnd"/>
+            <w:r>
+              <w:rPr>
+                <w:sz w:val="18"/>
+                <w:szCs w:val="18"/>
+                <w:lang w:val="it-CH"/>
+              </w:rPr>
+              <w:t xml:space="preserve"> start </w:t>
+            </w:r>
+            <w:proofErr w:type="gramStart"/>
+            <w:r>
+              <w:rPr>
+                <w:sz w:val="18"/>
+                <w:szCs w:val="18"/>
+                <w:lang w:val="it-CH"/>
+              </w:rPr>
+              <w:t>dalla root</w:t>
+            </w:r>
+            <w:proofErr w:type="gramEnd"/>
+            <w:r>
+              <w:rPr>
+                <w:sz w:val="18"/>
+                <w:szCs w:val="18"/>
+                <w:lang w:val="it-CH"/>
+              </w:rPr>
+              <w:t xml:space="preserve"> del Progetto su I 2 pc</w:t>
+            </w:r>
+          </w:p>
+          <w:p>
+            <w:pPr>
+              <w:pStyle w:val="Corpotesto"/>
+              <w:numPr>
+                <w:ilvl w:val="0"/>
+                <w:numId w:val="31"/>
+              </w:numPr>
+              <w:rPr>
+                <w:lang w:eastAsia="en-US"/>
+              </w:rPr>
+            </w:pPr>
+            <w:r>
+              <w:rPr>
+                <w:lang w:eastAsia="en-US"/>
+              </w:rPr>
+              <w:t>Scrivere il proprio nome utente nella fase di login</w:t>
+            </w:r>
+          </w:p>
+          <w:p>
+            <w:pPr>
+              <w:pStyle w:val="Corpotesto"/>
+              <w:numPr>
+                <w:ilvl w:val="0"/>
+                <w:numId w:val="31"/>
+              </w:numPr>
+              <w:rPr>
+                <w:lang w:eastAsia="en-US"/>
+              </w:rPr>
+            </w:pPr>
+            <w:r>
+              <w:rPr>
+                <w:lang w:eastAsia="en-US"/>
+              </w:rPr>
+              <w:t>Aspettare che la rete venga scoperta e il pc venga trovato</w:t>
+            </w:r>
+          </w:p>
+          <w:p>
+            <w:pPr>
+              <w:pStyle w:val="Corpotesto"/>
+              <w:numPr>
+                <w:ilvl w:val="0"/>
+                <w:numId w:val="31"/>
+              </w:numPr>
+              <w:rPr>
+                <w:lang w:eastAsia="en-US"/>
+              </w:rPr>
+            </w:pPr>
+            <w:r>
+              <w:rPr>
+                <w:lang w:eastAsia="en-US"/>
+              </w:rPr>
+              <w:t xml:space="preserve"> </w:t>
+            </w:r>
+            <w:r>
+              <w:rPr>
+                <w:lang w:eastAsia="en-US"/>
+              </w:rPr>
+              <w:t xml:space="preserve">Inviare un messaggio e controllare la </w:t>
+            </w:r>
+            <w:proofErr w:type="spellStart"/>
+            <w:r>
+              <w:rPr>
+                <w:lang w:eastAsia="en-US"/>
+              </w:rPr>
+              <w:t>ricezzione</w:t>
+            </w:r>
+            <w:proofErr w:type="spellEnd"/>
+          </w:p>
+        </w:tc>
+      </w:tr>
+      <w:tr>
+        <w:tc>
+          <w:tcPr>
+            <w:tcW w:w="2050" w:type="dxa"/>
+            <w:tcBorders>
+              <w:right w:val="single" w:sz="4" w:space="0" w:color="auto"/>
+            </w:tcBorders>
+            <w:shd w:val="pct25" w:color="auto" w:fill="auto"/>
+          </w:tcPr>
+          <w:p>
+            <w:pPr>
+              <w:pStyle w:val="BodyTextChar"/>
+              <w:rPr>
+                <w:b/>
+                <w:sz w:val="18"/>
+                <w:szCs w:val="18"/>
+              </w:rPr>
+            </w:pPr>
+            <w:proofErr w:type="spellStart"/>
+            <w:r>
+              <w:rPr>
+                <w:b/>
+                <w:sz w:val="18"/>
+                <w:szCs w:val="18"/>
+              </w:rPr>
+              <w:t>Risultati</w:t>
+            </w:r>
+            <w:proofErr w:type="spellEnd"/>
+            <w:r>
+              <w:rPr>
+                <w:b/>
+                <w:sz w:val="18"/>
+                <w:szCs w:val="18"/>
+              </w:rPr>
+              <w:t xml:space="preserve"> </w:t>
+            </w:r>
+            <w:proofErr w:type="spellStart"/>
+            <w:r>
+              <w:rPr>
+                <w:b/>
+                <w:sz w:val="18"/>
+                <w:szCs w:val="18"/>
+              </w:rPr>
+              <w:t>attesi</w:t>
+            </w:r>
+            <w:proofErr w:type="spellEnd"/>
+            <w:r>
+              <w:rPr>
+                <w:b/>
+                <w:sz w:val="18"/>
+                <w:szCs w:val="18"/>
+              </w:rPr>
+              <w:t>:</w:t>
+            </w:r>
+          </w:p>
+        </w:tc>
+        <w:tc>
+          <w:tcPr>
+            <w:tcW w:w="7471" w:type="dxa"/>
+            <w:gridSpan w:val="3"/>
+            <w:tcBorders>
+              <w:left w:val="single" w:sz="4" w:space="0" w:color="auto"/>
+            </w:tcBorders>
+          </w:tcPr>
+          <w:p>
+            <w:pPr>
+              <w:pStyle w:val="BodyTextChar"/>
+              <w:rPr>
+                <w:sz w:val="18"/>
+                <w:szCs w:val="18"/>
+              </w:rPr>
+            </w:pPr>
+            <w:r>
+              <w:rPr>
+                <w:sz w:val="18"/>
+                <w:szCs w:val="18"/>
+              </w:rPr>
+              <w:t xml:space="preserve">Che il </w:t>
+            </w:r>
+            <w:proofErr w:type="spellStart"/>
+            <w:r>
+              <w:rPr>
+                <w:sz w:val="18"/>
+                <w:szCs w:val="18"/>
+              </w:rPr>
+              <w:t>messaggio</w:t>
+            </w:r>
+            <w:proofErr w:type="spellEnd"/>
+            <w:r>
+              <w:rPr>
+                <w:sz w:val="18"/>
+                <w:szCs w:val="18"/>
+              </w:rPr>
+              <w:t xml:space="preserve"> </w:t>
+            </w:r>
+            <w:proofErr w:type="spellStart"/>
+            <w:r>
+              <w:rPr>
+                <w:sz w:val="18"/>
+                <w:szCs w:val="18"/>
+              </w:rPr>
+              <w:t>venga</w:t>
+            </w:r>
+            <w:proofErr w:type="spellEnd"/>
+            <w:r>
+              <w:rPr>
+                <w:sz w:val="18"/>
+                <w:szCs w:val="18"/>
+              </w:rPr>
+              <w:t xml:space="preserve"> </w:t>
+            </w:r>
+            <w:proofErr w:type="spellStart"/>
+            <w:r>
+              <w:rPr>
+                <w:sz w:val="18"/>
+                <w:szCs w:val="18"/>
+              </w:rPr>
+              <w:t>visualizzato</w:t>
+            </w:r>
+            <w:proofErr w:type="spellEnd"/>
+            <w:r>
+              <w:rPr>
+                <w:sz w:val="18"/>
+                <w:szCs w:val="18"/>
+              </w:rPr>
+              <w:t xml:space="preserve"> </w:t>
+            </w:r>
+            <w:proofErr w:type="spellStart"/>
+            <w:r>
+              <w:rPr>
+                <w:sz w:val="18"/>
+                <w:szCs w:val="18"/>
+              </w:rPr>
+              <w:t>sul</w:t>
+            </w:r>
+            <w:proofErr w:type="spellEnd"/>
+            <w:r>
+              <w:rPr>
+                <w:sz w:val="18"/>
+                <w:szCs w:val="18"/>
+              </w:rPr>
+              <w:t xml:space="preserve"> pc di </w:t>
+            </w:r>
+            <w:proofErr w:type="spellStart"/>
+            <w:r>
+              <w:rPr>
+                <w:sz w:val="18"/>
+                <w:szCs w:val="18"/>
+              </w:rPr>
+              <w:t>destinazione</w:t>
+            </w:r>
+            <w:proofErr w:type="spellEnd"/>
+          </w:p>
+        </w:tc>
+      </w:tr>
+    </w:tbl>
+    <w:p>
       <w:pPr>
         <w:rPr>
           <w:b/>
-          <w:lang w:val="it-IT"/>
-        </w:rPr>
-      </w:pPr>
-      <w:bookmarkStart w:id="30" w:name="_Toc461179225"/>
-      <w:r>
+        </w:rPr>
+      </w:pPr>
+    </w:p>
+    <w:p>
+      <w:pPr>
+        <w:rPr>
+          <w:b/>
+        </w:rPr>
+      </w:pPr>
+      <w:r>
+        <w:rPr>
+          <w:b/>
+        </w:rPr>
         <w:br w:type="page"/>
       </w:r>
+    </w:p>
+    <w:p>
+      <w:pPr>
+        <w:rPr>
+          <w:b/>
+        </w:rPr>
+      </w:pPr>
     </w:p>
     <w:p>
       <w:pPr>
@@ -7173,18 +11434,531 @@
       <w:bookmarkEnd w:id="30"/>
       <w:bookmarkEnd w:id="31"/>
     </w:p>
-    <w:p>
-      <w:pPr>
-        <w:rPr>
-          <w:lang w:val="it-IT"/>
-        </w:rPr>
-      </w:pPr>
-      <w:r>
-        <w:rPr>
-          <w:lang w:val="it-IT"/>
-        </w:rPr>
-        <w:t>Tabella riassuntiva in cui si inseriscono i test riusciti e non del prodotto finale. Se un test non riesce e viene corretto l’errore, questo dovrà risultare nel documento finale come riuscito (la procedura della correzione apparirà nel diario), altrimenti dovrà essere descritto l’errore con eventuali ipotesi di correzione.</w:t>
-      </w:r>
+    <w:tbl>
+      <w:tblPr>
+        <w:tblStyle w:val="Grigliatabella"/>
+        <w:tblW w:w="0" w:type="auto"/>
+        <w:tblLook w:val="04A0" w:firstRow="1" w:lastRow="0" w:firstColumn="1" w:lastColumn="0" w:noHBand="0" w:noVBand="1"/>
+      </w:tblPr>
+      <w:tblGrid>
+        <w:gridCol w:w="2331"/>
+        <w:gridCol w:w="2362"/>
+        <w:gridCol w:w="939"/>
+        <w:gridCol w:w="3996"/>
+      </w:tblGrid>
+      <w:tr>
+        <w:tc>
+          <w:tcPr>
+            <w:tcW w:w="2407" w:type="dxa"/>
+          </w:tcPr>
+          <w:p>
+            <w:pPr>
+              <w:rPr>
+                <w:lang w:val="it-IT"/>
+              </w:rPr>
+            </w:pPr>
+            <w:r>
+              <w:rPr>
+                <w:lang w:val="it-IT"/>
+              </w:rPr>
+              <w:t>N-Test</w:t>
+            </w:r>
+          </w:p>
+        </w:tc>
+        <w:tc>
+          <w:tcPr>
+            <w:tcW w:w="2407" w:type="dxa"/>
+          </w:tcPr>
+          <w:p>
+            <w:pPr>
+              <w:rPr>
+                <w:lang w:val="it-IT"/>
+              </w:rPr>
+            </w:pPr>
+            <w:r>
+              <w:rPr>
+                <w:lang w:val="it-IT"/>
+              </w:rPr>
+              <w:t>Risultato</w:t>
+            </w:r>
+          </w:p>
+        </w:tc>
+        <w:tc>
+          <w:tcPr>
+            <w:tcW w:w="710" w:type="dxa"/>
+          </w:tcPr>
+          <w:p>
+            <w:pPr>
+              <w:rPr>
+                <w:lang w:val="it-IT"/>
+              </w:rPr>
+            </w:pPr>
+            <w:r>
+              <w:rPr>
+                <w:lang w:val="it-IT"/>
+              </w:rPr>
+              <w:t>Passato</w:t>
+            </w:r>
+          </w:p>
+        </w:tc>
+        <w:tc>
+          <w:tcPr>
+            <w:tcW w:w="4104" w:type="dxa"/>
+          </w:tcPr>
+          <w:p>
+            <w:pPr>
+              <w:rPr>
+                <w:lang w:val="it-IT"/>
+              </w:rPr>
+            </w:pPr>
+            <w:r>
+              <w:rPr>
+                <w:lang w:val="it-IT"/>
+              </w:rPr>
+              <w:t>Risoluzione</w:t>
+            </w:r>
+          </w:p>
+        </w:tc>
+      </w:tr>
+      <w:tr>
+        <w:tc>
+          <w:tcPr>
+            <w:tcW w:w="2407" w:type="dxa"/>
+          </w:tcPr>
+          <w:p>
+            <w:pPr>
+              <w:rPr>
+                <w:lang w:val="it-IT"/>
+              </w:rPr>
+            </w:pPr>
+            <w:r>
+              <w:rPr>
+                <w:lang w:val="it-IT"/>
+              </w:rPr>
+              <w:t>001</w:t>
+            </w:r>
+          </w:p>
+        </w:tc>
+        <w:tc>
+          <w:tcPr>
+            <w:tcW w:w="2407" w:type="dxa"/>
+          </w:tcPr>
+          <w:p>
+            <w:pPr>
+              <w:rPr>
+                <w:lang w:val="it-IT"/>
+              </w:rPr>
+            </w:pPr>
+            <w:r>
+              <w:rPr>
+                <w:lang w:val="it-IT"/>
+              </w:rPr>
+              <w:t>Nessuna connessione</w:t>
+            </w:r>
+          </w:p>
+        </w:tc>
+        <w:tc>
+          <w:tcPr>
+            <w:tcW w:w="710" w:type="dxa"/>
+          </w:tcPr>
+          <w:p>
+            <w:pPr>
+              <w:rPr>
+                <w:lang w:val="it-IT"/>
+              </w:rPr>
+            </w:pPr>
+            <w:r>
+              <w:rPr>
+                <w:lang w:val="it-IT"/>
+              </w:rPr>
+              <w:t>no</w:t>
+            </w:r>
+          </w:p>
+        </w:tc>
+        <w:tc>
+          <w:tcPr>
+            <w:tcW w:w="4104" w:type="dxa"/>
+          </w:tcPr>
+          <w:p>
+            <w:pPr>
+              <w:rPr>
+                <w:lang w:val="it-IT"/>
+              </w:rPr>
+            </w:pPr>
+            <w:r>
+              <w:rPr>
+                <w:lang w:val="it-IT"/>
+              </w:rPr>
+              <w:t xml:space="preserve">Apertura una porta per permettere la connessione e </w:t>
+            </w:r>
+            <w:proofErr w:type="spellStart"/>
+            <w:r>
+              <w:rPr>
+                <w:lang w:val="it-IT"/>
+              </w:rPr>
+              <w:t>linvio</w:t>
+            </w:r>
+            <w:proofErr w:type="spellEnd"/>
+          </w:p>
+        </w:tc>
+      </w:tr>
+      <w:tr>
+        <w:tc>
+          <w:tcPr>
+            <w:tcW w:w="2407" w:type="dxa"/>
+          </w:tcPr>
+          <w:p>
+            <w:pPr>
+              <w:rPr>
+                <w:lang w:val="it-IT"/>
+              </w:rPr>
+            </w:pPr>
+            <w:r>
+              <w:rPr>
+                <w:lang w:val="it-IT"/>
+              </w:rPr>
+              <w:t>002</w:t>
+            </w:r>
+          </w:p>
+        </w:tc>
+        <w:tc>
+          <w:tcPr>
+            <w:tcW w:w="2407" w:type="dxa"/>
+          </w:tcPr>
+          <w:p>
+            <w:pPr>
+              <w:rPr>
+                <w:lang w:val="it-IT"/>
+              </w:rPr>
+            </w:pPr>
+            <w:proofErr w:type="spellStart"/>
+            <w:r>
+              <w:rPr>
+                <w:lang w:val="it-IT"/>
+              </w:rPr>
+              <w:t>Messagi</w:t>
+            </w:r>
+            <w:proofErr w:type="spellEnd"/>
+            <w:r>
+              <w:rPr>
+                <w:lang w:val="it-IT"/>
+              </w:rPr>
+              <w:t xml:space="preserve"> non riconoscibili</w:t>
+            </w:r>
+          </w:p>
+        </w:tc>
+        <w:tc>
+          <w:tcPr>
+            <w:tcW w:w="710" w:type="dxa"/>
+          </w:tcPr>
+          <w:p>
+            <w:pPr>
+              <w:rPr>
+                <w:lang w:val="it-IT"/>
+              </w:rPr>
+            </w:pPr>
+            <w:r>
+              <w:rPr>
+                <w:lang w:val="it-IT"/>
+              </w:rPr>
+              <w:t>Si</w:t>
+            </w:r>
+          </w:p>
+        </w:tc>
+        <w:tc>
+          <w:tcPr>
+            <w:tcW w:w="4104" w:type="dxa"/>
+          </w:tcPr>
+          <w:p>
+            <w:pPr>
+              <w:rPr>
+                <w:lang w:val="it-IT"/>
+              </w:rPr>
+            </w:pPr>
+            <w:r>
+              <w:rPr>
+                <w:lang w:val="it-IT"/>
+              </w:rPr>
+              <w:t>Nessuna correzione</w:t>
+            </w:r>
+          </w:p>
+        </w:tc>
+      </w:tr>
+      <w:tr>
+        <w:tc>
+          <w:tcPr>
+            <w:tcW w:w="2407" w:type="dxa"/>
+          </w:tcPr>
+          <w:p>
+            <w:pPr>
+              <w:rPr>
+                <w:lang w:val="it-IT"/>
+              </w:rPr>
+            </w:pPr>
+            <w:r>
+              <w:rPr>
+                <w:lang w:val="it-IT"/>
+              </w:rPr>
+              <w:t>00</w:t>
+            </w:r>
+            <w:r>
+              <w:rPr>
+                <w:lang w:val="it-IT"/>
+              </w:rPr>
+              <w:t>3</w:t>
+            </w:r>
+          </w:p>
+        </w:tc>
+        <w:tc>
+          <w:tcPr>
+            <w:tcW w:w="2407" w:type="dxa"/>
+          </w:tcPr>
+          <w:p>
+            <w:pPr>
+              <w:rPr>
+                <w:lang w:val="it-IT"/>
+              </w:rPr>
+            </w:pPr>
+            <w:r>
+              <w:rPr>
+                <w:lang w:val="it-IT"/>
+              </w:rPr>
+              <w:t>0 pc trovati</w:t>
+            </w:r>
+          </w:p>
+        </w:tc>
+        <w:tc>
+          <w:tcPr>
+            <w:tcW w:w="710" w:type="dxa"/>
+          </w:tcPr>
+          <w:p>
+            <w:pPr>
+              <w:rPr>
+                <w:lang w:val="it-IT"/>
+              </w:rPr>
+            </w:pPr>
+            <w:r>
+              <w:rPr>
+                <w:lang w:val="it-IT"/>
+              </w:rPr>
+              <w:t>no</w:t>
+            </w:r>
+          </w:p>
+        </w:tc>
+        <w:tc>
+          <w:tcPr>
+            <w:tcW w:w="4104" w:type="dxa"/>
+          </w:tcPr>
+          <w:p>
+            <w:pPr>
+              <w:rPr>
+                <w:lang w:val="it-IT"/>
+              </w:rPr>
+            </w:pPr>
+            <w:r>
+              <w:rPr>
+                <w:lang w:val="it-IT"/>
+              </w:rPr>
+              <w:t xml:space="preserve">Aprire una seconda porta </w:t>
+            </w:r>
+            <w:proofErr w:type="spellStart"/>
+            <w:r>
+              <w:rPr>
+                <w:lang w:val="it-IT"/>
+              </w:rPr>
+              <w:t>udp</w:t>
+            </w:r>
+            <w:proofErr w:type="spellEnd"/>
+            <w:r>
+              <w:rPr>
+                <w:lang w:val="it-IT"/>
+              </w:rPr>
+              <w:t xml:space="preserve"> per permettere l’invio dei dati senza compromettere l’invio dei messaggi</w:t>
+            </w:r>
+          </w:p>
+        </w:tc>
+      </w:tr>
+      <w:tr>
+        <w:tc>
+          <w:tcPr>
+            <w:tcW w:w="2407" w:type="dxa"/>
+          </w:tcPr>
+          <w:p>
+            <w:pPr>
+              <w:rPr>
+                <w:lang w:val="it-IT"/>
+              </w:rPr>
+            </w:pPr>
+            <w:r>
+              <w:rPr>
+                <w:lang w:val="it-IT"/>
+              </w:rPr>
+              <w:t>00</w:t>
+            </w:r>
+            <w:r>
+              <w:rPr>
+                <w:lang w:val="it-IT"/>
+              </w:rPr>
+              <w:t>4</w:t>
+            </w:r>
+          </w:p>
+        </w:tc>
+        <w:tc>
+          <w:tcPr>
+            <w:tcW w:w="2407" w:type="dxa"/>
+          </w:tcPr>
+          <w:p>
+            <w:pPr>
+              <w:rPr>
+                <w:lang w:val="it-IT"/>
+              </w:rPr>
+            </w:pPr>
+            <w:r>
+              <w:rPr>
+                <w:lang w:val="it-IT"/>
+              </w:rPr>
+              <w:t>Messaggio ricevuto</w:t>
+            </w:r>
+          </w:p>
+        </w:tc>
+        <w:tc>
+          <w:tcPr>
+            <w:tcW w:w="710" w:type="dxa"/>
+          </w:tcPr>
+          <w:p>
+            <w:pPr>
+              <w:rPr>
+                <w:lang w:val="it-IT"/>
+              </w:rPr>
+            </w:pPr>
+            <w:r>
+              <w:rPr>
+                <w:lang w:val="it-IT"/>
+              </w:rPr>
+              <w:t>si</w:t>
+            </w:r>
+          </w:p>
+        </w:tc>
+        <w:tc>
+          <w:tcPr>
+            <w:tcW w:w="4104" w:type="dxa"/>
+          </w:tcPr>
+          <w:p>
+            <w:pPr>
+              <w:rPr>
+                <w:lang w:val="it-IT"/>
+              </w:rPr>
+            </w:pPr>
+            <w:r>
+              <w:rPr>
+                <w:lang w:val="it-IT"/>
+              </w:rPr>
+              <w:t>Nessun problema</w:t>
+            </w:r>
+          </w:p>
+        </w:tc>
+      </w:tr>
+      <w:tr>
+        <w:tc>
+          <w:tcPr>
+            <w:tcW w:w="2407" w:type="dxa"/>
+          </w:tcPr>
+          <w:p>
+            <w:pPr>
+              <w:rPr>
+                <w:lang w:val="it-IT"/>
+              </w:rPr>
+            </w:pPr>
+            <w:r>
+              <w:rPr>
+                <w:lang w:val="it-IT"/>
+              </w:rPr>
+              <w:t>00</w:t>
+            </w:r>
+            <w:r>
+              <w:rPr>
+                <w:lang w:val="it-IT"/>
+              </w:rPr>
+              <w:t>5</w:t>
+            </w:r>
+          </w:p>
+        </w:tc>
+        <w:tc>
+          <w:tcPr>
+            <w:tcW w:w="2407" w:type="dxa"/>
+          </w:tcPr>
+          <w:p>
+            <w:pPr>
+              <w:rPr>
+                <w:lang w:val="it-IT"/>
+              </w:rPr>
+            </w:pPr>
+            <w:r>
+              <w:rPr>
+                <w:lang w:val="it-IT"/>
+              </w:rPr>
+              <w:t xml:space="preserve">Trovati i vari pc e </w:t>
+            </w:r>
+            <w:proofErr w:type="spellStart"/>
+            <w:r>
+              <w:rPr>
+                <w:lang w:val="it-IT"/>
+              </w:rPr>
+              <w:t>messggi</w:t>
+            </w:r>
+            <w:proofErr w:type="spellEnd"/>
+            <w:r>
+              <w:rPr>
+                <w:lang w:val="it-IT"/>
+              </w:rPr>
+              <w:t xml:space="preserve"> funzionanti</w:t>
+            </w:r>
+          </w:p>
+        </w:tc>
+        <w:tc>
+          <w:tcPr>
+            <w:tcW w:w="710" w:type="dxa"/>
+          </w:tcPr>
+          <w:p>
+            <w:pPr>
+              <w:rPr>
+                <w:lang w:val="it-IT"/>
+              </w:rPr>
+            </w:pPr>
+            <w:r>
+              <w:rPr>
+                <w:lang w:val="it-IT"/>
+              </w:rPr>
+              <w:t>si</w:t>
+            </w:r>
+          </w:p>
+        </w:tc>
+        <w:tc>
+          <w:tcPr>
+            <w:tcW w:w="4104" w:type="dxa"/>
+          </w:tcPr>
+          <w:p>
+            <w:pPr>
+              <w:rPr>
+                <w:lang w:val="it-IT"/>
+              </w:rPr>
+            </w:pPr>
+            <w:r>
+              <w:rPr>
+                <w:lang w:val="it-IT"/>
+              </w:rPr>
+              <w:t>Nessuna correzione</w:t>
+            </w:r>
+          </w:p>
+        </w:tc>
+      </w:tr>
+    </w:tbl>
+    <w:p>
+      <w:pPr>
+        <w:rPr>
+          <w:lang w:val="it-IT"/>
+        </w:rPr>
+      </w:pPr>
     </w:p>
     <w:p>
       <w:pPr>
@@ -7211,7 +11985,62 @@
         <w:rPr>
           <w:lang w:val="it-IT"/>
         </w:rPr>
-        <w:t>Descrizione con motivazione di eventuali elementi mancanti o non completamente implementati, al di fuori dei test case. Non devono essere riportati gli errori e i problemi riscontrati e poi risolti durante il progetto.</w:t>
+        <w:t xml:space="preserve">Una </w:t>
+      </w:r>
+      <w:proofErr w:type="spellStart"/>
+      <w:r>
+        <w:rPr>
+          <w:lang w:val="it-IT"/>
+        </w:rPr>
+        <w:t>limitanza</w:t>
+      </w:r>
+      <w:proofErr w:type="spellEnd"/>
+      <w:r>
+        <w:rPr>
+          <w:lang w:val="it-IT"/>
+        </w:rPr>
+        <w:t xml:space="preserve"> è il fatto che si </w:t>
+      </w:r>
+      <w:proofErr w:type="gramStart"/>
+      <w:r>
+        <w:rPr>
+          <w:lang w:val="it-IT"/>
+        </w:rPr>
+        <w:t>e</w:t>
+      </w:r>
+      <w:proofErr w:type="gramEnd"/>
+      <w:r>
+        <w:rPr>
+          <w:lang w:val="it-IT"/>
+        </w:rPr>
+        <w:t xml:space="preserve"> obbligati ad aprire 2 porte del router per fare funzionare il progetto intero.</w:t>
+      </w:r>
+    </w:p>
+    <w:p>
+      <w:pPr>
+        <w:rPr>
+          <w:lang w:val="it-IT"/>
+        </w:rPr>
+      </w:pPr>
+      <w:r>
+        <w:rPr>
+          <w:lang w:val="it-IT"/>
+        </w:rPr>
+        <w:t xml:space="preserve">Il fatto di dovere essere sulla sessa </w:t>
+      </w:r>
+      <w:proofErr w:type="spellStart"/>
+      <w:r>
+        <w:rPr>
+          <w:lang w:val="it-IT"/>
+        </w:rPr>
+        <w:t>lan</w:t>
+      </w:r>
+      <w:proofErr w:type="spellEnd"/>
+      <w:r>
+        <w:rPr>
+          <w:lang w:val="it-IT"/>
+        </w:rPr>
+        <w:t xml:space="preserve"> </w:t>
       </w:r>
     </w:p>
     <w:p>
@@ -7254,7 +12083,14 @@
         <w:rPr>
           <w:lang w:val="it-IT"/>
         </w:rPr>
-        <w:t xml:space="preserve"> 1.7) (ad esempio Gan</w:t>
+        <w:t xml:space="preserve"> 1.7) (ad esempio </w:t>
+      </w:r>
+      <w:proofErr w:type="spellStart"/>
+      <w:r>
+        <w:rPr>
+          <w:lang w:val="it-IT"/>
+        </w:rPr>
+        <w:t>Gan</w:t>
       </w:r>
       <w:r>
         <w:rPr>
@@ -7266,7 +12102,14 @@
         <w:rPr>
           <w:lang w:val="it-IT"/>
         </w:rPr>
-        <w:t>t consuntivo).</w:t>
+        <w:t>t</w:t>
+      </w:r>
+      <w:proofErr w:type="spellEnd"/>
+      <w:r>
+        <w:rPr>
+          <w:lang w:val="it-IT"/>
+        </w:rPr>
+        <w:t xml:space="preserve"> consuntivo).</w:t>
       </w:r>
     </w:p>
     <w:p>
@@ -7289,91 +12132,6 @@
     </w:p>
     <w:p>
       <w:pPr>
-        <w:rPr>
-          <w:lang w:val="it-IT"/>
-        </w:rPr>
-      </w:pPr>
-      <w:r>
-        <w:rPr>
-          <w:lang w:val="it-IT"/>
-        </w:rPr>
-        <w:t>Quali sono le implicazioni della mia soluzione? Che impatto avrà?</w:t>
-      </w:r>
-      <w:r>
-        <w:rPr>
-          <w:lang w:val="it-IT"/>
-        </w:rPr>
-        <w:t xml:space="preserve"> Cambierà il mondo? È un successo importante? È </w:t>
-      </w:r>
-      <w:r>
-        <w:rPr>
-          <w:lang w:val="it-IT"/>
-        </w:rPr>
-        <w:t>solo un</w:t>
-      </w:r>
-      <w:r>
-        <w:rPr>
-          <w:lang w:val="it-IT"/>
-        </w:rPr>
-        <w:t>’</w:t>
-      </w:r>
-      <w:r>
-        <w:rPr>
-          <w:lang w:val="it-IT"/>
-        </w:rPr>
-        <w:t>aggiunta</w:t>
-      </w:r>
-      <w:r>
-        <w:rPr>
-          <w:lang w:val="it-IT"/>
-        </w:rPr>
-        <w:t xml:space="preserve"> marginale o</w:t>
-      </w:r>
-      <w:r>
-        <w:rPr>
-          <w:lang w:val="it-IT"/>
-        </w:rPr>
-        <w:t xml:space="preserve"> è semplicemente servita per scoprire che questo percorso è</w:t>
-      </w:r>
-      <w:r>
-        <w:rPr>
-          <w:lang w:val="it-IT"/>
-        </w:rPr>
-        <w:t xml:space="preserve"> stato</w:t>
-      </w:r>
-      <w:r>
-        <w:rPr>
-          <w:lang w:val="it-IT"/>
-        </w:rPr>
-        <w:t xml:space="preserve"> una perdita di tempo? I ris</w:t>
-      </w:r>
-      <w:r>
-        <w:rPr>
-          <w:lang w:val="it-IT"/>
-        </w:rPr>
-        <w:t xml:space="preserve">ultati ottenuti sono generali, </w:t>
-      </w:r>
-      <w:r>
-        <w:rPr>
-          <w:lang w:val="it-IT"/>
-        </w:rPr>
-        <w:t>facilmente generalizzabili o sono specifici di un caso particolare?</w:t>
-      </w:r>
-      <w:r>
-        <w:rPr>
-          <w:lang w:val="it-IT"/>
-        </w:rPr>
-        <w:t xml:space="preserve"> ecc</w:t>
-      </w:r>
-      <w:r>
-        <w:rPr>
-          <w:lang w:val="it-IT"/>
-        </w:rPr>
-        <w:t>.</w:t>
-      </w:r>
-    </w:p>
-    <w:p>
-      <w:pPr>
         <w:pStyle w:val="Titolo2"/>
       </w:pPr>
       <w:bookmarkStart w:id="38" w:name="_Toc461179229"/>
@@ -7394,7 +12152,35 @@
         <w:rPr>
           <w:lang w:val="it-IT"/>
         </w:rPr>
-        <w:t>Migliorie o estensioni che possono essere sviluppate sul prodotto.</w:t>
+        <w:t>Come possibili miglioramenti/aggiornamenti ci sono il collegamento a internet e non solo il funzionamento locale</w:t>
+      </w:r>
+      <w:r>
+        <w:rPr>
+          <w:lang w:val="it-IT"/>
+        </w:rPr>
+        <w:t xml:space="preserve"> oltre che </w:t>
+      </w:r>
+      <w:proofErr w:type="spellStart"/>
+      <w:proofErr w:type="gramStart"/>
+      <w:r>
+        <w:rPr>
+          <w:lang w:val="it-IT"/>
+        </w:rPr>
+        <w:t>all</w:t>
+      </w:r>
+      <w:proofErr w:type="spellEnd"/>
+      <w:r>
+        <w:rPr>
+          <w:lang w:val="it-IT"/>
+        </w:rPr>
+        <w:t xml:space="preserve"> invio</w:t>
+      </w:r>
+      <w:proofErr w:type="gramEnd"/>
+      <w:r>
+        <w:rPr>
+          <w:lang w:val="it-IT"/>
+        </w:rPr>
+        <w:t xml:space="preserve"> dei messaggi audio o immagini.</w:t>
       </w:r>
     </w:p>
     <w:p>
@@ -7419,14 +12205,136 @@
         <w:rPr>
           <w:lang w:val="it-IT"/>
         </w:rPr>
-        <w:t>Cosa ho imparato in questo progetto? ecc</w:t>
-      </w:r>
-      <w:r>
-        <w:rPr>
-          <w:lang w:val="it-IT"/>
-        </w:rPr>
-        <w:t>.</w:t>
-      </w:r>
+        <w:t>Il mio progetto, soprattutto in questa modalità, non cambierà il mondo soprattutto per il fatto che un invio di messaggi</w:t>
+      </w:r>
+      <w:r>
+        <w:rPr>
+          <w:lang w:val="it-IT"/>
+        </w:rPr>
+        <w:t xml:space="preserve"> benché criptato e peer-to-peer,</w:t>
+      </w:r>
+      <w:r>
+        <w:rPr>
+          <w:lang w:val="it-IT"/>
+        </w:rPr>
+        <w:t xml:space="preserve"> all’interno della stessa</w:t>
+      </w:r>
+      <w:r>
+        <w:rPr>
+          <w:lang w:val="it-IT"/>
+        </w:rPr>
+        <w:t xml:space="preserve"> rete non è </w:t>
+      </w:r>
+      <w:proofErr w:type="spellStart"/>
+      <w:r>
+        <w:rPr>
+          <w:lang w:val="it-IT"/>
+        </w:rPr>
+        <w:t>cosi</w:t>
+      </w:r>
+      <w:proofErr w:type="spellEnd"/>
+      <w:r>
+        <w:rPr>
+          <w:lang w:val="it-IT"/>
+        </w:rPr>
+        <w:t xml:space="preserve"> rivoluzionario ne avrà poi tanti casi di uso nella vita delle persone.</w:t>
+      </w:r>
+    </w:p>
+    <w:p>
+      <w:pPr>
+        <w:rPr>
+          <w:lang w:val="it-IT"/>
+        </w:rPr>
+      </w:pPr>
+      <w:r>
+        <w:rPr>
+          <w:lang w:val="it-IT"/>
+        </w:rPr>
+        <w:t>Personalmente questo progetto mi ha aiutato a capire di più la connessione peer-to-peer la decentralizzazione e la criptazione.</w:t>
+      </w:r>
+    </w:p>
+    <w:p>
+      <w:pPr>
+        <w:rPr>
+          <w:lang w:val="it-IT"/>
+        </w:rPr>
+      </w:pPr>
+      <w:r>
+        <w:rPr>
+          <w:lang w:val="it-IT"/>
+        </w:rPr>
+        <w:t>Inoltre penso che se fosse sviluppato per funzionare con una gamma più ampia di utenti e si riuscissero a superare le varie limitazioni potrebbe diventare un progetto importante.</w:t>
+      </w:r>
+    </w:p>
+    <w:p>
+      <w:pPr>
+        <w:rPr>
+          <w:lang w:val="it-IT"/>
+        </w:rPr>
+      </w:pPr>
+    </w:p>
+    <w:p>
+      <w:pPr>
+        <w:rPr>
+          <w:lang w:val="it-IT"/>
+        </w:rPr>
+      </w:pPr>
+    </w:p>
+    <w:p>
+      <w:pPr>
+        <w:rPr>
+          <w:lang w:val="it-IT"/>
+        </w:rPr>
+      </w:pPr>
+    </w:p>
+    <w:p>
+      <w:pPr>
+        <w:rPr>
+          <w:lang w:val="it-IT"/>
+        </w:rPr>
+      </w:pPr>
+    </w:p>
+    <w:p>
+      <w:pPr>
+        <w:rPr>
+          <w:lang w:val="it-IT"/>
+        </w:rPr>
+      </w:pPr>
+    </w:p>
+    <w:p>
+      <w:pPr>
+        <w:rPr>
+          <w:lang w:val="it-IT"/>
+        </w:rPr>
+      </w:pPr>
+    </w:p>
+    <w:p>
+      <w:pPr>
+        <w:rPr>
+          <w:lang w:val="it-IT"/>
+        </w:rPr>
+      </w:pPr>
+    </w:p>
+    <w:p>
+      <w:pPr>
+        <w:rPr>
+          <w:lang w:val="it-IT"/>
+        </w:rPr>
+      </w:pPr>
+    </w:p>
+    <w:p>
+      <w:pPr>
+        <w:rPr>
+          <w:lang w:val="it-IT"/>
+        </w:rPr>
+      </w:pPr>
+    </w:p>
+    <w:p>
+      <w:pPr>
+        <w:rPr>
+          <w:lang w:val="it-IT"/>
+        </w:rPr>
+      </w:pPr>
     </w:p>
     <w:p>
       <w:pPr>
@@ -7551,7 +12459,10 @@
               </w:rPr>
             </w:pPr>
             <w:r>
-              <w:t>AJAX</w:t>
+              <w:rPr>
+                <w:lang w:val="en-GB"/>
+              </w:rPr>
+              <w:t>Peer-to-peer</w:t>
             </w:r>
           </w:p>
         </w:tc>
@@ -7568,26 +12479,26 @@
                 <w:b/>
                 <w:bCs/>
               </w:rPr>
-              <w:t>Asynchronous</w:t>
-            </w:r>
-            <w:r>
-              <w:rPr>
-                <w:b/>
-                <w:bCs/>
-              </w:rPr>
-              <w:t xml:space="preserve"> JavaScript And XML</w:t>
-            </w:r>
-            <w:r>
-              <w:t>:</w:t>
-            </w:r>
-            <w:r>
-              <w:t xml:space="preserve"> una tecnica che</w:t>
-            </w:r>
-            <w:r>
-              <w:t xml:space="preserve"> permette di eseguire richieste ed ottenere dati da una pagina web in modo asincrono</w:t>
-            </w:r>
-            <w:r>
-              <w:t>.</w:t>
+              <w:t xml:space="preserve">Per peer to peer </w:t>
+            </w:r>
+            <w:r>
+              <w:t xml:space="preserve">si intende quando 2 o </w:t>
+            </w:r>
+            <w:proofErr w:type="spellStart"/>
+            <w:r>
+              <w:t>piu</w:t>
+            </w:r>
+            <w:proofErr w:type="spellEnd"/>
+            <w:r>
+              <w:t xml:space="preserve"> pc comunicano senza </w:t>
+            </w:r>
+            <w:proofErr w:type="spellStart"/>
+            <w:r>
+              <w:t>lutilizzo</w:t>
+            </w:r>
+            <w:proofErr w:type="spellEnd"/>
+            <w:r>
+              <w:t xml:space="preserve"> di un server centrale</w:t>
             </w:r>
           </w:p>
         </w:tc>
@@ -7599,7 +12510,7 @@
           </w:tcPr>
           <w:p>
             <w:r>
-              <w:t>CSS</w:t>
+              <w:t>Decentralizzata</w:t>
             </w:r>
           </w:p>
         </w:tc>
@@ -7616,17 +12527,15 @@
               </w:rPr>
             </w:pPr>
             <w:r>
-              <w:rPr>
-                <w:b/>
-                <w:bCs/>
-              </w:rPr>
-              <w:t>Cascading Style Sheets</w:t>
-            </w:r>
-            <w:r>
-              <w:t>: linguaggio che per</w:t>
-            </w:r>
-            <w:r>
-              <w:t>mette di definire il layout e la grafica di una pagina web</w:t>
+              <w:t xml:space="preserve">Una rete o un sistema viene chiamato decentralizzato quando non ha una </w:t>
+            </w:r>
+            <w:proofErr w:type="spellStart"/>
+            <w:r>
+              <w:t>entita</w:t>
+            </w:r>
+            <w:proofErr w:type="spellEnd"/>
+            <w:r>
+              <w:t xml:space="preserve"> centrale che lo controlla o regola</w:t>
             </w:r>
             <w:r>
               <w:t>.</w:t>
@@ -7671,261 +12580,20 @@
         <w:lastRenderedPageBreak/>
         <w:t>Bibliografia</w:t>
       </w:r>
+      <w:bookmarkStart w:id="45" w:name="_Toc461179234"/>
       <w:bookmarkEnd w:id="44"/>
+      <w:bookmarkEnd w:id="43"/>
     </w:p>
     <w:p>
       <w:pPr>
         <w:pStyle w:val="Titolo2"/>
       </w:pPr>
-      <w:bookmarkStart w:id="45" w:name="_Toc94790470"/>
-      <w:r>
-        <w:t>Bibliografia per articoli di riviste:</w:t>
-      </w:r>
-      <w:bookmarkEnd w:id="43"/>
+      <w:bookmarkStart w:id="46" w:name="_Toc94790472"/>
+      <w:r>
+        <w:t>Sitografia</w:t>
+      </w:r>
       <w:bookmarkEnd w:id="45"/>
-    </w:p>
-    <w:p>
-      <w:pPr>
-        <w:numPr>
-          <w:ilvl w:val="0"/>
-          <w:numId w:val="6"/>
-        </w:numPr>
-        <w:rPr>
-          <w:lang w:val="it-IT"/>
-        </w:rPr>
-      </w:pPr>
-      <w:r>
-        <w:rPr>
-          <w:lang w:val="it-IT"/>
-        </w:rPr>
-        <w:t>Cognome e nome (o iniziali) dell’autore o degli autori, o nome dell’organizzazione,</w:t>
-      </w:r>
-    </w:p>
-    <w:p>
-      <w:pPr>
-        <w:numPr>
-          <w:ilvl w:val="0"/>
-          <w:numId w:val="6"/>
-        </w:numPr>
-        <w:rPr>
-          <w:lang w:val="it-IT"/>
-        </w:rPr>
-      </w:pPr>
-      <w:r>
-        <w:rPr>
-          <w:lang w:val="it-IT"/>
-        </w:rPr>
-        <w:t>Titolo dell’articolo (tra virgolette),</w:t>
-      </w:r>
-    </w:p>
-    <w:p>
-      <w:pPr>
-        <w:numPr>
-          <w:ilvl w:val="0"/>
-          <w:numId w:val="6"/>
-        </w:numPr>
-        <w:rPr>
-          <w:lang w:val="it-IT"/>
-        </w:rPr>
-      </w:pPr>
-      <w:r>
-        <w:rPr>
-          <w:lang w:val="it-IT"/>
-        </w:rPr>
-        <w:t xml:space="preserve">Titolo della rivista </w:t>
-      </w:r>
-      <w:r>
-        <w:rPr>
-          <w:lang w:val="it-IT"/>
-        </w:rPr>
-        <w:t>(in italico),</w:t>
-      </w:r>
-    </w:p>
-    <w:p>
-      <w:pPr>
-        <w:numPr>
-          <w:ilvl w:val="0"/>
-          <w:numId w:val="6"/>
-        </w:numPr>
-        <w:rPr>
-          <w:lang w:val="it-IT"/>
-        </w:rPr>
-      </w:pPr>
-      <w:r>
-        <w:rPr>
-          <w:lang w:val="it-IT"/>
-        </w:rPr>
-        <w:t>Anno e numero</w:t>
-      </w:r>
-    </w:p>
-    <w:p>
-      <w:pPr>
-        <w:numPr>
-          <w:ilvl w:val="0"/>
-          <w:numId w:val="6"/>
-        </w:numPr>
-        <w:rPr>
-          <w:lang w:val="it-IT"/>
-        </w:rPr>
-      </w:pPr>
-      <w:r>
-        <w:rPr>
-          <w:lang w:val="it-IT"/>
-        </w:rPr>
-        <w:t>Pagina iniziale</w:t>
-      </w:r>
-      <w:r>
-        <w:rPr>
-          <w:lang w:val="it-IT"/>
-        </w:rPr>
-        <w:t xml:space="preserve"> dell’articolo</w:t>
-      </w:r>
-      <w:r>
-        <w:rPr>
-          <w:lang w:val="it-IT"/>
-        </w:rPr>
-        <w:t>.</w:t>
-      </w:r>
-    </w:p>
-    <w:p>
-      <w:pPr>
-        <w:pStyle w:val="Titolo2"/>
-      </w:pPr>
-      <w:bookmarkStart w:id="46" w:name="_Toc461179233"/>
-      <w:bookmarkStart w:id="47" w:name="_Toc94790471"/>
-      <w:r>
-        <w:t>Bibliografia per libri</w:t>
-      </w:r>
       <w:bookmarkEnd w:id="46"/>
-      <w:bookmarkEnd w:id="47"/>
-    </w:p>
-    <w:p>
-      <w:pPr>
-        <w:numPr>
-          <w:ilvl w:val="0"/>
-          <w:numId w:val="7"/>
-        </w:numPr>
-        <w:rPr>
-          <w:lang w:val="it-IT"/>
-        </w:rPr>
-      </w:pPr>
-      <w:r>
-        <w:rPr>
-          <w:lang w:val="it-IT"/>
-        </w:rPr>
-        <w:t>Cognome e nome (o iniziali) dell’autore o degli autori, o nome dell’organizzazione,</w:t>
-      </w:r>
-    </w:p>
-    <w:p>
-      <w:pPr>
-        <w:numPr>
-          <w:ilvl w:val="0"/>
-          <w:numId w:val="7"/>
-        </w:numPr>
-        <w:rPr>
-          <w:lang w:val="it-IT"/>
-        </w:rPr>
-      </w:pPr>
-      <w:r>
-        <w:rPr>
-          <w:lang w:val="it-IT"/>
-        </w:rPr>
-        <w:t>Titolo del libro (in italico),</w:t>
-      </w:r>
-    </w:p>
-    <w:p>
-      <w:pPr>
-        <w:numPr>
-          <w:ilvl w:val="0"/>
-          <w:numId w:val="7"/>
-        </w:numPr>
-        <w:rPr>
-          <w:lang w:val="it-IT"/>
-        </w:rPr>
-      </w:pPr>
-      <w:r>
-        <w:rPr>
-          <w:lang w:val="it-IT"/>
-        </w:rPr>
-        <w:t>ev. Numero di edizione,</w:t>
-      </w:r>
-    </w:p>
-    <w:p>
-      <w:pPr>
-        <w:numPr>
-          <w:ilvl w:val="0"/>
-          <w:numId w:val="7"/>
-        </w:numPr>
-        <w:rPr>
-          <w:lang w:val="it-IT"/>
-        </w:rPr>
-      </w:pPr>
-      <w:r>
-        <w:rPr>
-          <w:lang w:val="it-IT"/>
-        </w:rPr>
-        <w:t>Nome dell’editore,</w:t>
-      </w:r>
-    </w:p>
-    <w:p>
-      <w:pPr>
-        <w:numPr>
-          <w:ilvl w:val="0"/>
-          <w:numId w:val="7"/>
-        </w:numPr>
-        <w:rPr>
-          <w:lang w:val="it-IT"/>
-        </w:rPr>
-      </w:pPr>
-      <w:r>
-        <w:rPr>
-          <w:lang w:val="it-IT"/>
-        </w:rPr>
-        <w:t>Anno di pubblicazione,</w:t>
-      </w:r>
-    </w:p>
-    <w:p>
-      <w:pPr>
-        <w:numPr>
-          <w:ilvl w:val="0"/>
-          <w:numId w:val="7"/>
-        </w:numPr>
-        <w:rPr>
-          <w:lang w:val="it-IT"/>
-        </w:rPr>
-      </w:pPr>
-      <w:r>
-        <w:rPr>
-          <w:lang w:val="it-IT"/>
-        </w:rPr>
-        <w:t>ISBN</w:t>
-      </w:r>
-      <w:r>
-        <w:rPr>
-          <w:lang w:val="it-IT"/>
-        </w:rPr>
-        <w:t>.</w:t>
-      </w:r>
-    </w:p>
-    <w:p>
-      <w:pPr>
-        <w:rPr>
-          <w:b/>
-          <w:lang w:val="it-IT"/>
-        </w:rPr>
-      </w:pPr>
-      <w:bookmarkStart w:id="48" w:name="_Toc461179234"/>
-    </w:p>
-    <w:p>
-      <w:pPr>
-        <w:pStyle w:val="Titolo2"/>
-      </w:pPr>
-      <w:bookmarkStart w:id="49" w:name="_Toc94790472"/>
-      <w:r>
-        <w:t>Sitografia</w:t>
-      </w:r>
-      <w:bookmarkEnd w:id="48"/>
-      <w:bookmarkEnd w:id="49"/>
     </w:p>
     <w:p>
       <w:pPr>
@@ -7941,19 +12609,7 @@
         <w:rPr>
           <w:lang w:val="it-IT"/>
         </w:rPr>
-        <w:t>URL del sito</w:t>
-      </w:r>
-      <w:r>
-        <w:rPr>
-          <w:lang w:val="it-IT"/>
-        </w:rPr>
-        <w:t xml:space="preserve"> (se troppo lungo solo dominio, evt completo nel diario)</w:t>
-      </w:r>
-      <w:r>
-        <w:rPr>
-          <w:lang w:val="it-IT"/>
-        </w:rPr>
-        <w:t>,</w:t>
+        <w:t>chat.com</w:t>
       </w:r>
     </w:p>
     <w:p>
@@ -7970,13 +12626,7 @@
         <w:rPr>
           <w:lang w:val="it-IT"/>
         </w:rPr>
-        <w:t>Eventuale t</w:t>
-      </w:r>
-      <w:r>
-        <w:rPr>
-          <w:lang w:val="it-IT"/>
-        </w:rPr>
-        <w:t>itolo della pagina (in italico),</w:t>
+        <w:t>claude.ai</w:t>
       </w:r>
     </w:p>
     <w:p>
@@ -7993,13 +12643,7 @@
         <w:rPr>
           <w:lang w:val="it-IT"/>
         </w:rPr>
-        <w:t>D</w:t>
-      </w:r>
-      <w:r>
-        <w:rPr>
-          <w:lang w:val="it-IT"/>
-        </w:rPr>
-        <w:t>ata di consultazione (GG-MM-AAAA).</w:t>
+        <w:t>chat.deepseek.com</w:t>
       </w:r>
     </w:p>
     <w:p>
@@ -8013,54 +12657,9 @@
     <w:p>
       <w:pPr>
         <w:rPr>
-          <w:b/>
-          <w:lang w:val="it-IT"/>
-        </w:rPr>
-      </w:pPr>
-      <w:r>
-        <w:rPr>
-          <w:b/>
-          <w:lang w:val="it-IT"/>
-        </w:rPr>
-        <w:t>Esempio:</w:t>
-      </w:r>
-    </w:p>
-    <w:p>
-      <w:pPr>
-        <w:numPr>
-          <w:ilvl w:val="0"/>
-          <w:numId w:val="8"/>
-        </w:numPr>
-        <w:rPr>
           <w:lang w:val="en-US"/>
         </w:rPr>
       </w:pPr>
-      <w:r>
-        <w:rPr>
-          <w:lang w:val="en-US"/>
-        </w:rPr>
-        <w:t xml:space="preserve">http://standards.ieee.org/guides/style/section7.html, </w:t>
-      </w:r>
-      <w:r>
-        <w:rPr>
-          <w:i/>
-          <w:lang w:val="en-US"/>
-        </w:rPr>
-        <w:t>IEEE Standards Style Manual</w:t>
-      </w:r>
-      <w:r>
-        <w:rPr>
-          <w:lang w:val="en-US"/>
-        </w:rPr>
-        <w:t>, 07-06-2008.</w:t>
-      </w:r>
-    </w:p>
-    <w:p>
-      <w:pPr>
-        <w:rPr>
-          <w:lang w:val="en-US"/>
-        </w:rPr>
-      </w:pPr>
     </w:p>
     <w:p>
       <w:pPr>
@@ -8069,16 +12668,16 @@
           <w:lang w:val="it-IT"/>
         </w:rPr>
       </w:pPr>
-      <w:bookmarkStart w:id="50" w:name="_Toc461179235"/>
-      <w:bookmarkStart w:id="51" w:name="_Toc94790473"/>
+      <w:bookmarkStart w:id="47" w:name="_Toc461179235"/>
+      <w:bookmarkStart w:id="48" w:name="_Toc94790473"/>
       <w:r>
         <w:rPr>
           <w:lang w:val="it-IT"/>
         </w:rPr>
         <w:t>Allegati</w:t>
       </w:r>
-      <w:bookmarkEnd w:id="50"/>
-      <w:bookmarkEnd w:id="51"/>
+      <w:bookmarkEnd w:id="47"/>
+      <w:bookmarkEnd w:id="48"/>
     </w:p>
     <w:p>
       <w:pPr>
@@ -8210,7 +12809,14 @@
         <w:rPr>
           <w:lang w:val="it-IT"/>
         </w:rPr>
-        <w:t>Mandato e/o Qd</w:t>
+        <w:t xml:space="preserve">Mandato e/o </w:t>
+      </w:r>
+      <w:proofErr w:type="spellStart"/>
+      <w:r>
+        <w:rPr>
+          <w:lang w:val="it-IT"/>
+        </w:rPr>
+        <w:t>Qd</w:t>
       </w:r>
       <w:r>
         <w:rPr>
@@ -8218,6 +12824,7 @@
         </w:rPr>
         <w:t>C</w:t>
       </w:r>
+      <w:proofErr w:type="spellEnd"/>
     </w:p>
     <w:p>
       <w:pPr>
@@ -9309,6 +13916,119 @@
     </w:lvl>
   </w:abstractNum>
   <w:abstractNum w:abstractNumId="1" w15:restartNumberingAfterBreak="0">
+    <w:nsid w:val="0B283556"/>
+    <w:multiLevelType w:val="hybridMultilevel"/>
+    <w:tmpl w:val="35848B5C"/>
+    <w:lvl w:ilvl="0" w:tplc="08100001">
+      <w:start w:val="1"/>
+      <w:numFmt w:val="bullet"/>
+      <w:lvlText w:val=""/>
+      <w:lvlJc w:val="left"/>
+      <w:pPr>
+        <w:ind w:left="720" w:hanging="360"/>
+      </w:pPr>
+      <w:rPr>
+        <w:rFonts w:ascii="Symbol" w:hAnsi="Symbol" w:hint="default"/>
+      </w:rPr>
+    </w:lvl>
+    <w:lvl w:ilvl="1" w:tplc="08100003">
+      <w:start w:val="1"/>
+      <w:numFmt w:val="bullet"/>
+      <w:lvlText w:val="o"/>
+      <w:lvlJc w:val="left"/>
+      <w:pPr>
+        <w:ind w:left="1440" w:hanging="360"/>
+      </w:pPr>
+      <w:rPr>
+        <w:rFonts w:ascii="Courier New" w:hAnsi="Courier New" w:cs="Courier New" w:hint="default"/>
+      </w:rPr>
+    </w:lvl>
+    <w:lvl w:ilvl="2" w:tplc="08100005" w:tentative="1">
+      <w:start w:val="1"/>
+      <w:numFmt w:val="bullet"/>
+      <w:lvlText w:val=""/>
+      <w:lvlJc w:val="left"/>
+      <w:pPr>
+        <w:ind w:left="2160" w:hanging="360"/>
+      </w:pPr>
+      <w:rPr>
+        <w:rFonts w:ascii="Wingdings" w:hAnsi="Wingdings" w:hint="default"/>
+      </w:rPr>
+    </w:lvl>
+    <w:lvl w:ilvl="3" w:tplc="08100001" w:tentative="1">
+      <w:start w:val="1"/>
+      <w:numFmt w:val="bullet"/>
+      <w:lvlText w:val=""/>
+      <w:lvlJc w:val="left"/>
+      <w:pPr>
+        <w:ind w:left="2880" w:hanging="360"/>
+      </w:pPr>
+      <w:rPr>
+        <w:rFonts w:ascii="Symbol" w:hAnsi="Symbol" w:hint="default"/>
+      </w:rPr>
+    </w:lvl>
+    <w:lvl w:ilvl="4" w:tplc="08100003" w:tentative="1">
+      <w:start w:val="1"/>
+      <w:numFmt w:val="bullet"/>
+      <w:lvlText w:val="o"/>
+      <w:lvlJc w:val="left"/>
+      <w:pPr>
+        <w:ind w:left="3600" w:hanging="360"/>
+      </w:pPr>
+      <w:rPr>
+        <w:rFonts w:ascii="Courier New" w:hAnsi="Courier New" w:cs="Courier New" w:hint="default"/>
+      </w:rPr>
+    </w:lvl>
+    <w:lvl w:ilvl="5" w:tplc="08100005" w:tentative="1">
+      <w:start w:val="1"/>
+      <w:numFmt w:val="bullet"/>
+      <w:lvlText w:val=""/>
+      <w:lvlJc w:val="left"/>
+      <w:pPr>
+        <w:ind w:left="4320" w:hanging="360"/>
+      </w:pPr>
+      <w:rPr>
+        <w:rFonts w:ascii="Wingdings" w:hAnsi="Wingdings" w:hint="default"/>
+      </w:rPr>
+    </w:lvl>
+    <w:lvl w:ilvl="6" w:tplc="08100001" w:tentative="1">
+      <w:start w:val="1"/>
+      <w:numFmt w:val="bullet"/>
+      <w:lvlText w:val=""/>
+      <w:lvlJc w:val="left"/>
+      <w:pPr>
+        <w:ind w:left="5040" w:hanging="360"/>
+      </w:pPr>
+      <w:rPr>
+        <w:rFonts w:ascii="Symbol" w:hAnsi="Symbol" w:hint="default"/>
+      </w:rPr>
+    </w:lvl>
+    <w:lvl w:ilvl="7" w:tplc="08100003" w:tentative="1">
+      <w:start w:val="1"/>
+      <w:numFmt w:val="bullet"/>
+      <w:lvlText w:val="o"/>
+      <w:lvlJc w:val="left"/>
+      <w:pPr>
+        <w:ind w:left="5760" w:hanging="360"/>
+      </w:pPr>
+      <w:rPr>
+        <w:rFonts w:ascii="Courier New" w:hAnsi="Courier New" w:cs="Courier New" w:hint="default"/>
+      </w:rPr>
+    </w:lvl>
+    <w:lvl w:ilvl="8" w:tplc="08100005" w:tentative="1">
+      <w:start w:val="1"/>
+      <w:numFmt w:val="bullet"/>
+      <w:lvlText w:val=""/>
+      <w:lvlJc w:val="left"/>
+      <w:pPr>
+        <w:ind w:left="6480" w:hanging="360"/>
+      </w:pPr>
+      <w:rPr>
+        <w:rFonts w:ascii="Wingdings" w:hAnsi="Wingdings" w:hint="default"/>
+      </w:rPr>
+    </w:lvl>
+  </w:abstractNum>
+  <w:abstractNum w:abstractNumId="2" w15:restartNumberingAfterBreak="0">
     <w:nsid w:val="0BD80EB2"/>
     <w:multiLevelType w:val="hybridMultilevel"/>
     <w:tmpl w:val="D3143AC2"/>
@@ -9448,7 +14168,7 @@
       </w:rPr>
     </w:lvl>
   </w:abstractNum>
-  <w:abstractNum w:abstractNumId="2" w15:restartNumberingAfterBreak="0">
+  <w:abstractNum w:abstractNumId="3" w15:restartNumberingAfterBreak="0">
     <w:nsid w:val="0D547769"/>
     <w:multiLevelType w:val="hybridMultilevel"/>
     <w:tmpl w:val="7F2074D2"/>
@@ -9588,7 +14308,7 @@
       </w:rPr>
     </w:lvl>
   </w:abstractNum>
-  <w:abstractNum w:abstractNumId="3" w15:restartNumberingAfterBreak="0">
+  <w:abstractNum w:abstractNumId="4" w15:restartNumberingAfterBreak="0">
     <w:nsid w:val="10CB776C"/>
     <w:multiLevelType w:val="hybridMultilevel"/>
     <w:tmpl w:val="678CE950"/>
@@ -9728,7 +14448,7 @@
       </w:rPr>
     </w:lvl>
   </w:abstractNum>
-  <w:abstractNum w:abstractNumId="4" w15:restartNumberingAfterBreak="0">
+  <w:abstractNum w:abstractNumId="5" w15:restartNumberingAfterBreak="0">
     <w:nsid w:val="12C843D7"/>
     <w:multiLevelType w:val="hybridMultilevel"/>
     <w:tmpl w:val="C1845D68"/>
@@ -9868,7 +14588,7 @@
       </w:rPr>
     </w:lvl>
   </w:abstractNum>
-  <w:abstractNum w:abstractNumId="5" w15:restartNumberingAfterBreak="0">
+  <w:abstractNum w:abstractNumId="6" w15:restartNumberingAfterBreak="0">
     <w:nsid w:val="16173516"/>
     <w:multiLevelType w:val="hybridMultilevel"/>
     <w:tmpl w:val="95E6023C"/>
@@ -9987,7 +14707,7 @@
       </w:pPr>
     </w:lvl>
   </w:abstractNum>
-  <w:abstractNum w:abstractNumId="6" w15:restartNumberingAfterBreak="0">
+  <w:abstractNum w:abstractNumId="7" w15:restartNumberingAfterBreak="0">
     <w:nsid w:val="177064D3"/>
     <w:multiLevelType w:val="hybridMultilevel"/>
     <w:tmpl w:val="6E22B194"/>
@@ -10100,7 +14820,7 @@
       </w:rPr>
     </w:lvl>
   </w:abstractNum>
-  <w:abstractNum w:abstractNumId="7" w15:restartNumberingAfterBreak="0">
+  <w:abstractNum w:abstractNumId="8" w15:restartNumberingAfterBreak="0">
     <w:nsid w:val="22DC02CA"/>
     <w:multiLevelType w:val="hybridMultilevel"/>
     <w:tmpl w:val="3E6C221C"/>
@@ -10240,7 +14960,7 @@
       </w:rPr>
     </w:lvl>
   </w:abstractNum>
-  <w:abstractNum w:abstractNumId="8" w15:restartNumberingAfterBreak="0">
+  <w:abstractNum w:abstractNumId="9" w15:restartNumberingAfterBreak="0">
     <w:nsid w:val="24A46D31"/>
     <w:multiLevelType w:val="hybridMultilevel"/>
     <w:tmpl w:val="A56221F0"/>
@@ -10353,7 +15073,298 @@
       </w:pPr>
     </w:lvl>
   </w:abstractNum>
-  <w:abstractNum w:abstractNumId="9" w15:restartNumberingAfterBreak="0">
+  <w:abstractNum w:abstractNumId="10" w15:restartNumberingAfterBreak="0">
+    <w:nsid w:val="2BBC0CE6"/>
+    <w:multiLevelType w:val="hybridMultilevel"/>
+    <w:tmpl w:val="94504878"/>
+    <w:lvl w:ilvl="0" w:tplc="0810000F">
+      <w:start w:val="1"/>
+      <w:numFmt w:val="decimal"/>
+      <w:lvlText w:val="%1."/>
+      <w:lvlJc w:val="left"/>
+      <w:pPr>
+        <w:ind w:left="720" w:hanging="360"/>
+      </w:pPr>
+      <w:rPr>
+        <w:rFonts w:hint="default"/>
+      </w:rPr>
+    </w:lvl>
+    <w:lvl w:ilvl="1" w:tplc="08100019" w:tentative="1">
+      <w:start w:val="1"/>
+      <w:numFmt w:val="lowerLetter"/>
+      <w:lvlText w:val="%2."/>
+      <w:lvlJc w:val="left"/>
+      <w:pPr>
+        <w:ind w:left="1440" w:hanging="360"/>
+      </w:pPr>
+    </w:lvl>
+    <w:lvl w:ilvl="2" w:tplc="0810001B" w:tentative="1">
+      <w:start w:val="1"/>
+      <w:numFmt w:val="lowerRoman"/>
+      <w:lvlText w:val="%3."/>
+      <w:lvlJc w:val="right"/>
+      <w:pPr>
+        <w:ind w:left="2160" w:hanging="180"/>
+      </w:pPr>
+    </w:lvl>
+    <w:lvl w:ilvl="3" w:tplc="0810000F" w:tentative="1">
+      <w:start w:val="1"/>
+      <w:numFmt w:val="decimal"/>
+      <w:lvlText w:val="%4."/>
+      <w:lvlJc w:val="left"/>
+      <w:pPr>
+        <w:ind w:left="2880" w:hanging="360"/>
+      </w:pPr>
+    </w:lvl>
+    <w:lvl w:ilvl="4" w:tplc="08100019" w:tentative="1">
+      <w:start w:val="1"/>
+      <w:numFmt w:val="lowerLetter"/>
+      <w:lvlText w:val="%5."/>
+      <w:lvlJc w:val="left"/>
+      <w:pPr>
+        <w:ind w:left="3600" w:hanging="360"/>
+      </w:pPr>
+    </w:lvl>
+    <w:lvl w:ilvl="5" w:tplc="0810001B" w:tentative="1">
+      <w:start w:val="1"/>
+      <w:numFmt w:val="lowerRoman"/>
+      <w:lvlText w:val="%6."/>
+      <w:lvlJc w:val="right"/>
+      <w:pPr>
+        <w:ind w:left="4320" w:hanging="180"/>
+      </w:pPr>
+    </w:lvl>
+    <w:lvl w:ilvl="6" w:tplc="0810000F" w:tentative="1">
+      <w:start w:val="1"/>
+      <w:numFmt w:val="decimal"/>
+      <w:lvlText w:val="%7."/>
+      <w:lvlJc w:val="left"/>
+      <w:pPr>
+        <w:ind w:left="5040" w:hanging="360"/>
+      </w:pPr>
+    </w:lvl>
+    <w:lvl w:ilvl="7" w:tplc="08100019" w:tentative="1">
+      <w:start w:val="1"/>
+      <w:numFmt w:val="lowerLetter"/>
+      <w:lvlText w:val="%8."/>
+      <w:lvlJc w:val="left"/>
+      <w:pPr>
+        <w:ind w:left="5760" w:hanging="360"/>
+      </w:pPr>
+    </w:lvl>
+    <w:lvl w:ilvl="8" w:tplc="0810001B" w:tentative="1">
+      <w:start w:val="1"/>
+      <w:numFmt w:val="lowerRoman"/>
+      <w:lvlText w:val="%9."/>
+      <w:lvlJc w:val="right"/>
+      <w:pPr>
+        <w:ind w:left="6480" w:hanging="180"/>
+      </w:pPr>
+    </w:lvl>
+  </w:abstractNum>
+  <w:abstractNum w:abstractNumId="11" w15:restartNumberingAfterBreak="0">
+    <w:nsid w:val="36AE68AF"/>
+    <w:multiLevelType w:val="hybridMultilevel"/>
+    <w:tmpl w:val="C2BC36C6"/>
+    <w:lvl w:ilvl="0" w:tplc="08100001">
+      <w:start w:val="1"/>
+      <w:numFmt w:val="bullet"/>
+      <w:lvlText w:val=""/>
+      <w:lvlJc w:val="left"/>
+      <w:pPr>
+        <w:ind w:left="720" w:hanging="360"/>
+      </w:pPr>
+      <w:rPr>
+        <w:rFonts w:ascii="Symbol" w:hAnsi="Symbol" w:hint="default"/>
+      </w:rPr>
+    </w:lvl>
+    <w:lvl w:ilvl="1" w:tplc="08100003" w:tentative="1">
+      <w:start w:val="1"/>
+      <w:numFmt w:val="bullet"/>
+      <w:lvlText w:val="o"/>
+      <w:lvlJc w:val="left"/>
+      <w:pPr>
+        <w:ind w:left="1440" w:hanging="360"/>
+      </w:pPr>
+      <w:rPr>
+        <w:rFonts w:ascii="Courier New" w:hAnsi="Courier New" w:cs="Courier New" w:hint="default"/>
+      </w:rPr>
+    </w:lvl>
+    <w:lvl w:ilvl="2" w:tplc="08100005" w:tentative="1">
+      <w:start w:val="1"/>
+      <w:numFmt w:val="bullet"/>
+      <w:lvlText w:val=""/>
+      <w:lvlJc w:val="left"/>
+      <w:pPr>
+        <w:ind w:left="2160" w:hanging="360"/>
+      </w:pPr>
+      <w:rPr>
+        <w:rFonts w:ascii="Wingdings" w:hAnsi="Wingdings" w:hint="default"/>
+      </w:rPr>
+    </w:lvl>
+    <w:lvl w:ilvl="3" w:tplc="08100001" w:tentative="1">
+      <w:start w:val="1"/>
+      <w:numFmt w:val="bullet"/>
+      <w:lvlText w:val=""/>
+      <w:lvlJc w:val="left"/>
+      <w:pPr>
+        <w:ind w:left="2880" w:hanging="360"/>
+      </w:pPr>
+      <w:rPr>
+        <w:rFonts w:ascii="Symbol" w:hAnsi="Symbol" w:hint="default"/>
+      </w:rPr>
+    </w:lvl>
+    <w:lvl w:ilvl="4" w:tplc="08100003" w:tentative="1">
+      <w:start w:val="1"/>
+      <w:numFmt w:val="bullet"/>
+      <w:lvlText w:val="o"/>
+      <w:lvlJc w:val="left"/>
+      <w:pPr>
+        <w:ind w:left="3600" w:hanging="360"/>
+      </w:pPr>
+      <w:rPr>
+        <w:rFonts w:ascii="Courier New" w:hAnsi="Courier New" w:cs="Courier New" w:hint="default"/>
+      </w:rPr>
+    </w:lvl>
+    <w:lvl w:ilvl="5" w:tplc="08100005" w:tentative="1">
+      <w:start w:val="1"/>
+      <w:numFmt w:val="bullet"/>
+      <w:lvlText w:val=""/>
+      <w:lvlJc w:val="left"/>
+      <w:pPr>
+        <w:ind w:left="4320" w:hanging="360"/>
+      </w:pPr>
+      <w:rPr>
+        <w:rFonts w:ascii="Wingdings" w:hAnsi="Wingdings" w:hint="default"/>
+      </w:rPr>
+    </w:lvl>
+    <w:lvl w:ilvl="6" w:tplc="08100001" w:tentative="1">
+      <w:start w:val="1"/>
+      <w:numFmt w:val="bullet"/>
+      <w:lvlText w:val=""/>
+      <w:lvlJc w:val="left"/>
+      <w:pPr>
+        <w:ind w:left="5040" w:hanging="360"/>
+      </w:pPr>
+      <w:rPr>
+        <w:rFonts w:ascii="Symbol" w:hAnsi="Symbol" w:hint="default"/>
+      </w:rPr>
+    </w:lvl>
+    <w:lvl w:ilvl="7" w:tplc="08100003" w:tentative="1">
+      <w:start w:val="1"/>
+      <w:numFmt w:val="bullet"/>
+      <w:lvlText w:val="o"/>
+      <w:lvlJc w:val="left"/>
+      <w:pPr>
+        <w:ind w:left="5760" w:hanging="360"/>
+      </w:pPr>
+      <w:rPr>
+        <w:rFonts w:ascii="Courier New" w:hAnsi="Courier New" w:cs="Courier New" w:hint="default"/>
+      </w:rPr>
+    </w:lvl>
+    <w:lvl w:ilvl="8" w:tplc="08100005" w:tentative="1">
+      <w:start w:val="1"/>
+      <w:numFmt w:val="bullet"/>
+      <w:lvlText w:val=""/>
+      <w:lvlJc w:val="left"/>
+      <w:pPr>
+        <w:ind w:left="6480" w:hanging="360"/>
+      </w:pPr>
+      <w:rPr>
+        <w:rFonts w:ascii="Wingdings" w:hAnsi="Wingdings" w:hint="default"/>
+      </w:rPr>
+    </w:lvl>
+  </w:abstractNum>
+  <w:abstractNum w:abstractNumId="12" w15:restartNumberingAfterBreak="0">
+    <w:nsid w:val="53F77652"/>
+    <w:multiLevelType w:val="hybridMultilevel"/>
+    <w:tmpl w:val="A568228C"/>
+    <w:lvl w:ilvl="0" w:tplc="0810000F">
+      <w:start w:val="1"/>
+      <w:numFmt w:val="decimal"/>
+      <w:lvlText w:val="%1."/>
+      <w:lvlJc w:val="left"/>
+      <w:pPr>
+        <w:ind w:left="720" w:hanging="360"/>
+      </w:pPr>
+      <w:rPr>
+        <w:rFonts w:hint="default"/>
+      </w:rPr>
+    </w:lvl>
+    <w:lvl w:ilvl="1" w:tplc="08100019" w:tentative="1">
+      <w:start w:val="1"/>
+      <w:numFmt w:val="lowerLetter"/>
+      <w:lvlText w:val="%2."/>
+      <w:lvlJc w:val="left"/>
+      <w:pPr>
+        <w:ind w:left="1440" w:hanging="360"/>
+      </w:pPr>
+    </w:lvl>
+    <w:lvl w:ilvl="2" w:tplc="0810001B" w:tentative="1">
+      <w:start w:val="1"/>
+      <w:numFmt w:val="lowerRoman"/>
+      <w:lvlText w:val="%3."/>
+      <w:lvlJc w:val="right"/>
+      <w:pPr>
+        <w:ind w:left="2160" w:hanging="180"/>
+      </w:pPr>
+    </w:lvl>
+    <w:lvl w:ilvl="3" w:tplc="0810000F" w:tentative="1">
+      <w:start w:val="1"/>
+      <w:numFmt w:val="decimal"/>
+      <w:lvlText w:val="%4."/>
+      <w:lvlJc w:val="left"/>
+      <w:pPr>
+        <w:ind w:left="2880" w:hanging="360"/>
+      </w:pPr>
+    </w:lvl>
+    <w:lvl w:ilvl="4" w:tplc="08100019" w:tentative="1">
+      <w:start w:val="1"/>
+      <w:numFmt w:val="lowerLetter"/>
+      <w:lvlText w:val="%5."/>
+      <w:lvlJc w:val="left"/>
+      <w:pPr>
+        <w:ind w:left="3600" w:hanging="360"/>
+      </w:pPr>
+    </w:lvl>
+    <w:lvl w:ilvl="5" w:tplc="0810001B" w:tentative="1">
+      <w:start w:val="1"/>
+      <w:numFmt w:val="lowerRoman"/>
+      <w:lvlText w:val="%6."/>
+      <w:lvlJc w:val="right"/>
+      <w:pPr>
+        <w:ind w:left="4320" w:hanging="180"/>
+      </w:pPr>
+    </w:lvl>
+    <w:lvl w:ilvl="6" w:tplc="0810000F" w:tentative="1">
+      <w:start w:val="1"/>
+      <w:numFmt w:val="decimal"/>
+      <w:lvlText w:val="%7."/>
+      <w:lvlJc w:val="left"/>
+      <w:pPr>
+        <w:ind w:left="5040" w:hanging="360"/>
+      </w:pPr>
+    </w:lvl>
+    <w:lvl w:ilvl="7" w:tplc="08100019" w:tentative="1">
+      <w:start w:val="1"/>
+      <w:numFmt w:val="lowerLetter"/>
+      <w:lvlText w:val="%8."/>
+      <w:lvlJc w:val="left"/>
+      <w:pPr>
+        <w:ind w:left="5760" w:hanging="360"/>
+      </w:pPr>
+    </w:lvl>
+    <w:lvl w:ilvl="8" w:tplc="0810001B" w:tentative="1">
+      <w:start w:val="1"/>
+      <w:numFmt w:val="lowerRoman"/>
+      <w:lvlText w:val="%9."/>
+      <w:lvlJc w:val="right"/>
+      <w:pPr>
+        <w:ind w:left="6480" w:hanging="180"/>
+      </w:pPr>
+    </w:lvl>
+  </w:abstractNum>
+  <w:abstractNum w:abstractNumId="13" w15:restartNumberingAfterBreak="0">
     <w:nsid w:val="57C86EE7"/>
     <w:multiLevelType w:val="multilevel"/>
     <w:tmpl w:val="4DE6CDEC"/>
@@ -10502,7 +15513,7 @@
       </w:rPr>
     </w:lvl>
   </w:abstractNum>
-  <w:abstractNum w:abstractNumId="10" w15:restartNumberingAfterBreak="0">
+  <w:abstractNum w:abstractNumId="14" w15:restartNumberingAfterBreak="0">
     <w:nsid w:val="652809B9"/>
     <w:multiLevelType w:val="hybridMultilevel"/>
     <w:tmpl w:val="C10EC632"/>
@@ -10615,7 +15626,7 @@
       </w:rPr>
     </w:lvl>
   </w:abstractNum>
-  <w:abstractNum w:abstractNumId="11" w15:restartNumberingAfterBreak="0">
+  <w:abstractNum w:abstractNumId="15" w15:restartNumberingAfterBreak="0">
     <w:nsid w:val="66871ECE"/>
     <w:multiLevelType w:val="hybridMultilevel"/>
     <w:tmpl w:val="7F74FC56"/>
@@ -10731,7 +15742,96 @@
       </w:pPr>
     </w:lvl>
   </w:abstractNum>
-  <w:abstractNum w:abstractNumId="12" w15:restartNumberingAfterBreak="0">
+  <w:abstractNum w:abstractNumId="16" w15:restartNumberingAfterBreak="0">
+    <w:nsid w:val="6AB20B89"/>
+    <w:multiLevelType w:val="hybridMultilevel"/>
+    <w:tmpl w:val="F552EBCA"/>
+    <w:lvl w:ilvl="0" w:tplc="0810000F">
+      <w:start w:val="1"/>
+      <w:numFmt w:val="decimal"/>
+      <w:lvlText w:val="%1."/>
+      <w:lvlJc w:val="left"/>
+      <w:pPr>
+        <w:ind w:left="720" w:hanging="360"/>
+      </w:pPr>
+      <w:rPr>
+        <w:rFonts w:hint="default"/>
+      </w:rPr>
+    </w:lvl>
+    <w:lvl w:ilvl="1" w:tplc="08100019" w:tentative="1">
+      <w:start w:val="1"/>
+      <w:numFmt w:val="lowerLetter"/>
+      <w:lvlText w:val="%2."/>
+      <w:lvlJc w:val="left"/>
+      <w:pPr>
+        <w:ind w:left="1440" w:hanging="360"/>
+      </w:pPr>
+    </w:lvl>
+    <w:lvl w:ilvl="2" w:tplc="0810001B" w:tentative="1">
+      <w:start w:val="1"/>
+      <w:numFmt w:val="lowerRoman"/>
+      <w:lvlText w:val="%3."/>
+      <w:lvlJc w:val="right"/>
+      <w:pPr>
+        <w:ind w:left="2160" w:hanging="180"/>
+      </w:pPr>
+    </w:lvl>
+    <w:lvl w:ilvl="3" w:tplc="0810000F" w:tentative="1">
+      <w:start w:val="1"/>
+      <w:numFmt w:val="decimal"/>
+      <w:lvlText w:val="%4."/>
+      <w:lvlJc w:val="left"/>
+      <w:pPr>
+        <w:ind w:left="2880" w:hanging="360"/>
+      </w:pPr>
+    </w:lvl>
+    <w:lvl w:ilvl="4" w:tplc="08100019" w:tentative="1">
+      <w:start w:val="1"/>
+      <w:numFmt w:val="lowerLetter"/>
+      <w:lvlText w:val="%5."/>
+      <w:lvlJc w:val="left"/>
+      <w:pPr>
+        <w:ind w:left="3600" w:hanging="360"/>
+      </w:pPr>
+    </w:lvl>
+    <w:lvl w:ilvl="5" w:tplc="0810001B" w:tentative="1">
+      <w:start w:val="1"/>
+      <w:numFmt w:val="lowerRoman"/>
+      <w:lvlText w:val="%6."/>
+      <w:lvlJc w:val="right"/>
+      <w:pPr>
+        <w:ind w:left="4320" w:hanging="180"/>
+      </w:pPr>
+    </w:lvl>
+    <w:lvl w:ilvl="6" w:tplc="0810000F" w:tentative="1">
+      <w:start w:val="1"/>
+      <w:numFmt w:val="decimal"/>
+      <w:lvlText w:val="%7."/>
+      <w:lvlJc w:val="left"/>
+      <w:pPr>
+        <w:ind w:left="5040" w:hanging="360"/>
+      </w:pPr>
+    </w:lvl>
+    <w:lvl w:ilvl="7" w:tplc="08100019" w:tentative="1">
+      <w:start w:val="1"/>
+      <w:numFmt w:val="lowerLetter"/>
+      <w:lvlText w:val="%8."/>
+      <w:lvlJc w:val="left"/>
+      <w:pPr>
+        <w:ind w:left="5760" w:hanging="360"/>
+      </w:pPr>
+    </w:lvl>
+    <w:lvl w:ilvl="8" w:tplc="0810001B" w:tentative="1">
+      <w:start w:val="1"/>
+      <w:numFmt w:val="lowerRoman"/>
+      <w:lvlText w:val="%9."/>
+      <w:lvlJc w:val="right"/>
+      <w:pPr>
+        <w:ind w:left="6480" w:hanging="180"/>
+      </w:pPr>
+    </w:lvl>
+  </w:abstractNum>
+  <w:abstractNum w:abstractNumId="17" w15:restartNumberingAfterBreak="0">
     <w:nsid w:val="6ABE5228"/>
     <w:multiLevelType w:val="hybridMultilevel"/>
     <w:tmpl w:val="089EE6D8"/>
@@ -10847,7 +15947,7 @@
       </w:pPr>
     </w:lvl>
   </w:abstractNum>
-  <w:abstractNum w:abstractNumId="13" w15:restartNumberingAfterBreak="0">
+  <w:abstractNum w:abstractNumId="18" w15:restartNumberingAfterBreak="0">
     <w:nsid w:val="6C1D7334"/>
     <w:multiLevelType w:val="hybridMultilevel"/>
     <w:tmpl w:val="7F20929C"/>
@@ -10963,7 +16063,96 @@
       </w:pPr>
     </w:lvl>
   </w:abstractNum>
-  <w:abstractNum w:abstractNumId="14" w15:restartNumberingAfterBreak="0">
+  <w:abstractNum w:abstractNumId="19" w15:restartNumberingAfterBreak="0">
+    <w:nsid w:val="70A11CC2"/>
+    <w:multiLevelType w:val="hybridMultilevel"/>
+    <w:tmpl w:val="F552EBCA"/>
+    <w:lvl w:ilvl="0" w:tplc="FFFFFFFF">
+      <w:start w:val="1"/>
+      <w:numFmt w:val="decimal"/>
+      <w:lvlText w:val="%1."/>
+      <w:lvlJc w:val="left"/>
+      <w:pPr>
+        <w:ind w:left="720" w:hanging="360"/>
+      </w:pPr>
+      <w:rPr>
+        <w:rFonts w:hint="default"/>
+      </w:rPr>
+    </w:lvl>
+    <w:lvl w:ilvl="1" w:tplc="FFFFFFFF" w:tentative="1">
+      <w:start w:val="1"/>
+      <w:numFmt w:val="lowerLetter"/>
+      <w:lvlText w:val="%2."/>
+      <w:lvlJc w:val="left"/>
+      <w:pPr>
+        <w:ind w:left="1440" w:hanging="360"/>
+      </w:pPr>
+    </w:lvl>
+    <w:lvl w:ilvl="2" w:tplc="FFFFFFFF" w:tentative="1">
+      <w:start w:val="1"/>
+      <w:numFmt w:val="lowerRoman"/>
+      <w:lvlText w:val="%3."/>
+      <w:lvlJc w:val="right"/>
+      <w:pPr>
+        <w:ind w:left="2160" w:hanging="180"/>
+      </w:pPr>
+    </w:lvl>
+    <w:lvl w:ilvl="3" w:tplc="FFFFFFFF" w:tentative="1">
+      <w:start w:val="1"/>
+      <w:numFmt w:val="decimal"/>
+      <w:lvlText w:val="%4."/>
+      <w:lvlJc w:val="left"/>
+      <w:pPr>
+        <w:ind w:left="2880" w:hanging="360"/>
+      </w:pPr>
+    </w:lvl>
+    <w:lvl w:ilvl="4" w:tplc="FFFFFFFF" w:tentative="1">
+      <w:start w:val="1"/>
+      <w:numFmt w:val="lowerLetter"/>
+      <w:lvlText w:val="%5."/>
+      <w:lvlJc w:val="left"/>
+      <w:pPr>
+        <w:ind w:left="3600" w:hanging="360"/>
+      </w:pPr>
+    </w:lvl>
+    <w:lvl w:ilvl="5" w:tplc="FFFFFFFF" w:tentative="1">
+      <w:start w:val="1"/>
+      <w:numFmt w:val="lowerRoman"/>
+      <w:lvlText w:val="%6."/>
+      <w:lvlJc w:val="right"/>
+      <w:pPr>
+        <w:ind w:left="4320" w:hanging="180"/>
+      </w:pPr>
+    </w:lvl>
+    <w:lvl w:ilvl="6" w:tplc="FFFFFFFF" w:tentative="1">
+      <w:start w:val="1"/>
+      <w:numFmt w:val="decimal"/>
+      <w:lvlText w:val="%7."/>
+      <w:lvlJc w:val="left"/>
+      <w:pPr>
+        <w:ind w:left="5040" w:hanging="360"/>
+      </w:pPr>
+    </w:lvl>
+    <w:lvl w:ilvl="7" w:tplc="FFFFFFFF" w:tentative="1">
+      <w:start w:val="1"/>
+      <w:numFmt w:val="lowerLetter"/>
+      <w:lvlText w:val="%8."/>
+      <w:lvlJc w:val="left"/>
+      <w:pPr>
+        <w:ind w:left="5760" w:hanging="360"/>
+      </w:pPr>
+    </w:lvl>
+    <w:lvl w:ilvl="8" w:tplc="FFFFFFFF" w:tentative="1">
+      <w:start w:val="1"/>
+      <w:numFmt w:val="lowerRoman"/>
+      <w:lvlText w:val="%9."/>
+      <w:lvlJc w:val="right"/>
+      <w:pPr>
+        <w:ind w:left="6480" w:hanging="180"/>
+      </w:pPr>
+    </w:lvl>
+  </w:abstractNum>
+  <w:abstractNum w:abstractNumId="20" w15:restartNumberingAfterBreak="0">
     <w:nsid w:val="72904C79"/>
     <w:multiLevelType w:val="hybridMultilevel"/>
     <w:tmpl w:val="EB328896"/>
@@ -11103,7 +16292,7 @@
       </w:rPr>
     </w:lvl>
   </w:abstractNum>
-  <w:abstractNum w:abstractNumId="15" w15:restartNumberingAfterBreak="0">
+  <w:abstractNum w:abstractNumId="21" w15:restartNumberingAfterBreak="0">
     <w:nsid w:val="7ACC392C"/>
     <w:multiLevelType w:val="hybridMultilevel"/>
     <w:tmpl w:val="F282F7F0"/>
@@ -11243,7 +16432,7 @@
       </w:rPr>
     </w:lvl>
   </w:abstractNum>
-  <w:abstractNum w:abstractNumId="16" w15:restartNumberingAfterBreak="0">
+  <w:abstractNum w:abstractNumId="22" w15:restartNumberingAfterBreak="0">
     <w:nsid w:val="7CD54937"/>
     <w:multiLevelType w:val="hybridMultilevel"/>
     <w:tmpl w:val="1AB0305A"/>
@@ -11384,79 +16573,97 @@
     </w:lvl>
   </w:abstractNum>
   <w:num w:numId="1" w16cid:durableId="535703483">
+    <w:abstractNumId w:val="13"/>
+  </w:num>
+  <w:num w:numId="2" w16cid:durableId="1317370566">
+    <w:abstractNumId w:val="4"/>
+  </w:num>
+  <w:num w:numId="3" w16cid:durableId="615060235">
+    <w:abstractNumId w:val="8"/>
+  </w:num>
+  <w:num w:numId="4" w16cid:durableId="1779106773">
+    <w:abstractNumId w:val="2"/>
+  </w:num>
+  <w:num w:numId="5" w16cid:durableId="75254135">
+    <w:abstractNumId w:val="5"/>
+  </w:num>
+  <w:num w:numId="6" w16cid:durableId="1295598359">
+    <w:abstractNumId w:val="15"/>
+  </w:num>
+  <w:num w:numId="7" w16cid:durableId="1061640894">
     <w:abstractNumId w:val="9"/>
   </w:num>
-  <w:num w:numId="2" w16cid:durableId="1317370566">
-    <w:abstractNumId w:val="3"/>
-  </w:num>
-  <w:num w:numId="3" w16cid:durableId="615060235">
-    <w:abstractNumId w:val="7"/>
-  </w:num>
-  <w:num w:numId="4" w16cid:durableId="1779106773">
-    <w:abstractNumId w:val="1"/>
-  </w:num>
-  <w:num w:numId="5" w16cid:durableId="75254135">
-    <w:abstractNumId w:val="4"/>
-  </w:num>
-  <w:num w:numId="6" w16cid:durableId="1295598359">
-    <w:abstractNumId w:val="11"/>
-  </w:num>
-  <w:num w:numId="7" w16cid:durableId="1061640894">
-    <w:abstractNumId w:val="8"/>
-  </w:num>
   <w:num w:numId="8" w16cid:durableId="85000616">
-    <w:abstractNumId w:val="12"/>
+    <w:abstractNumId w:val="17"/>
   </w:num>
   <w:num w:numId="9" w16cid:durableId="708068692">
     <w:abstractNumId w:val="0"/>
   </w:num>
   <w:num w:numId="10" w16cid:durableId="651057452">
+    <w:abstractNumId w:val="20"/>
+  </w:num>
+  <w:num w:numId="11" w16cid:durableId="1323387138">
+    <w:abstractNumId w:val="21"/>
+  </w:num>
+  <w:num w:numId="12" w16cid:durableId="1642153620">
+    <w:abstractNumId w:val="6"/>
+  </w:num>
+  <w:num w:numId="13" w16cid:durableId="1989747648">
+    <w:abstractNumId w:val="3"/>
+  </w:num>
+  <w:num w:numId="14" w16cid:durableId="2037191000">
+    <w:abstractNumId w:val="22"/>
+  </w:num>
+  <w:num w:numId="15" w16cid:durableId="669677337">
+    <w:abstractNumId w:val="7"/>
+  </w:num>
+  <w:num w:numId="16" w16cid:durableId="1553617015">
+    <w:abstractNumId w:val="13"/>
+  </w:num>
+  <w:num w:numId="17" w16cid:durableId="1844394328">
+    <w:abstractNumId w:val="18"/>
+  </w:num>
+  <w:num w:numId="18" w16cid:durableId="2033190553">
+    <w:abstractNumId w:val="13"/>
+  </w:num>
+  <w:num w:numId="19" w16cid:durableId="884834167">
+    <w:abstractNumId w:val="13"/>
+  </w:num>
+  <w:num w:numId="20" w16cid:durableId="1449200106">
+    <w:abstractNumId w:val="13"/>
+  </w:num>
+  <w:num w:numId="21" w16cid:durableId="256643604">
+    <w:abstractNumId w:val="13"/>
+  </w:num>
+  <w:num w:numId="22" w16cid:durableId="1771587672">
+    <w:abstractNumId w:val="13"/>
+  </w:num>
+  <w:num w:numId="23" w16cid:durableId="569775486">
     <w:abstractNumId w:val="14"/>
   </w:num>
-  <w:num w:numId="11" w16cid:durableId="1323387138">
-    <w:abstractNumId w:val="15"/>
+  <w:num w:numId="24" w16cid:durableId="1656761379">
+    <w:abstractNumId w:val="13"/>
   </w:num>
-  <w:num w:numId="12" w16cid:durableId="1642153620">
-    <w:abstractNumId w:val="5"/>
+  <w:num w:numId="25" w16cid:durableId="1078285801">
+    <w:abstractNumId w:val="13"/>
   </w:num>
-  <w:num w:numId="13" w16cid:durableId="1989747648">
-    <w:abstractNumId w:val="2"/>
+  <w:num w:numId="26" w16cid:durableId="1232931951">
+    <w:abstractNumId w:val="11"/>
   </w:num>
-  <w:num w:numId="14" w16cid:durableId="2037191000">
+  <w:num w:numId="27" w16cid:durableId="1041588644">
+    <w:abstractNumId w:val="1"/>
+  </w:num>
+  <w:num w:numId="28" w16cid:durableId="2095587192">
     <w:abstractNumId w:val="16"/>
   </w:num>
-  <w:num w:numId="15" w16cid:durableId="669677337">
-    <w:abstractNumId w:val="6"/>
+  <w:num w:numId="29" w16cid:durableId="1674600083">
+    <w:abstractNumId w:val="19"/>
   </w:num>
-  <w:num w:numId="16" w16cid:durableId="1553617015">
-    <w:abstractNumId w:val="9"/>
-  </w:num>
-  <w:num w:numId="17" w16cid:durableId="1844394328">
-    <w:abstractNumId w:val="13"/>
-  </w:num>
-  <w:num w:numId="18" w16cid:durableId="2033190553">
-    <w:abstractNumId w:val="9"/>
-  </w:num>
-  <w:num w:numId="19" w16cid:durableId="884834167">
-    <w:abstractNumId w:val="9"/>
-  </w:num>
-  <w:num w:numId="20" w16cid:durableId="1449200106">
-    <w:abstractNumId w:val="9"/>
-  </w:num>
-  <w:num w:numId="21" w16cid:durableId="256643604">
-    <w:abstractNumId w:val="9"/>
-  </w:num>
-  <w:num w:numId="22" w16cid:durableId="1771587672">
-    <w:abstractNumId w:val="9"/>
-  </w:num>
-  <w:num w:numId="23" w16cid:durableId="569775486">
+  <w:num w:numId="30" w16cid:durableId="1843085551">
     <w:abstractNumId w:val="10"/>
   </w:num>
-  <w:num w:numId="24" w16cid:durableId="1656761379">
-    <w:abstractNumId w:val="9"/>
-  </w:num>
-  <w:num w:numId="25" w16cid:durableId="1078285801">
-    <w:abstractNumId w:val="9"/>
+  <w:num w:numId="31" w16cid:durableId="78672735">
+    <w:abstractNumId w:val="12"/>
   </w:num>
   <w:numIdMacAtCleanup w:val="14"/>
 </w:numbering>
@@ -12058,7 +17265,6 @@
   <w:style w:type="character" w:default="1" w:styleId="Carpredefinitoparagrafo">
     <w:name w:val="Default Paragraph Font"/>
     <w:uiPriority w:val="1"/>
-    <w:semiHidden/>
     <w:unhideWhenUsed/>
   </w:style>
   <w:style w:type="table" w:default="1" w:styleId="Tabellanormale">
@@ -12392,6 +17598,17 @@
       <w:lang w:eastAsia="it-IT"/>
     </w:rPr>
   </w:style>
+  <w:style w:type="paragraph" w:styleId="Paragrafoelenco">
+    <w:name w:val="List Paragraph"/>
+    <w:basedOn w:val="Normale"/>
+    <w:uiPriority w:val="34"/>
+    <w:qFormat/>
+    <w:rsid w:val="001977CE"/>
+    <w:pPr>
+      <w:ind w:left="720"/>
+      <w:contextualSpacing/>
+    </w:pPr>
+  </w:style>
 </w:styles>
 </file>
 

--- a/3_Documentazione/Documentazione.docx
+++ b/3_Documentazione/Documentazione.docx
@@ -5537,30 +5537,14 @@
                 <w:sz w:val="16"/>
                 <w:szCs w:val="16"/>
               </w:rPr>
-              <w:t xml:space="preserve">Necessita che il punto </w:t>
-            </w:r>
-            <w:proofErr w:type="gramStart"/>
-            <w:r>
-              <w:rPr>
-                <w:sz w:val="16"/>
-                <w:szCs w:val="16"/>
-              </w:rPr>
-              <w:t xml:space="preserve">001 </w:t>
-            </w:r>
-            <w:r>
-              <w:rPr>
-                <w:sz w:val="16"/>
-                <w:szCs w:val="16"/>
-              </w:rPr>
-              <w:t>,</w:t>
-            </w:r>
-            <w:proofErr w:type="gramEnd"/>
-            <w:r>
-              <w:rPr>
-                <w:sz w:val="16"/>
-                <w:szCs w:val="16"/>
-              </w:rPr>
-              <w:t xml:space="preserve"> </w:t>
+              <w:t xml:space="preserve">Necessita che il punto 001 </w:t>
+            </w:r>
+            <w:r>
+              <w:rPr>
+                <w:sz w:val="16"/>
+                <w:szCs w:val="16"/>
+              </w:rPr>
+              <w:t xml:space="preserve">, </w:t>
             </w:r>
             <w:r>
               <w:rPr>
@@ -5678,7 +5662,6 @@
               <w:t xml:space="preserve">Gli utenti </w:t>
             </w:r>
             <w:proofErr w:type="spellStart"/>
-            <w:proofErr w:type="gramStart"/>
             <w:r>
               <w:rPr>
                 <w:sz w:val="16"/>
@@ -5692,15 +5675,7 @@
                 <w:sz w:val="16"/>
                 <w:szCs w:val="16"/>
               </w:rPr>
-              <w:t xml:space="preserve"> avvio</w:t>
-            </w:r>
-            <w:proofErr w:type="gramEnd"/>
-            <w:r>
-              <w:rPr>
-                <w:sz w:val="16"/>
-                <w:szCs w:val="16"/>
-              </w:rPr>
-              <w:t xml:space="preserve"> iniziano a mandare </w:t>
+              <w:t xml:space="preserve"> avvio iniziano a mandare </w:t>
             </w:r>
             <w:proofErr w:type="spellStart"/>
             <w:r>
@@ -5980,7 +5955,7 @@
           <w:noProof/>
         </w:rPr>
         <w:drawing>
-          <wp:anchor distT="0" distB="0" distL="114300" distR="114300" simplePos="0" relativeHeight="251658240" behindDoc="0" locked="0" layoutInCell="1" allowOverlap="1" wp14:anchorId="53972A8E" wp14:editId="52B819A9">
+          <wp:anchor distT="0" distB="0" distL="114300" distR="114300" simplePos="0" relativeHeight="251658240" behindDoc="0" locked="0" layoutInCell="1" allowOverlap="1" wp14:anchorId="53972A8E" wp14:editId="4A3DB4BE">
             <wp:simplePos x="0" y="0"/>
             <wp:positionH relativeFrom="margin">
               <wp:align>left</wp:align>
@@ -6185,13 +6160,7 @@
         <w:rPr>
           <w:lang w:val="it-IT"/>
         </w:rPr>
-        <w:t>C</w:t>
-      </w:r>
-      <w:r>
-        <w:rPr>
-          <w:lang w:val="it-IT"/>
-        </w:rPr>
-        <w:t>rypto</w:t>
+        <w:t>Crypto</w:t>
       </w:r>
       <w:proofErr w:type="spellEnd"/>
     </w:p>
@@ -6305,13 +6274,7 @@
         <w:rPr>
           <w:lang w:val="it-IT"/>
         </w:rPr>
-        <w:t>S</w:t>
-      </w:r>
-      <w:r>
-        <w:rPr>
-          <w:lang w:val="it-IT"/>
-        </w:rPr>
-        <w:t>ocket</w:t>
+        <w:t>Socket</w:t>
       </w:r>
       <w:r>
         <w:rPr>
@@ -6513,44 +6476,75 @@
           <w:lang w:val="it-IT"/>
         </w:rPr>
       </w:pPr>
-      <w:r>
-        <w:rPr>
-          <w:lang w:val="it-IT"/>
-        </w:rPr>
-        <w:t xml:space="preserve">Descrizione delle strutture di dati utilizzate dal programma in base agli attributi e le </w:t>
-      </w:r>
-      <w:r>
-        <w:rPr>
-          <w:lang w:val="it-IT"/>
-        </w:rPr>
-        <w:t>relazioni degli oggetti in uso.</w:t>
-      </w:r>
-    </w:p>
-    <w:p>
-      <w:pPr>
-        <w:rPr>
-          <w:lang w:val="it-IT"/>
-        </w:rPr>
-      </w:pPr>
-      <w:r>
-        <w:rPr>
-          <w:lang w:val="it-IT"/>
-        </w:rPr>
-        <w:t>Schema E-R, schema logico e descrizione.</w:t>
-      </w:r>
-    </w:p>
-    <w:p>
-      <w:pPr>
-        <w:rPr>
-          <w:lang w:val="it-IT"/>
-        </w:rPr>
-      </w:pPr>
-      <w:r>
-        <w:rPr>
-          <w:lang w:val="it-IT"/>
-        </w:rPr>
-        <w:t>Se il diagramma E-R viene modificato, sulla doc dovrà apparire l’ultima versione, mentre le vecchie saranno sui diari.</w:t>
-      </w:r>
+    </w:p>
+    <w:p>
+      <w:pPr>
+        <w:rPr>
+          <w:lang w:val="it-IT"/>
+        </w:rPr>
+      </w:pPr>
+      <w:r>
+        <w:rPr>
+          <w:lang w:val="it-IT"/>
+        </w:rPr>
+        <w:t xml:space="preserve">Il mio </w:t>
+      </w:r>
+      <w:proofErr w:type="spellStart"/>
+      <w:r>
+        <w:rPr>
+          <w:lang w:val="it-IT"/>
+        </w:rPr>
+        <w:t>Db</w:t>
+      </w:r>
+      <w:proofErr w:type="spellEnd"/>
+      <w:r>
+        <w:rPr>
+          <w:lang w:val="it-IT"/>
+        </w:rPr>
+        <w:t xml:space="preserve"> serve solo per mettere nomi </w:t>
+      </w:r>
+      <w:proofErr w:type="spellStart"/>
+      <w:r>
+        <w:rPr>
+          <w:lang w:val="it-IT"/>
+        </w:rPr>
+        <w:t>ecc</w:t>
+      </w:r>
+      <w:proofErr w:type="spellEnd"/>
+      <w:r>
+        <w:rPr>
+          <w:lang w:val="it-IT"/>
+        </w:rPr>
+        <w:t xml:space="preserve"> quindi non sono </w:t>
+      </w:r>
+      <w:proofErr w:type="spellStart"/>
+      <w:r>
+        <w:rPr>
+          <w:lang w:val="it-IT"/>
+        </w:rPr>
+        <w:t>scirudo</w:t>
+      </w:r>
+      <w:proofErr w:type="spellEnd"/>
+      <w:r>
+        <w:rPr>
+          <w:lang w:val="it-IT"/>
+        </w:rPr>
+        <w:t xml:space="preserve"> se metterlo o no </w:t>
+      </w:r>
+    </w:p>
+    <w:p>
+      <w:pPr>
+        <w:rPr>
+          <w:lang w:val="it-IT"/>
+        </w:rPr>
+      </w:pPr>
+    </w:p>
+    <w:p>
+      <w:pPr>
+        <w:rPr>
+          <w:lang w:val="it-IT"/>
+        </w:rPr>
+      </w:pPr>
     </w:p>
     <w:p>
       <w:pPr>
@@ -6570,32 +6564,75 @@
           <w:lang w:val="it-IT"/>
         </w:rPr>
       </w:pPr>
-      <w:r>
-        <w:rPr>
-          <w:lang w:val="it-IT"/>
-        </w:rPr>
-        <w:t>Descrizione delle interfacce interne ed esterne del sistema e dell’interfaccia utente. La progettazione delle interfacce è basata sulle informazioni rica</w:t>
-      </w:r>
-      <w:r>
-        <w:rPr>
-          <w:lang w:val="it-IT"/>
-        </w:rPr>
-        <w:t xml:space="preserve">vate durante la fase di analisi e realizzata tramite </w:t>
-      </w:r>
-      <w:proofErr w:type="spellStart"/>
-      <w:r>
-        <w:rPr>
-          <w:lang w:val="it-IT"/>
-        </w:rPr>
-        <w:t>mockups</w:t>
-      </w:r>
-      <w:proofErr w:type="spellEnd"/>
-      <w:r>
-        <w:rPr>
-          <w:lang w:val="it-IT"/>
-        </w:rPr>
-        <w:t>.</w:t>
-      </w:r>
+    </w:p>
+    <w:p>
+      <w:pPr>
+        <w:rPr>
+          <w:lang w:val="it-IT"/>
+        </w:rPr>
+      </w:pPr>
+      <w:r>
+        <w:rPr>
+          <w:noProof/>
+          <w:lang w:val="it-IT"/>
+        </w:rPr>
+        <w:lastRenderedPageBreak/>
+        <w:drawing>
+          <wp:inline distT="0" distB="0" distL="0" distR="0" wp14:anchorId="48FDDFC1" wp14:editId="4546DA9E">
+            <wp:extent cx="4055166" cy="4055166"/>
+            <wp:effectExtent l="0" t="0" r="2540" b="2540"/>
+            <wp:docPr id="6" name="Immagine 6"/>
+            <wp:cNvGraphicFramePr>
+              <a:graphicFrameLocks xmlns:a="http://schemas.openxmlformats.org/drawingml/2006/main" noChangeAspect="1"/>
+            </wp:cNvGraphicFramePr>
+            <a:graphic xmlns:a="http://schemas.openxmlformats.org/drawingml/2006/main">
+              <a:graphicData uri="http://schemas.openxmlformats.org/drawingml/2006/picture">
+                <pic:pic xmlns:pic="http://schemas.openxmlformats.org/drawingml/2006/picture">
+                  <pic:nvPicPr>
+                    <pic:cNvPr id="0" name="Picture 1"/>
+                    <pic:cNvPicPr>
+                      <a:picLocks noChangeAspect="1" noChangeArrowheads="1"/>
+                    </pic:cNvPicPr>
+                  </pic:nvPicPr>
+                  <pic:blipFill>
+                    <a:blip r:embed="rId11" cstate="print">
+                      <a:extLst>
+                        <a:ext uri="{28A0092B-C50C-407E-A947-70E740481C1C}">
+                          <a14:useLocalDpi xmlns:a14="http://schemas.microsoft.com/office/drawing/2010/main" val="0"/>
+                        </a:ext>
+                      </a:extLst>
+                    </a:blip>
+                    <a:srcRect/>
+                    <a:stretch>
+                      <a:fillRect/>
+                    </a:stretch>
+                  </pic:blipFill>
+                  <pic:spPr bwMode="auto">
+                    <a:xfrm>
+                      <a:off x="0" y="0"/>
+                      <a:ext cx="4057580" cy="4057580"/>
+                    </a:xfrm>
+                    <a:prstGeom prst="rect">
+                      <a:avLst/>
+                    </a:prstGeom>
+                    <a:noFill/>
+                    <a:ln>
+                      <a:noFill/>
+                    </a:ln>
+                  </pic:spPr>
+                </pic:pic>
+              </a:graphicData>
+            </a:graphic>
+          </wp:inline>
+        </w:drawing>
+      </w:r>
+    </w:p>
+    <w:p>
+      <w:pPr>
+        <w:rPr>
+          <w:lang w:val="it-IT"/>
+        </w:rPr>
+      </w:pPr>
     </w:p>
     <w:p>
       <w:pPr>
@@ -6776,7 +6813,6 @@
       <w:bookmarkStart w:id="24" w:name="_Toc461179222"/>
       <w:bookmarkStart w:id="25" w:name="_Toc94790459"/>
       <w:r>
-        <w:lastRenderedPageBreak/>
         <w:t>Implementazione</w:t>
       </w:r>
       <w:bookmarkEnd w:id="24"/>
@@ -6972,14 +7008,7 @@
                 <w:sz w:val="18"/>
                 <w:szCs w:val="18"/>
               </w:rPr>
-              <w:t>TC-00</w:t>
-            </w:r>
-            <w:r>
-              <w:rPr>
-                <w:sz w:val="18"/>
-                <w:szCs w:val="18"/>
-              </w:rPr>
-              <w:t>1</w:t>
+              <w:t>TC-001</w:t>
             </w:r>
           </w:p>
           <w:p>
@@ -7151,65 +7180,17 @@
               <w:rPr>
                 <w:sz w:val="18"/>
                 <w:szCs w:val="18"/>
-              </w:rPr>
-            </w:pPr>
-            <w:proofErr w:type="spellStart"/>
-            <w:r>
-              <w:rPr>
-                <w:sz w:val="18"/>
-                <w:szCs w:val="18"/>
-              </w:rPr>
-              <w:t>Questo</w:t>
-            </w:r>
-            <w:proofErr w:type="spellEnd"/>
-            <w:r>
-              <w:rPr>
-                <w:sz w:val="18"/>
-                <w:szCs w:val="18"/>
-              </w:rPr>
-              <w:t xml:space="preserve"> test serve per Vedere se la </w:t>
-            </w:r>
-            <w:proofErr w:type="spellStart"/>
-            <w:r>
-              <w:rPr>
-                <w:sz w:val="18"/>
-                <w:szCs w:val="18"/>
-              </w:rPr>
-              <w:t>connessione</w:t>
-            </w:r>
-            <w:proofErr w:type="spellEnd"/>
-            <w:r>
-              <w:rPr>
-                <w:sz w:val="18"/>
-                <w:szCs w:val="18"/>
-              </w:rPr>
-              <w:t xml:space="preserve"> </w:t>
-            </w:r>
-            <w:proofErr w:type="spellStart"/>
-            <w:r>
-              <w:rPr>
-                <w:sz w:val="18"/>
-                <w:szCs w:val="18"/>
-              </w:rPr>
-              <w:t>tra</w:t>
-            </w:r>
-            <w:proofErr w:type="spellEnd"/>
-            <w:r>
-              <w:rPr>
-                <w:sz w:val="18"/>
-                <w:szCs w:val="18"/>
-              </w:rPr>
-              <w:t xml:space="preserve"> 2 pc </w:t>
-            </w:r>
-            <w:proofErr w:type="spellStart"/>
-            <w:r>
-              <w:rPr>
-                <w:sz w:val="18"/>
-                <w:szCs w:val="18"/>
-              </w:rPr>
-              <w:t>funziona</w:t>
-            </w:r>
-            <w:proofErr w:type="spellEnd"/>
+                <w:lang w:val="it-CH"/>
+              </w:rPr>
+            </w:pPr>
+            <w:r>
+              <w:rPr>
+                <w:sz w:val="18"/>
+                <w:szCs w:val="18"/>
+                <w:lang w:val="it-CH"/>
+              </w:rPr>
+              <w:t>Questo test serve per Vedere se la connessione tra 2 pc funziona</w:t>
+            </w:r>
           </w:p>
         </w:tc>
       </w:tr>
@@ -7371,14 +7352,7 @@
                 <w:sz w:val="18"/>
                 <w:szCs w:val="18"/>
               </w:rPr>
-              <w:t>Avv</w:t>
-            </w:r>
-            <w:r>
-              <w:rPr>
-                <w:sz w:val="18"/>
-                <w:szCs w:val="18"/>
-              </w:rPr>
-              <w:t>iare</w:t>
+              <w:t>Avviare</w:t>
             </w:r>
             <w:proofErr w:type="spellEnd"/>
             <w:r>
@@ -7559,12 +7533,14 @@
               <w:rPr>
                 <w:sz w:val="18"/>
                 <w:szCs w:val="18"/>
-              </w:rPr>
-            </w:pPr>
-            <w:r>
-              <w:rPr>
-                <w:sz w:val="18"/>
-                <w:szCs w:val="18"/>
+                <w:lang w:val="it-CH"/>
+              </w:rPr>
+            </w:pPr>
+            <w:r>
+              <w:rPr>
+                <w:sz w:val="18"/>
+                <w:szCs w:val="18"/>
+                <w:lang w:val="it-CH"/>
               </w:rPr>
               <w:t xml:space="preserve">Che I pc </w:t>
             </w:r>
@@ -7573,6 +7549,7 @@
               <w:rPr>
                 <w:sz w:val="18"/>
                 <w:szCs w:val="18"/>
+                <w:lang w:val="it-CH"/>
               </w:rPr>
               <w:t>effetuino</w:t>
             </w:r>
@@ -7581,29 +7558,15 @@
               <w:rPr>
                 <w:sz w:val="18"/>
                 <w:szCs w:val="18"/>
-              </w:rPr>
-              <w:t xml:space="preserve"> la </w:t>
-            </w:r>
-            <w:proofErr w:type="spellStart"/>
-            <w:r>
-              <w:rPr>
-                <w:sz w:val="18"/>
-                <w:szCs w:val="18"/>
-              </w:rPr>
-              <w:t>connessione</w:t>
-            </w:r>
-            <w:proofErr w:type="spellEnd"/>
+                <w:lang w:val="it-CH"/>
+              </w:rPr>
+              <w:t xml:space="preserve"> la connessione</w:t>
+            </w:r>
           </w:p>
         </w:tc>
       </w:tr>
     </w:tbl>
-    <w:p>
-      <w:pPr>
-        <w:rPr>
-          <w:lang w:val="en-GB"/>
-        </w:rPr>
-      </w:pPr>
-    </w:p>
+    <w:p/>
     <w:tbl>
       <w:tblPr>
         <w:tblW w:w="9521" w:type="dxa"/>
@@ -7704,14 +7667,7 @@
                 <w:sz w:val="18"/>
                 <w:szCs w:val="18"/>
               </w:rPr>
-              <w:t>TC-00</w:t>
-            </w:r>
-            <w:r>
-              <w:rPr>
-                <w:sz w:val="18"/>
-                <w:szCs w:val="18"/>
-              </w:rPr>
-              <w:t>2</w:t>
+              <w:t>TC-002</w:t>
             </w:r>
           </w:p>
           <w:p>
@@ -7725,14 +7681,7 @@
                 <w:sz w:val="18"/>
                 <w:szCs w:val="18"/>
               </w:rPr>
-              <w:t>REQ-00</w:t>
-            </w:r>
-            <w:r>
-              <w:rPr>
-                <w:sz w:val="18"/>
-                <w:szCs w:val="18"/>
-              </w:rPr>
-              <w:t>2</w:t>
+              <w:t>REQ-002</w:t>
             </w:r>
           </w:p>
         </w:tc>
@@ -7860,93 +7809,23 @@
               <w:rPr>
                 <w:sz w:val="18"/>
                 <w:szCs w:val="18"/>
-              </w:rPr>
-            </w:pPr>
+                <w:lang w:val="it-CH"/>
+              </w:rPr>
+            </w:pPr>
+            <w:r>
+              <w:rPr>
+                <w:sz w:val="18"/>
+                <w:szCs w:val="18"/>
+                <w:lang w:val="it-CH"/>
+              </w:rPr>
+              <w:t xml:space="preserve">Questo test serve a verificare se I messaggi sono correttamente </w:t>
+            </w:r>
             <w:proofErr w:type="spellStart"/>
             <w:r>
               <w:rPr>
                 <w:sz w:val="18"/>
                 <w:szCs w:val="18"/>
-              </w:rPr>
-              <w:t>Questo</w:t>
-            </w:r>
-            <w:proofErr w:type="spellEnd"/>
-            <w:r>
-              <w:rPr>
-                <w:sz w:val="18"/>
-                <w:szCs w:val="18"/>
-              </w:rPr>
-              <w:t xml:space="preserve"> test serve a </w:t>
-            </w:r>
-            <w:proofErr w:type="spellStart"/>
-            <w:r>
-              <w:rPr>
-                <w:sz w:val="18"/>
-                <w:szCs w:val="18"/>
-              </w:rPr>
-              <w:t>verificare</w:t>
-            </w:r>
-            <w:proofErr w:type="spellEnd"/>
-            <w:r>
-              <w:rPr>
-                <w:sz w:val="18"/>
-                <w:szCs w:val="18"/>
-              </w:rPr>
-              <w:t xml:space="preserve"> se I </w:t>
-            </w:r>
-            <w:proofErr w:type="spellStart"/>
-            <w:r>
-              <w:rPr>
-                <w:sz w:val="18"/>
-                <w:szCs w:val="18"/>
-              </w:rPr>
-              <w:t>messaggi</w:t>
-            </w:r>
-            <w:proofErr w:type="spellEnd"/>
-            <w:r>
-              <w:rPr>
-                <w:sz w:val="18"/>
-                <w:szCs w:val="18"/>
-              </w:rPr>
-              <w:t xml:space="preserve"> </w:t>
-            </w:r>
-            <w:proofErr w:type="spellStart"/>
-            <w:r>
-              <w:rPr>
-                <w:sz w:val="18"/>
-                <w:szCs w:val="18"/>
-              </w:rPr>
-              <w:t>sono</w:t>
-            </w:r>
-            <w:proofErr w:type="spellEnd"/>
-            <w:r>
-              <w:rPr>
-                <w:sz w:val="18"/>
-                <w:szCs w:val="18"/>
-              </w:rPr>
-              <w:t xml:space="preserve"> </w:t>
-            </w:r>
-            <w:proofErr w:type="spellStart"/>
-            <w:r>
-              <w:rPr>
-                <w:sz w:val="18"/>
-                <w:szCs w:val="18"/>
-              </w:rPr>
-              <w:t>correttamente</w:t>
-            </w:r>
-            <w:proofErr w:type="spellEnd"/>
-            <w:r>
-              <w:rPr>
-                <w:sz w:val="18"/>
-                <w:szCs w:val="18"/>
-              </w:rPr>
-              <w:t xml:space="preserve"> </w:t>
-            </w:r>
-            <w:proofErr w:type="spellStart"/>
-            <w:r>
-              <w:rPr>
-                <w:sz w:val="18"/>
-                <w:szCs w:val="18"/>
+                <w:lang w:val="it-CH"/>
               </w:rPr>
               <w:t>cripati</w:t>
             </w:r>
@@ -8006,104 +7885,43 @@
               <w:rPr>
                 <w:sz w:val="18"/>
                 <w:szCs w:val="18"/>
-              </w:rPr>
-            </w:pPr>
-            <w:r>
-              <w:rPr>
-                <w:sz w:val="18"/>
-                <w:szCs w:val="18"/>
-              </w:rPr>
-              <w:t xml:space="preserve">Porta </w:t>
+                <w:lang w:val="it-CH"/>
+              </w:rPr>
+            </w:pPr>
+            <w:r>
+              <w:rPr>
+                <w:sz w:val="18"/>
+                <w:szCs w:val="18"/>
+                <w:lang w:val="it-CH"/>
+              </w:rPr>
+              <w:t>Porta aperta e connessione funzionante</w:t>
+            </w:r>
+            <w:r>
+              <w:rPr>
+                <w:sz w:val="18"/>
+                <w:szCs w:val="18"/>
+                <w:lang w:val="it-CH"/>
+              </w:rPr>
+              <w:t xml:space="preserve">, avere </w:t>
             </w:r>
             <w:proofErr w:type="spellStart"/>
             <w:r>
               <w:rPr>
                 <w:sz w:val="18"/>
                 <w:szCs w:val="18"/>
-              </w:rPr>
-              <w:t>aperta</w:t>
+                <w:lang w:val="it-CH"/>
+              </w:rPr>
+              <w:t>wiresharck</w:t>
             </w:r>
             <w:proofErr w:type="spellEnd"/>
             <w:r>
               <w:rPr>
                 <w:sz w:val="18"/>
                 <w:szCs w:val="18"/>
-              </w:rPr>
-              <w:t xml:space="preserve"> e </w:t>
-            </w:r>
-            <w:proofErr w:type="spellStart"/>
-            <w:r>
-              <w:rPr>
-                <w:sz w:val="18"/>
-                <w:szCs w:val="18"/>
-              </w:rPr>
-              <w:t>connessione</w:t>
-            </w:r>
-            <w:proofErr w:type="spellEnd"/>
-            <w:r>
-              <w:rPr>
-                <w:sz w:val="18"/>
-                <w:szCs w:val="18"/>
-              </w:rPr>
-              <w:t xml:space="preserve"> </w:t>
-            </w:r>
-            <w:proofErr w:type="spellStart"/>
-            <w:r>
-              <w:rPr>
-                <w:sz w:val="18"/>
-                <w:szCs w:val="18"/>
-              </w:rPr>
-              <w:t>funzionante</w:t>
-            </w:r>
-            <w:proofErr w:type="spellEnd"/>
-            <w:r>
-              <w:rPr>
-                <w:sz w:val="18"/>
-                <w:szCs w:val="18"/>
-              </w:rPr>
-              <w:t xml:space="preserve">, </w:t>
-            </w:r>
-            <w:proofErr w:type="spellStart"/>
-            <w:r>
-              <w:rPr>
-                <w:sz w:val="18"/>
-                <w:szCs w:val="18"/>
-              </w:rPr>
-              <w:t>avere</w:t>
-            </w:r>
-            <w:proofErr w:type="spellEnd"/>
-            <w:r>
-              <w:rPr>
-                <w:sz w:val="18"/>
-                <w:szCs w:val="18"/>
-              </w:rPr>
-              <w:t xml:space="preserve"> </w:t>
-            </w:r>
-            <w:proofErr w:type="spellStart"/>
-            <w:r>
-              <w:rPr>
-                <w:sz w:val="18"/>
-                <w:szCs w:val="18"/>
-              </w:rPr>
-              <w:t>wiresharck</w:t>
-            </w:r>
-            <w:proofErr w:type="spellEnd"/>
-            <w:r>
-              <w:rPr>
-                <w:sz w:val="18"/>
-                <w:szCs w:val="18"/>
-              </w:rPr>
-              <w:t xml:space="preserve"> </w:t>
-            </w:r>
-            <w:proofErr w:type="spellStart"/>
-            <w:r>
-              <w:rPr>
-                <w:sz w:val="18"/>
-                <w:szCs w:val="18"/>
-              </w:rPr>
-              <w:t>scaricato</w:t>
-            </w:r>
-            <w:proofErr w:type="spellEnd"/>
+                <w:lang w:val="it-CH"/>
+              </w:rPr>
+              <w:t xml:space="preserve"> scaricato</w:t>
+            </w:r>
           </w:p>
         </w:tc>
       </w:tr>
@@ -8201,59 +8019,29 @@
                 <w:numId w:val="30"/>
               </w:numPr>
               <w:rPr>
-                <w:lang w:val="en-GB" w:eastAsia="en-US"/>
-              </w:rPr>
-            </w:pPr>
+                <w:lang w:eastAsia="en-US"/>
+              </w:rPr>
+            </w:pPr>
+            <w:r>
+              <w:rPr>
+                <w:lang w:eastAsia="en-US"/>
+              </w:rPr>
+              <w:t xml:space="preserve">Attivare la </w:t>
+            </w:r>
             <w:proofErr w:type="spellStart"/>
             <w:r>
               <w:rPr>
-                <w:lang w:val="en-GB" w:eastAsia="en-US"/>
-              </w:rPr>
-              <w:t>Attivare</w:t>
+                <w:lang w:eastAsia="en-US"/>
+              </w:rPr>
+              <w:t>modalita</w:t>
             </w:r>
             <w:proofErr w:type="spellEnd"/>
             <w:r>
               <w:rPr>
-                <w:lang w:val="en-GB" w:eastAsia="en-US"/>
-              </w:rPr>
-              <w:t xml:space="preserve"> la </w:t>
-            </w:r>
-            <w:proofErr w:type="spellStart"/>
-            <w:r>
-              <w:rPr>
-                <w:lang w:val="en-GB" w:eastAsia="en-US"/>
-              </w:rPr>
-              <w:t>modalita</w:t>
-            </w:r>
-            <w:proofErr w:type="spellEnd"/>
-            <w:r>
-              <w:rPr>
-                <w:lang w:val="en-GB" w:eastAsia="en-US"/>
-              </w:rPr>
-              <w:t xml:space="preserve"> di </w:t>
-            </w:r>
-            <w:proofErr w:type="spellStart"/>
-            <w:r>
-              <w:rPr>
-                <w:lang w:val="en-GB" w:eastAsia="en-US"/>
-              </w:rPr>
-              <w:t>controllo</w:t>
-            </w:r>
-            <w:proofErr w:type="spellEnd"/>
-            <w:r>
-              <w:rPr>
-                <w:lang w:val="en-GB" w:eastAsia="en-US"/>
-              </w:rPr>
-              <w:t xml:space="preserve"> </w:t>
-            </w:r>
-            <w:proofErr w:type="spellStart"/>
-            <w:r>
-              <w:rPr>
-                <w:lang w:val="en-GB" w:eastAsia="en-US"/>
-              </w:rPr>
-              <w:t>dati</w:t>
-            </w:r>
-            <w:proofErr w:type="spellEnd"/>
+                <w:lang w:eastAsia="en-US"/>
+              </w:rPr>
+              <w:t xml:space="preserve"> di controllo dati</w:t>
+            </w:r>
           </w:p>
           <w:p>
             <w:pPr>
@@ -8317,78 +8105,28 @@
                 <w:numId w:val="30"/>
               </w:numPr>
               <w:rPr>
-                <w:lang w:val="en-GB" w:eastAsia="en-US"/>
-              </w:rPr>
-            </w:pPr>
+                <w:lang w:eastAsia="en-US"/>
+              </w:rPr>
+            </w:pPr>
+            <w:r>
+              <w:rPr>
+                <w:lang w:eastAsia="en-US"/>
+              </w:rPr>
+              <w:t xml:space="preserve">Controllare se su </w:t>
+            </w:r>
             <w:proofErr w:type="spellStart"/>
             <w:r>
               <w:rPr>
-                <w:lang w:val="en-GB" w:eastAsia="en-US"/>
-              </w:rPr>
-              <w:t>Controllare</w:t>
+                <w:lang w:eastAsia="en-US"/>
+              </w:rPr>
+              <w:t>wireshark</w:t>
             </w:r>
             <w:proofErr w:type="spellEnd"/>
             <w:r>
               <w:rPr>
-                <w:lang w:val="en-GB" w:eastAsia="en-US"/>
-              </w:rPr>
-              <w:t xml:space="preserve"> se </w:t>
-            </w:r>
-            <w:proofErr w:type="spellStart"/>
-            <w:r>
-              <w:rPr>
-                <w:lang w:val="en-GB" w:eastAsia="en-US"/>
-              </w:rPr>
-              <w:t>su</w:t>
-            </w:r>
-            <w:proofErr w:type="spellEnd"/>
-            <w:r>
-              <w:rPr>
-                <w:lang w:val="en-GB" w:eastAsia="en-US"/>
-              </w:rPr>
-              <w:t xml:space="preserve"> </w:t>
-            </w:r>
-            <w:proofErr w:type="spellStart"/>
-            <w:r>
-              <w:rPr>
-                <w:lang w:val="en-GB" w:eastAsia="en-US"/>
-              </w:rPr>
-              <w:t>wireshark</w:t>
-            </w:r>
-            <w:proofErr w:type="spellEnd"/>
-            <w:r>
-              <w:rPr>
-                <w:lang w:val="en-GB" w:eastAsia="en-US"/>
-              </w:rPr>
-              <w:t xml:space="preserve"> </w:t>
-            </w:r>
-            <w:proofErr w:type="spellStart"/>
-            <w:r>
-              <w:rPr>
-                <w:lang w:val="en-GB" w:eastAsia="en-US"/>
-              </w:rPr>
-              <w:t>escono</w:t>
-            </w:r>
-            <w:proofErr w:type="spellEnd"/>
-            <w:r>
-              <w:rPr>
-                <w:lang w:val="en-GB" w:eastAsia="en-US"/>
-              </w:rPr>
-              <w:t xml:space="preserve"> in </w:t>
-            </w:r>
-            <w:proofErr w:type="spellStart"/>
-            <w:r>
-              <w:rPr>
-                <w:lang w:val="en-GB" w:eastAsia="en-US"/>
-              </w:rPr>
-              <w:t>chiaro</w:t>
-            </w:r>
-            <w:proofErr w:type="spellEnd"/>
-            <w:r>
-              <w:rPr>
-                <w:lang w:val="en-GB" w:eastAsia="en-US"/>
-              </w:rPr>
-              <w:t xml:space="preserve"> o no</w:t>
+                <w:lang w:eastAsia="en-US"/>
+              </w:rPr>
+              <w:t xml:space="preserve"> escono in chiaro o no</w:t>
             </w:r>
           </w:p>
         </w:tc>
@@ -8463,12 +8201,14 @@
               <w:rPr>
                 <w:sz w:val="18"/>
                 <w:szCs w:val="18"/>
-              </w:rPr>
-            </w:pPr>
-            <w:r>
-              <w:rPr>
-                <w:sz w:val="18"/>
-                <w:szCs w:val="18"/>
+                <w:lang w:val="it-CH"/>
+              </w:rPr>
+            </w:pPr>
+            <w:r>
+              <w:rPr>
+                <w:sz w:val="18"/>
+                <w:szCs w:val="18"/>
+                <w:lang w:val="it-CH"/>
               </w:rPr>
               <w:t xml:space="preserve">Su </w:t>
             </w:r>
@@ -8477,6 +8217,7 @@
               <w:rPr>
                 <w:sz w:val="18"/>
                 <w:szCs w:val="18"/>
+                <w:lang w:val="it-CH"/>
               </w:rPr>
               <w:t>wireshark</w:t>
             </w:r>
@@ -8485,46 +8226,16 @@
               <w:rPr>
                 <w:sz w:val="18"/>
                 <w:szCs w:val="18"/>
-              </w:rPr>
-              <w:t xml:space="preserve"> I </w:t>
+                <w:lang w:val="it-CH"/>
+              </w:rPr>
+              <w:t xml:space="preserve"> I messaggi escono </w:t>
             </w:r>
             <w:proofErr w:type="spellStart"/>
             <w:r>
               <w:rPr>
                 <w:sz w:val="18"/>
                 <w:szCs w:val="18"/>
-              </w:rPr>
-              <w:t>messaggi</w:t>
-            </w:r>
-            <w:proofErr w:type="spellEnd"/>
-            <w:r>
-              <w:rPr>
-                <w:sz w:val="18"/>
-                <w:szCs w:val="18"/>
-              </w:rPr>
-              <w:t xml:space="preserve"> </w:t>
-            </w:r>
-            <w:proofErr w:type="spellStart"/>
-            <w:r>
-              <w:rPr>
-                <w:sz w:val="18"/>
-                <w:szCs w:val="18"/>
-              </w:rPr>
-              <w:t>escono</w:t>
-            </w:r>
-            <w:proofErr w:type="spellEnd"/>
-            <w:r>
-              <w:rPr>
-                <w:sz w:val="18"/>
-                <w:szCs w:val="18"/>
-              </w:rPr>
-              <w:t xml:space="preserve"> </w:t>
-            </w:r>
-            <w:proofErr w:type="spellStart"/>
-            <w:r>
-              <w:rPr>
-                <w:sz w:val="18"/>
-                <w:szCs w:val="18"/>
+                <w:lang w:val="it-CH"/>
               </w:rPr>
               <w:t>inriconocibili</w:t>
             </w:r>
@@ -8820,161 +8531,51 @@
               <w:rPr>
                 <w:sz w:val="18"/>
                 <w:szCs w:val="18"/>
-              </w:rPr>
-            </w:pPr>
+                <w:lang w:val="it-CH"/>
+              </w:rPr>
+            </w:pPr>
+            <w:r>
+              <w:rPr>
+                <w:sz w:val="18"/>
+                <w:szCs w:val="18"/>
+                <w:lang w:val="it-CH"/>
+              </w:rPr>
+              <w:t xml:space="preserve">Questo test serve per verificare che il software </w:t>
+            </w:r>
             <w:proofErr w:type="spellStart"/>
             <w:r>
               <w:rPr>
                 <w:sz w:val="18"/>
                 <w:szCs w:val="18"/>
-              </w:rPr>
-              <w:t>Questo</w:t>
+                <w:lang w:val="it-CH"/>
+              </w:rPr>
+              <w:t>riessca</w:t>
             </w:r>
             <w:proofErr w:type="spellEnd"/>
             <w:r>
               <w:rPr>
                 <w:sz w:val="18"/>
                 <w:szCs w:val="18"/>
-              </w:rPr>
-              <w:t xml:space="preserve"> test serve per </w:t>
-            </w:r>
-            <w:proofErr w:type="spellStart"/>
-            <w:r>
-              <w:rPr>
-                <w:sz w:val="18"/>
-                <w:szCs w:val="18"/>
-              </w:rPr>
-              <w:t>verificare</w:t>
-            </w:r>
-            <w:proofErr w:type="spellEnd"/>
-            <w:r>
-              <w:rPr>
-                <w:sz w:val="18"/>
-                <w:szCs w:val="18"/>
+                <w:lang w:val="it-CH"/>
+              </w:rPr>
+              <w:t xml:space="preserve"> a </w:t>
+            </w:r>
+            <w:r>
+              <w:rPr>
+                <w:sz w:val="18"/>
+                <w:szCs w:val="18"/>
+                <w:lang w:val="it-CH"/>
               </w:rPr>
               <w:t xml:space="preserve"> </w:t>
             </w:r>
-            <w:proofErr w:type="spellStart"/>
-            <w:r>
-              <w:rPr>
-                <w:sz w:val="18"/>
-                <w:szCs w:val="18"/>
-              </w:rPr>
-              <w:t>che</w:t>
-            </w:r>
-            <w:proofErr w:type="spellEnd"/>
-            <w:r>
-              <w:rPr>
-                <w:sz w:val="18"/>
-                <w:szCs w:val="18"/>
-              </w:rPr>
-              <w:t xml:space="preserve"> il software </w:t>
-            </w:r>
-            <w:proofErr w:type="spellStart"/>
-            <w:r>
-              <w:rPr>
-                <w:sz w:val="18"/>
-                <w:szCs w:val="18"/>
-              </w:rPr>
-              <w:t>riessca</w:t>
-            </w:r>
-            <w:proofErr w:type="spellEnd"/>
-            <w:r>
-              <w:rPr>
-                <w:sz w:val="18"/>
-                <w:szCs w:val="18"/>
-              </w:rPr>
-              <w:t xml:space="preserve"> </w:t>
-            </w:r>
-            <w:proofErr w:type="gramStart"/>
-            <w:r>
-              <w:rPr>
-                <w:sz w:val="18"/>
-                <w:szCs w:val="18"/>
-              </w:rPr>
-              <w:t xml:space="preserve">a </w:t>
-            </w:r>
-            <w:r>
-              <w:rPr>
-                <w:sz w:val="18"/>
-                <w:szCs w:val="18"/>
-              </w:rPr>
-              <w:t xml:space="preserve"> </w:t>
-            </w:r>
-            <w:proofErr w:type="spellStart"/>
-            <w:r>
-              <w:rPr>
-                <w:sz w:val="18"/>
-                <w:szCs w:val="18"/>
-              </w:rPr>
-              <w:t>trovare</w:t>
-            </w:r>
-            <w:proofErr w:type="spellEnd"/>
-            <w:proofErr w:type="gramEnd"/>
-            <w:r>
-              <w:rPr>
-                <w:sz w:val="18"/>
-                <w:szCs w:val="18"/>
-              </w:rPr>
-              <w:t xml:space="preserve"> I </w:t>
-            </w:r>
-            <w:proofErr w:type="spellStart"/>
-            <w:r>
-              <w:rPr>
-                <w:sz w:val="18"/>
-                <w:szCs w:val="18"/>
-              </w:rPr>
-              <w:t>vari</w:t>
-            </w:r>
-            <w:proofErr w:type="spellEnd"/>
-            <w:r>
-              <w:rPr>
-                <w:sz w:val="18"/>
-                <w:szCs w:val="18"/>
-              </w:rPr>
-              <w:t xml:space="preserve"> pc </w:t>
-            </w:r>
-            <w:proofErr w:type="spellStart"/>
-            <w:r>
-              <w:rPr>
-                <w:sz w:val="18"/>
-                <w:szCs w:val="18"/>
-              </w:rPr>
-              <w:t>che</w:t>
-            </w:r>
-            <w:proofErr w:type="spellEnd"/>
-            <w:r>
-              <w:rPr>
-                <w:sz w:val="18"/>
-                <w:szCs w:val="18"/>
-              </w:rPr>
-              <w:t xml:space="preserve"> </w:t>
-            </w:r>
-            <w:proofErr w:type="spellStart"/>
-            <w:r>
-              <w:rPr>
-                <w:sz w:val="18"/>
-                <w:szCs w:val="18"/>
-              </w:rPr>
-              <w:t>sono</w:t>
-            </w:r>
-            <w:proofErr w:type="spellEnd"/>
-            <w:r>
-              <w:rPr>
-                <w:sz w:val="18"/>
-                <w:szCs w:val="18"/>
-              </w:rPr>
-              <w:t xml:space="preserve"> </w:t>
-            </w:r>
-            <w:proofErr w:type="spellStart"/>
-            <w:r>
-              <w:rPr>
-                <w:sz w:val="18"/>
-                <w:szCs w:val="18"/>
-              </w:rPr>
-              <w:t>connessi</w:t>
-            </w:r>
-            <w:proofErr w:type="spellEnd"/>
+            <w:r>
+              <w:rPr>
+                <w:sz w:val="18"/>
+                <w:szCs w:val="18"/>
+                <w:lang w:val="it-CH"/>
+              </w:rPr>
+              <w:t>trovare I vari pc che sono connessi</w:t>
+            </w:r>
           </w:p>
         </w:tc>
       </w:tr>
@@ -9030,81 +8631,17 @@
               <w:rPr>
                 <w:sz w:val="18"/>
                 <w:szCs w:val="18"/>
-              </w:rPr>
-            </w:pPr>
-            <w:proofErr w:type="spellStart"/>
-            <w:r>
-              <w:rPr>
-                <w:sz w:val="18"/>
-                <w:szCs w:val="18"/>
-              </w:rPr>
-              <w:t>Aprire</w:t>
-            </w:r>
-            <w:proofErr w:type="spellEnd"/>
-            <w:r>
-              <w:rPr>
-                <w:sz w:val="18"/>
-                <w:szCs w:val="18"/>
-              </w:rPr>
-              <w:t xml:space="preserve"> le 2 </w:t>
-            </w:r>
-            <w:proofErr w:type="spellStart"/>
-            <w:r>
-              <w:rPr>
-                <w:sz w:val="18"/>
-                <w:szCs w:val="18"/>
-              </w:rPr>
-              <w:t>porte</w:t>
-            </w:r>
-            <w:proofErr w:type="spellEnd"/>
-            <w:r>
-              <w:rPr>
-                <w:sz w:val="18"/>
-                <w:szCs w:val="18"/>
-              </w:rPr>
-              <w:t xml:space="preserve"> del firewall di windows, </w:t>
-            </w:r>
-            <w:proofErr w:type="spellStart"/>
-            <w:r>
-              <w:rPr>
-                <w:sz w:val="18"/>
-                <w:szCs w:val="18"/>
-              </w:rPr>
-              <w:t>avere</w:t>
-            </w:r>
-            <w:proofErr w:type="spellEnd"/>
-            <w:r>
-              <w:rPr>
-                <w:sz w:val="18"/>
-                <w:szCs w:val="18"/>
-              </w:rPr>
-              <w:t xml:space="preserve"> </w:t>
-            </w:r>
-            <w:proofErr w:type="spellStart"/>
-            <w:r>
-              <w:rPr>
-                <w:sz w:val="18"/>
-                <w:szCs w:val="18"/>
-              </w:rPr>
-              <w:t>installate</w:t>
-            </w:r>
-            <w:proofErr w:type="spellEnd"/>
-            <w:r>
-              <w:rPr>
-                <w:sz w:val="18"/>
-                <w:szCs w:val="18"/>
-              </w:rPr>
-              <w:t xml:space="preserve"> tutte le </w:t>
-            </w:r>
-            <w:proofErr w:type="spellStart"/>
-            <w:r>
-              <w:rPr>
-                <w:sz w:val="18"/>
-                <w:szCs w:val="18"/>
-              </w:rPr>
-              <w:t>librerie</w:t>
-            </w:r>
-            <w:proofErr w:type="spellEnd"/>
+                <w:lang w:val="it-CH"/>
+              </w:rPr>
+            </w:pPr>
+            <w:r>
+              <w:rPr>
+                <w:sz w:val="18"/>
+                <w:szCs w:val="18"/>
+                <w:lang w:val="it-CH"/>
+              </w:rPr>
+              <w:t>Aprire le 2 porte del firewall di windows, avere installate tutte le librerie</w:t>
+            </w:r>
           </w:p>
         </w:tc>
       </w:tr>
@@ -9164,71 +8701,34 @@
               <w:rPr>
                 <w:sz w:val="18"/>
                 <w:szCs w:val="18"/>
-              </w:rPr>
-            </w:pPr>
+                <w:lang w:val="it-CH"/>
+              </w:rPr>
+            </w:pPr>
+            <w:r>
+              <w:rPr>
+                <w:sz w:val="18"/>
+                <w:szCs w:val="18"/>
+                <w:lang w:val="it-CH"/>
+              </w:rPr>
+              <w:t xml:space="preserve">Avviare il Progetto con </w:t>
+            </w:r>
             <w:proofErr w:type="spellStart"/>
             <w:r>
               <w:rPr>
                 <w:sz w:val="18"/>
                 <w:szCs w:val="18"/>
-              </w:rPr>
-              <w:t>Avviare</w:t>
+                <w:lang w:val="it-CH"/>
+              </w:rPr>
+              <w:t>npm</w:t>
             </w:r>
             <w:proofErr w:type="spellEnd"/>
             <w:r>
               <w:rPr>
                 <w:sz w:val="18"/>
                 <w:szCs w:val="18"/>
-              </w:rPr>
-              <w:t xml:space="preserve"> il Progetto con </w:t>
-            </w:r>
-            <w:proofErr w:type="spellStart"/>
-            <w:r>
-              <w:rPr>
-                <w:sz w:val="18"/>
-                <w:szCs w:val="18"/>
-              </w:rPr>
-              <w:t>npm</w:t>
-            </w:r>
-            <w:proofErr w:type="spellEnd"/>
-            <w:r>
-              <w:rPr>
-                <w:sz w:val="18"/>
-                <w:szCs w:val="18"/>
-              </w:rPr>
-              <w:t xml:space="preserve"> start </w:t>
-            </w:r>
-            <w:proofErr w:type="spellStart"/>
-            <w:r>
-              <w:rPr>
-                <w:sz w:val="18"/>
-                <w:szCs w:val="18"/>
-              </w:rPr>
-              <w:t>dalla</w:t>
-            </w:r>
-            <w:proofErr w:type="spellEnd"/>
-            <w:r>
-              <w:rPr>
-                <w:sz w:val="18"/>
-                <w:szCs w:val="18"/>
-              </w:rPr>
-              <w:t xml:space="preserve"> root del Progetto </w:t>
-            </w:r>
-            <w:proofErr w:type="spellStart"/>
-            <w:r>
-              <w:rPr>
-                <w:sz w:val="18"/>
-                <w:szCs w:val="18"/>
-              </w:rPr>
-              <w:t>su</w:t>
-            </w:r>
-            <w:proofErr w:type="spellEnd"/>
-            <w:r>
-              <w:rPr>
-                <w:sz w:val="18"/>
-                <w:szCs w:val="18"/>
-              </w:rPr>
-              <w:t xml:space="preserve"> I 2 pc</w:t>
+                <w:lang w:val="it-CH"/>
+              </w:rPr>
+              <w:t xml:space="preserve"> start dalla root del Progetto su I 2 pc</w:t>
             </w:r>
           </w:p>
           <w:p>
@@ -9239,78 +8739,14 @@
                 <w:numId w:val="29"/>
               </w:numPr>
               <w:rPr>
-                <w:lang w:val="en-GB" w:eastAsia="en-US"/>
-              </w:rPr>
-            </w:pPr>
-            <w:proofErr w:type="spellStart"/>
-            <w:r>
-              <w:rPr>
-                <w:lang w:val="en-GB" w:eastAsia="en-US"/>
-              </w:rPr>
-              <w:t>Scrivere</w:t>
-            </w:r>
-            <w:proofErr w:type="spellEnd"/>
-            <w:r>
-              <w:rPr>
-                <w:lang w:val="en-GB" w:eastAsia="en-US"/>
-              </w:rPr>
-              <w:t xml:space="preserve"> il proprio </w:t>
-            </w:r>
-            <w:proofErr w:type="spellStart"/>
-            <w:r>
-              <w:rPr>
-                <w:lang w:val="en-GB" w:eastAsia="en-US"/>
-              </w:rPr>
-              <w:t>nome</w:t>
-            </w:r>
-            <w:proofErr w:type="spellEnd"/>
-            <w:r>
-              <w:rPr>
-                <w:lang w:val="en-GB" w:eastAsia="en-US"/>
-              </w:rPr>
-              <w:t xml:space="preserve"> </w:t>
-            </w:r>
-            <w:proofErr w:type="spellStart"/>
-            <w:r>
-              <w:rPr>
-                <w:lang w:val="en-GB" w:eastAsia="en-US"/>
-              </w:rPr>
-              <w:t>utente</w:t>
-            </w:r>
-            <w:proofErr w:type="spellEnd"/>
-            <w:r>
-              <w:rPr>
-                <w:lang w:val="en-GB" w:eastAsia="en-US"/>
-              </w:rPr>
-              <w:t xml:space="preserve"> </w:t>
-            </w:r>
-            <w:proofErr w:type="spellStart"/>
-            <w:r>
-              <w:rPr>
-                <w:lang w:val="en-GB" w:eastAsia="en-US"/>
-              </w:rPr>
-              <w:t>nella</w:t>
-            </w:r>
-            <w:proofErr w:type="spellEnd"/>
-            <w:r>
-              <w:rPr>
-                <w:lang w:val="en-GB" w:eastAsia="en-US"/>
-              </w:rPr>
-              <w:t xml:space="preserve"> </w:t>
-            </w:r>
-            <w:proofErr w:type="spellStart"/>
-            <w:r>
-              <w:rPr>
-                <w:lang w:val="en-GB" w:eastAsia="en-US"/>
-              </w:rPr>
-              <w:t>fase</w:t>
-            </w:r>
-            <w:proofErr w:type="spellEnd"/>
-            <w:r>
-              <w:rPr>
-                <w:lang w:val="en-GB" w:eastAsia="en-US"/>
-              </w:rPr>
-              <w:t xml:space="preserve"> di login</w:t>
+                <w:lang w:eastAsia="en-US"/>
+              </w:rPr>
+            </w:pPr>
+            <w:r>
+              <w:rPr>
+                <w:lang w:eastAsia="en-US"/>
+              </w:rPr>
+              <w:t>Scrivere il proprio nome utente nella fase di login</w:t>
             </w:r>
           </w:p>
           <w:p>
@@ -9321,36 +8757,14 @@
                 <w:numId w:val="29"/>
               </w:numPr>
               <w:rPr>
-                <w:lang w:val="en-GB" w:eastAsia="en-US"/>
-              </w:rPr>
-            </w:pPr>
-            <w:proofErr w:type="spellStart"/>
-            <w:r>
-              <w:rPr>
-                <w:lang w:val="en-GB" w:eastAsia="en-US"/>
-              </w:rPr>
-              <w:t>Schiacciare</w:t>
-            </w:r>
-            <w:proofErr w:type="spellEnd"/>
-            <w:r>
-              <w:rPr>
-                <w:lang w:val="en-GB" w:eastAsia="en-US"/>
-              </w:rPr>
-              <w:t xml:space="preserve"> il </w:t>
-            </w:r>
-            <w:proofErr w:type="spellStart"/>
-            <w:r>
-              <w:rPr>
-                <w:lang w:val="en-GB" w:eastAsia="en-US"/>
-              </w:rPr>
-              <w:t>bottone</w:t>
-            </w:r>
-            <w:proofErr w:type="spellEnd"/>
-            <w:r>
-              <w:rPr>
-                <w:lang w:val="en-GB" w:eastAsia="en-US"/>
-              </w:rPr>
-              <w:t xml:space="preserve"> di ricercar per la rete</w:t>
+                <w:lang w:eastAsia="en-US"/>
+              </w:rPr>
+            </w:pPr>
+            <w:r>
+              <w:rPr>
+                <w:lang w:eastAsia="en-US"/>
+              </w:rPr>
+              <w:t>Schiacciare il bottone di ricercar per la rete</w:t>
             </w:r>
           </w:p>
         </w:tc>
@@ -9425,12 +8839,14 @@
               <w:rPr>
                 <w:sz w:val="18"/>
                 <w:szCs w:val="18"/>
-              </w:rPr>
-            </w:pPr>
-            <w:r>
-              <w:rPr>
-                <w:sz w:val="18"/>
-                <w:szCs w:val="18"/>
+                <w:lang w:val="it-CH"/>
+              </w:rPr>
+            </w:pPr>
+            <w:r>
+              <w:rPr>
+                <w:sz w:val="18"/>
+                <w:szCs w:val="18"/>
+                <w:lang w:val="it-CH"/>
               </w:rPr>
               <w:t>Che</w:t>
             </w:r>
@@ -9438,114 +8854,10 @@
               <w:rPr>
                 <w:sz w:val="18"/>
                 <w:szCs w:val="18"/>
-              </w:rPr>
-              <w:t xml:space="preserve"> il pc </w:t>
-            </w:r>
-            <w:proofErr w:type="spellStart"/>
-            <w:r>
-              <w:rPr>
-                <w:sz w:val="18"/>
-                <w:szCs w:val="18"/>
-              </w:rPr>
-              <w:t>riesca</w:t>
-            </w:r>
-            <w:proofErr w:type="spellEnd"/>
-            <w:r>
-              <w:rPr>
-                <w:sz w:val="18"/>
-                <w:szCs w:val="18"/>
-              </w:rPr>
-              <w:t xml:space="preserve"> </w:t>
-            </w:r>
-            <w:proofErr w:type="spellStart"/>
-            <w:r>
-              <w:rPr>
-                <w:sz w:val="18"/>
-                <w:szCs w:val="18"/>
-              </w:rPr>
-              <w:t>ad</w:t>
-            </w:r>
-            <w:proofErr w:type="spellEnd"/>
-            <w:r>
-              <w:rPr>
-                <w:sz w:val="18"/>
-                <w:szCs w:val="18"/>
-              </w:rPr>
-              <w:t xml:space="preserve"> </w:t>
-            </w:r>
-            <w:proofErr w:type="spellStart"/>
-            <w:r>
-              <w:rPr>
-                <w:sz w:val="18"/>
-                <w:szCs w:val="18"/>
-              </w:rPr>
-              <w:t>individuare</w:t>
-            </w:r>
-            <w:proofErr w:type="spellEnd"/>
-            <w:r>
-              <w:rPr>
-                <w:sz w:val="18"/>
-                <w:szCs w:val="18"/>
-              </w:rPr>
-              <w:t xml:space="preserve"> in </w:t>
-            </w:r>
-            <w:proofErr w:type="spellStart"/>
-            <w:r>
-              <w:rPr>
-                <w:sz w:val="18"/>
-                <w:szCs w:val="18"/>
-              </w:rPr>
-              <w:t>automatico</w:t>
-            </w:r>
-            <w:proofErr w:type="spellEnd"/>
-            <w:r>
-              <w:rPr>
-                <w:sz w:val="18"/>
-                <w:szCs w:val="18"/>
-              </w:rPr>
-              <w:t xml:space="preserve"> I pc </w:t>
-            </w:r>
-            <w:proofErr w:type="spellStart"/>
-            <w:r>
-              <w:rPr>
-                <w:sz w:val="18"/>
-                <w:szCs w:val="18"/>
-              </w:rPr>
-              <w:t>che</w:t>
-            </w:r>
-            <w:proofErr w:type="spellEnd"/>
-            <w:r>
-              <w:rPr>
-                <w:sz w:val="18"/>
-                <w:szCs w:val="18"/>
-              </w:rPr>
-              <w:t xml:space="preserve"> </w:t>
-            </w:r>
-            <w:proofErr w:type="spellStart"/>
-            <w:r>
-              <w:rPr>
-                <w:sz w:val="18"/>
-                <w:szCs w:val="18"/>
-              </w:rPr>
-              <w:t>hanno</w:t>
-            </w:r>
-            <w:proofErr w:type="spellEnd"/>
-            <w:r>
-              <w:rPr>
-                <w:sz w:val="18"/>
-                <w:szCs w:val="18"/>
-              </w:rPr>
-              <w:t xml:space="preserve"> il software </w:t>
-            </w:r>
-            <w:proofErr w:type="spellStart"/>
-            <w:r>
-              <w:rPr>
-                <w:sz w:val="18"/>
-                <w:szCs w:val="18"/>
-              </w:rPr>
-              <w:t>attivo</w:t>
-            </w:r>
-            <w:proofErr w:type="spellEnd"/>
+                <w:lang w:val="it-CH"/>
+              </w:rPr>
+              <w:t xml:space="preserve"> il pc riesca ad individuare in automatico I pc che hanno il software attivo</w:t>
+            </w:r>
           </w:p>
         </w:tc>
       </w:tr>
@@ -9651,6 +8963,7 @@
                 <w:sz w:val="18"/>
                 <w:szCs w:val="18"/>
               </w:rPr>
+              <w:lastRenderedPageBreak/>
               <w:t>Test Case:</w:t>
             </w:r>
           </w:p>
@@ -9878,174 +9191,52 @@
               <w:rPr>
                 <w:sz w:val="18"/>
                 <w:szCs w:val="18"/>
-              </w:rPr>
-            </w:pPr>
-            <w:r>
-              <w:rPr>
-                <w:sz w:val="18"/>
-                <w:szCs w:val="18"/>
-              </w:rPr>
-              <w:t xml:space="preserve">Test </w:t>
+                <w:lang w:val="it-CH"/>
+              </w:rPr>
+            </w:pPr>
+            <w:r>
+              <w:rPr>
+                <w:sz w:val="18"/>
+                <w:szCs w:val="18"/>
+                <w:lang w:val="it-CH"/>
+              </w:rPr>
+              <w:t xml:space="preserve">Test interfaccia grafica e </w:t>
             </w:r>
             <w:proofErr w:type="spellStart"/>
             <w:r>
               <w:rPr>
                 <w:sz w:val="18"/>
                 <w:szCs w:val="18"/>
-              </w:rPr>
-              <w:t>interfaccia</w:t>
+                <w:lang w:val="it-CH"/>
+              </w:rPr>
+              <w:t>conenssione</w:t>
             </w:r>
             <w:proofErr w:type="spellEnd"/>
             <w:r>
               <w:rPr>
                 <w:sz w:val="18"/>
                 <w:szCs w:val="18"/>
-              </w:rPr>
-              <w:t xml:space="preserve"> </w:t>
+                <w:lang w:val="it-CH"/>
+              </w:rPr>
+              <w:t xml:space="preserve"> tra pc, in questo test controller </w:t>
             </w:r>
             <w:proofErr w:type="spellStart"/>
             <w:r>
               <w:rPr>
                 <w:sz w:val="18"/>
                 <w:szCs w:val="18"/>
-              </w:rPr>
-              <w:t>grafica</w:t>
+                <w:lang w:val="it-CH"/>
+              </w:rPr>
+              <w:t>linvio</w:t>
             </w:r>
             <w:proofErr w:type="spellEnd"/>
             <w:r>
               <w:rPr>
                 <w:sz w:val="18"/>
                 <w:szCs w:val="18"/>
-              </w:rPr>
-              <w:t xml:space="preserve"> e </w:t>
-            </w:r>
-            <w:proofErr w:type="spellStart"/>
-            <w:r>
-              <w:rPr>
-                <w:sz w:val="18"/>
-                <w:szCs w:val="18"/>
-              </w:rPr>
-              <w:t>conenssione</w:t>
-            </w:r>
-            <w:proofErr w:type="spellEnd"/>
-            <w:r>
-              <w:rPr>
-                <w:sz w:val="18"/>
-                <w:szCs w:val="18"/>
-              </w:rPr>
-              <w:t xml:space="preserve"> </w:t>
-            </w:r>
-            <w:proofErr w:type="spellStart"/>
-            <w:r>
-              <w:rPr>
-                <w:sz w:val="18"/>
-                <w:szCs w:val="18"/>
-              </w:rPr>
-              <w:t>tra</w:t>
-            </w:r>
-            <w:proofErr w:type="spellEnd"/>
-            <w:r>
-              <w:rPr>
-                <w:sz w:val="18"/>
-                <w:szCs w:val="18"/>
-              </w:rPr>
-              <w:t xml:space="preserve"> pc, in </w:t>
-            </w:r>
-            <w:proofErr w:type="spellStart"/>
-            <w:r>
-              <w:rPr>
-                <w:sz w:val="18"/>
-                <w:szCs w:val="18"/>
-              </w:rPr>
-              <w:t>questo</w:t>
-            </w:r>
-            <w:proofErr w:type="spellEnd"/>
-            <w:r>
-              <w:rPr>
-                <w:sz w:val="18"/>
-                <w:szCs w:val="18"/>
-              </w:rPr>
-              <w:t xml:space="preserve"> test controller </w:t>
-            </w:r>
-            <w:proofErr w:type="spellStart"/>
-            <w:r>
-              <w:rPr>
-                <w:sz w:val="18"/>
-                <w:szCs w:val="18"/>
-              </w:rPr>
-              <w:t>linvio</w:t>
-            </w:r>
-            <w:proofErr w:type="spellEnd"/>
-            <w:r>
-              <w:rPr>
-                <w:sz w:val="18"/>
-                <w:szCs w:val="18"/>
-              </w:rPr>
-              <w:t xml:space="preserve"> </w:t>
-            </w:r>
-            <w:proofErr w:type="spellStart"/>
-            <w:r>
-              <w:rPr>
-                <w:sz w:val="18"/>
-                <w:szCs w:val="18"/>
-              </w:rPr>
-              <w:t>dei</w:t>
-            </w:r>
-            <w:proofErr w:type="spellEnd"/>
-            <w:r>
-              <w:rPr>
-                <w:sz w:val="18"/>
-                <w:szCs w:val="18"/>
-              </w:rPr>
-              <w:t xml:space="preserve"> </w:t>
-            </w:r>
-            <w:proofErr w:type="spellStart"/>
-            <w:r>
-              <w:rPr>
-                <w:sz w:val="18"/>
-                <w:szCs w:val="18"/>
-              </w:rPr>
-              <w:t>messaggi</w:t>
-            </w:r>
-            <w:proofErr w:type="spellEnd"/>
-            <w:r>
-              <w:rPr>
-                <w:sz w:val="18"/>
-                <w:szCs w:val="18"/>
-              </w:rPr>
-              <w:t xml:space="preserve"> in stile </w:t>
-            </w:r>
-            <w:proofErr w:type="spellStart"/>
-            <w:r>
-              <w:rPr>
-                <w:sz w:val="18"/>
-                <w:szCs w:val="18"/>
-              </w:rPr>
-              <w:t>grafico</w:t>
-            </w:r>
-            <w:proofErr w:type="spellEnd"/>
-            <w:r>
-              <w:rPr>
-                <w:sz w:val="18"/>
-                <w:szCs w:val="18"/>
-              </w:rPr>
-              <w:t xml:space="preserve"> e il </w:t>
-            </w:r>
-            <w:proofErr w:type="spellStart"/>
-            <w:r>
-              <w:rPr>
-                <w:sz w:val="18"/>
-                <w:szCs w:val="18"/>
-              </w:rPr>
-              <w:t>funzionamento</w:t>
-            </w:r>
-            <w:proofErr w:type="spellEnd"/>
-            <w:r>
-              <w:rPr>
-                <w:sz w:val="18"/>
-                <w:szCs w:val="18"/>
-              </w:rPr>
-              <w:t xml:space="preserve"> </w:t>
+                <w:lang w:val="it-CH"/>
+              </w:rPr>
+              <w:t xml:space="preserve"> dei messaggi in stile grafico e il funzionamento </w:t>
             </w:r>
           </w:p>
         </w:tc>
@@ -10102,81 +9293,17 @@
               <w:rPr>
                 <w:sz w:val="18"/>
                 <w:szCs w:val="18"/>
-              </w:rPr>
-            </w:pPr>
-            <w:proofErr w:type="spellStart"/>
-            <w:r>
-              <w:rPr>
-                <w:sz w:val="18"/>
-                <w:szCs w:val="18"/>
-              </w:rPr>
-              <w:t>Aprire</w:t>
-            </w:r>
-            <w:proofErr w:type="spellEnd"/>
-            <w:r>
-              <w:rPr>
-                <w:sz w:val="18"/>
-                <w:szCs w:val="18"/>
-              </w:rPr>
-              <w:t xml:space="preserve"> le 2 </w:t>
-            </w:r>
-            <w:proofErr w:type="spellStart"/>
-            <w:r>
-              <w:rPr>
-                <w:sz w:val="18"/>
-                <w:szCs w:val="18"/>
-              </w:rPr>
-              <w:t>porte</w:t>
-            </w:r>
-            <w:proofErr w:type="spellEnd"/>
-            <w:r>
-              <w:rPr>
-                <w:sz w:val="18"/>
-                <w:szCs w:val="18"/>
-              </w:rPr>
-              <w:t xml:space="preserve"> del firewall di windows, </w:t>
-            </w:r>
-            <w:proofErr w:type="spellStart"/>
-            <w:r>
-              <w:rPr>
-                <w:sz w:val="18"/>
-                <w:szCs w:val="18"/>
-              </w:rPr>
-              <w:t>avere</w:t>
-            </w:r>
-            <w:proofErr w:type="spellEnd"/>
-            <w:r>
-              <w:rPr>
-                <w:sz w:val="18"/>
-                <w:szCs w:val="18"/>
-              </w:rPr>
-              <w:t xml:space="preserve"> </w:t>
-            </w:r>
-            <w:proofErr w:type="spellStart"/>
-            <w:r>
-              <w:rPr>
-                <w:sz w:val="18"/>
-                <w:szCs w:val="18"/>
-              </w:rPr>
-              <w:t>installate</w:t>
-            </w:r>
-            <w:proofErr w:type="spellEnd"/>
-            <w:r>
-              <w:rPr>
-                <w:sz w:val="18"/>
-                <w:szCs w:val="18"/>
-              </w:rPr>
-              <w:t xml:space="preserve"> tutte le </w:t>
-            </w:r>
-            <w:proofErr w:type="spellStart"/>
-            <w:r>
-              <w:rPr>
-                <w:sz w:val="18"/>
-                <w:szCs w:val="18"/>
-              </w:rPr>
-              <w:t>librerie</w:t>
-            </w:r>
-            <w:proofErr w:type="spellEnd"/>
+                <w:lang w:val="it-CH"/>
+              </w:rPr>
+            </w:pPr>
+            <w:r>
+              <w:rPr>
+                <w:sz w:val="18"/>
+                <w:szCs w:val="18"/>
+                <w:lang w:val="it-CH"/>
+              </w:rPr>
+              <w:t>Aprire le 2 porte del firewall di windows, avere installate tutte le librerie</w:t>
+            </w:r>
           </w:p>
         </w:tc>
       </w:tr>
@@ -10255,25 +9382,7 @@
                 <w:szCs w:val="18"/>
                 <w:lang w:val="it-CH"/>
               </w:rPr>
-              <w:t xml:space="preserve"> start </w:t>
-            </w:r>
-            <w:proofErr w:type="gramStart"/>
-            <w:r>
-              <w:rPr>
-                <w:sz w:val="18"/>
-                <w:szCs w:val="18"/>
-                <w:lang w:val="it-CH"/>
-              </w:rPr>
-              <w:t>dalla root</w:t>
-            </w:r>
-            <w:proofErr w:type="gramEnd"/>
-            <w:r>
-              <w:rPr>
-                <w:sz w:val="18"/>
-                <w:szCs w:val="18"/>
-                <w:lang w:val="it-CH"/>
-              </w:rPr>
-              <w:t xml:space="preserve"> del Progetto su I 2 pc</w:t>
+              <w:t xml:space="preserve"> start dalla root del Progetto su I 2 pc</w:t>
             </w:r>
           </w:p>
           <w:p>
@@ -10410,99 +9519,22 @@
               <w:rPr>
                 <w:sz w:val="18"/>
                 <w:szCs w:val="18"/>
-              </w:rPr>
-            </w:pPr>
-            <w:r>
-              <w:rPr>
-                <w:sz w:val="18"/>
-                <w:szCs w:val="18"/>
-              </w:rPr>
-              <w:t xml:space="preserve">Che il </w:t>
-            </w:r>
-            <w:proofErr w:type="spellStart"/>
-            <w:r>
-              <w:rPr>
-                <w:sz w:val="18"/>
-                <w:szCs w:val="18"/>
-              </w:rPr>
-              <w:t>messaggio</w:t>
-            </w:r>
-            <w:proofErr w:type="spellEnd"/>
-            <w:r>
-              <w:rPr>
-                <w:sz w:val="18"/>
-                <w:szCs w:val="18"/>
-              </w:rPr>
-              <w:t xml:space="preserve"> </w:t>
-            </w:r>
-            <w:proofErr w:type="spellStart"/>
-            <w:r>
-              <w:rPr>
-                <w:sz w:val="18"/>
-                <w:szCs w:val="18"/>
-              </w:rPr>
-              <w:t>venga</w:t>
-            </w:r>
-            <w:proofErr w:type="spellEnd"/>
-            <w:r>
-              <w:rPr>
-                <w:sz w:val="18"/>
-                <w:szCs w:val="18"/>
-              </w:rPr>
-              <w:t xml:space="preserve"> </w:t>
-            </w:r>
-            <w:proofErr w:type="spellStart"/>
-            <w:r>
-              <w:rPr>
-                <w:sz w:val="18"/>
-                <w:szCs w:val="18"/>
-              </w:rPr>
-              <w:t>visualizzato</w:t>
-            </w:r>
-            <w:proofErr w:type="spellEnd"/>
-            <w:r>
-              <w:rPr>
-                <w:sz w:val="18"/>
-                <w:szCs w:val="18"/>
-              </w:rPr>
-              <w:t xml:space="preserve"> </w:t>
-            </w:r>
-            <w:proofErr w:type="spellStart"/>
-            <w:r>
-              <w:rPr>
-                <w:sz w:val="18"/>
-                <w:szCs w:val="18"/>
-              </w:rPr>
-              <w:t>sul</w:t>
-            </w:r>
-            <w:proofErr w:type="spellEnd"/>
-            <w:r>
-              <w:rPr>
-                <w:sz w:val="18"/>
-                <w:szCs w:val="18"/>
-              </w:rPr>
-              <w:t xml:space="preserve"> pc di </w:t>
-            </w:r>
-            <w:proofErr w:type="spellStart"/>
-            <w:r>
-              <w:rPr>
-                <w:sz w:val="18"/>
-                <w:szCs w:val="18"/>
-              </w:rPr>
-              <w:t>destinazione</w:t>
-            </w:r>
-            <w:proofErr w:type="spellEnd"/>
+                <w:lang w:val="it-CH"/>
+              </w:rPr>
+            </w:pPr>
+            <w:r>
+              <w:rPr>
+                <w:sz w:val="18"/>
+                <w:szCs w:val="18"/>
+                <w:lang w:val="it-CH"/>
+              </w:rPr>
+              <w:t>Che il messaggio venga visualizzato sul pc di destinazione</w:t>
+            </w:r>
           </w:p>
         </w:tc>
       </w:tr>
     </w:tbl>
-    <w:p>
-      <w:pPr>
-        <w:rPr>
-          <w:lang w:val="en-US"/>
-        </w:rPr>
-      </w:pPr>
-    </w:p>
+    <w:p/>
     <w:p>
       <w:bookmarkStart w:id="30" w:name="_Toc461179225"/>
     </w:p>
@@ -10606,14 +9638,7 @@
                 <w:sz w:val="18"/>
                 <w:szCs w:val="18"/>
               </w:rPr>
-              <w:t>TC-00</w:t>
-            </w:r>
-            <w:r>
-              <w:rPr>
-                <w:sz w:val="18"/>
-                <w:szCs w:val="18"/>
-              </w:rPr>
-              <w:t>5</w:t>
+              <w:t>TC-005</w:t>
             </w:r>
           </w:p>
           <w:p>
@@ -10771,174 +9796,52 @@
               <w:rPr>
                 <w:sz w:val="18"/>
                 <w:szCs w:val="18"/>
-              </w:rPr>
-            </w:pPr>
-            <w:r>
-              <w:rPr>
-                <w:sz w:val="18"/>
-                <w:szCs w:val="18"/>
-              </w:rPr>
-              <w:t xml:space="preserve">Test </w:t>
+                <w:lang w:val="it-CH"/>
+              </w:rPr>
+            </w:pPr>
+            <w:r>
+              <w:rPr>
+                <w:sz w:val="18"/>
+                <w:szCs w:val="18"/>
+                <w:lang w:val="it-CH"/>
+              </w:rPr>
+              <w:t xml:space="preserve">Test interfaccia grafica e </w:t>
             </w:r>
             <w:proofErr w:type="spellStart"/>
             <w:r>
               <w:rPr>
                 <w:sz w:val="18"/>
                 <w:szCs w:val="18"/>
-              </w:rPr>
-              <w:t>interfaccia</w:t>
+                <w:lang w:val="it-CH"/>
+              </w:rPr>
+              <w:t>conenssione</w:t>
             </w:r>
             <w:proofErr w:type="spellEnd"/>
             <w:r>
               <w:rPr>
                 <w:sz w:val="18"/>
                 <w:szCs w:val="18"/>
-              </w:rPr>
-              <w:t xml:space="preserve"> </w:t>
+                <w:lang w:val="it-CH"/>
+              </w:rPr>
+              <w:t xml:space="preserve"> tra pc, in questo test controller </w:t>
             </w:r>
             <w:proofErr w:type="spellStart"/>
             <w:r>
               <w:rPr>
                 <w:sz w:val="18"/>
                 <w:szCs w:val="18"/>
-              </w:rPr>
-              <w:t>grafica</w:t>
+                <w:lang w:val="it-CH"/>
+              </w:rPr>
+              <w:t>linvio</w:t>
             </w:r>
             <w:proofErr w:type="spellEnd"/>
             <w:r>
               <w:rPr>
                 <w:sz w:val="18"/>
                 <w:szCs w:val="18"/>
-              </w:rPr>
-              <w:t xml:space="preserve"> e </w:t>
-            </w:r>
-            <w:proofErr w:type="spellStart"/>
-            <w:r>
-              <w:rPr>
-                <w:sz w:val="18"/>
-                <w:szCs w:val="18"/>
-              </w:rPr>
-              <w:t>conenssione</w:t>
-            </w:r>
-            <w:proofErr w:type="spellEnd"/>
-            <w:r>
-              <w:rPr>
-                <w:sz w:val="18"/>
-                <w:szCs w:val="18"/>
-              </w:rPr>
-              <w:t xml:space="preserve"> </w:t>
-            </w:r>
-            <w:proofErr w:type="spellStart"/>
-            <w:r>
-              <w:rPr>
-                <w:sz w:val="18"/>
-                <w:szCs w:val="18"/>
-              </w:rPr>
-              <w:t>tra</w:t>
-            </w:r>
-            <w:proofErr w:type="spellEnd"/>
-            <w:r>
-              <w:rPr>
-                <w:sz w:val="18"/>
-                <w:szCs w:val="18"/>
-              </w:rPr>
-              <w:t xml:space="preserve"> pc, in </w:t>
-            </w:r>
-            <w:proofErr w:type="spellStart"/>
-            <w:r>
-              <w:rPr>
-                <w:sz w:val="18"/>
-                <w:szCs w:val="18"/>
-              </w:rPr>
-              <w:t>questo</w:t>
-            </w:r>
-            <w:proofErr w:type="spellEnd"/>
-            <w:r>
-              <w:rPr>
-                <w:sz w:val="18"/>
-                <w:szCs w:val="18"/>
-              </w:rPr>
-              <w:t xml:space="preserve"> test controller </w:t>
-            </w:r>
-            <w:proofErr w:type="spellStart"/>
-            <w:r>
-              <w:rPr>
-                <w:sz w:val="18"/>
-                <w:szCs w:val="18"/>
-              </w:rPr>
-              <w:t>linvio</w:t>
-            </w:r>
-            <w:proofErr w:type="spellEnd"/>
-            <w:r>
-              <w:rPr>
-                <w:sz w:val="18"/>
-                <w:szCs w:val="18"/>
-              </w:rPr>
-              <w:t xml:space="preserve"> </w:t>
-            </w:r>
-            <w:proofErr w:type="spellStart"/>
-            <w:r>
-              <w:rPr>
-                <w:sz w:val="18"/>
-                <w:szCs w:val="18"/>
-              </w:rPr>
-              <w:t>dei</w:t>
-            </w:r>
-            <w:proofErr w:type="spellEnd"/>
-            <w:r>
-              <w:rPr>
-                <w:sz w:val="18"/>
-                <w:szCs w:val="18"/>
-              </w:rPr>
-              <w:t xml:space="preserve"> </w:t>
-            </w:r>
-            <w:proofErr w:type="spellStart"/>
-            <w:r>
-              <w:rPr>
-                <w:sz w:val="18"/>
-                <w:szCs w:val="18"/>
-              </w:rPr>
-              <w:t>messaggi</w:t>
-            </w:r>
-            <w:proofErr w:type="spellEnd"/>
-            <w:r>
-              <w:rPr>
-                <w:sz w:val="18"/>
-                <w:szCs w:val="18"/>
-              </w:rPr>
-              <w:t xml:space="preserve"> in stile </w:t>
-            </w:r>
-            <w:proofErr w:type="spellStart"/>
-            <w:r>
-              <w:rPr>
-                <w:sz w:val="18"/>
-                <w:szCs w:val="18"/>
-              </w:rPr>
-              <w:t>grafico</w:t>
-            </w:r>
-            <w:proofErr w:type="spellEnd"/>
-            <w:r>
-              <w:rPr>
-                <w:sz w:val="18"/>
-                <w:szCs w:val="18"/>
-              </w:rPr>
-              <w:t xml:space="preserve"> e il </w:t>
-            </w:r>
-            <w:proofErr w:type="spellStart"/>
-            <w:r>
-              <w:rPr>
-                <w:sz w:val="18"/>
-                <w:szCs w:val="18"/>
-              </w:rPr>
-              <w:t>funzionamento</w:t>
-            </w:r>
-            <w:proofErr w:type="spellEnd"/>
-            <w:r>
-              <w:rPr>
-                <w:sz w:val="18"/>
-                <w:szCs w:val="18"/>
-              </w:rPr>
-              <w:t xml:space="preserve"> </w:t>
+                <w:lang w:val="it-CH"/>
+              </w:rPr>
+              <w:t xml:space="preserve"> dei messaggi in stile grafico e il funzionamento </w:t>
             </w:r>
           </w:p>
         </w:tc>
@@ -10995,81 +9898,17 @@
               <w:rPr>
                 <w:sz w:val="18"/>
                 <w:szCs w:val="18"/>
-              </w:rPr>
-            </w:pPr>
-            <w:proofErr w:type="spellStart"/>
-            <w:r>
-              <w:rPr>
-                <w:sz w:val="18"/>
-                <w:szCs w:val="18"/>
-              </w:rPr>
-              <w:t>Aprire</w:t>
-            </w:r>
-            <w:proofErr w:type="spellEnd"/>
-            <w:r>
-              <w:rPr>
-                <w:sz w:val="18"/>
-                <w:szCs w:val="18"/>
-              </w:rPr>
-              <w:t xml:space="preserve"> le 2 </w:t>
-            </w:r>
-            <w:proofErr w:type="spellStart"/>
-            <w:r>
-              <w:rPr>
-                <w:sz w:val="18"/>
-                <w:szCs w:val="18"/>
-              </w:rPr>
-              <w:t>porte</w:t>
-            </w:r>
-            <w:proofErr w:type="spellEnd"/>
-            <w:r>
-              <w:rPr>
-                <w:sz w:val="18"/>
-                <w:szCs w:val="18"/>
-              </w:rPr>
-              <w:t xml:space="preserve"> del firewall di windows, </w:t>
-            </w:r>
-            <w:proofErr w:type="spellStart"/>
-            <w:r>
-              <w:rPr>
-                <w:sz w:val="18"/>
-                <w:szCs w:val="18"/>
-              </w:rPr>
-              <w:t>avere</w:t>
-            </w:r>
-            <w:proofErr w:type="spellEnd"/>
-            <w:r>
-              <w:rPr>
-                <w:sz w:val="18"/>
-                <w:szCs w:val="18"/>
-              </w:rPr>
-              <w:t xml:space="preserve"> </w:t>
-            </w:r>
-            <w:proofErr w:type="spellStart"/>
-            <w:r>
-              <w:rPr>
-                <w:sz w:val="18"/>
-                <w:szCs w:val="18"/>
-              </w:rPr>
-              <w:t>installate</w:t>
-            </w:r>
-            <w:proofErr w:type="spellEnd"/>
-            <w:r>
-              <w:rPr>
-                <w:sz w:val="18"/>
-                <w:szCs w:val="18"/>
-              </w:rPr>
-              <w:t xml:space="preserve"> tutte le </w:t>
-            </w:r>
-            <w:proofErr w:type="spellStart"/>
-            <w:r>
-              <w:rPr>
-                <w:sz w:val="18"/>
-                <w:szCs w:val="18"/>
-              </w:rPr>
-              <w:t>librerie</w:t>
-            </w:r>
-            <w:proofErr w:type="spellEnd"/>
+                <w:lang w:val="it-CH"/>
+              </w:rPr>
+            </w:pPr>
+            <w:r>
+              <w:rPr>
+                <w:sz w:val="18"/>
+                <w:szCs w:val="18"/>
+                <w:lang w:val="it-CH"/>
+              </w:rPr>
+              <w:t>Aprire le 2 porte del firewall di windows, avere installate tutte le librerie</w:t>
+            </w:r>
           </w:p>
         </w:tc>
       </w:tr>
@@ -11148,25 +9987,7 @@
                 <w:szCs w:val="18"/>
                 <w:lang w:val="it-CH"/>
               </w:rPr>
-              <w:t xml:space="preserve"> start </w:t>
-            </w:r>
-            <w:proofErr w:type="gramStart"/>
-            <w:r>
-              <w:rPr>
-                <w:sz w:val="18"/>
-                <w:szCs w:val="18"/>
-                <w:lang w:val="it-CH"/>
-              </w:rPr>
-              <w:t>dalla root</w:t>
-            </w:r>
-            <w:proofErr w:type="gramEnd"/>
-            <w:r>
-              <w:rPr>
-                <w:sz w:val="18"/>
-                <w:szCs w:val="18"/>
-                <w:lang w:val="it-CH"/>
-              </w:rPr>
-              <w:t xml:space="preserve"> del Progetto su I 2 pc</w:t>
+              <w:t xml:space="preserve"> start dalla root del Progetto su I 2 pc</w:t>
             </w:r>
           </w:p>
           <w:p>
@@ -11309,88 +10130,17 @@
               <w:rPr>
                 <w:sz w:val="18"/>
                 <w:szCs w:val="18"/>
-              </w:rPr>
-            </w:pPr>
-            <w:r>
-              <w:rPr>
-                <w:sz w:val="18"/>
-                <w:szCs w:val="18"/>
-              </w:rPr>
-              <w:t xml:space="preserve">Che il </w:t>
-            </w:r>
-            <w:proofErr w:type="spellStart"/>
-            <w:r>
-              <w:rPr>
-                <w:sz w:val="18"/>
-                <w:szCs w:val="18"/>
-              </w:rPr>
-              <w:t>messaggio</w:t>
-            </w:r>
-            <w:proofErr w:type="spellEnd"/>
-            <w:r>
-              <w:rPr>
-                <w:sz w:val="18"/>
-                <w:szCs w:val="18"/>
-              </w:rPr>
-              <w:t xml:space="preserve"> </w:t>
-            </w:r>
-            <w:proofErr w:type="spellStart"/>
-            <w:r>
-              <w:rPr>
-                <w:sz w:val="18"/>
-                <w:szCs w:val="18"/>
-              </w:rPr>
-              <w:t>venga</w:t>
-            </w:r>
-            <w:proofErr w:type="spellEnd"/>
-            <w:r>
-              <w:rPr>
-                <w:sz w:val="18"/>
-                <w:szCs w:val="18"/>
-              </w:rPr>
-              <w:t xml:space="preserve"> </w:t>
-            </w:r>
-            <w:proofErr w:type="spellStart"/>
-            <w:r>
-              <w:rPr>
-                <w:sz w:val="18"/>
-                <w:szCs w:val="18"/>
-              </w:rPr>
-              <w:t>visualizzato</w:t>
-            </w:r>
-            <w:proofErr w:type="spellEnd"/>
-            <w:r>
-              <w:rPr>
-                <w:sz w:val="18"/>
-                <w:szCs w:val="18"/>
-              </w:rPr>
-              <w:t xml:space="preserve"> </w:t>
-            </w:r>
-            <w:proofErr w:type="spellStart"/>
-            <w:r>
-              <w:rPr>
-                <w:sz w:val="18"/>
-                <w:szCs w:val="18"/>
-              </w:rPr>
-              <w:t>sul</w:t>
-            </w:r>
-            <w:proofErr w:type="spellEnd"/>
-            <w:r>
-              <w:rPr>
-                <w:sz w:val="18"/>
-                <w:szCs w:val="18"/>
-              </w:rPr>
-              <w:t xml:space="preserve"> pc di </w:t>
-            </w:r>
-            <w:proofErr w:type="spellStart"/>
-            <w:r>
-              <w:rPr>
-                <w:sz w:val="18"/>
-                <w:szCs w:val="18"/>
-              </w:rPr>
-              <w:t>destinazione</w:t>
-            </w:r>
-            <w:proofErr w:type="spellEnd"/>
+                <w:lang w:val="it-CH"/>
+              </w:rPr>
+            </w:pPr>
+            <w:r>
+              <w:rPr>
+                <w:sz w:val="18"/>
+                <w:szCs w:val="18"/>
+                <w:lang w:val="it-CH"/>
+              </w:rPr>
+              <w:t>Che il messaggio venga visualizzato sul pc di destinazione</w:t>
+            </w:r>
           </w:p>
         </w:tc>
       </w:tr>
@@ -11428,7 +10178,6 @@
       </w:pPr>
       <w:bookmarkStart w:id="31" w:name="_Toc94790462"/>
       <w:r>
-        <w:lastRenderedPageBreak/>
         <w:t>Risultati test</w:t>
       </w:r>
       <w:bookmarkEnd w:id="30"/>
@@ -11999,21 +10748,7 @@
         <w:rPr>
           <w:lang w:val="it-IT"/>
         </w:rPr>
-        <w:t xml:space="preserve"> è il fatto che si </w:t>
-      </w:r>
-      <w:proofErr w:type="gramStart"/>
-      <w:r>
-        <w:rPr>
-          <w:lang w:val="it-IT"/>
-        </w:rPr>
-        <w:t>e</w:t>
-      </w:r>
-      <w:proofErr w:type="gramEnd"/>
-      <w:r>
-        <w:rPr>
-          <w:lang w:val="it-IT"/>
-        </w:rPr>
-        <w:t xml:space="preserve"> obbligati ad aprire 2 porte del router per fare funzionare il progetto intero.</w:t>
+        <w:t xml:space="preserve"> è il fatto che si e obbligati ad aprire 2 porte del router per fare funzionare il progetto intero.</w:t>
       </w:r>
     </w:p>
     <w:p>
@@ -12152,16 +10887,9 @@
         <w:rPr>
           <w:lang w:val="it-IT"/>
         </w:rPr>
-        <w:t>Come possibili miglioramenti/aggiornamenti ci sono il collegamento a internet e non solo il funzionamento locale</w:t>
-      </w:r>
-      <w:r>
-        <w:rPr>
-          <w:lang w:val="it-IT"/>
-        </w:rPr>
-        <w:t xml:space="preserve"> oltre che </w:t>
+        <w:t xml:space="preserve">Come possibili miglioramenti/aggiornamenti ci sono il collegamento a internet e non solo il funzionamento locale oltre che </w:t>
       </w:r>
       <w:proofErr w:type="spellStart"/>
-      <w:proofErr w:type="gramStart"/>
       <w:r>
         <w:rPr>
           <w:lang w:val="it-IT"/>
@@ -12173,14 +10901,7 @@
         <w:rPr>
           <w:lang w:val="it-IT"/>
         </w:rPr>
-        <w:t xml:space="preserve"> invio</w:t>
-      </w:r>
-      <w:proofErr w:type="gramEnd"/>
-      <w:r>
-        <w:rPr>
-          <w:lang w:val="it-IT"/>
-        </w:rPr>
-        <w:t xml:space="preserve"> dei messaggi audio o immagini.</w:t>
+        <w:t xml:space="preserve"> invio dei messaggi audio o immagini.</w:t>
       </w:r>
     </w:p>
     <w:p>
@@ -12349,6 +11070,7 @@
         <w:rPr>
           <w:lang w:val="it-IT"/>
         </w:rPr>
+        <w:lastRenderedPageBreak/>
         <w:t>Glossario</w:t>
       </w:r>
       <w:bookmarkEnd w:id="42"/>
@@ -12858,10 +11580,10 @@
       </w:pPr>
     </w:p>
     <w:sectPr>
-      <w:headerReference w:type="default" r:id="rId11"/>
-      <w:footerReference w:type="default" r:id="rId12"/>
-      <w:headerReference w:type="first" r:id="rId13"/>
-      <w:footerReference w:type="first" r:id="rId14"/>
+      <w:headerReference w:type="default" r:id="rId12"/>
+      <w:footerReference w:type="default" r:id="rId13"/>
+      <w:headerReference w:type="first" r:id="rId14"/>
+      <w:footerReference w:type="first" r:id="rId15"/>
       <w:pgSz w:w="11906" w:h="16838"/>
       <w:pgMar w:top="1985" w:right="1134" w:bottom="1418" w:left="1134" w:header="567" w:footer="567" w:gutter="0"/>
       <w:pgNumType w:start="1"/>
@@ -17265,6 +15987,7 @@
   <w:style w:type="character" w:default="1" w:styleId="Carpredefinitoparagrafo">
     <w:name w:val="Default Paragraph Font"/>
     <w:uiPriority w:val="1"/>
+    <w:semiHidden/>
     <w:unhideWhenUsed/>
   </w:style>
   <w:style w:type="table" w:default="1" w:styleId="Tabellanormale">
